--- a/fuentes/72310013_CF2_DU.docx
+++ b/fuentes/72310013_CF2_DU.docx
@@ -116,18 +116,6 @@
           <w14:ligatures w14:val="none"/>
         </w:rPr>
       </w:pPr>
-    </w:p>
-    <w:p>
-      <w:pPr>
-        <w:rPr>
-          <w:rFonts w:ascii="Calibri" w:hAnsi="Calibri"/>
-          <w:b/>
-          <w:bCs/>
-          <w:color w:val="000000" w:themeColor="text1"/>
-          <w:kern w:val="0"/>
-          <w14:ligatures w14:val="none"/>
-        </w:rPr>
-      </w:pPr>
       <w:r>
         <w:rPr>
           <w:noProof/>
@@ -136,15 +124,15 @@
         <mc:AlternateContent>
           <mc:Choice Requires="wps">
             <w:drawing>
-              <wp:anchor distT="45720" distB="45720" distL="114300" distR="114300" simplePos="0" relativeHeight="251663360" behindDoc="0" locked="0" layoutInCell="1" allowOverlap="1" wp14:anchorId="2E2DABF6" wp14:editId="4DAA070A">
+              <wp:anchor distT="45720" distB="45720" distL="114300" distR="114300" simplePos="0" relativeHeight="251663360" behindDoc="0" locked="0" layoutInCell="1" allowOverlap="1" wp14:anchorId="2E2DABF6" wp14:editId="33117573">
                 <wp:simplePos x="0" y="0"/>
                 <wp:positionH relativeFrom="column">
-                  <wp:posOffset>-243840</wp:posOffset>
+                  <wp:posOffset>-234315</wp:posOffset>
                 </wp:positionH>
                 <wp:positionV relativeFrom="paragraph">
-                  <wp:posOffset>97155</wp:posOffset>
+                  <wp:posOffset>191135</wp:posOffset>
                 </wp:positionV>
-                <wp:extent cx="6972300" cy="1962150"/>
+                <wp:extent cx="6972300" cy="2419350"/>
                 <wp:effectExtent l="0" t="0" r="0" b="0"/>
                 <wp:wrapNone/>
                 <wp:docPr id="217" name="Cuadro de texto 2">
@@ -166,7 +154,7 @@
                       <wps:spPr bwMode="auto">
                         <a:xfrm>
                           <a:off x="0" y="0"/>
-                          <a:ext cx="6972300" cy="1962150"/>
+                          <a:ext cx="6972300" cy="2419350"/>
                         </a:xfrm>
                         <a:prstGeom prst="rect">
                           <a:avLst/>
@@ -208,7 +196,25 @@
                                 <w:szCs w:val="68"/>
                                 <w:lang w:val="es-ES"/>
                               </w:rPr>
-                              <w:t>Cultivo de palma de aceite: mantenimiento del cultivo y cosecha del fruto.</w:t>
+                              <w:t xml:space="preserve">Cultivo de palma de aceite: mantenimiento del cultivo y cosecha </w:t>
+                            </w:r>
+                            <w:r>
+                              <w:rPr>
+                                <w:bCs/>
+                                <w:sz w:val="68"/>
+                                <w:szCs w:val="68"/>
+                                <w:lang w:val="es-ES"/>
+                              </w:rPr>
+                              <w:t>del fruto</w:t>
+                            </w:r>
+                            <w:r>
+                              <w:rPr>
+                                <w:bCs/>
+                                <w:sz w:val="68"/>
+                                <w:szCs w:val="68"/>
+                                <w:lang w:val="es-ES"/>
+                              </w:rPr>
+                              <w:t>.</w:t>
                             </w:r>
                           </w:p>
                         </w:txbxContent>
@@ -228,13 +234,13 @@
               </wp:anchor>
             </w:drawing>
           </mc:Choice>
-          <mc:Fallback>
+          <mc:Fallback xmlns:asvg="http://schemas.microsoft.com/office/drawing/2016/SVG/main" xmlns:a14="http://schemas.microsoft.com/office/drawing/2010/main" xmlns:pic="http://schemas.openxmlformats.org/drawingml/2006/picture" xmlns:adec="http://schemas.microsoft.com/office/drawing/2017/decorative" xmlns:a="http://schemas.openxmlformats.org/drawingml/2006/main">
             <w:pict>
-              <v:shapetype w14:anchorId="2E2DABF6" id="_x0000_t202" coordsize="21600,21600" o:spt="202" path="m,l,21600r21600,l21600,xe">
+              <v:shapetype id="_x0000_t202" coordsize="21600,21600" o:spt="202" path="m,l,21600r21600,l21600,xe" w14:anchorId="2E2DABF6">
                 <v:stroke joinstyle="miter"/>
                 <v:path gradientshapeok="t" o:connecttype="rect"/>
               </v:shapetype>
-              <v:shape id="Cuadro de texto 2" o:spid="_x0000_s1026" type="#_x0000_t202" alt="&quot;&quot;" style="position:absolute;left:0;text-align:left;margin-left:-19.2pt;margin-top:7.65pt;width:549pt;height:154.5pt;z-index:251663360;visibility:visible;mso-wrap-style:square;mso-width-percent:0;mso-height-percent:0;mso-wrap-distance-left:9pt;mso-wrap-distance-top:3.6pt;mso-wrap-distance-right:9pt;mso-wrap-distance-bottom:3.6pt;mso-position-horizontal:absolute;mso-position-horizontal-relative:text;mso-position-vertical:absolute;mso-position-vertical-relative:text;mso-width-percent:0;mso-height-percent:0;mso-width-relative:margin;mso-height-relative:margin;v-text-anchor:top" o:gfxdata="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" filled="f" stroked="f">
+              <v:shape id="Cuadro de texto 2" style="position:absolute;left:0;text-align:left;margin-left:-18.45pt;margin-top:15.05pt;width:549pt;height:190.5pt;z-index:251663360;visibility:visible;mso-wrap-style:square;mso-width-percent:0;mso-height-percent:0;mso-wrap-distance-left:9pt;mso-wrap-distance-top:3.6pt;mso-wrap-distance-right:9pt;mso-wrap-distance-bottom:3.6pt;mso-position-horizontal:absolute;mso-position-horizontal-relative:text;mso-position-vertical:absolute;mso-position-vertical-relative:text;mso-width-percent:0;mso-height-percent:0;mso-width-relative:margin;mso-height-relative:margin;v-text-anchor:top" alt="&quot;&quot;" o:spid="_x0000_s1026" filled="f" stroked="f" type="#_x0000_t202" o:gfxdata="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">
                 <v:textbox>
                   <w:txbxContent>
                     <w:p>
@@ -266,7 +272,25 @@
                           <w:szCs w:val="68"/>
                           <w:lang w:val="es-ES"/>
                         </w:rPr>
-                        <w:t>Cultivo de palma de aceite: mantenimiento del cultivo y cosecha del fruto.</w:t>
+                        <w:t xml:space="preserve">Cultivo de palma de aceite: mantenimiento del cultivo y cosecha </w:t>
+                      </w:r>
+                      <w:r>
+                        <w:rPr>
+                          <w:bCs/>
+                          <w:sz w:val="68"/>
+                          <w:szCs w:val="68"/>
+                          <w:lang w:val="es-ES"/>
+                        </w:rPr>
+                        <w:t>del fruto</w:t>
+                      </w:r>
+                      <w:r>
+                        <w:rPr>
+                          <w:bCs/>
+                          <w:sz w:val="68"/>
+                          <w:szCs w:val="68"/>
+                          <w:lang w:val="es-ES"/>
+                        </w:rPr>
+                        <w:t>.</w:t>
                       </w:r>
                     </w:p>
                   </w:txbxContent>
@@ -276,6 +300,18 @@
           </mc:Fallback>
         </mc:AlternateContent>
       </w:r>
+    </w:p>
+    <w:p>
+      <w:pPr>
+        <w:rPr>
+          <w:rFonts w:ascii="Calibri" w:hAnsi="Calibri"/>
+          <w:b/>
+          <w:bCs/>
+          <w:color w:val="000000" w:themeColor="text1"/>
+          <w:kern w:val="0"/>
+          <w14:ligatures w14:val="none"/>
+        </w:rPr>
+      </w:pPr>
       <w:r>
         <w:rPr>
           <w:noProof/>
@@ -353,9 +389,9 @@
               </wp:anchor>
             </w:drawing>
           </mc:Choice>
-          <mc:Fallback>
+          <mc:Fallback xmlns:asvg="http://schemas.microsoft.com/office/drawing/2016/SVG/main" xmlns:a14="http://schemas.microsoft.com/office/drawing/2010/main" xmlns:pic="http://schemas.openxmlformats.org/drawingml/2006/picture" xmlns:adec="http://schemas.microsoft.com/office/drawing/2017/decorative" xmlns:a="http://schemas.openxmlformats.org/drawingml/2006/main">
             <w:pict>
-              <v:rect w14:anchorId="44ECBD1E" id="Rectángulo 3" o:spid="_x0000_s1026" alt="&quot;&quot;" style="position:absolute;margin-left:-55.95pt;margin-top:26.4pt;width:613.85pt;height:164.25pt;z-index:-251655168;visibility:visible;mso-wrap-style:square;mso-height-percent:0;mso-wrap-distance-left:9pt;mso-wrap-distance-top:0;mso-wrap-distance-right:9pt;mso-wrap-distance-bottom:0;mso-position-horizontal:absolute;mso-position-horizontal-relative:text;mso-position-vertical:absolute;mso-position-vertical-relative:text;mso-height-percent:0;mso-height-relative:margin;v-text-anchor:middle" o:gfxdata="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" fillcolor="#00314d" stroked="f" strokeweight="1pt"/>
+              <v:rect id="Rectángulo 3" style="position:absolute;margin-left:-55.95pt;margin-top:26.4pt;width:613.85pt;height:164.25pt;z-index:-251655168;visibility:visible;mso-wrap-style:square;mso-height-percent:0;mso-wrap-distance-left:9pt;mso-wrap-distance-top:0;mso-wrap-distance-right:9pt;mso-wrap-distance-bottom:0;mso-position-horizontal:absolute;mso-position-horizontal-relative:text;mso-position-vertical:absolute;mso-position-vertical-relative:text;mso-height-percent:0;mso-height-relative:margin;v-text-anchor:middle" alt="&quot;&quot;" o:spid="_x0000_s1026" fillcolor="#00314d" stroked="f" strokeweight="1pt" w14:anchorId="44ECBD1E" o:gfxdata="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"/>
             </w:pict>
           </mc:Fallback>
         </mc:AlternateContent>
@@ -457,26 +493,14 @@
       </w:r>
     </w:p>
     <w:p>
-      <w:pPr>
-        <w:pBdr>
-          <w:bottom w:val="single" w:sz="12" w:space="1" w:color="auto"/>
-        </w:pBdr>
-        <w:ind w:left="708" w:firstLine="1"/>
-        <w:rPr>
-          <w:rFonts w:ascii="Calibri" w:hAnsi="Calibri"/>
-          <w:color w:val="000000" w:themeColor="text1"/>
-          <w:kern w:val="0"/>
-          <w14:ligatures w14:val="none"/>
-        </w:rPr>
-      </w:pPr>
-      <w:r>
-        <w:rPr>
-          <w:rFonts w:ascii="Calibri" w:hAnsi="Calibri"/>
-          <w:color w:val="000000" w:themeColor="text1"/>
-          <w:kern w:val="0"/>
-          <w14:ligatures w14:val="none"/>
-        </w:rPr>
-        <w:t>En este componente formativo el aprendiz conocerá cómo realizar control de malezas, manejo integrado de plagas y enfermedades, nutrición, riego y poda, así como los criterios de madurez, frecuencia de cosecha, herramientas, pronósticos de producción y sistemas de transporte. Además, incluyen descripciones de plagas, enfermedades y prácticas para garantizar productividad, calidad del fruto y sostenibilidad del cultivo.</w:t>
+      <w:r>
+        <w:t>En este componente formativo</w:t>
+      </w:r>
+      <w:r>
+        <w:t>,</w:t>
+      </w:r>
+      <w:r>
+        <w:t xml:space="preserve"> el aprendiz conocerá cómo realizar control de malezas, manejo integrado de plagas y enfermedades, nutrición, riego y poda, así como los criterios de madurez, frecuencia de cosecha, herramientas, pronósticos de producción y sistemas de transporte. Además, incluyen descripciones de plagas, enfermedades y prácticas para garantizar productividad, calidad del fruto y sostenibilidad del cultivo.</w:t>
       </w:r>
     </w:p>
     <w:p>
@@ -588,7 +612,7 @@
           <w:r>
             <w:fldChar w:fldCharType="separate"/>
           </w:r>
-          <w:hyperlink w:anchor="_Toc225260920" w:history="1">
+          <w:hyperlink w:anchor="_Toc226983729" w:history="1">
             <w:r>
               <w:rPr>
                 <w:rStyle w:val="Hipervnculo"/>
@@ -615,7 +639,7 @@
                 <w:noProof/>
                 <w:webHidden/>
               </w:rPr>
-              <w:instrText xml:space="preserve"> PAGEREF _Toc225260920 \h </w:instrText>
+              <w:instrText xml:space="preserve"> PAGEREF _Toc226983729 \h </w:instrText>
             </w:r>
             <w:r>
               <w:rPr>
@@ -662,7 +686,7 @@
               <w14:ligatures w14:val="none"/>
             </w:rPr>
           </w:pPr>
-          <w:hyperlink w:anchor="_Toc225260921" w:history="1">
+          <w:hyperlink w:anchor="_Toc226983730" w:history="1">
             <w:r>
               <w:rPr>
                 <w:rStyle w:val="Hipervnculo"/>
@@ -686,7 +710,49 @@
                 <w:rStyle w:val="Hipervnculo"/>
                 <w:noProof/>
               </w:rPr>
-              <w:t>Mantenimiento del Cultivo de Palma de Aceite</w:t>
+              <w:t xml:space="preserve">Mantenimiento del </w:t>
+            </w:r>
+            <w:r>
+              <w:rPr>
+                <w:rStyle w:val="Hipervnculo"/>
+                <w:noProof/>
+              </w:rPr>
+              <w:t>c</w:t>
+            </w:r>
+            <w:r>
+              <w:rPr>
+                <w:rStyle w:val="Hipervnculo"/>
+                <w:noProof/>
+              </w:rPr>
+              <w:t xml:space="preserve">ultivo de </w:t>
+            </w:r>
+            <w:r>
+              <w:rPr>
+                <w:rStyle w:val="Hipervnculo"/>
+                <w:noProof/>
+              </w:rPr>
+              <w:t>p</w:t>
+            </w:r>
+            <w:r>
+              <w:rPr>
+                <w:rStyle w:val="Hipervnculo"/>
+                <w:noProof/>
+              </w:rPr>
+              <w:t xml:space="preserve">alma de </w:t>
+            </w:r>
+            <w:r>
+              <w:rPr>
+                <w:rStyle w:val="Hipervnculo"/>
+                <w:noProof/>
+              </w:rPr>
+              <w:t>a</w:t>
+            </w:r>
+            <w:r>
+              <w:rPr>
+                <w:rStyle w:val="Hipervnculo"/>
+                <w:noProof/>
+              </w:rPr>
+              <w:t>ceite</w:t>
             </w:r>
             <w:r>
               <w:rPr>
@@ -707,7 +773,7 @@
                 <w:noProof/>
                 <w:webHidden/>
               </w:rPr>
-              <w:instrText xml:space="preserve"> PAGEREF _Toc225260921 \h </w:instrText>
+              <w:instrText xml:space="preserve"> PAGEREF _Toc226983730 \h </w:instrText>
             </w:r>
             <w:r>
               <w:rPr>
@@ -754,7 +820,7 @@
               <w14:ligatures w14:val="none"/>
             </w:rPr>
           </w:pPr>
-          <w:hyperlink w:anchor="_Toc225260922" w:history="1">
+          <w:hyperlink w:anchor="_Toc226983731" w:history="1">
             <w:r>
               <w:rPr>
                 <w:rStyle w:val="Hipervnculo"/>
@@ -805,7 +871,7 @@
                 <w:noProof/>
                 <w:webHidden/>
               </w:rPr>
-              <w:instrText xml:space="preserve"> PAGEREF _Toc225260922 \h </w:instrText>
+              <w:instrText xml:space="preserve"> PAGEREF _Toc226983731 \h </w:instrText>
             </w:r>
             <w:r>
               <w:rPr>
@@ -852,7 +918,7 @@
               <w14:ligatures w14:val="none"/>
             </w:rPr>
           </w:pPr>
-          <w:hyperlink w:anchor="_Toc225260923" w:history="1">
+          <w:hyperlink w:anchor="_Toc226983732" w:history="1">
             <w:r>
               <w:rPr>
                 <w:rStyle w:val="Hipervnculo"/>
@@ -903,7 +969,7 @@
                 <w:noProof/>
                 <w:webHidden/>
               </w:rPr>
-              <w:instrText xml:space="preserve"> PAGEREF _Toc225260923 \h </w:instrText>
+              <w:instrText xml:space="preserve"> PAGEREF _Toc226983732 \h </w:instrText>
             </w:r>
             <w:r>
               <w:rPr>
@@ -950,7 +1016,7 @@
               <w14:ligatures w14:val="none"/>
             </w:rPr>
           </w:pPr>
-          <w:hyperlink w:anchor="_Toc225260924" w:history="1">
+          <w:hyperlink w:anchor="_Toc226983733" w:history="1">
             <w:r>
               <w:rPr>
                 <w:rStyle w:val="Hipervnculo"/>
@@ -1001,7 +1067,7 @@
                 <w:noProof/>
                 <w:webHidden/>
               </w:rPr>
-              <w:instrText xml:space="preserve"> PAGEREF _Toc225260924 \h </w:instrText>
+              <w:instrText xml:space="preserve"> PAGEREF _Toc226983733 \h </w:instrText>
             </w:r>
             <w:r>
               <w:rPr>
@@ -1048,7 +1114,7 @@
               <w14:ligatures w14:val="none"/>
             </w:rPr>
           </w:pPr>
-          <w:hyperlink w:anchor="_Toc225260925" w:history="1">
+          <w:hyperlink w:anchor="_Toc226983734" w:history="1">
             <w:r>
               <w:rPr>
                 <w:rStyle w:val="Hipervnculo"/>
@@ -1099,7 +1165,7 @@
                 <w:noProof/>
                 <w:webHidden/>
               </w:rPr>
-              <w:instrText xml:space="preserve"> PAGEREF _Toc225260925 \h </w:instrText>
+              <w:instrText xml:space="preserve"> PAGEREF _Toc226983734 \h </w:instrText>
             </w:r>
             <w:r>
               <w:rPr>
@@ -1146,7 +1212,7 @@
               <w14:ligatures w14:val="none"/>
             </w:rPr>
           </w:pPr>
-          <w:hyperlink w:anchor="_Toc225260926" w:history="1">
+          <w:hyperlink w:anchor="_Toc226983735" w:history="1">
             <w:r>
               <w:rPr>
                 <w:rStyle w:val="Hipervnculo"/>
@@ -1197,7 +1263,7 @@
                 <w:noProof/>
                 <w:webHidden/>
               </w:rPr>
-              <w:instrText xml:space="preserve"> PAGEREF _Toc225260926 \h </w:instrText>
+              <w:instrText xml:space="preserve"> PAGEREF _Toc226983735 \h </w:instrText>
             </w:r>
             <w:r>
               <w:rPr>
@@ -1244,7 +1310,7 @@
               <w14:ligatures w14:val="none"/>
             </w:rPr>
           </w:pPr>
-          <w:hyperlink w:anchor="_Toc225260927" w:history="1">
+          <w:hyperlink w:anchor="_Toc226983736" w:history="1">
             <w:r>
               <w:rPr>
                 <w:rStyle w:val="Hipervnculo"/>
@@ -1268,7 +1334,49 @@
                 <w:rStyle w:val="Hipervnculo"/>
                 <w:noProof/>
               </w:rPr>
-              <w:t>Cosecha del Fruto de Palma de Aceite</w:t>
+              <w:t xml:space="preserve">Cosecha del </w:t>
+            </w:r>
+            <w:r>
+              <w:rPr>
+                <w:rStyle w:val="Hipervnculo"/>
+                <w:noProof/>
+              </w:rPr>
+              <w:t>f</w:t>
+            </w:r>
+            <w:r>
+              <w:rPr>
+                <w:rStyle w:val="Hipervnculo"/>
+                <w:noProof/>
+              </w:rPr>
+              <w:t xml:space="preserve">ruto de </w:t>
+            </w:r>
+            <w:r>
+              <w:rPr>
+                <w:rStyle w:val="Hipervnculo"/>
+                <w:noProof/>
+              </w:rPr>
+              <w:t>p</w:t>
+            </w:r>
+            <w:r>
+              <w:rPr>
+                <w:rStyle w:val="Hipervnculo"/>
+                <w:noProof/>
+              </w:rPr>
+              <w:t xml:space="preserve">alma de </w:t>
+            </w:r>
+            <w:r>
+              <w:rPr>
+                <w:rStyle w:val="Hipervnculo"/>
+                <w:noProof/>
+              </w:rPr>
+              <w:t>a</w:t>
+            </w:r>
+            <w:r>
+              <w:rPr>
+                <w:rStyle w:val="Hipervnculo"/>
+                <w:noProof/>
+              </w:rPr>
+              <w:t>ceite</w:t>
             </w:r>
             <w:r>
               <w:rPr>
@@ -1289,7 +1397,7 @@
                 <w:noProof/>
                 <w:webHidden/>
               </w:rPr>
-              <w:instrText xml:space="preserve"> PAGEREF _Toc225260927 \h </w:instrText>
+              <w:instrText xml:space="preserve"> PAGEREF _Toc226983736 \h </w:instrText>
             </w:r>
             <w:r>
               <w:rPr>
@@ -1309,7 +1417,7 @@
                 <w:noProof/>
                 <w:webHidden/>
               </w:rPr>
-              <w:t>23</w:t>
+              <w:t>24</w:t>
             </w:r>
             <w:r>
               <w:rPr>
@@ -1336,7 +1444,7 @@
               <w14:ligatures w14:val="none"/>
             </w:rPr>
           </w:pPr>
-          <w:hyperlink w:anchor="_Toc225260928" w:history="1">
+          <w:hyperlink w:anchor="_Toc226983737" w:history="1">
             <w:r>
               <w:rPr>
                 <w:rStyle w:val="Hipervnculo"/>
@@ -1387,7 +1495,7 @@
                 <w:noProof/>
                 <w:webHidden/>
               </w:rPr>
-              <w:instrText xml:space="preserve"> PAGEREF _Toc225260928 \h </w:instrText>
+              <w:instrText xml:space="preserve"> PAGEREF _Toc226983737 \h </w:instrText>
             </w:r>
             <w:r>
               <w:rPr>
@@ -1407,7 +1515,7 @@
                 <w:noProof/>
                 <w:webHidden/>
               </w:rPr>
-              <w:t>23</w:t>
+              <w:t>24</w:t>
             </w:r>
             <w:r>
               <w:rPr>
@@ -1434,7 +1542,7 @@
               <w14:ligatures w14:val="none"/>
             </w:rPr>
           </w:pPr>
-          <w:hyperlink w:anchor="_Toc225260929" w:history="1">
+          <w:hyperlink w:anchor="_Toc226983738" w:history="1">
             <w:r>
               <w:rPr>
                 <w:rStyle w:val="Hipervnculo"/>
@@ -1485,7 +1593,7 @@
                 <w:noProof/>
                 <w:webHidden/>
               </w:rPr>
-              <w:instrText xml:space="preserve"> PAGEREF _Toc225260929 \h </w:instrText>
+              <w:instrText xml:space="preserve"> PAGEREF _Toc226983738 \h </w:instrText>
             </w:r>
             <w:r>
               <w:rPr>
@@ -1505,7 +1613,7 @@
                 <w:noProof/>
                 <w:webHidden/>
               </w:rPr>
-              <w:t>24</w:t>
+              <w:t>25</w:t>
             </w:r>
             <w:r>
               <w:rPr>
@@ -1532,7 +1640,7 @@
               <w14:ligatures w14:val="none"/>
             </w:rPr>
           </w:pPr>
-          <w:hyperlink w:anchor="_Toc225260930" w:history="1">
+          <w:hyperlink w:anchor="_Toc226983739" w:history="1">
             <w:r>
               <w:rPr>
                 <w:rStyle w:val="Hipervnculo"/>
@@ -1583,7 +1691,7 @@
                 <w:noProof/>
                 <w:webHidden/>
               </w:rPr>
-              <w:instrText xml:space="preserve"> PAGEREF _Toc225260930 \h </w:instrText>
+              <w:instrText xml:space="preserve"> PAGEREF _Toc226983739 \h </w:instrText>
             </w:r>
             <w:r>
               <w:rPr>
@@ -1603,7 +1711,7 @@
                 <w:noProof/>
                 <w:webHidden/>
               </w:rPr>
-              <w:t>25</w:t>
+              <w:t>30</w:t>
             </w:r>
             <w:r>
               <w:rPr>
@@ -1630,7 +1738,7 @@
               <w14:ligatures w14:val="none"/>
             </w:rPr>
           </w:pPr>
-          <w:hyperlink w:anchor="_Toc225260931" w:history="1">
+          <w:hyperlink w:anchor="_Toc226983740" w:history="1">
             <w:r>
               <w:rPr>
                 <w:rStyle w:val="Hipervnculo"/>
@@ -1681,7 +1789,7 @@
                 <w:noProof/>
                 <w:webHidden/>
               </w:rPr>
-              <w:instrText xml:space="preserve"> PAGEREF _Toc225260931 \h </w:instrText>
+              <w:instrText xml:space="preserve"> PAGEREF _Toc226983740 \h </w:instrText>
             </w:r>
             <w:r>
               <w:rPr>
@@ -1701,7 +1809,7 @@
                 <w:noProof/>
                 <w:webHidden/>
               </w:rPr>
-              <w:t>26</w:t>
+              <w:t>32</w:t>
             </w:r>
             <w:r>
               <w:rPr>
@@ -1728,7 +1836,7 @@
               <w14:ligatures w14:val="none"/>
             </w:rPr>
           </w:pPr>
-          <w:hyperlink w:anchor="_Toc225260932" w:history="1">
+          <w:hyperlink w:anchor="_Toc226983741" w:history="1">
             <w:r>
               <w:rPr>
                 <w:rStyle w:val="Hipervnculo"/>
@@ -1779,7 +1887,7 @@
                 <w:noProof/>
                 <w:webHidden/>
               </w:rPr>
-              <w:instrText xml:space="preserve"> PAGEREF _Toc225260932 \h </w:instrText>
+              <w:instrText xml:space="preserve"> PAGEREF _Toc226983741 \h </w:instrText>
             </w:r>
             <w:r>
               <w:rPr>
@@ -1799,7 +1907,7 @@
                 <w:noProof/>
                 <w:webHidden/>
               </w:rPr>
-              <w:t>27</w:t>
+              <w:t>33</w:t>
             </w:r>
             <w:r>
               <w:rPr>
@@ -1826,7 +1934,7 @@
               <w14:ligatures w14:val="none"/>
             </w:rPr>
           </w:pPr>
-          <w:hyperlink w:anchor="_Toc225260933" w:history="1">
+          <w:hyperlink w:anchor="_Toc226983742" w:history="1">
             <w:r>
               <w:rPr>
                 <w:rStyle w:val="Hipervnculo"/>
@@ -1877,7 +1985,7 @@
                 <w:noProof/>
                 <w:webHidden/>
               </w:rPr>
-              <w:instrText xml:space="preserve"> PAGEREF _Toc225260933 \h </w:instrText>
+              <w:instrText xml:space="preserve"> PAGEREF _Toc226983742 \h </w:instrText>
             </w:r>
             <w:r>
               <w:rPr>
@@ -1897,7 +2005,7 @@
                 <w:noProof/>
                 <w:webHidden/>
               </w:rPr>
-              <w:t>28</w:t>
+              <w:t>34</w:t>
             </w:r>
             <w:r>
               <w:rPr>
@@ -1924,7 +2032,7 @@
               <w14:ligatures w14:val="none"/>
             </w:rPr>
           </w:pPr>
-          <w:hyperlink w:anchor="_Toc225260934" w:history="1">
+          <w:hyperlink w:anchor="_Toc226983743" w:history="1">
             <w:r>
               <w:rPr>
                 <w:rStyle w:val="Hipervnculo"/>
@@ -1975,7 +2083,7 @@
                 <w:noProof/>
                 <w:webHidden/>
               </w:rPr>
-              <w:instrText xml:space="preserve"> PAGEREF _Toc225260934 \h </w:instrText>
+              <w:instrText xml:space="preserve"> PAGEREF _Toc226983743 \h </w:instrText>
             </w:r>
             <w:r>
               <w:rPr>
@@ -1995,7 +2103,7 @@
                 <w:noProof/>
                 <w:webHidden/>
               </w:rPr>
-              <w:t>28</w:t>
+              <w:t>34</w:t>
             </w:r>
             <w:r>
               <w:rPr>
@@ -2022,7 +2130,7 @@
               <w14:ligatures w14:val="none"/>
             </w:rPr>
           </w:pPr>
-          <w:hyperlink w:anchor="_Toc225260935" w:history="1">
+          <w:hyperlink w:anchor="_Toc226983744" w:history="1">
             <w:r>
               <w:rPr>
                 <w:rStyle w:val="Hipervnculo"/>
@@ -2073,7 +2181,7 @@
                 <w:noProof/>
                 <w:webHidden/>
               </w:rPr>
-              <w:instrText xml:space="preserve"> PAGEREF _Toc225260935 \h </w:instrText>
+              <w:instrText xml:space="preserve"> PAGEREF _Toc226983744 \h </w:instrText>
             </w:r>
             <w:r>
               <w:rPr>
@@ -2093,7 +2201,7 @@
                 <w:noProof/>
                 <w:webHidden/>
               </w:rPr>
-              <w:t>29</w:t>
+              <w:t>35</w:t>
             </w:r>
             <w:r>
               <w:rPr>
@@ -2119,7 +2227,7 @@
               <w14:ligatures w14:val="none"/>
             </w:rPr>
           </w:pPr>
-          <w:hyperlink w:anchor="_Toc225260936" w:history="1">
+          <w:hyperlink w:anchor="_Toc226983745" w:history="1">
             <w:r>
               <w:rPr>
                 <w:rStyle w:val="Hipervnculo"/>
@@ -2146,7 +2254,7 @@
                 <w:noProof/>
                 <w:webHidden/>
               </w:rPr>
-              <w:instrText xml:space="preserve"> PAGEREF _Toc225260936 \h </w:instrText>
+              <w:instrText xml:space="preserve"> PAGEREF _Toc226983745 \h </w:instrText>
             </w:r>
             <w:r>
               <w:rPr>
@@ -2166,7 +2274,7 @@
                 <w:noProof/>
                 <w:webHidden/>
               </w:rPr>
-              <w:t>30</w:t>
+              <w:t>35</w:t>
             </w:r>
             <w:r>
               <w:rPr>
@@ -2192,7 +2300,7 @@
               <w14:ligatures w14:val="none"/>
             </w:rPr>
           </w:pPr>
-          <w:hyperlink w:anchor="_Toc225260937" w:history="1">
+          <w:hyperlink w:anchor="_Toc226983746" w:history="1">
             <w:r>
               <w:rPr>
                 <w:rStyle w:val="Hipervnculo"/>
@@ -2219,7 +2327,7 @@
                 <w:noProof/>
                 <w:webHidden/>
               </w:rPr>
-              <w:instrText xml:space="preserve"> PAGEREF _Toc225260937 \h </w:instrText>
+              <w:instrText xml:space="preserve"> PAGEREF _Toc226983746 \h </w:instrText>
             </w:r>
             <w:r>
               <w:rPr>
@@ -2239,7 +2347,7 @@
                 <w:noProof/>
                 <w:webHidden/>
               </w:rPr>
-              <w:t>31</w:t>
+              <w:t>37</w:t>
             </w:r>
             <w:r>
               <w:rPr>
@@ -2265,7 +2373,7 @@
               <w14:ligatures w14:val="none"/>
             </w:rPr>
           </w:pPr>
-          <w:hyperlink w:anchor="_Toc225260938" w:history="1">
+          <w:hyperlink w:anchor="_Toc226983747" w:history="1">
             <w:r>
               <w:rPr>
                 <w:rStyle w:val="Hipervnculo"/>
@@ -2292,7 +2400,7 @@
                 <w:noProof/>
                 <w:webHidden/>
               </w:rPr>
-              <w:instrText xml:space="preserve"> PAGEREF _Toc225260938 \h </w:instrText>
+              <w:instrText xml:space="preserve"> PAGEREF _Toc226983747 \h </w:instrText>
             </w:r>
             <w:r>
               <w:rPr>
@@ -2312,7 +2420,7 @@
                 <w:noProof/>
                 <w:webHidden/>
               </w:rPr>
-              <w:t>34</w:t>
+              <w:t>40</w:t>
             </w:r>
             <w:r>
               <w:rPr>
@@ -2338,7 +2446,7 @@
               <w14:ligatures w14:val="none"/>
             </w:rPr>
           </w:pPr>
-          <w:hyperlink w:anchor="_Toc225260939" w:history="1">
+          <w:hyperlink w:anchor="_Toc226983748" w:history="1">
             <w:r>
               <w:rPr>
                 <w:rStyle w:val="Hipervnculo"/>
@@ -2365,7 +2473,7 @@
                 <w:noProof/>
                 <w:webHidden/>
               </w:rPr>
-              <w:instrText xml:space="preserve"> PAGEREF _Toc225260939 \h </w:instrText>
+              <w:instrText xml:space="preserve"> PAGEREF _Toc226983748 \h </w:instrText>
             </w:r>
             <w:r>
               <w:rPr>
@@ -2385,7 +2493,7 @@
                 <w:noProof/>
                 <w:webHidden/>
               </w:rPr>
-              <w:t>37</w:t>
+              <w:t>43</w:t>
             </w:r>
             <w:r>
               <w:rPr>
@@ -2407,7 +2515,7 @@
       <w:pPr>
         <w:pStyle w:val="Titulosgenerales"/>
       </w:pPr>
-      <w:bookmarkStart w:id="0" w:name="_Toc225260920"/>
+      <w:bookmarkStart w:id="0" w:name="_Toc226983729"/>
       <w:r>
         <w:lastRenderedPageBreak/>
         <w:t>Introducción</w:t>
@@ -2478,10 +2586,28 @@
       <w:pPr>
         <w:pStyle w:val="Ttulo1"/>
       </w:pPr>
-      <w:bookmarkStart w:id="1" w:name="_Toc225260921"/>
+      <w:bookmarkStart w:id="1" w:name="_Toc226983730"/>
       <w:r>
         <w:lastRenderedPageBreak/>
-        <w:t>Mantenimiento del Cultivo de Palma de Aceite</w:t>
+        <w:t xml:space="preserve">Mantenimiento del </w:t>
+      </w:r>
+      <w:r>
+        <w:t>c</w:t>
+      </w:r>
+      <w:r>
+        <w:t xml:space="preserve">ultivo de </w:t>
+      </w:r>
+      <w:r>
+        <w:t>p</w:t>
+      </w:r>
+      <w:r>
+        <w:t xml:space="preserve">alma de </w:t>
+      </w:r>
+      <w:r>
+        <w:t>a</w:t>
+      </w:r>
+      <w:r>
+        <w:t>ceite</w:t>
       </w:r>
       <w:bookmarkEnd w:id="1"/>
     </w:p>
@@ -2516,7 +2642,7 @@
       <w:pPr>
         <w:pStyle w:val="Ttulo2"/>
       </w:pPr>
-      <w:bookmarkStart w:id="2" w:name="_Toc225260922"/>
+      <w:bookmarkStart w:id="2" w:name="_Toc226983731"/>
       <w:r>
         <w:t>Control de malezas</w:t>
       </w:r>
@@ -2544,6 +2670,7 @@
     </w:p>
     <w:p>
       <w:pPr>
+        <w:ind w:left="567" w:hanging="425"/>
         <w:rPr>
           <w:lang w:val="es-419" w:eastAsia="es-CO"/>
         </w:rPr>
@@ -2556,7 +2683,7 @@
           <w:ilvl w:val="0"/>
           <w:numId w:val="7"/>
         </w:numPr>
-        <w:ind w:left="567" w:hanging="283"/>
+        <w:ind w:left="567" w:hanging="425"/>
         <w:rPr>
           <w:lang w:val="es-419" w:eastAsia="es-CO"/>
         </w:rPr>
@@ -2588,7 +2715,7 @@
           <w:ilvl w:val="0"/>
           <w:numId w:val="7"/>
         </w:numPr>
-        <w:ind w:left="567" w:hanging="283"/>
+        <w:ind w:left="567" w:hanging="425"/>
         <w:rPr>
           <w:lang w:val="es-419" w:eastAsia="es-CO"/>
         </w:rPr>
@@ -2613,7 +2740,7 @@
           <w:ilvl w:val="0"/>
           <w:numId w:val="7"/>
         </w:numPr>
-        <w:ind w:left="567" w:hanging="283"/>
+        <w:ind w:left="567" w:hanging="425"/>
         <w:rPr>
           <w:lang w:val="es-419" w:eastAsia="es-CO"/>
         </w:rPr>
@@ -2638,7 +2765,7 @@
           <w:ilvl w:val="0"/>
           <w:numId w:val="7"/>
         </w:numPr>
-        <w:ind w:left="567" w:hanging="283"/>
+        <w:ind w:left="567" w:hanging="425"/>
         <w:rPr>
           <w:lang w:val="es-419" w:eastAsia="es-CO"/>
         </w:rPr>
@@ -2663,7 +2790,7 @@
           <w:ilvl w:val="0"/>
           <w:numId w:val="7"/>
         </w:numPr>
-        <w:ind w:left="567" w:hanging="283"/>
+        <w:ind w:left="567" w:hanging="425"/>
         <w:rPr>
           <w:lang w:val="es-419" w:eastAsia="es-CO"/>
         </w:rPr>
@@ -2695,7 +2822,7 @@
           <w:ilvl w:val="0"/>
           <w:numId w:val="7"/>
         </w:numPr>
-        <w:ind w:left="567" w:hanging="283"/>
+        <w:ind w:left="567" w:hanging="425"/>
         <w:rPr>
           <w:lang w:val="es-419" w:eastAsia="es-CO"/>
         </w:rPr>
@@ -2747,7 +2874,7 @@
           <w:ilvl w:val="0"/>
           <w:numId w:val="8"/>
         </w:numPr>
-        <w:ind w:left="567" w:hanging="283"/>
+        <w:ind w:left="567" w:hanging="425"/>
         <w:rPr>
           <w:lang w:val="es-419" w:eastAsia="es-CO"/>
         </w:rPr>
@@ -2772,7 +2899,7 @@
           <w:ilvl w:val="0"/>
           <w:numId w:val="8"/>
         </w:numPr>
-        <w:ind w:left="567" w:hanging="283"/>
+        <w:ind w:left="567" w:hanging="425"/>
         <w:rPr>
           <w:lang w:val="es-419" w:eastAsia="es-CO"/>
         </w:rPr>
@@ -2797,7 +2924,7 @@
           <w:ilvl w:val="0"/>
           <w:numId w:val="8"/>
         </w:numPr>
-        <w:ind w:left="567" w:hanging="283"/>
+        <w:ind w:left="567" w:hanging="425"/>
         <w:rPr>
           <w:lang w:val="es-419" w:eastAsia="es-CO"/>
         </w:rPr>
@@ -2828,7 +2955,7 @@
       <w:pPr>
         <w:pStyle w:val="Ttulo2"/>
       </w:pPr>
-      <w:bookmarkStart w:id="3" w:name="_Toc225260923"/>
+      <w:bookmarkStart w:id="3" w:name="_Toc226983732"/>
       <w:r>
         <w:t>Manejo integrado de plagas y enfermedades</w:t>
       </w:r>
@@ -2837,45 +2964,33 @@
     <w:p>
       <w:pPr>
         <w:rPr>
-          <w:rFonts w:ascii="Calibri" w:eastAsiaTheme="majorEastAsia" w:hAnsi="Calibri" w:cstheme="majorBidi"/>
+          <w:lang w:val="es-419" w:eastAsia="es-CO"/>
+        </w:rPr>
+      </w:pPr>
+      <w:r>
+        <w:rPr>
+          <w:lang w:val="es-419" w:eastAsia="es-CO"/>
+        </w:rPr>
+        <w:t>La fragilidad del monocultivo de palma en el trópico favorece plagas y enfermedades; por ello, analizaremos seguidamente los aspectos clave para su manejo integral.</w:t>
+      </w:r>
+    </w:p>
+    <w:p>
+      <w:pPr>
+        <w:rPr>
+          <w:lang w:val="es-419" w:eastAsia="es-CO"/>
+        </w:rPr>
+      </w:pPr>
+    </w:p>
+    <w:p>
+      <w:pPr>
+        <w:rPr>
+          <w:lang w:val="es-419" w:eastAsia="es-CO"/>
+        </w:rPr>
+      </w:pPr>
+      <w:r>
+        <w:rPr>
           <w:b/>
-          <w:color w:val="000000" w:themeColor="text1"/>
-          <w:kern w:val="0"/>
-          <w:sz w:val="32"/>
-          <w:szCs w:val="26"/>
-          <w:lang w:val="es-419" w:eastAsia="es-CO"/>
-          <w14:ligatures w14:val="none"/>
-        </w:rPr>
-      </w:pPr>
-    </w:p>
-    <w:p>
-      <w:pPr>
-        <w:rPr>
-          <w:lang w:val="es-419" w:eastAsia="es-CO"/>
-        </w:rPr>
-      </w:pPr>
-      <w:r>
-        <w:rPr>
-          <w:lang w:val="es-419" w:eastAsia="es-CO"/>
-        </w:rPr>
-        <w:t>La fragilidad del monocultivo de palma en el trópico favorece plagas y enfermedades; por ello, analizaremos seguidamente los aspectos clave para su manejo integral.</w:t>
-      </w:r>
-    </w:p>
-    <w:p>
-      <w:pPr>
-        <w:rPr>
-          <w:lang w:val="es-419" w:eastAsia="es-CO"/>
-        </w:rPr>
-      </w:pPr>
-    </w:p>
-    <w:p>
-      <w:pPr>
-        <w:rPr>
-          <w:lang w:val="es-419" w:eastAsia="es-CO"/>
-        </w:rPr>
-      </w:pPr>
-      <w:r>
-        <w:rPr>
+          <w:bCs/>
           <w:lang w:val="es-419" w:eastAsia="es-CO"/>
         </w:rPr>
         <w:t>¿</w:t>
@@ -2894,7 +3009,7 @@
           <w:ilvl w:val="0"/>
           <w:numId w:val="9"/>
         </w:numPr>
-        <w:ind w:left="567" w:hanging="283"/>
+        <w:ind w:left="567" w:hanging="425"/>
         <w:rPr>
           <w:lang w:val="es-419" w:eastAsia="es-CO"/>
         </w:rPr>
@@ -2913,7 +3028,7 @@
           <w:ilvl w:val="0"/>
           <w:numId w:val="9"/>
         </w:numPr>
-        <w:ind w:left="567" w:hanging="283"/>
+        <w:ind w:left="567" w:hanging="425"/>
         <w:rPr>
           <w:lang w:val="es-419" w:eastAsia="es-CO"/>
         </w:rPr>
@@ -2932,7 +3047,7 @@
           <w:ilvl w:val="0"/>
           <w:numId w:val="9"/>
         </w:numPr>
-        <w:ind w:left="567" w:hanging="283"/>
+        <w:ind w:left="567" w:hanging="425"/>
         <w:rPr>
           <w:lang w:val="es-419" w:eastAsia="es-CO"/>
         </w:rPr>
@@ -2946,6 +3061,7 @@
     </w:p>
     <w:p>
       <w:pPr>
+        <w:ind w:left="567" w:hanging="425"/>
         <w:rPr>
           <w:lang w:val="es-419" w:eastAsia="es-CO"/>
         </w:rPr>
@@ -3000,7 +3116,7 @@
           <w:ilvl w:val="0"/>
           <w:numId w:val="10"/>
         </w:numPr>
-        <w:ind w:left="567" w:hanging="283"/>
+        <w:ind w:left="567" w:hanging="425"/>
         <w:rPr>
           <w:lang w:val="es-419" w:eastAsia="es-CO"/>
         </w:rPr>
@@ -3019,7 +3135,7 @@
           <w:ilvl w:val="0"/>
           <w:numId w:val="10"/>
         </w:numPr>
-        <w:ind w:left="567" w:hanging="283"/>
+        <w:ind w:left="567" w:hanging="425"/>
         <w:rPr>
           <w:lang w:val="es-419" w:eastAsia="es-CO"/>
         </w:rPr>
@@ -3038,7 +3154,7 @@
           <w:ilvl w:val="0"/>
           <w:numId w:val="10"/>
         </w:numPr>
-        <w:ind w:left="567" w:hanging="283"/>
+        <w:ind w:left="567" w:hanging="425"/>
         <w:rPr>
           <w:lang w:val="es-419" w:eastAsia="es-CO"/>
         </w:rPr>
@@ -3057,7 +3173,7 @@
           <w:ilvl w:val="0"/>
           <w:numId w:val="10"/>
         </w:numPr>
-        <w:ind w:left="567" w:hanging="283"/>
+        <w:ind w:left="567" w:hanging="425"/>
         <w:rPr>
           <w:lang w:val="es-419" w:eastAsia="es-CO"/>
         </w:rPr>
@@ -3071,6 +3187,7 @@
     </w:p>
     <w:p>
       <w:pPr>
+        <w:ind w:left="567" w:hanging="425"/>
         <w:rPr>
           <w:lang w:val="es-419" w:eastAsia="es-CO"/>
         </w:rPr>
@@ -3091,14 +3208,12 @@
     </w:p>
     <w:p>
       <w:pPr>
-        <w:rPr>
-          <w:lang w:val="es-419" w:eastAsia="es-CO"/>
-        </w:rPr>
-      </w:pPr>
-      <w:r>
-        <w:rPr>
-          <w:lang w:val="es-419" w:eastAsia="es-CO"/>
-        </w:rPr>
+        <w:pStyle w:val="Ttulo5"/>
+        <w:rPr>
+          <w:bCs/>
+        </w:rPr>
+      </w:pPr>
+      <w:r>
         <w:t>Etapas del MIPE (Manejo Integrado de Plagas y Enfermedades)</w:t>
       </w:r>
     </w:p>
@@ -3109,7 +3224,7 @@
           <w:ilvl w:val="0"/>
           <w:numId w:val="11"/>
         </w:numPr>
-        <w:ind w:left="567" w:hanging="283"/>
+        <w:ind w:left="567" w:hanging="425"/>
         <w:rPr>
           <w:lang w:val="es-419" w:eastAsia="es-CO"/>
         </w:rPr>
@@ -3128,7 +3243,7 @@
           <w:ilvl w:val="0"/>
           <w:numId w:val="11"/>
         </w:numPr>
-        <w:ind w:left="567" w:hanging="283"/>
+        <w:ind w:left="567" w:hanging="425"/>
         <w:rPr>
           <w:lang w:val="es-419" w:eastAsia="es-CO"/>
         </w:rPr>
@@ -3147,7 +3262,7 @@
           <w:ilvl w:val="0"/>
           <w:numId w:val="11"/>
         </w:numPr>
-        <w:ind w:left="567" w:hanging="283"/>
+        <w:ind w:left="567" w:hanging="425"/>
         <w:rPr>
           <w:lang w:val="es-419" w:eastAsia="es-CO"/>
         </w:rPr>
@@ -3182,7 +3297,7 @@
           <w:ilvl w:val="0"/>
           <w:numId w:val="12"/>
         </w:numPr>
-        <w:ind w:left="567" w:hanging="283"/>
+        <w:ind w:left="567" w:hanging="425"/>
         <w:rPr>
           <w:lang w:val="es-419" w:eastAsia="es-CO"/>
         </w:rPr>
@@ -3201,7 +3316,7 @@
           <w:ilvl w:val="0"/>
           <w:numId w:val="12"/>
         </w:numPr>
-        <w:ind w:left="567" w:hanging="283"/>
+        <w:ind w:left="567" w:hanging="425"/>
         <w:rPr>
           <w:lang w:val="es-419" w:eastAsia="es-CO"/>
         </w:rPr>
@@ -3220,7 +3335,7 @@
           <w:ilvl w:val="0"/>
           <w:numId w:val="12"/>
         </w:numPr>
-        <w:ind w:left="567" w:hanging="283"/>
+        <w:ind w:left="567" w:hanging="425"/>
         <w:rPr>
           <w:lang w:val="es-419" w:eastAsia="es-CO"/>
         </w:rPr>
@@ -3239,7 +3354,7 @@
           <w:ilvl w:val="0"/>
           <w:numId w:val="12"/>
         </w:numPr>
-        <w:ind w:left="567" w:hanging="283"/>
+        <w:ind w:left="567" w:hanging="425"/>
         <w:rPr>
           <w:lang w:val="es-419" w:eastAsia="es-CO"/>
         </w:rPr>
@@ -3258,7 +3373,7 @@
           <w:ilvl w:val="0"/>
           <w:numId w:val="12"/>
         </w:numPr>
-        <w:ind w:left="567" w:hanging="283"/>
+        <w:ind w:left="567" w:hanging="425"/>
         <w:rPr>
           <w:lang w:val="es-419" w:eastAsia="es-CO"/>
         </w:rPr>
@@ -3308,7 +3423,7 @@
           <w:ilvl w:val="0"/>
           <w:numId w:val="13"/>
         </w:numPr>
-        <w:ind w:left="567" w:hanging="283"/>
+        <w:ind w:left="567" w:hanging="425"/>
         <w:rPr>
           <w:lang w:val="es-419" w:eastAsia="es-CO"/>
         </w:rPr>
@@ -3327,7 +3442,7 @@
           <w:ilvl w:val="0"/>
           <w:numId w:val="13"/>
         </w:numPr>
-        <w:ind w:left="567" w:hanging="283"/>
+        <w:ind w:left="567" w:hanging="425"/>
         <w:rPr>
           <w:lang w:val="es-419" w:eastAsia="es-CO"/>
         </w:rPr>
@@ -3346,7 +3461,7 @@
           <w:ilvl w:val="0"/>
           <w:numId w:val="13"/>
         </w:numPr>
-        <w:ind w:left="567" w:hanging="283"/>
+        <w:ind w:left="567" w:hanging="425"/>
         <w:rPr>
           <w:lang w:val="es-419" w:eastAsia="es-CO"/>
         </w:rPr>
@@ -3365,7 +3480,7 @@
           <w:ilvl w:val="0"/>
           <w:numId w:val="13"/>
         </w:numPr>
-        <w:ind w:left="567" w:hanging="283"/>
+        <w:ind w:left="567" w:hanging="425"/>
         <w:rPr>
           <w:lang w:val="es-419" w:eastAsia="es-CO"/>
         </w:rPr>
@@ -3414,7 +3529,7 @@
           <w:ilvl w:val="0"/>
           <w:numId w:val="14"/>
         </w:numPr>
-        <w:ind w:left="567" w:hanging="283"/>
+        <w:ind w:left="567" w:hanging="425"/>
         <w:rPr>
           <w:lang w:val="es-419" w:eastAsia="es-CO"/>
         </w:rPr>
@@ -3433,7 +3548,7 @@
           <w:ilvl w:val="0"/>
           <w:numId w:val="14"/>
         </w:numPr>
-        <w:ind w:left="567" w:hanging="283"/>
+        <w:ind w:left="567" w:hanging="425"/>
         <w:rPr>
           <w:lang w:val="es-419" w:eastAsia="es-CO"/>
         </w:rPr>
@@ -3452,7 +3567,7 @@
           <w:ilvl w:val="0"/>
           <w:numId w:val="14"/>
         </w:numPr>
-        <w:ind w:left="567" w:hanging="283"/>
+        <w:ind w:left="567" w:hanging="425"/>
         <w:rPr>
           <w:lang w:val="es-419" w:eastAsia="es-CO"/>
         </w:rPr>
@@ -3471,7 +3586,7 @@
           <w:ilvl w:val="0"/>
           <w:numId w:val="14"/>
         </w:numPr>
-        <w:ind w:left="567" w:hanging="283"/>
+        <w:ind w:left="567" w:hanging="425"/>
         <w:rPr>
           <w:lang w:val="es-419" w:eastAsia="es-CO"/>
         </w:rPr>
@@ -3532,7 +3647,7 @@
           <w:ilvl w:val="0"/>
           <w:numId w:val="15"/>
         </w:numPr>
-        <w:ind w:left="567" w:hanging="283"/>
+        <w:ind w:left="567" w:hanging="425"/>
         <w:rPr>
           <w:lang w:val="es-419" w:eastAsia="es-CO"/>
         </w:rPr>
@@ -3551,7 +3666,7 @@
           <w:ilvl w:val="0"/>
           <w:numId w:val="15"/>
         </w:numPr>
-        <w:ind w:left="567" w:hanging="283"/>
+        <w:ind w:left="567" w:hanging="425"/>
         <w:rPr>
           <w:lang w:val="es-419" w:eastAsia="es-CO"/>
         </w:rPr>
@@ -3570,7 +3685,7 @@
           <w:ilvl w:val="0"/>
           <w:numId w:val="15"/>
         </w:numPr>
-        <w:ind w:left="567" w:hanging="283"/>
+        <w:ind w:left="567" w:hanging="425"/>
         <w:rPr>
           <w:lang w:val="es-419" w:eastAsia="es-CO"/>
         </w:rPr>
@@ -3589,7 +3704,7 @@
           <w:ilvl w:val="0"/>
           <w:numId w:val="15"/>
         </w:numPr>
-        <w:ind w:left="567" w:hanging="283"/>
+        <w:ind w:left="567" w:hanging="425"/>
         <w:rPr>
           <w:lang w:val="es-419" w:eastAsia="es-CO"/>
         </w:rPr>
@@ -3625,7 +3740,7 @@
           <w:ilvl w:val="0"/>
           <w:numId w:val="16"/>
         </w:numPr>
-        <w:ind w:left="567" w:hanging="283"/>
+        <w:ind w:left="567" w:hanging="425"/>
         <w:rPr>
           <w:lang w:val="es-419" w:eastAsia="es-CO"/>
         </w:rPr>
@@ -3644,7 +3759,7 @@
           <w:ilvl w:val="0"/>
           <w:numId w:val="16"/>
         </w:numPr>
-        <w:ind w:left="567" w:hanging="283"/>
+        <w:ind w:left="567" w:hanging="425"/>
         <w:rPr>
           <w:lang w:val="es-419" w:eastAsia="es-CO"/>
         </w:rPr>
@@ -3663,7 +3778,7 @@
           <w:ilvl w:val="0"/>
           <w:numId w:val="16"/>
         </w:numPr>
-        <w:ind w:left="567" w:hanging="283"/>
+        <w:ind w:left="567" w:hanging="425"/>
         <w:rPr>
           <w:lang w:val="es-419" w:eastAsia="es-CO"/>
         </w:rPr>
@@ -3673,6 +3788,12 @@
           <w:lang w:val="es-419" w:eastAsia="es-CO"/>
         </w:rPr>
         <w:t>Uso responsable de productos registrados</w:t>
+      </w:r>
+      <w:r>
+        <w:rPr>
+          <w:lang w:val="es-419" w:eastAsia="es-CO"/>
+        </w:rPr>
+        <w:t>.</w:t>
       </w:r>
     </w:p>
     <w:p>
@@ -3732,7 +3853,7 @@
           <w:ilvl w:val="0"/>
           <w:numId w:val="17"/>
         </w:numPr>
-        <w:ind w:left="567" w:hanging="283"/>
+        <w:ind w:left="567" w:hanging="425"/>
         <w:rPr>
           <w:lang w:val="es-419" w:eastAsia="es-CO"/>
         </w:rPr>
@@ -3757,7 +3878,7 @@
           <w:ilvl w:val="0"/>
           <w:numId w:val="17"/>
         </w:numPr>
-        <w:ind w:left="567" w:hanging="283"/>
+        <w:ind w:left="567" w:hanging="425"/>
         <w:rPr>
           <w:lang w:val="es-419" w:eastAsia="es-CO"/>
         </w:rPr>
@@ -3782,7 +3903,7 @@
           <w:ilvl w:val="0"/>
           <w:numId w:val="17"/>
         </w:numPr>
-        <w:ind w:left="567" w:hanging="283"/>
+        <w:ind w:left="567" w:hanging="425"/>
         <w:rPr>
           <w:lang w:val="es-419" w:eastAsia="es-CO"/>
         </w:rPr>
@@ -3846,7 +3967,15 @@
         <w:pStyle w:val="Ttulo5"/>
       </w:pPr>
       <w:r>
-        <w:t>Barrenador de raíces (Sagalassa valida)</w:t>
+        <w:t>Barrenador de raíces (</w:t>
+      </w:r>
+      <w:proofErr w:type="spellStart"/>
+      <w:r>
+        <w:t>Sagalassa</w:t>
+      </w:r>
+      <w:proofErr w:type="spellEnd"/>
+      <w:r>
+        <w:t xml:space="preserve"> valida)</w:t>
       </w:r>
     </w:p>
     <w:p>
@@ -3856,7 +3985,7 @@
           <w:ilvl w:val="0"/>
           <w:numId w:val="18"/>
         </w:numPr>
-        <w:ind w:left="567" w:hanging="283"/>
+        <w:ind w:left="567" w:hanging="425"/>
         <w:rPr>
           <w:lang w:val="es-419" w:eastAsia="es-CO"/>
         </w:rPr>
@@ -3883,7 +4012,7 @@
           <w:ilvl w:val="0"/>
           <w:numId w:val="18"/>
         </w:numPr>
-        <w:ind w:left="567" w:hanging="283"/>
+        <w:ind w:left="567" w:hanging="425"/>
         <w:rPr>
           <w:lang w:val="es-419" w:eastAsia="es-CO"/>
         </w:rPr>
@@ -3900,7 +4029,21 @@
         <w:rPr>
           <w:lang w:val="es-419" w:eastAsia="es-CO"/>
         </w:rPr>
-        <w:t xml:space="preserve"> tipo obtecta con los apéndices adheridos al cuerpo. Son marrón claro.</w:t>
+        <w:t xml:space="preserve"> tipo </w:t>
+      </w:r>
+      <w:proofErr w:type="spellStart"/>
+      <w:r>
+        <w:rPr>
+          <w:lang w:val="es-419" w:eastAsia="es-CO"/>
+        </w:rPr>
+        <w:t>obtecta</w:t>
+      </w:r>
+      <w:proofErr w:type="spellEnd"/>
+      <w:r>
+        <w:rPr>
+          <w:lang w:val="es-419" w:eastAsia="es-CO"/>
+        </w:rPr>
+        <w:t xml:space="preserve"> con los apéndices adheridos al cuerpo. Son marrón claro.</w:t>
       </w:r>
     </w:p>
     <w:p>
@@ -3910,7 +4053,7 @@
           <w:ilvl w:val="0"/>
           <w:numId w:val="18"/>
         </w:numPr>
-        <w:ind w:left="567" w:hanging="283"/>
+        <w:ind w:left="567" w:hanging="425"/>
         <w:rPr>
           <w:lang w:val="es-419" w:eastAsia="es-CO"/>
         </w:rPr>
@@ -3927,7 +4070,13 @@
         <w:rPr>
           <w:lang w:val="es-419" w:eastAsia="es-CO"/>
         </w:rPr>
-        <w:t xml:space="preserve"> Huevo: 7 – 9 días. Larva: 50 – 55 días. Pupa: 18 – 21 días. Total: 75 – 85 días.</w:t>
+        <w:t xml:space="preserve"> </w:t>
+      </w:r>
+      <w:r>
+        <w:rPr>
+          <w:lang w:val="es-419" w:eastAsia="es-CO"/>
+        </w:rPr>
+        <w:t>huevo: (7–9 días), larva (50–55 días), pupa (18–21 días), total (75–85 días).</w:t>
       </w:r>
     </w:p>
     <w:p>
@@ -3937,7 +4086,7 @@
           <w:ilvl w:val="0"/>
           <w:numId w:val="18"/>
         </w:numPr>
-        <w:ind w:left="567" w:hanging="283"/>
+        <w:ind w:left="567" w:hanging="425"/>
         <w:rPr>
           <w:lang w:val="es-419" w:eastAsia="es-CO"/>
         </w:rPr>
@@ -3954,7 +4103,19 @@
         <w:rPr>
           <w:lang w:val="es-419" w:eastAsia="es-CO"/>
         </w:rPr>
-        <w:t xml:space="preserve"> La larva ataca las raíces de la palma, reduciendo la absorción de nutrientes y el anclaje, causando crecimiento lento, amarillamiento de hojas y disminución del tamaño y peso de los racimos.</w:t>
+        <w:t xml:space="preserve"> </w:t>
+      </w:r>
+      <w:r>
+        <w:rPr>
+          <w:lang w:val="es-419" w:eastAsia="es-CO"/>
+        </w:rPr>
+        <w:t>l</w:t>
+      </w:r>
+      <w:r>
+        <w:rPr>
+          <w:lang w:val="es-419" w:eastAsia="es-CO"/>
+        </w:rPr>
+        <w:t>a larva ataca las raíces de la palma, reduciendo la absorción de nutrientes y el anclaje, causando crecimiento lento, amarillamiento de hojas y disminución del tamaño y peso de los racimos.</w:t>
       </w:r>
     </w:p>
     <w:p>
@@ -3964,7 +4125,7 @@
           <w:ilvl w:val="0"/>
           <w:numId w:val="18"/>
         </w:numPr>
-        <w:ind w:left="567" w:hanging="283"/>
+        <w:ind w:left="567" w:hanging="425"/>
         <w:rPr>
           <w:lang w:val="es-419" w:eastAsia="es-CO"/>
         </w:rPr>
@@ -3981,15 +4142,20 @@
         <w:rPr>
           <w:lang w:val="es-419" w:eastAsia="es-CO"/>
         </w:rPr>
-        <w:t xml:space="preserve"> Aporque con tusas, raquis fibra, hojas o residuos de hierbas, es decir en el plato, como barrera física impidiendo el ingreso de las larvas a las raíces.</w:t>
-      </w:r>
-    </w:p>
-    <w:p>
-      <w:pPr>
-        <w:rPr>
-          <w:lang w:val="es-419" w:eastAsia="es-CO"/>
-        </w:rPr>
-      </w:pPr>
+        <w:t xml:space="preserve"> </w:t>
+      </w:r>
+      <w:r>
+        <w:rPr>
+          <w:lang w:val="es-419" w:eastAsia="es-CO"/>
+        </w:rPr>
+        <w:t>a</w:t>
+      </w:r>
+      <w:r>
+        <w:rPr>
+          <w:lang w:val="es-419" w:eastAsia="es-CO"/>
+        </w:rPr>
+        <w:t>porque con tusas, raquis fibra, hojas o residuos de hierbas, es decir en el plato, como barrera física impidiendo el ingreso de las larvas a las raíces.</w:t>
+      </w:r>
     </w:p>
     <w:p>
       <w:pPr>
@@ -4006,27 +4172,10 @@
         <w:t>Cucarrón torito (</w:t>
       </w:r>
       <w:r>
-        <w:rPr>
-          <w:i/>
-          <w:iCs/>
-        </w:rPr>
         <w:t>Strategus aloeus</w:t>
       </w:r>
       <w:r>
         <w:t>)</w:t>
-      </w:r>
-    </w:p>
-    <w:p>
-      <w:pPr>
-        <w:rPr>
-          <w:lang w:val="es-419" w:eastAsia="es-CO"/>
-        </w:rPr>
-      </w:pPr>
-      <w:r>
-        <w:rPr>
-          <w:lang w:val="es-419" w:eastAsia="es-CO"/>
-        </w:rPr>
-        <w:t>Ciclo biológico: Huevo: 14,5 días. Larva: 266,5 días. Pupa: 26,8 días. Total: 307,8 días.</w:t>
       </w:r>
     </w:p>
     <w:p>
@@ -4036,17 +4185,120 @@
           <w:ilvl w:val="0"/>
           <w:numId w:val="19"/>
         </w:numPr>
-        <w:ind w:left="567" w:hanging="283"/>
-        <w:rPr>
-          <w:lang w:val="es-419" w:eastAsia="es-CO"/>
-        </w:rPr>
-      </w:pPr>
-      <w:r>
-        <w:rPr>
-          <w:lang w:val="es-419" w:eastAsia="es-CO"/>
-        </w:rPr>
-        <w:lastRenderedPageBreak/>
-        <w:t>Larvas: forma de C, tres pares de patas; color blanco con café rojizo. Al inicio miden 10,6 mm de largo y al final del tercer estadio mide 80,3 mm de longitud.</w:t>
+        <w:ind w:left="567" w:hanging="425"/>
+        <w:rPr>
+          <w:lang w:val="es-419"/>
+        </w:rPr>
+      </w:pPr>
+      <w:r>
+        <w:rPr>
+          <w:b/>
+          <w:bCs/>
+          <w:lang w:val="es-419"/>
+        </w:rPr>
+        <w:t>Ciclo biológico</w:t>
+      </w:r>
+      <w:r>
+        <w:rPr>
+          <w:lang w:val="es-419"/>
+        </w:rPr>
+        <w:t xml:space="preserve">: huevo: </w:t>
+      </w:r>
+      <w:r>
+        <w:rPr>
+          <w:lang w:val="es-419"/>
+        </w:rPr>
+        <w:t>(</w:t>
+      </w:r>
+      <w:r>
+        <w:rPr>
+          <w:lang w:val="es-419"/>
+        </w:rPr>
+        <w:t>14,5 días</w:t>
+      </w:r>
+      <w:r>
+        <w:rPr>
+          <w:lang w:val="es-419"/>
+        </w:rPr>
+        <w:t>)</w:t>
+      </w:r>
+      <w:r>
+        <w:rPr>
+          <w:lang w:val="es-419"/>
+        </w:rPr>
+        <w:t xml:space="preserve">, larva </w:t>
+      </w:r>
+      <w:r>
+        <w:rPr>
+          <w:lang w:val="es-419"/>
+        </w:rPr>
+        <w:t>(</w:t>
+      </w:r>
+      <w:r>
+        <w:rPr>
+          <w:lang w:val="es-419"/>
+        </w:rPr>
+        <w:t>266,5 días</w:t>
+      </w:r>
+      <w:r>
+        <w:rPr>
+          <w:lang w:val="es-419"/>
+        </w:rPr>
+        <w:t>)</w:t>
+      </w:r>
+      <w:r>
+        <w:rPr>
+          <w:lang w:val="es-419"/>
+        </w:rPr>
+        <w:t xml:space="preserve">, pupa </w:t>
+      </w:r>
+      <w:r>
+        <w:rPr>
+          <w:lang w:val="es-419"/>
+        </w:rPr>
+        <w:t>(</w:t>
+      </w:r>
+      <w:r>
+        <w:rPr>
+          <w:lang w:val="es-419"/>
+        </w:rPr>
+        <w:t>26,8 días</w:t>
+      </w:r>
+      <w:r>
+        <w:rPr>
+          <w:lang w:val="es-419"/>
+        </w:rPr>
+        <w:t>)</w:t>
+      </w:r>
+      <w:r>
+        <w:rPr>
+          <w:lang w:val="es-419"/>
+        </w:rPr>
+        <w:t xml:space="preserve">, total </w:t>
+      </w:r>
+      <w:r>
+        <w:rPr>
+          <w:lang w:val="es-419"/>
+        </w:rPr>
+        <w:t>(</w:t>
+      </w:r>
+      <w:r>
+        <w:rPr>
+          <w:lang w:val="es-419"/>
+        </w:rPr>
+        <w:t>307,8 días</w:t>
+      </w:r>
+      <w:r>
+        <w:rPr>
+          <w:lang w:val="es-419"/>
+        </w:rPr>
+        <w:t>)</w:t>
+      </w:r>
+      <w:r>
+        <w:rPr>
+          <w:lang w:val="es-419"/>
+        </w:rPr>
+        <w:t>.</w:t>
       </w:r>
     </w:p>
     <w:p>
@@ -4056,16 +4308,24 @@
           <w:ilvl w:val="0"/>
           <w:numId w:val="19"/>
         </w:numPr>
-        <w:ind w:left="567" w:hanging="283"/>
-        <w:rPr>
-          <w:lang w:val="es-419" w:eastAsia="es-CO"/>
-        </w:rPr>
-      </w:pPr>
-      <w:r>
-        <w:rPr>
-          <w:lang w:val="es-419" w:eastAsia="es-CO"/>
-        </w:rPr>
-        <w:t>Pupas: inicia de color naranja y se va oscureciendo a medida que se aproxima la adultez.</w:t>
+        <w:ind w:left="567" w:hanging="425"/>
+        <w:rPr>
+          <w:lang w:val="es-419" w:eastAsia="es-CO"/>
+        </w:rPr>
+      </w:pPr>
+      <w:r>
+        <w:rPr>
+          <w:b/>
+          <w:bCs/>
+          <w:lang w:val="es-419" w:eastAsia="es-CO"/>
+        </w:rPr>
+        <w:t>Larvas:</w:t>
+      </w:r>
+      <w:r>
+        <w:rPr>
+          <w:lang w:val="es-419" w:eastAsia="es-CO"/>
+        </w:rPr>
+        <w:t xml:space="preserve"> forma de C, tres pares de patas; color blanco con café rojizo. Al inicio miden 10,6 mm de largo y al final del tercer estadio mide 80,3 mm de longitud.</w:t>
       </w:r>
     </w:p>
     <w:p>
@@ -4075,16 +4335,25 @@
           <w:ilvl w:val="0"/>
           <w:numId w:val="19"/>
         </w:numPr>
-        <w:ind w:left="567" w:hanging="283"/>
-        <w:rPr>
-          <w:lang w:val="es-419" w:eastAsia="es-CO"/>
-        </w:rPr>
-      </w:pPr>
-      <w:r>
-        <w:rPr>
-          <w:lang w:val="es-419" w:eastAsia="es-CO"/>
-        </w:rPr>
-        <w:t>Adultos: coleópteros, de color negro, que mide entre 4,0 y 5,8 cm de largo; el macho posee tres protuberancias como cuernos en el tórax; la hembra carece de ellas; el macho es más grande que la hembra.</w:t>
+        <w:ind w:left="567" w:hanging="425"/>
+        <w:rPr>
+          <w:lang w:val="es-419" w:eastAsia="es-CO"/>
+        </w:rPr>
+      </w:pPr>
+      <w:r>
+        <w:rPr>
+          <w:b/>
+          <w:bCs/>
+          <w:lang w:val="es-419" w:eastAsia="es-CO"/>
+        </w:rPr>
+        <w:lastRenderedPageBreak/>
+        <w:t>Pupas:</w:t>
+      </w:r>
+      <w:r>
+        <w:rPr>
+          <w:lang w:val="es-419" w:eastAsia="es-CO"/>
+        </w:rPr>
+        <w:t xml:space="preserve"> inicia de color naranja y se va oscureciendo a medida que se aproxima la adultez.</w:t>
       </w:r>
     </w:p>
     <w:p>
@@ -4094,16 +4363,24 @@
           <w:ilvl w:val="0"/>
           <w:numId w:val="19"/>
         </w:numPr>
-        <w:ind w:left="567" w:hanging="283"/>
-        <w:rPr>
-          <w:lang w:val="es-419" w:eastAsia="es-CO"/>
-        </w:rPr>
-      </w:pPr>
-      <w:r>
-        <w:rPr>
-          <w:lang w:val="es-419" w:eastAsia="es-CO"/>
-        </w:rPr>
-        <w:t>Daños: El daño es causado por adultos que perforan el bulbo de palmas jóvenes para alimentarse y reproducirse, afectando el meristemo y facilitando la entrada de microorganismos que provocan enfermedades en el estípite.</w:t>
+        <w:ind w:left="567" w:hanging="425"/>
+        <w:rPr>
+          <w:lang w:val="es-419" w:eastAsia="es-CO"/>
+        </w:rPr>
+      </w:pPr>
+      <w:r>
+        <w:rPr>
+          <w:b/>
+          <w:bCs/>
+          <w:lang w:val="es-419" w:eastAsia="es-CO"/>
+        </w:rPr>
+        <w:t>Adultos:</w:t>
+      </w:r>
+      <w:r>
+        <w:rPr>
+          <w:lang w:val="es-419" w:eastAsia="es-CO"/>
+        </w:rPr>
+        <w:t xml:space="preserve"> coleópteros, de color negro, que mide entre 4,0 y 5,8 cm de largo; el macho posee tres protuberancias como cuernos en el tórax; la hembra carece de ellas; el macho es más grande que la hembra.</w:t>
       </w:r>
     </w:p>
     <w:p>
@@ -4113,16 +4390,75 @@
           <w:ilvl w:val="0"/>
           <w:numId w:val="19"/>
         </w:numPr>
-        <w:ind w:left="567" w:hanging="283"/>
-        <w:rPr>
-          <w:lang w:val="es-419" w:eastAsia="es-CO"/>
-        </w:rPr>
-      </w:pPr>
-      <w:r>
-        <w:rPr>
-          <w:lang w:val="es-419" w:eastAsia="es-CO"/>
-        </w:rPr>
-        <w:t>Control: Realizar monitoreos periódicos, eliminar sitios de reproducción y aplicar control biológico o químico según recomendaciones técnicas, promoviendo además la protección de enemigos naturales de la plaga.</w:t>
+        <w:ind w:left="567" w:hanging="425"/>
+        <w:rPr>
+          <w:lang w:val="es-419" w:eastAsia="es-CO"/>
+        </w:rPr>
+      </w:pPr>
+      <w:r>
+        <w:rPr>
+          <w:b/>
+          <w:bCs/>
+          <w:lang w:val="es-419" w:eastAsia="es-CO"/>
+        </w:rPr>
+        <w:t>Daños:</w:t>
+      </w:r>
+      <w:r>
+        <w:rPr>
+          <w:lang w:val="es-419" w:eastAsia="es-CO"/>
+        </w:rPr>
+        <w:t xml:space="preserve"> </w:t>
+      </w:r>
+      <w:r>
+        <w:rPr>
+          <w:lang w:val="es-419" w:eastAsia="es-CO"/>
+        </w:rPr>
+        <w:t>e</w:t>
+      </w:r>
+      <w:r>
+        <w:rPr>
+          <w:lang w:val="es-419" w:eastAsia="es-CO"/>
+        </w:rPr>
+        <w:t>l daño es causado por adultos que perforan el bulbo de palmas jóvenes para alimentarse y reproducirse, afectando el meristemo y facilitando la entrada de microorganismos que provocan enfermedades en el estípite.</w:t>
+      </w:r>
+    </w:p>
+    <w:p>
+      <w:pPr>
+        <w:pStyle w:val="Prrafodelista"/>
+        <w:numPr>
+          <w:ilvl w:val="0"/>
+          <w:numId w:val="19"/>
+        </w:numPr>
+        <w:ind w:left="567" w:hanging="425"/>
+        <w:rPr>
+          <w:lang w:val="es-419" w:eastAsia="es-CO"/>
+        </w:rPr>
+      </w:pPr>
+      <w:r>
+        <w:rPr>
+          <w:b/>
+          <w:bCs/>
+          <w:lang w:val="es-419" w:eastAsia="es-CO"/>
+        </w:rPr>
+        <w:t>Control:</w:t>
+      </w:r>
+      <w:r>
+        <w:rPr>
+          <w:lang w:val="es-419" w:eastAsia="es-CO"/>
+        </w:rPr>
+        <w:t xml:space="preserve"> </w:t>
+      </w:r>
+      <w:r>
+        <w:rPr>
+          <w:lang w:val="es-419" w:eastAsia="es-CO"/>
+        </w:rPr>
+        <w:t>r</w:t>
+      </w:r>
+      <w:r>
+        <w:rPr>
+          <w:lang w:val="es-419" w:eastAsia="es-CO"/>
+        </w:rPr>
+        <w:t>ealizar monitoreos periódicos, eliminar sitios de reproducción y aplicar control biológico o químico según recomendaciones técnicas, promoviendo además la protección de enemigos naturales de la plaga.</w:t>
       </w:r>
     </w:p>
     <w:p>
@@ -4147,10 +4483,6 @@
         <w:t>Cucarrón o picudo negro (</w:t>
       </w:r>
       <w:r>
-        <w:rPr>
-          <w:i/>
-          <w:iCs/>
-        </w:rPr>
         <w:t>Rhynchophorus palmarum</w:t>
       </w:r>
       <w:r>
@@ -4164,16 +4496,174 @@
           <w:ilvl w:val="0"/>
           <w:numId w:val="20"/>
         </w:numPr>
-        <w:ind w:left="567" w:hanging="283"/>
-        <w:rPr>
-          <w:lang w:val="es-419" w:eastAsia="es-CO"/>
-        </w:rPr>
-      </w:pPr>
-      <w:r>
-        <w:rPr>
-          <w:lang w:val="es-419" w:eastAsia="es-CO"/>
-        </w:rPr>
-        <w:t>Ciclo biológico: Huevo: 3 – 5 días. Larva: 50 – 70 días. Pupa: 24 días. Total: 77 – 99 días.</w:t>
+        <w:ind w:left="567" w:hanging="425"/>
+        <w:rPr>
+          <w:lang w:val="es-419" w:eastAsia="es-CO"/>
+        </w:rPr>
+      </w:pPr>
+      <w:r>
+        <w:rPr>
+          <w:b/>
+          <w:bCs/>
+          <w:lang w:val="es-419" w:eastAsia="es-CO"/>
+        </w:rPr>
+        <w:t>Ciclo biológico:</w:t>
+      </w:r>
+      <w:r>
+        <w:rPr>
+          <w:lang w:val="es-419" w:eastAsia="es-CO"/>
+        </w:rPr>
+        <w:t xml:space="preserve"> </w:t>
+      </w:r>
+      <w:r>
+        <w:rPr>
+          <w:lang w:val="es-419" w:eastAsia="es-CO"/>
+        </w:rPr>
+        <w:t>h</w:t>
+      </w:r>
+      <w:r>
+        <w:rPr>
+          <w:lang w:val="es-419" w:eastAsia="es-CO"/>
+        </w:rPr>
+        <w:t xml:space="preserve">uevo: </w:t>
+      </w:r>
+      <w:r>
+        <w:rPr>
+          <w:lang w:val="es-419" w:eastAsia="es-CO"/>
+        </w:rPr>
+        <w:t>(</w:t>
+      </w:r>
+      <w:r>
+        <w:rPr>
+          <w:lang w:val="es-419" w:eastAsia="es-CO"/>
+        </w:rPr>
+        <w:t>3 – 5 días</w:t>
+      </w:r>
+      <w:r>
+        <w:rPr>
+          <w:lang w:val="es-419" w:eastAsia="es-CO"/>
+        </w:rPr>
+        <w:t>),</w:t>
+      </w:r>
+      <w:r>
+        <w:rPr>
+          <w:lang w:val="es-419" w:eastAsia="es-CO"/>
+        </w:rPr>
+        <w:t xml:space="preserve"> </w:t>
+      </w:r>
+      <w:r>
+        <w:rPr>
+          <w:lang w:val="es-419" w:eastAsia="es-CO"/>
+        </w:rPr>
+        <w:t>l</w:t>
+      </w:r>
+      <w:r>
+        <w:rPr>
+          <w:lang w:val="es-419" w:eastAsia="es-CO"/>
+        </w:rPr>
+        <w:t>arva</w:t>
+      </w:r>
+      <w:r>
+        <w:rPr>
+          <w:lang w:val="es-419" w:eastAsia="es-CO"/>
+        </w:rPr>
+        <w:t xml:space="preserve"> </w:t>
+      </w:r>
+      <w:r>
+        <w:rPr>
+          <w:lang w:val="es-419" w:eastAsia="es-CO"/>
+        </w:rPr>
+        <w:t>(</w:t>
+      </w:r>
+      <w:r>
+        <w:rPr>
+          <w:lang w:val="es-419" w:eastAsia="es-CO"/>
+        </w:rPr>
+        <w:t>50 – 70 días</w:t>
+      </w:r>
+      <w:r>
+        <w:rPr>
+          <w:lang w:val="es-419" w:eastAsia="es-CO"/>
+        </w:rPr>
+        <w:t>),</w:t>
+      </w:r>
+      <w:r>
+        <w:rPr>
+          <w:lang w:val="es-419" w:eastAsia="es-CO"/>
+        </w:rPr>
+        <w:t xml:space="preserve"> </w:t>
+      </w:r>
+      <w:r>
+        <w:rPr>
+          <w:lang w:val="es-419" w:eastAsia="es-CO"/>
+        </w:rPr>
+        <w:t>p</w:t>
+      </w:r>
+      <w:r>
+        <w:rPr>
+          <w:lang w:val="es-419" w:eastAsia="es-CO"/>
+        </w:rPr>
+        <w:t xml:space="preserve">upa </w:t>
+      </w:r>
+      <w:r>
+        <w:rPr>
+          <w:lang w:val="es-419" w:eastAsia="es-CO"/>
+        </w:rPr>
+        <w:t>(</w:t>
+      </w:r>
+      <w:r>
+        <w:rPr>
+          <w:lang w:val="es-419" w:eastAsia="es-CO"/>
+        </w:rPr>
+        <w:t>24 días</w:t>
+      </w:r>
+      <w:r>
+        <w:rPr>
+          <w:lang w:val="es-419" w:eastAsia="es-CO"/>
+        </w:rPr>
+        <w:t>),</w:t>
+      </w:r>
+      <w:r>
+        <w:rPr>
+          <w:lang w:val="es-419" w:eastAsia="es-CO"/>
+        </w:rPr>
+        <w:t xml:space="preserve"> </w:t>
+      </w:r>
+      <w:r>
+        <w:rPr>
+          <w:lang w:val="es-419" w:eastAsia="es-CO"/>
+        </w:rPr>
+        <w:t>t</w:t>
+      </w:r>
+      <w:r>
+        <w:rPr>
+          <w:lang w:val="es-419" w:eastAsia="es-CO"/>
+        </w:rPr>
+        <w:t xml:space="preserve">otal </w:t>
+      </w:r>
+      <w:r>
+        <w:rPr>
+          <w:lang w:val="es-419" w:eastAsia="es-CO"/>
+        </w:rPr>
+        <w:t>(</w:t>
+      </w:r>
+      <w:r>
+        <w:rPr>
+          <w:lang w:val="es-419" w:eastAsia="es-CO"/>
+        </w:rPr>
+        <w:t>77 – 99 días</w:t>
+      </w:r>
+      <w:r>
+        <w:rPr>
+          <w:lang w:val="es-419" w:eastAsia="es-CO"/>
+        </w:rPr>
+        <w:t>)</w:t>
+      </w:r>
+      <w:r>
+        <w:rPr>
+          <w:lang w:val="es-419" w:eastAsia="es-CO"/>
+        </w:rPr>
+        <w:t>.</w:t>
       </w:r>
     </w:p>
     <w:p>
@@ -4183,16 +4673,24 @@
           <w:ilvl w:val="0"/>
           <w:numId w:val="20"/>
         </w:numPr>
-        <w:ind w:left="567" w:hanging="283"/>
-        <w:rPr>
-          <w:lang w:val="es-419" w:eastAsia="es-CO"/>
-        </w:rPr>
-      </w:pPr>
-      <w:r>
-        <w:rPr>
-          <w:lang w:val="es-419" w:eastAsia="es-CO"/>
-        </w:rPr>
-        <w:t>Larvas: cuerpo muy segmentado de 4,5 a 6 cm, presenta 8 estadios, color marrón.</w:t>
+        <w:ind w:left="567" w:hanging="425"/>
+        <w:rPr>
+          <w:lang w:val="es-419" w:eastAsia="es-CO"/>
+        </w:rPr>
+      </w:pPr>
+      <w:r>
+        <w:rPr>
+          <w:b/>
+          <w:bCs/>
+          <w:lang w:val="es-419" w:eastAsia="es-CO"/>
+        </w:rPr>
+        <w:t>Larvas:</w:t>
+      </w:r>
+      <w:r>
+        <w:rPr>
+          <w:lang w:val="es-419" w:eastAsia="es-CO"/>
+        </w:rPr>
+        <w:t xml:space="preserve"> cuerpo muy segmentado de 4,5 a 6 cm, presenta 8 estadios, color marrón.</w:t>
       </w:r>
     </w:p>
     <w:p>
@@ -4202,7 +4700,7 @@
           <w:ilvl w:val="0"/>
           <w:numId w:val="20"/>
         </w:numPr>
-        <w:ind w:left="567" w:hanging="283"/>
+        <w:ind w:left="567" w:hanging="425"/>
         <w:rPr>
           <w:lang w:val="es-419" w:eastAsia="es-CO"/>
         </w:rPr>
@@ -4221,17 +4719,24 @@
           <w:ilvl w:val="0"/>
           <w:numId w:val="20"/>
         </w:numPr>
-        <w:ind w:left="567" w:hanging="283"/>
-        <w:rPr>
-          <w:lang w:val="es-419" w:eastAsia="es-CO"/>
-        </w:rPr>
-      </w:pPr>
-      <w:r>
-        <w:rPr>
-          <w:lang w:val="es-419" w:eastAsia="es-CO"/>
-        </w:rPr>
-        <w:lastRenderedPageBreak/>
-        <w:t>Adultos: picudo de color negro, gran tamaño (3 – 6 cm), los machos son más pequeños que las hembras. Se ocultan en las axilas de las hojas.</w:t>
+        <w:ind w:left="567" w:hanging="425"/>
+        <w:rPr>
+          <w:lang w:val="es-419" w:eastAsia="es-CO"/>
+        </w:rPr>
+      </w:pPr>
+      <w:r>
+        <w:rPr>
+          <w:b/>
+          <w:bCs/>
+          <w:lang w:val="es-419" w:eastAsia="es-CO"/>
+        </w:rPr>
+        <w:t>Adultos:</w:t>
+      </w:r>
+      <w:r>
+        <w:rPr>
+          <w:lang w:val="es-419" w:eastAsia="es-CO"/>
+        </w:rPr>
+        <w:t xml:space="preserve"> picudo de color negro, gran tamaño (3 – 6 cm), los machos son más pequeños que las hembras. Se ocultan en las axilas de las hojas.</w:t>
       </w:r>
     </w:p>
     <w:p>
@@ -4241,16 +4746,37 @@
           <w:ilvl w:val="0"/>
           <w:numId w:val="20"/>
         </w:numPr>
-        <w:ind w:left="567" w:hanging="283"/>
-        <w:rPr>
-          <w:lang w:val="es-419" w:eastAsia="es-CO"/>
-        </w:rPr>
-      </w:pPr>
-      <w:r>
-        <w:rPr>
-          <w:lang w:val="es-419" w:eastAsia="es-CO"/>
-        </w:rPr>
-        <w:t>Daños: Las larvas perforan el estípite y el cogollo, dañan el meristemo y pueden causar la muerte de la palma, además de transmitir el nemátodo causante del anillo rojo.</w:t>
+        <w:ind w:left="567" w:hanging="425"/>
+        <w:rPr>
+          <w:lang w:val="es-419" w:eastAsia="es-CO"/>
+        </w:rPr>
+      </w:pPr>
+      <w:r>
+        <w:rPr>
+          <w:b/>
+          <w:bCs/>
+          <w:lang w:val="es-419" w:eastAsia="es-CO"/>
+        </w:rPr>
+        <w:lastRenderedPageBreak/>
+        <w:t>Daños:</w:t>
+      </w:r>
+      <w:r>
+        <w:rPr>
+          <w:lang w:val="es-419" w:eastAsia="es-CO"/>
+        </w:rPr>
+        <w:t xml:space="preserve"> </w:t>
+      </w:r>
+      <w:r>
+        <w:rPr>
+          <w:lang w:val="es-419" w:eastAsia="es-CO"/>
+        </w:rPr>
+        <w:t>l</w:t>
+      </w:r>
+      <w:r>
+        <w:rPr>
+          <w:lang w:val="es-419" w:eastAsia="es-CO"/>
+        </w:rPr>
+        <w:t>as larvas perforan el estípite y el cogollo, dañan el meristemo y pueden causar la muerte de la palma, además de transmitir el nemátodo causante del anillo rojo.</w:t>
       </w:r>
     </w:p>
     <w:p>
@@ -4260,16 +4786,36 @@
           <w:ilvl w:val="0"/>
           <w:numId w:val="20"/>
         </w:numPr>
-        <w:ind w:left="567" w:hanging="283"/>
-        <w:rPr>
-          <w:lang w:val="es-419" w:eastAsia="es-CO"/>
-        </w:rPr>
-      </w:pPr>
-      <w:r>
-        <w:rPr>
-          <w:lang w:val="es-419" w:eastAsia="es-CO"/>
-        </w:rPr>
-        <w:t>Control: Evitar heridas en las palmas, proteger los cortes de poda y establecer trampas para capturar adultos, especialmente en épocas secas cuando aumenta la población del picudo.</w:t>
+        <w:ind w:left="567" w:hanging="425"/>
+        <w:rPr>
+          <w:lang w:val="es-419" w:eastAsia="es-CO"/>
+        </w:rPr>
+      </w:pPr>
+      <w:r>
+        <w:rPr>
+          <w:b/>
+          <w:bCs/>
+          <w:lang w:val="es-419" w:eastAsia="es-CO"/>
+        </w:rPr>
+        <w:t>Control:</w:t>
+      </w:r>
+      <w:r>
+        <w:rPr>
+          <w:lang w:val="es-419" w:eastAsia="es-CO"/>
+        </w:rPr>
+        <w:t xml:space="preserve"> </w:t>
+      </w:r>
+      <w:r>
+        <w:rPr>
+          <w:lang w:val="es-419" w:eastAsia="es-CO"/>
+        </w:rPr>
+        <w:t>e</w:t>
+      </w:r>
+      <w:r>
+        <w:rPr>
+          <w:lang w:val="es-419" w:eastAsia="es-CO"/>
+        </w:rPr>
+        <w:t>vitar heridas en las palmas, proteger los cortes de poda y establecer trampas para capturar adultos, especialmente en épocas secas cuando aumenta la población del picudo.</w:t>
       </w:r>
     </w:p>
     <w:p>
@@ -4282,24 +4828,12 @@
     </w:p>
     <w:p>
       <w:pPr>
-        <w:ind w:left="284" w:firstLine="0"/>
-        <w:rPr>
-          <w:lang w:val="es-419" w:eastAsia="es-CO"/>
-        </w:rPr>
-      </w:pPr>
-    </w:p>
-    <w:p>
-      <w:pPr>
         <w:pStyle w:val="Ttulo5"/>
       </w:pPr>
       <w:r>
         <w:t>Gusano de la palma (</w:t>
       </w:r>
       <w:r>
-        <w:rPr>
-          <w:i/>
-          <w:iCs/>
-        </w:rPr>
         <w:t>Brassolis sophorae</w:t>
       </w:r>
       <w:r>
@@ -4313,16 +4847,30 @@
           <w:ilvl w:val="0"/>
           <w:numId w:val="21"/>
         </w:numPr>
-        <w:ind w:left="567" w:hanging="283"/>
-        <w:rPr>
-          <w:lang w:val="es-419" w:eastAsia="es-CO"/>
-        </w:rPr>
-      </w:pPr>
-      <w:r>
-        <w:rPr>
-          <w:lang w:val="es-419" w:eastAsia="es-CO"/>
-        </w:rPr>
-        <w:t>Ciclo biológico: Huevos: 20 – 25 días. Larvas: 50 – 85 días. Pupas: 11 – 15 días. Total: 81 - 125 días.</w:t>
+        <w:ind w:left="567" w:hanging="425"/>
+        <w:rPr>
+          <w:lang w:val="es-419" w:eastAsia="es-CO"/>
+        </w:rPr>
+      </w:pPr>
+      <w:r>
+        <w:rPr>
+          <w:b/>
+          <w:bCs/>
+          <w:lang w:val="es-419" w:eastAsia="es-CO"/>
+        </w:rPr>
+        <w:t>Ciclo biológico:</w:t>
+      </w:r>
+      <w:r>
+        <w:rPr>
+          <w:lang w:val="es-419" w:eastAsia="es-CO"/>
+        </w:rPr>
+        <w:t xml:space="preserve"> </w:t>
+      </w:r>
+      <w:r>
+        <w:rPr>
+          <w:lang w:val="es-419" w:eastAsia="es-CO"/>
+        </w:rPr>
+        <w:t>huevo: (20-25 días.), larva (50–85 días), pupas (11-15 días), total (81-125 días).</w:t>
       </w:r>
     </w:p>
     <w:p>
@@ -4332,16 +4880,36 @@
           <w:ilvl w:val="0"/>
           <w:numId w:val="21"/>
         </w:numPr>
-        <w:ind w:left="567" w:hanging="283"/>
-        <w:rPr>
-          <w:lang w:val="es-419" w:eastAsia="es-CO"/>
-        </w:rPr>
-      </w:pPr>
-      <w:r>
-        <w:rPr>
-          <w:lang w:val="es-419" w:eastAsia="es-CO"/>
-        </w:rPr>
-        <w:t>Larvas: Son larvas gregarias y nocturnas que se refugian en nidos de seda entre los folíolos; alcanzan hasta 8 cm, presentan color pardo rojizo con bandas claras y cabeza grande color vino tinto.</w:t>
+        <w:ind w:left="567" w:hanging="425"/>
+        <w:rPr>
+          <w:lang w:val="es-419" w:eastAsia="es-CO"/>
+        </w:rPr>
+      </w:pPr>
+      <w:r>
+        <w:rPr>
+          <w:b/>
+          <w:bCs/>
+          <w:lang w:val="es-419" w:eastAsia="es-CO"/>
+        </w:rPr>
+        <w:t>Larvas:</w:t>
+      </w:r>
+      <w:r>
+        <w:rPr>
+          <w:lang w:val="es-419" w:eastAsia="es-CO"/>
+        </w:rPr>
+        <w:t xml:space="preserve"> </w:t>
+      </w:r>
+      <w:r>
+        <w:rPr>
+          <w:lang w:val="es-419" w:eastAsia="es-CO"/>
+        </w:rPr>
+        <w:t>s</w:t>
+      </w:r>
+      <w:r>
+        <w:rPr>
+          <w:lang w:val="es-419" w:eastAsia="es-CO"/>
+        </w:rPr>
+        <w:t>on larvas gregarias y nocturnas que se refugian en nidos de seda entre los folíolos; alcanzan hasta 8 cm, presentan color pardo rojizo con bandas claras y cabeza grande color vino tinto.</w:t>
       </w:r>
     </w:p>
     <w:p>
@@ -4351,25 +4919,25 @@
           <w:ilvl w:val="0"/>
           <w:numId w:val="21"/>
         </w:numPr>
-        <w:ind w:left="567" w:hanging="283"/>
-        <w:rPr>
-          <w:lang w:val="es-419" w:eastAsia="es-CO"/>
-        </w:rPr>
-      </w:pPr>
-      <w:r>
-        <w:rPr>
-          <w:lang w:val="es-419" w:eastAsia="es-CO"/>
-        </w:rPr>
-        <w:t>Pupas: son grandes, robustas y convexas, con bandas longitudinales amarillo pálido; se localizan sobre las bases peciolares de las hojas, sobre el estípite o sobre arvenses.</w:t>
-      </w:r>
-    </w:p>
-    <w:p>
-      <w:pPr>
-        <w:ind w:left="567" w:hanging="283"/>
-        <w:rPr>
-          <w:lang w:val="es-419" w:eastAsia="es-CO"/>
-        </w:rPr>
-      </w:pPr>
+        <w:ind w:left="567" w:hanging="425"/>
+        <w:rPr>
+          <w:lang w:val="es-419" w:eastAsia="es-CO"/>
+        </w:rPr>
+      </w:pPr>
+      <w:r>
+        <w:rPr>
+          <w:b/>
+          <w:bCs/>
+          <w:lang w:val="es-419" w:eastAsia="es-CO"/>
+        </w:rPr>
+        <w:t>Pupas:</w:t>
+      </w:r>
+      <w:r>
+        <w:rPr>
+          <w:lang w:val="es-419" w:eastAsia="es-CO"/>
+        </w:rPr>
+        <w:t xml:space="preserve"> son grandes, robustas y convexas, con bandas longitudinales amarillo pálido; se localizan sobre las bases peciolares de las hojas, sobre el estípite o sobre arvenses.</w:t>
+      </w:r>
     </w:p>
     <w:p>
       <w:pPr>
@@ -4378,16 +4946,24 @@
           <w:ilvl w:val="0"/>
           <w:numId w:val="21"/>
         </w:numPr>
-        <w:ind w:left="567" w:hanging="283"/>
-        <w:rPr>
-          <w:lang w:val="es-419" w:eastAsia="es-CO"/>
-        </w:rPr>
-      </w:pPr>
-      <w:r>
-        <w:rPr>
-          <w:lang w:val="es-419" w:eastAsia="es-CO"/>
-        </w:rPr>
-        <w:t>Adultos: lepidópteros grandes, de 7 a 10 cm de envergadura alar; las alas son marrones, y presentan tres ocelos negros y marrón en la parte inferior de las alas traseras. Son de hábito crepuscular.</w:t>
+        <w:ind w:left="567" w:hanging="425"/>
+        <w:rPr>
+          <w:lang w:val="es-419" w:eastAsia="es-CO"/>
+        </w:rPr>
+      </w:pPr>
+      <w:r>
+        <w:rPr>
+          <w:b/>
+          <w:bCs/>
+          <w:lang w:val="es-419" w:eastAsia="es-CO"/>
+        </w:rPr>
+        <w:t>Adultos:</w:t>
+      </w:r>
+      <w:r>
+        <w:rPr>
+          <w:lang w:val="es-419" w:eastAsia="es-CO"/>
+        </w:rPr>
+        <w:t xml:space="preserve"> lepidópteros grandes, de 7 a 10 cm de envergadura alar; las alas son marrones, y presentan tres ocelos negros y marrón en la parte inferior de las alas traseras. Son de hábito crepuscular.</w:t>
       </w:r>
     </w:p>
     <w:p>
@@ -4397,17 +4973,24 @@
           <w:ilvl w:val="0"/>
           <w:numId w:val="21"/>
         </w:numPr>
-        <w:ind w:left="567" w:hanging="283"/>
-        <w:rPr>
-          <w:lang w:val="es-419" w:eastAsia="es-CO"/>
-        </w:rPr>
-      </w:pPr>
-      <w:r>
-        <w:rPr>
-          <w:lang w:val="es-419" w:eastAsia="es-CO"/>
-        </w:rPr>
-        <w:lastRenderedPageBreak/>
-        <w:t>Daños: las larvas atacan agresivamente las hojas, pues consumen individualmente entre 500 a 600 cm² de área foliar, el ataque se inicia en palma joven, en todos los niveles y puede defoliar una palma en pocos días.</w:t>
+        <w:ind w:left="567" w:hanging="425"/>
+        <w:rPr>
+          <w:lang w:val="es-419" w:eastAsia="es-CO"/>
+        </w:rPr>
+      </w:pPr>
+      <w:r>
+        <w:rPr>
+          <w:b/>
+          <w:bCs/>
+          <w:lang w:val="es-419" w:eastAsia="es-CO"/>
+        </w:rPr>
+        <w:t>Daños:</w:t>
+      </w:r>
+      <w:r>
+        <w:rPr>
+          <w:lang w:val="es-419" w:eastAsia="es-CO"/>
+        </w:rPr>
+        <w:t xml:space="preserve"> las larvas atacan agresivamente las hojas, pues consumen individualmente entre 500 a 600 cm² de área foliar, el ataque se inicia en palma joven, en todos los niveles y puede defoliar una palma en pocos días.</w:t>
       </w:r>
     </w:p>
     <w:p>
@@ -4417,17 +5000,46 @@
           <w:ilvl w:val="0"/>
           <w:numId w:val="21"/>
         </w:numPr>
-        <w:ind w:left="567" w:hanging="283"/>
-        <w:rPr>
-          <w:lang w:val="es-419" w:eastAsia="es-CO"/>
-        </w:rPr>
-      </w:pPr>
-      <w:r>
-        <w:rPr>
-          <w:lang w:val="es-419" w:eastAsia="es-CO"/>
-        </w:rPr>
-        <w:t>Control: Control mediante recolección de nidos y pupas, uso del hongo Beauveria bassiana y aprovechamiento de enemigos naturales que parasitan huevos, larvas y pupas para reducir la población.</w:t>
-      </w:r>
+        <w:ind w:left="567" w:hanging="425"/>
+        <w:rPr>
+          <w:lang w:val="es-419" w:eastAsia="es-CO"/>
+        </w:rPr>
+      </w:pPr>
+      <w:r>
+        <w:rPr>
+          <w:b/>
+          <w:bCs/>
+          <w:lang w:val="es-419" w:eastAsia="es-CO"/>
+        </w:rPr>
+        <w:lastRenderedPageBreak/>
+        <w:t>Control:</w:t>
+      </w:r>
+      <w:r>
+        <w:rPr>
+          <w:lang w:val="es-419" w:eastAsia="es-CO"/>
+        </w:rPr>
+        <w:t xml:space="preserve"> </w:t>
+      </w:r>
+      <w:r>
+        <w:rPr>
+          <w:lang w:val="es-419" w:eastAsia="es-CO"/>
+        </w:rPr>
+        <w:t>c</w:t>
+      </w:r>
+      <w:r>
+        <w:rPr>
+          <w:lang w:val="es-419" w:eastAsia="es-CO"/>
+        </w:rPr>
+        <w:t>ontrol mediante recolección de nidos y pupas, uso del hongo Beauveria bassiana y aprovechamiento de enemigos naturales que parasitan huevos, larvas y pupas para reducir la población.</w:t>
+      </w:r>
+    </w:p>
+    <w:p>
+      <w:pPr>
+        <w:ind w:firstLine="0"/>
+        <w:rPr>
+          <w:lang w:val="es-419" w:eastAsia="es-CO"/>
+        </w:rPr>
+      </w:pPr>
     </w:p>
     <w:p>
       <w:pPr>
@@ -4437,10 +5049,6 @@
         <w:t>Gusano cabrito (</w:t>
       </w:r>
       <w:r>
-        <w:rPr>
-          <w:i/>
-          <w:iCs/>
-        </w:rPr>
         <w:t>Opsiphanes cassina</w:t>
       </w:r>
       <w:r>
@@ -4454,16 +5062,30 @@
           <w:ilvl w:val="0"/>
           <w:numId w:val="22"/>
         </w:numPr>
-        <w:ind w:left="567" w:hanging="283"/>
-        <w:rPr>
-          <w:lang w:val="es-419" w:eastAsia="es-CO"/>
-        </w:rPr>
-      </w:pPr>
-      <w:r>
-        <w:rPr>
-          <w:lang w:val="es-419" w:eastAsia="es-CO"/>
-        </w:rPr>
-        <w:t>Ciclo biológico: Huevos: 8 – 10 días. Larvas: 36 – 47 días. Pupas: 59 – 77 días.</w:t>
+        <w:ind w:left="567" w:hanging="425"/>
+        <w:rPr>
+          <w:lang w:val="es-419" w:eastAsia="es-CO"/>
+        </w:rPr>
+      </w:pPr>
+      <w:r>
+        <w:rPr>
+          <w:b/>
+          <w:bCs/>
+          <w:lang w:val="es-419" w:eastAsia="es-CO"/>
+        </w:rPr>
+        <w:t>Ciclo biológico:</w:t>
+      </w:r>
+      <w:r>
+        <w:rPr>
+          <w:lang w:val="es-419" w:eastAsia="es-CO"/>
+        </w:rPr>
+        <w:t xml:space="preserve"> </w:t>
+      </w:r>
+      <w:r>
+        <w:rPr>
+          <w:lang w:val="es-419" w:eastAsia="es-CO"/>
+        </w:rPr>
+        <w:t>huevo: (8-10 días.), larvas (36-47 días), pupas (59-77 días).</w:t>
       </w:r>
     </w:p>
     <w:p>
@@ -4473,16 +5095,24 @@
           <w:ilvl w:val="0"/>
           <w:numId w:val="22"/>
         </w:numPr>
-        <w:ind w:left="567" w:hanging="283"/>
-        <w:rPr>
-          <w:lang w:val="es-419" w:eastAsia="es-CO"/>
-        </w:rPr>
-      </w:pPr>
-      <w:r>
-        <w:rPr>
-          <w:lang w:val="es-419" w:eastAsia="es-CO"/>
-        </w:rPr>
-        <w:t>Larvas: son grandes de 6 a 9 cm, con dos apéndices cefálicos a manera de cuernos y dos apéndices caudales tipo aguja; son verdes con bandas dorsales longitudinales amarillas; en su último estadio, su color es café y una banda dorsal longitudinal verde amarillenta; se ubican en el envés de los folíolos.</w:t>
+        <w:ind w:left="567" w:hanging="425"/>
+        <w:rPr>
+          <w:lang w:val="es-419" w:eastAsia="es-CO"/>
+        </w:rPr>
+      </w:pPr>
+      <w:r>
+        <w:rPr>
+          <w:b/>
+          <w:bCs/>
+          <w:lang w:val="es-419" w:eastAsia="es-CO"/>
+        </w:rPr>
+        <w:t>Larvas:</w:t>
+      </w:r>
+      <w:r>
+        <w:rPr>
+          <w:lang w:val="es-419" w:eastAsia="es-CO"/>
+        </w:rPr>
+        <w:t xml:space="preserve"> son grandes de 6 a 9 cm, con dos apéndices cefálicos a manera de cuernos y dos apéndices caudales tipo aguja; son verdes con bandas dorsales longitudinales amarillas; en su último estadio, su color es café y una banda dorsal longitudinal verde amarillenta; se ubican en el envés de los folíolos.</w:t>
       </w:r>
     </w:p>
     <w:p>
@@ -4492,16 +5122,24 @@
           <w:ilvl w:val="0"/>
           <w:numId w:val="22"/>
         </w:numPr>
-        <w:ind w:left="567" w:hanging="283"/>
-        <w:rPr>
-          <w:lang w:val="es-419" w:eastAsia="es-CO"/>
-        </w:rPr>
-      </w:pPr>
-      <w:r>
-        <w:rPr>
-          <w:lang w:val="es-419" w:eastAsia="es-CO"/>
-        </w:rPr>
-        <w:t>Pupas: de 30 mm de longitud, en promedio; se forman sobre las plantas epifitas que creen en el estípite.</w:t>
+        <w:ind w:left="567" w:hanging="425"/>
+        <w:rPr>
+          <w:lang w:val="es-419" w:eastAsia="es-CO"/>
+        </w:rPr>
+      </w:pPr>
+      <w:r>
+        <w:rPr>
+          <w:b/>
+          <w:bCs/>
+          <w:lang w:val="es-419" w:eastAsia="es-CO"/>
+        </w:rPr>
+        <w:t>Pupas:</w:t>
+      </w:r>
+      <w:r>
+        <w:rPr>
+          <w:lang w:val="es-419" w:eastAsia="es-CO"/>
+        </w:rPr>
+        <w:t xml:space="preserve"> de 30 mm de longitud, en promedio; se forman sobre las plantas epifitas que creen en el estípite.</w:t>
       </w:r>
     </w:p>
     <w:p>
@@ -4511,16 +5149,24 @@
           <w:ilvl w:val="0"/>
           <w:numId w:val="22"/>
         </w:numPr>
-        <w:ind w:left="567" w:hanging="283"/>
-        <w:rPr>
-          <w:lang w:val="es-419" w:eastAsia="es-CO"/>
-        </w:rPr>
-      </w:pPr>
-      <w:r>
-        <w:rPr>
-          <w:lang w:val="es-419" w:eastAsia="es-CO"/>
-        </w:rPr>
-        <w:t>Adultos: lepidóptero, de hábito diurno. La hembra oviposita individualmente o en pequeños grupos en el envés de los folíolos y cerca al raquis de las hojas; tiene una envergadura alar de 7,2 cm y el macho de 6 cm; las alas anteriores son de color café con una banda anaranjada en forma de “y”.</w:t>
+        <w:ind w:left="567" w:hanging="425"/>
+        <w:rPr>
+          <w:lang w:val="es-419" w:eastAsia="es-CO"/>
+        </w:rPr>
+      </w:pPr>
+      <w:r>
+        <w:rPr>
+          <w:b/>
+          <w:bCs/>
+          <w:lang w:val="es-419" w:eastAsia="es-CO"/>
+        </w:rPr>
+        <w:t>Adultos:</w:t>
+      </w:r>
+      <w:r>
+        <w:rPr>
+          <w:lang w:val="es-419" w:eastAsia="es-CO"/>
+        </w:rPr>
+        <w:t xml:space="preserve"> lepidóptero, de hábito diurno. La hembra oviposita individualmente o en pequeños grupos en el envés de los folíolos y cerca al raquis de las hojas; tiene una envergadura alar de 7,2 cm y el macho de 6 cm; las alas anteriores son de color café con una banda anaranjada en forma de “y”.</w:t>
       </w:r>
     </w:p>
     <w:p>
@@ -4530,16 +5176,36 @@
           <w:ilvl w:val="0"/>
           <w:numId w:val="22"/>
         </w:numPr>
-        <w:ind w:left="567" w:hanging="283"/>
-        <w:rPr>
-          <w:lang w:val="es-419" w:eastAsia="es-CO"/>
-        </w:rPr>
-      </w:pPr>
-      <w:r>
-        <w:rPr>
-          <w:lang w:val="es-419" w:eastAsia="es-CO"/>
-        </w:rPr>
-        <w:t>Daños: Las larvas devoran el follaje, preferencialmente la parte superior de la palma. Una larva alcanza a consumir de 700 a 800 cm² de follaje durante su vida, dejando solo la nervadura central de cada folíolo.</w:t>
+        <w:ind w:left="567" w:hanging="425"/>
+        <w:rPr>
+          <w:lang w:val="es-419" w:eastAsia="es-CO"/>
+        </w:rPr>
+      </w:pPr>
+      <w:r>
+        <w:rPr>
+          <w:b/>
+          <w:bCs/>
+          <w:lang w:val="es-419" w:eastAsia="es-CO"/>
+        </w:rPr>
+        <w:t>Daños:</w:t>
+      </w:r>
+      <w:r>
+        <w:rPr>
+          <w:lang w:val="es-419" w:eastAsia="es-CO"/>
+        </w:rPr>
+        <w:t xml:space="preserve"> </w:t>
+      </w:r>
+      <w:r>
+        <w:rPr>
+          <w:lang w:val="es-419" w:eastAsia="es-CO"/>
+        </w:rPr>
+        <w:t>l</w:t>
+      </w:r>
+      <w:r>
+        <w:rPr>
+          <w:lang w:val="es-419" w:eastAsia="es-CO"/>
+        </w:rPr>
+        <w:t>as larvas devoran el follaje, preferencialmente la parte superior de la palma. Una larva alcanza a consumir de 700 a 800 cm² de follaje durante su vida, dejando solo la nervadura central de cada folíolo.</w:t>
       </w:r>
     </w:p>
     <w:p>
@@ -4549,17 +5215,46 @@
           <w:ilvl w:val="0"/>
           <w:numId w:val="22"/>
         </w:numPr>
-        <w:ind w:left="567" w:hanging="283"/>
-        <w:rPr>
-          <w:lang w:val="es-419" w:eastAsia="es-CO"/>
-        </w:rPr>
-      </w:pPr>
-      <w:r>
-        <w:rPr>
-          <w:lang w:val="es-419" w:eastAsia="es-CO"/>
-        </w:rPr>
-        <w:t>Control: Fomentar enemigos naturales mediante plantas nectaríferas, usar trampas con material fermentado, realizar recolección manual de larvas y pupas, y aplicar baculovirus como control biológico.</w:t>
-      </w:r>
+        <w:ind w:left="567" w:hanging="425"/>
+        <w:rPr>
+          <w:lang w:val="es-419" w:eastAsia="es-CO"/>
+        </w:rPr>
+      </w:pPr>
+      <w:r>
+        <w:rPr>
+          <w:b/>
+          <w:bCs/>
+          <w:lang w:val="es-419" w:eastAsia="es-CO"/>
+        </w:rPr>
+        <w:t>Control:</w:t>
+      </w:r>
+      <w:r>
+        <w:rPr>
+          <w:lang w:val="es-419" w:eastAsia="es-CO"/>
+        </w:rPr>
+        <w:t xml:space="preserve"> </w:t>
+      </w:r>
+      <w:r>
+        <w:rPr>
+          <w:lang w:val="es-419" w:eastAsia="es-CO"/>
+        </w:rPr>
+        <w:t>f</w:t>
+      </w:r>
+      <w:r>
+        <w:rPr>
+          <w:lang w:val="es-419" w:eastAsia="es-CO"/>
+        </w:rPr>
+        <w:t>omentar enemigos naturales mediante plantas nectaríferas, usar trampas con material fermentado, realizar recolección manual de larvas y pupas, y aplicar baculovirus como control biológico.</w:t>
+      </w:r>
+    </w:p>
+    <w:p>
+      <w:pPr>
+        <w:pStyle w:val="Prrafodelista"/>
+        <w:ind w:left="567" w:hanging="425"/>
+        <w:rPr>
+          <w:lang w:val="es-419" w:eastAsia="es-CO"/>
+        </w:rPr>
+      </w:pPr>
     </w:p>
     <w:p>
       <w:pPr>
@@ -4570,14 +5265,7 @@
         <w:t>Chinche de encaje (</w:t>
       </w:r>
       <w:r>
-        <w:rPr>
-          <w:i/>
-          <w:iCs/>
-        </w:rPr>
-        <w:t>Leptopharsa gibbicarina</w:t>
-      </w:r>
-      <w:r>
-        <w:t>)</w:t>
+        <w:t>Leptopharsa gibbicarina)</w:t>
       </w:r>
     </w:p>
     <w:p>
@@ -4587,16 +5275,30 @@
           <w:ilvl w:val="0"/>
           <w:numId w:val="23"/>
         </w:numPr>
-        <w:ind w:left="567" w:hanging="283"/>
-        <w:rPr>
-          <w:lang w:val="es-419" w:eastAsia="es-CO"/>
-        </w:rPr>
-      </w:pPr>
-      <w:r>
-        <w:rPr>
-          <w:lang w:val="es-419" w:eastAsia="es-CO"/>
-        </w:rPr>
-        <w:t>Ciclo biológico: Huevo: 15 días. Ninfa: 22 días. Adulto: 14 – 24 días. Total: 51 – 61 días.</w:t>
+        <w:ind w:left="567" w:hanging="425"/>
+        <w:rPr>
+          <w:lang w:val="es-419" w:eastAsia="es-CO"/>
+        </w:rPr>
+      </w:pPr>
+      <w:r>
+        <w:rPr>
+          <w:b/>
+          <w:bCs/>
+          <w:lang w:val="es-419" w:eastAsia="es-CO"/>
+        </w:rPr>
+        <w:t>Ciclo biológico:</w:t>
+      </w:r>
+      <w:r>
+        <w:rPr>
+          <w:lang w:val="es-419" w:eastAsia="es-CO"/>
+        </w:rPr>
+        <w:t xml:space="preserve"> </w:t>
+      </w:r>
+      <w:r>
+        <w:rPr>
+          <w:lang w:val="es-419" w:eastAsia="es-CO"/>
+        </w:rPr>
+        <w:t>huevo: (15 días), ninfa (22 días), adulto (14-24 días), total (51-61 días).</w:t>
       </w:r>
     </w:p>
     <w:p>
@@ -4606,16 +5308,38 @@
           <w:ilvl w:val="0"/>
           <w:numId w:val="23"/>
         </w:numPr>
-        <w:ind w:left="567" w:hanging="283"/>
-        <w:rPr>
-          <w:lang w:val="es-419" w:eastAsia="es-CO"/>
-        </w:rPr>
-      </w:pPr>
-      <w:r>
-        <w:rPr>
-          <w:lang w:val="es-419" w:eastAsia="es-CO"/>
-        </w:rPr>
-        <w:t>Ninfa: pueden medir 0,5 mm de largo y 0,2 mm de ancho, cuerpo cilíndrico, blanco translúcido. Al avanzar su desarrollo, las espinas que posee sobre su cuerpo se vuelven negras, gruesas y abundantes; sufren cinco instares ninfales, y las del último instar pueden medir 1,8 mm de largo y 0,8 mm de ancho.</w:t>
+        <w:ind w:left="567" w:hanging="425"/>
+        <w:rPr>
+          <w:lang w:val="es-419" w:eastAsia="es-CO"/>
+        </w:rPr>
+      </w:pPr>
+      <w:r>
+        <w:rPr>
+          <w:b/>
+          <w:bCs/>
+          <w:lang w:val="es-419" w:eastAsia="es-CO"/>
+        </w:rPr>
+        <w:t>Ninfa:</w:t>
+      </w:r>
+      <w:r>
+        <w:rPr>
+          <w:lang w:val="es-419" w:eastAsia="es-CO"/>
+        </w:rPr>
+        <w:t xml:space="preserve"> pueden medir 0,5 mm de largo y 0,2 mm de ancho, cuerpo cilíndrico, blanco translúcido. Al avanzar su desarrollo, las espinas que posee sobre su cuerpo se vuelven negras, gruesas y abundantes; sufren cinco instares </w:t>
+      </w:r>
+      <w:proofErr w:type="spellStart"/>
+      <w:r>
+        <w:rPr>
+          <w:lang w:val="es-419" w:eastAsia="es-CO"/>
+        </w:rPr>
+        <w:t>ninfales</w:t>
+      </w:r>
+      <w:proofErr w:type="spellEnd"/>
+      <w:r>
+        <w:rPr>
+          <w:lang w:val="es-419" w:eastAsia="es-CO"/>
+        </w:rPr>
+        <w:t>, y las del último instar pueden medir 1,8 mm de largo y 0,8 mm de ancho.</w:t>
       </w:r>
     </w:p>
     <w:p>
@@ -4625,16 +5349,38 @@
           <w:ilvl w:val="0"/>
           <w:numId w:val="23"/>
         </w:numPr>
-        <w:ind w:left="567" w:hanging="283"/>
-        <w:rPr>
-          <w:lang w:val="es-419" w:eastAsia="es-CO"/>
-        </w:rPr>
-      </w:pPr>
-      <w:r>
-        <w:rPr>
-          <w:lang w:val="es-419" w:eastAsia="es-CO"/>
-        </w:rPr>
-        <w:t>Adulto: de la familia Tingidae; mide de 2,5 a 2,9 mm de largo y 1,2 mm de ancho, antenas largas claviformes, son reticulados y transparentes; aparentan un encaje muy característico de la familia. Se ubican en el envés de los folíolos, donde pueden cumplir todo un ciclo; prefieren las áreas y niveles con menor incidencia de luz.</w:t>
+        <w:ind w:left="567" w:hanging="425"/>
+        <w:rPr>
+          <w:lang w:val="es-419" w:eastAsia="es-CO"/>
+        </w:rPr>
+      </w:pPr>
+      <w:r>
+        <w:rPr>
+          <w:b/>
+          <w:bCs/>
+          <w:lang w:val="es-419" w:eastAsia="es-CO"/>
+        </w:rPr>
+        <w:t>Adulto:</w:t>
+      </w:r>
+      <w:r>
+        <w:rPr>
+          <w:lang w:val="es-419" w:eastAsia="es-CO"/>
+        </w:rPr>
+        <w:t xml:space="preserve"> de la familia </w:t>
+      </w:r>
+      <w:proofErr w:type="spellStart"/>
+      <w:r>
+        <w:rPr>
+          <w:lang w:val="es-419" w:eastAsia="es-CO"/>
+        </w:rPr>
+        <w:t>Tingidae</w:t>
+      </w:r>
+      <w:proofErr w:type="spellEnd"/>
+      <w:r>
+        <w:rPr>
+          <w:lang w:val="es-419" w:eastAsia="es-CO"/>
+        </w:rPr>
+        <w:t>; mide de 2,5 a 2,9 mm de largo y 1,2 mm de ancho, antenas largas claviformes, son reticulados y transparentes; aparentan un encaje muy característico de la familia. Se ubican en el envés de los folíolos, donde pueden cumplir todo un ciclo; prefieren las áreas y niveles con menor incidencia de luz.</w:t>
       </w:r>
     </w:p>
     <w:p>
@@ -4644,16 +5390,50 @@
           <w:ilvl w:val="0"/>
           <w:numId w:val="23"/>
         </w:numPr>
-        <w:ind w:left="567" w:hanging="283"/>
-        <w:rPr>
-          <w:lang w:val="es-419" w:eastAsia="es-CO"/>
-        </w:rPr>
-      </w:pPr>
-      <w:r>
-        <w:rPr>
-          <w:lang w:val="es-419" w:eastAsia="es-CO"/>
-        </w:rPr>
-        <w:t>Daños: El adulto pica el envés del folíolo para alimentarse, succionando el jugo celular del parénquima foliar, produciendo unos puntos cloróticos en el haz que ocasionan secamientos o necrosamiento del tejido.</w:t>
+        <w:ind w:left="567" w:hanging="425"/>
+        <w:rPr>
+          <w:lang w:val="es-419" w:eastAsia="es-CO"/>
+        </w:rPr>
+      </w:pPr>
+      <w:r>
+        <w:rPr>
+          <w:b/>
+          <w:bCs/>
+          <w:lang w:val="es-419" w:eastAsia="es-CO"/>
+        </w:rPr>
+        <w:t>Daños:</w:t>
+      </w:r>
+      <w:r>
+        <w:rPr>
+          <w:lang w:val="es-419" w:eastAsia="es-CO"/>
+        </w:rPr>
+        <w:t xml:space="preserve"> </w:t>
+      </w:r>
+      <w:r>
+        <w:rPr>
+          <w:lang w:val="es-419" w:eastAsia="es-CO"/>
+        </w:rPr>
+        <w:t>e</w:t>
+      </w:r>
+      <w:r>
+        <w:rPr>
+          <w:lang w:val="es-419" w:eastAsia="es-CO"/>
+        </w:rPr>
+        <w:t xml:space="preserve">l adulto pica el envés del folíolo para alimentarse, succionando el jugo celular del parénquima foliar, produciendo unos puntos cloróticos en el haz que ocasionan secamientos o </w:t>
+      </w:r>
+      <w:proofErr w:type="spellStart"/>
+      <w:r>
+        <w:rPr>
+          <w:lang w:val="es-419" w:eastAsia="es-CO"/>
+        </w:rPr>
+        <w:t>necrosamiento</w:t>
+      </w:r>
+      <w:proofErr w:type="spellEnd"/>
+      <w:r>
+        <w:rPr>
+          <w:lang w:val="es-419" w:eastAsia="es-CO"/>
+        </w:rPr>
+        <w:t xml:space="preserve"> del tejido.</w:t>
       </w:r>
     </w:p>
     <w:p>
@@ -4663,60 +5443,49 @@
           <w:ilvl w:val="0"/>
           <w:numId w:val="23"/>
         </w:numPr>
-        <w:ind w:left="567" w:hanging="283"/>
-        <w:rPr>
-          <w:lang w:val="es-419" w:eastAsia="es-CO"/>
-        </w:rPr>
-      </w:pPr>
-      <w:r>
-        <w:rPr>
-          <w:lang w:val="es-419" w:eastAsia="es-CO"/>
-        </w:rPr>
-        <w:t>Control: Establecer plantas nectaríferas y promover enemigos naturales como hormigas y otros depredadores, además del uso de hongos entomopatógenos para el control biológico de la plaga.</w:t>
-      </w:r>
-    </w:p>
-    <w:p>
-      <w:pPr>
-        <w:pStyle w:val="Prrafodelista"/>
-        <w:ind w:left="567" w:firstLine="0"/>
-        <w:rPr>
-          <w:lang w:val="es-419" w:eastAsia="es-CO"/>
-        </w:rPr>
-      </w:pPr>
-    </w:p>
-    <w:p>
-      <w:pPr>
-        <w:pStyle w:val="Prrafodelista"/>
-        <w:ind w:left="567" w:firstLine="0"/>
-        <w:rPr>
-          <w:lang w:val="es-419" w:eastAsia="es-CO"/>
-        </w:rPr>
-      </w:pPr>
-    </w:p>
-    <w:p>
-      <w:pPr>
-        <w:pStyle w:val="Prrafodelista"/>
-        <w:ind w:left="567" w:firstLine="0"/>
-        <w:rPr>
-          <w:lang w:val="es-419" w:eastAsia="es-CO"/>
-        </w:rPr>
-      </w:pPr>
-    </w:p>
-    <w:p>
-      <w:pPr>
-        <w:pStyle w:val="Prrafodelista"/>
-        <w:ind w:left="567" w:firstLine="0"/>
-        <w:rPr>
-          <w:lang w:val="es-419" w:eastAsia="es-CO"/>
-        </w:rPr>
-      </w:pPr>
+        <w:ind w:left="567" w:hanging="425"/>
+        <w:rPr>
+          <w:lang w:val="es-419" w:eastAsia="es-CO"/>
+        </w:rPr>
+      </w:pPr>
+      <w:r>
+        <w:rPr>
+          <w:b/>
+          <w:bCs/>
+          <w:lang w:val="es-419" w:eastAsia="es-CO"/>
+        </w:rPr>
+        <w:t>Control:</w:t>
+      </w:r>
+      <w:r>
+        <w:rPr>
+          <w:lang w:val="es-419" w:eastAsia="es-CO"/>
+        </w:rPr>
+        <w:t xml:space="preserve"> </w:t>
+      </w:r>
+      <w:r>
+        <w:rPr>
+          <w:lang w:val="es-419" w:eastAsia="es-CO"/>
+        </w:rPr>
+        <w:t>e</w:t>
+      </w:r>
+      <w:r>
+        <w:rPr>
+          <w:lang w:val="es-419" w:eastAsia="es-CO"/>
+        </w:rPr>
+        <w:t>stablecer plantas nectaríferas y promover enemigos naturales como hormigas y otros depredadores, además del uso de hongos entomopatógenos para el control biológico de la plaga.</w:t>
+      </w:r>
     </w:p>
     <w:p>
       <w:pPr>
         <w:pStyle w:val="Ttulo3"/>
-      </w:pPr>
-      <w:r>
-        <w:lastRenderedPageBreak/>
+        <w:ind w:left="567"/>
+      </w:pPr>
+    </w:p>
+    <w:p>
+      <w:pPr>
+        <w:pStyle w:val="Ttulo3"/>
+      </w:pPr>
+      <w:r>
         <w:t>Principales enfermedades</w:t>
       </w:r>
     </w:p>
@@ -4750,6 +5519,7 @@
     <w:p>
       <w:pPr>
         <w:pStyle w:val="Ttulo5"/>
+        <w:ind w:left="567" w:hanging="425"/>
       </w:pPr>
       <w:r>
         <w:t>Anillo rojo</w:t>
@@ -4762,7 +5532,7 @@
           <w:ilvl w:val="0"/>
           <w:numId w:val="24"/>
         </w:numPr>
-        <w:ind w:left="567" w:hanging="141"/>
+        <w:ind w:left="567" w:hanging="425"/>
         <w:rPr>
           <w:lang w:val="es-419" w:eastAsia="es-CO"/>
         </w:rPr>
@@ -4779,7 +5549,19 @@
         <w:rPr>
           <w:lang w:val="es-419" w:eastAsia="es-CO"/>
         </w:rPr>
-        <w:t xml:space="preserve"> nemátodo Bursaphelenchus cocophilus, teniendo como agente vector al Rhynchophorus palmarum (coleóptero), este lleva el nemátodo externa o internamente en su cuerpo, ataca la palma, principalmente en tejidos donde se han producido heridas, transmitiendo así la enfermedad.</w:t>
+        <w:t xml:space="preserve"> nemátodo Bursaphelenchus cocophilus, teniendo como agente vector al Rhynchophorus palmarum (coleóptero)</w:t>
+      </w:r>
+      <w:r>
+        <w:rPr>
+          <w:lang w:val="es-419" w:eastAsia="es-CO"/>
+        </w:rPr>
+        <w:t>;</w:t>
+      </w:r>
+      <w:r>
+        <w:rPr>
+          <w:lang w:val="es-419" w:eastAsia="es-CO"/>
+        </w:rPr>
+        <w:t xml:space="preserve"> este lleva el nemátodo externa o internamente en su cuerpo, ataca la palma, principalmente en tejidos donde se han producido heridas, transmitiendo así la enfermedad.</w:t>
       </w:r>
     </w:p>
     <w:p>
@@ -4789,7 +5571,7 @@
           <w:ilvl w:val="0"/>
           <w:numId w:val="24"/>
         </w:numPr>
-        <w:ind w:left="567" w:hanging="141"/>
+        <w:ind w:left="567" w:hanging="425"/>
         <w:rPr>
           <w:lang w:val="es-419" w:eastAsia="es-CO"/>
         </w:rPr>
@@ -4806,7 +5588,19 @@
         <w:rPr>
           <w:lang w:val="es-419" w:eastAsia="es-CO"/>
         </w:rPr>
-        <w:t xml:space="preserve"> La enfermedad provoca amarillamiento y secamiento de hojas, deformaciones en hojas jóvenes, reducción del crecimiento, necrosis progresiva y presencia de un anillo característico en el tronco, afectando también la producción de racimos.</w:t>
+        <w:t xml:space="preserve"> </w:t>
+      </w:r>
+      <w:r>
+        <w:rPr>
+          <w:lang w:val="es-419" w:eastAsia="es-CO"/>
+        </w:rPr>
+        <w:t>l</w:t>
+      </w:r>
+      <w:r>
+        <w:rPr>
+          <w:lang w:val="es-419" w:eastAsia="es-CO"/>
+        </w:rPr>
+        <w:t>a enfermedad provoca amarillamiento y secamiento de hojas, deformaciones en hojas jóvenes, reducción del crecimiento, necrosis progresiva y presencia de un anillo característico en el tronco, afectando también la producción de racimos.</w:t>
       </w:r>
     </w:p>
     <w:p>
@@ -4816,7 +5610,7 @@
           <w:ilvl w:val="0"/>
           <w:numId w:val="24"/>
         </w:numPr>
-        <w:ind w:left="567" w:hanging="141"/>
+        <w:ind w:left="567" w:hanging="425"/>
         <w:rPr>
           <w:lang w:val="es-419" w:eastAsia="es-CO"/>
         </w:rPr>
@@ -4845,31 +5639,9 @@
     </w:p>
     <w:p>
       <w:pPr>
-        <w:rPr>
-          <w:lang w:val="es-419" w:eastAsia="es-CO"/>
-        </w:rPr>
-      </w:pPr>
-    </w:p>
-    <w:p>
-      <w:pPr>
-        <w:rPr>
-          <w:lang w:val="es-419" w:eastAsia="es-CO"/>
-        </w:rPr>
-      </w:pPr>
-    </w:p>
-    <w:p>
-      <w:pPr>
-        <w:rPr>
-          <w:lang w:val="es-419" w:eastAsia="es-CO"/>
-        </w:rPr>
-      </w:pPr>
-    </w:p>
-    <w:p>
-      <w:pPr>
         <w:pStyle w:val="Ttulo5"/>
       </w:pPr>
       <w:r>
-        <w:lastRenderedPageBreak/>
         <w:t>Marchitez sorpresiva</w:t>
       </w:r>
     </w:p>
@@ -4880,7 +5652,7 @@
           <w:ilvl w:val="0"/>
           <w:numId w:val="25"/>
         </w:numPr>
-        <w:ind w:left="567" w:hanging="283"/>
+        <w:ind w:left="567" w:hanging="425"/>
         <w:rPr>
           <w:lang w:val="es-419" w:eastAsia="es-CO"/>
         </w:rPr>
@@ -4897,35 +5669,7 @@
         <w:rPr>
           <w:lang w:val="es-419" w:eastAsia="es-CO"/>
         </w:rPr>
-        <w:t xml:space="preserve"> protozoarios flagelados de la familia </w:t>
-      </w:r>
-      <w:r>
-        <w:rPr>
-          <w:i/>
-          <w:iCs/>
-          <w:lang w:val="es-419" w:eastAsia="es-CO"/>
-        </w:rPr>
-        <w:t>Tripanosomatidae: Phytomonas staheli</w:t>
-      </w:r>
-      <w:r>
-        <w:rPr>
-          <w:lang w:val="es-419" w:eastAsia="es-CO"/>
-        </w:rPr>
-        <w:t>, el vector es del género Lincus de la familia Pentatomidae (</w:t>
-      </w:r>
-      <w:r>
-        <w:rPr>
-          <w:i/>
-          <w:iCs/>
-          <w:lang w:val="es-419" w:eastAsia="es-CO"/>
-        </w:rPr>
-        <w:t>chinches</w:t>
-      </w:r>
-      <w:r>
-        <w:rPr>
-          <w:lang w:val="es-419" w:eastAsia="es-CO"/>
-        </w:rPr>
-        <w:t>).</w:t>
+        <w:t xml:space="preserve"> protozoarios flagelados de la familia Tripanosomatidae: Phytomonas staheli, el vector es del género Lincus de la familia Pentatomidae (chinches).</w:t>
       </w:r>
     </w:p>
     <w:p>
@@ -4935,7 +5679,7 @@
           <w:ilvl w:val="0"/>
           <w:numId w:val="25"/>
         </w:numPr>
-        <w:ind w:left="567" w:hanging="283"/>
+        <w:ind w:left="567" w:hanging="425"/>
         <w:rPr>
           <w:lang w:val="es-419" w:eastAsia="es-CO"/>
         </w:rPr>
@@ -4952,7 +5696,19 @@
         <w:rPr>
           <w:lang w:val="es-419" w:eastAsia="es-CO"/>
         </w:rPr>
-        <w:t xml:space="preserve"> Los síntomas iniciales incluyen secamiento y coloración rojiza en los folíolos, seguido de enrollamiento y secado de hojas, daño progresivo en raíces, aborto de inflorescencias y secamiento de frutos inmaduros.</w:t>
+        <w:t xml:space="preserve"> </w:t>
+      </w:r>
+      <w:r>
+        <w:rPr>
+          <w:lang w:val="es-419" w:eastAsia="es-CO"/>
+        </w:rPr>
+        <w:t>l</w:t>
+      </w:r>
+      <w:r>
+        <w:rPr>
+          <w:lang w:val="es-419" w:eastAsia="es-CO"/>
+        </w:rPr>
+        <w:t>os síntomas iniciales incluyen secamiento y coloración rojiza en los folíolos, seguido de enrollamiento y secado de hojas, daño progresivo en raíces, aborto de inflorescencias y secamiento de frutos inmaduros.</w:t>
       </w:r>
     </w:p>
     <w:p>
@@ -4962,7 +5718,7 @@
           <w:ilvl w:val="0"/>
           <w:numId w:val="25"/>
         </w:numPr>
-        <w:ind w:left="567" w:hanging="283"/>
+        <w:ind w:left="567" w:hanging="425"/>
         <w:rPr>
           <w:lang w:val="es-419" w:eastAsia="es-CO"/>
         </w:rPr>
@@ -4973,14 +5729,34 @@
           <w:bCs/>
           <w:lang w:val="es-419" w:eastAsia="es-CO"/>
         </w:rPr>
+        <w:lastRenderedPageBreak/>
         <w:t>Control:</w:t>
       </w:r>
       <w:r>
         <w:rPr>
           <w:lang w:val="es-419" w:eastAsia="es-CO"/>
         </w:rPr>
-        <w:t xml:space="preserve"> Aplicar control químico en palmas vecinas, erradicar y desinfectar plantas afectadas, controlar gramíneas, realizar fertilización adecuada y establecer coberturas vegetales para reducir la propagación de la enfermedad.</w:t>
-      </w:r>
+        <w:t xml:space="preserve"> </w:t>
+      </w:r>
+      <w:r>
+        <w:rPr>
+          <w:lang w:val="es-419" w:eastAsia="es-CO"/>
+        </w:rPr>
+        <w:t>a</w:t>
+      </w:r>
+      <w:r>
+        <w:rPr>
+          <w:lang w:val="es-419" w:eastAsia="es-CO"/>
+        </w:rPr>
+        <w:t>plicar control químico en palmas vecinas, erradicar y desinfectar plantas afectadas, controlar gramíneas, realizar fertilización adecuada y establecer coberturas vegetales para reducir la propagación de la enfermedad.</w:t>
+      </w:r>
+    </w:p>
+    <w:p>
+      <w:pPr>
+        <w:rPr>
+          <w:lang w:val="es-419" w:eastAsia="es-CO"/>
+        </w:rPr>
+      </w:pPr>
     </w:p>
     <w:p>
       <w:pPr>
@@ -5004,7 +5780,7 @@
           <w:ilvl w:val="0"/>
           <w:numId w:val="26"/>
         </w:numPr>
-        <w:ind w:left="567" w:hanging="283"/>
+        <w:ind w:left="567" w:hanging="425"/>
         <w:rPr>
           <w:lang w:val="es-419" w:eastAsia="es-CO"/>
         </w:rPr>
@@ -5021,7 +5797,7 @@
         <w:rPr>
           <w:lang w:val="es-419" w:eastAsia="es-CO"/>
         </w:rPr>
-        <w:t xml:space="preserve"> el agente causante de la ML es aún desconocido, sin embargo, se estima que el vector es el insecto chupador </w:t>
+        <w:t xml:space="preserve"> el agente causante de la ML es aún desconocido, sin embargo, se estima que el vector es el insecto chupador Myndus crudus o Haplaxius crudus</w:t>
       </w:r>
       <w:r>
         <w:rPr>
@@ -5029,21 +5805,7 @@
           <w:iCs/>
           <w:lang w:val="es-419" w:eastAsia="es-CO"/>
         </w:rPr>
-        <w:t>Myndus crudus</w:t>
-      </w:r>
-      <w:r>
-        <w:rPr>
-          <w:lang w:val="es-419" w:eastAsia="es-CO"/>
-        </w:rPr>
-        <w:t xml:space="preserve"> o </w:t>
-      </w:r>
-      <w:r>
-        <w:rPr>
-          <w:i/>
-          <w:iCs/>
-          <w:lang w:val="es-419" w:eastAsia="es-CO"/>
-        </w:rPr>
-        <w:t>Haplaxius crudus.</w:t>
+        <w:t>.</w:t>
       </w:r>
     </w:p>
     <w:p>
@@ -5053,7 +5815,7 @@
           <w:ilvl w:val="0"/>
           <w:numId w:val="26"/>
         </w:numPr>
-        <w:ind w:left="567" w:hanging="283"/>
+        <w:ind w:left="567" w:hanging="425"/>
         <w:rPr>
           <w:lang w:val="es-419" w:eastAsia="es-CO"/>
         </w:rPr>
@@ -5070,7 +5832,19 @@
         <w:rPr>
           <w:lang w:val="es-419" w:eastAsia="es-CO"/>
         </w:rPr>
-        <w:t xml:space="preserve"> La enfermedad causa secamiento progresivo de los folíolos, necrosis en inflorescencias y desprendimiento prematuro de frutos debido al daño en su punto de inserción.</w:t>
+        <w:t xml:space="preserve"> </w:t>
+      </w:r>
+      <w:r>
+        <w:rPr>
+          <w:lang w:val="es-419" w:eastAsia="es-CO"/>
+        </w:rPr>
+        <w:t>l</w:t>
+      </w:r>
+      <w:r>
+        <w:rPr>
+          <w:lang w:val="es-419" w:eastAsia="es-CO"/>
+        </w:rPr>
+        <w:t>a enfermedad causa secamiento progresivo de los folíolos, necrosis en inflorescencias y desprendimiento prematuro de frutos debido al daño en su punto de inserción.</w:t>
       </w:r>
     </w:p>
     <w:p>
@@ -5080,7 +5854,7 @@
           <w:ilvl w:val="0"/>
           <w:numId w:val="26"/>
         </w:numPr>
-        <w:ind w:left="567" w:hanging="283"/>
+        <w:ind w:left="567" w:hanging="425"/>
         <w:rPr>
           <w:lang w:val="es-419" w:eastAsia="es-CO"/>
         </w:rPr>
@@ -5105,7 +5879,6 @@
         <w:pStyle w:val="Ttulo5"/>
       </w:pPr>
       <w:r>
-        <w:lastRenderedPageBreak/>
         <w:t>Pudrición del cogollo</w:t>
       </w:r>
     </w:p>
@@ -5116,7 +5889,7 @@
           <w:ilvl w:val="0"/>
           <w:numId w:val="27"/>
         </w:numPr>
-        <w:ind w:left="567" w:hanging="283"/>
+        <w:ind w:left="567" w:hanging="425"/>
         <w:rPr>
           <w:lang w:val="es-419" w:eastAsia="es-CO"/>
         </w:rPr>
@@ -5133,7 +5906,31 @@
         <w:rPr>
           <w:lang w:val="es-419" w:eastAsia="es-CO"/>
         </w:rPr>
-        <w:t xml:space="preserve"> hongo patógeno Phytophthora palmivora y las condiciones que favorecen su desarrollo son temperaturas de 27 y 30ºC, alta humedad relativa y baja radiación solar. Se considera una de las enfermedades más devastadoras del cultivo de palma.</w:t>
+        <w:t xml:space="preserve"> hongo patógeno Phytophthora palmivora y las condiciones que favorecen su desarrollo son temperaturas de 27 y 30</w:t>
+      </w:r>
+      <w:r>
+        <w:rPr>
+          <w:lang w:val="es-419" w:eastAsia="es-CO"/>
+        </w:rPr>
+        <w:t xml:space="preserve"> </w:t>
+      </w:r>
+      <w:r>
+        <w:rPr>
+          <w:lang w:val="es-419" w:eastAsia="es-CO"/>
+        </w:rPr>
+        <w:t>°</w:t>
+      </w:r>
+      <w:r>
+        <w:rPr>
+          <w:lang w:val="es-419" w:eastAsia="es-CO"/>
+        </w:rPr>
+        <w:t>C,</w:t>
+      </w:r>
+      <w:r>
+        <w:rPr>
+          <w:lang w:val="es-419" w:eastAsia="es-CO"/>
+        </w:rPr>
+        <w:t xml:space="preserve"> alta humedad relativa y baja radiación solar. Se considera una de las enfermedades más devastadoras del cultivo de palma.</w:t>
       </w:r>
     </w:p>
     <w:p>
@@ -5143,7 +5940,7 @@
           <w:ilvl w:val="0"/>
           <w:numId w:val="27"/>
         </w:numPr>
-        <w:ind w:left="567" w:hanging="283"/>
+        <w:ind w:left="567" w:hanging="425"/>
         <w:rPr>
           <w:lang w:val="es-419" w:eastAsia="es-CO"/>
         </w:rPr>
@@ -5154,13 +5951,26 @@
           <w:bCs/>
           <w:lang w:val="es-419" w:eastAsia="es-CO"/>
         </w:rPr>
+        <w:lastRenderedPageBreak/>
         <w:t>Síntomas:</w:t>
       </w:r>
       <w:r>
         <w:rPr>
           <w:lang w:val="es-419" w:eastAsia="es-CO"/>
         </w:rPr>
-        <w:t xml:space="preserve"> La enfermedad inicia en las flechas jóvenes y, en estados avanzados, afecta el cogollo, deteniendo la emisión de nuevas hojas y el crecimiento de la palma.</w:t>
+        <w:t xml:space="preserve"> </w:t>
+      </w:r>
+      <w:r>
+        <w:rPr>
+          <w:lang w:val="es-419" w:eastAsia="es-CO"/>
+        </w:rPr>
+        <w:t>l</w:t>
+      </w:r>
+      <w:r>
+        <w:rPr>
+          <w:lang w:val="es-419" w:eastAsia="es-CO"/>
+        </w:rPr>
+        <w:t>a enfermedad inicia en las flechas jóvenes y, en estados avanzados, afecta el cogollo, deteniendo la emisión de nuevas hojas y el crecimiento de la palma.</w:t>
       </w:r>
     </w:p>
     <w:p>
@@ -5170,7 +5980,7 @@
           <w:ilvl w:val="0"/>
           <w:numId w:val="27"/>
         </w:numPr>
-        <w:ind w:left="567" w:hanging="283"/>
+        <w:ind w:left="567" w:hanging="425"/>
         <w:rPr>
           <w:lang w:val="es-419" w:eastAsia="es-CO"/>
         </w:rPr>
@@ -5187,7 +5997,19 @@
         <w:rPr>
           <w:lang w:val="es-419" w:eastAsia="es-CO"/>
         </w:rPr>
-        <w:t xml:space="preserve"> Detectar y eliminar oportunamente tejidos afectados, proteger el cogollo con tratamientos fitosanitarios y, en casos severos, erradicar y desinfectar las palmas para evitar la propagación de la enfermedad.</w:t>
+        <w:t xml:space="preserve"> </w:t>
+      </w:r>
+      <w:r>
+        <w:rPr>
+          <w:lang w:val="es-419" w:eastAsia="es-CO"/>
+        </w:rPr>
+        <w:t>d</w:t>
+      </w:r>
+      <w:r>
+        <w:rPr>
+          <w:lang w:val="es-419" w:eastAsia="es-CO"/>
+        </w:rPr>
+        <w:t>etectar y eliminar oportunamente tejidos afectados, proteger el cogollo con tratamientos fitosanitarios y, en casos severos, erradicar y desinfectar las palmas para evitar la propagación de la enfermedad.</w:t>
       </w:r>
     </w:p>
     <w:p>
@@ -5201,7 +6023,7 @@
       <w:pPr>
         <w:pStyle w:val="Ttulo2"/>
       </w:pPr>
-      <w:bookmarkStart w:id="4" w:name="_Toc225260924"/>
+      <w:bookmarkStart w:id="4" w:name="_Toc226983733"/>
       <w:r>
         <w:t>Manejo nutricional del cultivo</w:t>
       </w:r>
@@ -5229,31 +6051,9 @@
     </w:p>
     <w:p>
       <w:pPr>
-        <w:rPr>
-          <w:lang w:val="es-419" w:eastAsia="es-CO"/>
-        </w:rPr>
-      </w:pPr>
-    </w:p>
-    <w:p>
-      <w:pPr>
-        <w:rPr>
-          <w:lang w:val="es-419" w:eastAsia="es-CO"/>
-        </w:rPr>
-      </w:pPr>
-    </w:p>
-    <w:p>
-      <w:pPr>
-        <w:rPr>
-          <w:lang w:val="es-419" w:eastAsia="es-CO"/>
-        </w:rPr>
-      </w:pPr>
-    </w:p>
-    <w:p>
-      <w:pPr>
         <w:pStyle w:val="Ttulo3"/>
       </w:pPr>
       <w:r>
-        <w:lastRenderedPageBreak/>
         <w:t>Nutrientes principales</w:t>
       </w:r>
     </w:p>
@@ -5271,7 +6071,7 @@
           <w:ilvl w:val="0"/>
           <w:numId w:val="28"/>
         </w:numPr>
-        <w:ind w:left="567" w:hanging="283"/>
+        <w:ind w:left="567" w:hanging="425"/>
         <w:rPr>
           <w:lang w:val="es-419" w:eastAsia="es-CO"/>
         </w:rPr>
@@ -5296,7 +6096,7 @@
           <w:ilvl w:val="0"/>
           <w:numId w:val="28"/>
         </w:numPr>
-        <w:ind w:left="567" w:hanging="283"/>
+        <w:ind w:left="567" w:hanging="425"/>
         <w:rPr>
           <w:rStyle w:val="Ttulo5Car"/>
         </w:rPr>
@@ -5321,7 +6121,7 @@
           <w:ilvl w:val="0"/>
           <w:numId w:val="28"/>
         </w:numPr>
-        <w:ind w:left="567" w:hanging="283"/>
+        <w:ind w:left="567" w:hanging="425"/>
         <w:rPr>
           <w:lang w:val="es-419" w:eastAsia="es-CO"/>
         </w:rPr>
@@ -5346,7 +6146,32 @@
           <w:ilvl w:val="0"/>
           <w:numId w:val="28"/>
         </w:numPr>
-        <w:ind w:left="567" w:hanging="283"/>
+        <w:ind w:left="567" w:hanging="425"/>
+        <w:rPr>
+          <w:lang w:val="es-419" w:eastAsia="es-CO"/>
+        </w:rPr>
+      </w:pPr>
+      <w:r>
+        <w:rPr>
+          <w:rStyle w:val="Ttulo5Car"/>
+        </w:rPr>
+        <w:t>Magnesio.</w:t>
+      </w:r>
+      <w:r>
+        <w:rPr>
+          <w:lang w:val="es-419" w:eastAsia="es-CO"/>
+        </w:rPr>
+        <w:t xml:space="preserve"> El magnesio favorece la fotosíntesis y productividad de la palma.</w:t>
+      </w:r>
+    </w:p>
+    <w:p>
+      <w:pPr>
+        <w:pStyle w:val="Prrafodelista"/>
+        <w:numPr>
+          <w:ilvl w:val="0"/>
+          <w:numId w:val="28"/>
+        </w:numPr>
+        <w:ind w:left="567" w:hanging="425"/>
         <w:rPr>
           <w:rStyle w:val="Ttulo5Car"/>
           <w:rFonts w:asciiTheme="minorHAnsi" w:eastAsiaTheme="minorHAnsi" w:hAnsiTheme="minorHAnsi" w:cstheme="minorBidi"/>
@@ -5361,19 +6186,242 @@
         <w:rPr>
           <w:rStyle w:val="Ttulo5Car"/>
         </w:rPr>
-        <w:t>Magnesio.</w:t>
-      </w:r>
-      <w:r>
-        <w:rPr>
-          <w:lang w:val="es-419" w:eastAsia="es-CO"/>
-        </w:rPr>
-        <w:t xml:space="preserve"> El magnesio favorece la fotosíntesis y productividad de la palma.</w:t>
-      </w:r>
-    </w:p>
-    <w:p>
-      <w:pPr>
-        <w:rPr>
-          <w:lang w:val="es-419" w:eastAsia="es-CO"/>
+        <w:t>Hierro.</w:t>
+      </w:r>
+      <w:r>
+        <w:rPr>
+          <w:rStyle w:val="Ttulo5Car"/>
+          <w:rFonts w:asciiTheme="minorHAnsi" w:eastAsiaTheme="minorHAnsi" w:hAnsiTheme="minorHAnsi" w:cstheme="minorBidi"/>
+          <w:b w:val="0"/>
+          <w:color w:val="auto"/>
+          <w:kern w:val="2"/>
+          <w:szCs w:val="22"/>
+          <w14:ligatures w14:val="standardContextual"/>
+        </w:rPr>
+        <w:t xml:space="preserve"> </w:t>
+      </w:r>
+      <w:r>
+        <w:rPr>
+          <w:rStyle w:val="Ttulo5Car"/>
+          <w:rFonts w:asciiTheme="minorHAnsi" w:eastAsiaTheme="minorHAnsi" w:hAnsiTheme="minorHAnsi" w:cstheme="minorBidi"/>
+          <w:b w:val="0"/>
+          <w:color w:val="auto"/>
+          <w:kern w:val="2"/>
+          <w:szCs w:val="22"/>
+          <w14:ligatures w14:val="standardContextual"/>
+        </w:rPr>
+        <w:t>El hierro interviene en la fotosíntesis y formación de clorofila.</w:t>
+      </w:r>
+    </w:p>
+    <w:p>
+      <w:pPr>
+        <w:pStyle w:val="Prrafodelista"/>
+        <w:numPr>
+          <w:ilvl w:val="0"/>
+          <w:numId w:val="28"/>
+        </w:numPr>
+        <w:ind w:left="567" w:hanging="425"/>
+        <w:rPr>
+          <w:rStyle w:val="Ttulo5Car"/>
+          <w:rFonts w:asciiTheme="minorHAnsi" w:eastAsiaTheme="minorHAnsi" w:hAnsiTheme="minorHAnsi" w:cstheme="minorBidi"/>
+          <w:b w:val="0"/>
+          <w:color w:val="auto"/>
+          <w:kern w:val="2"/>
+          <w:szCs w:val="22"/>
+          <w14:ligatures w14:val="standardContextual"/>
+        </w:rPr>
+      </w:pPr>
+      <w:r>
+        <w:rPr>
+          <w:rStyle w:val="Ttulo5Car"/>
+        </w:rPr>
+        <w:t>Cobre.</w:t>
+      </w:r>
+      <w:r>
+        <w:rPr>
+          <w:rStyle w:val="Ttulo5Car"/>
+          <w:rFonts w:asciiTheme="minorHAnsi" w:eastAsiaTheme="minorHAnsi" w:hAnsiTheme="minorHAnsi" w:cstheme="minorBidi"/>
+          <w:b w:val="0"/>
+          <w:color w:val="auto"/>
+          <w:kern w:val="2"/>
+          <w:szCs w:val="22"/>
+          <w14:ligatures w14:val="standardContextual"/>
+        </w:rPr>
+        <w:t xml:space="preserve"> </w:t>
+      </w:r>
+      <w:r>
+        <w:rPr>
+          <w:rStyle w:val="Ttulo5Car"/>
+          <w:rFonts w:asciiTheme="minorHAnsi" w:eastAsiaTheme="minorHAnsi" w:hAnsiTheme="minorHAnsi" w:cstheme="minorBidi"/>
+          <w:b w:val="0"/>
+          <w:color w:val="auto"/>
+          <w:kern w:val="2"/>
+          <w:szCs w:val="22"/>
+          <w14:ligatures w14:val="standardContextual"/>
+        </w:rPr>
+        <w:t>El cobre participa en enzimas y fortalece el metabolismo vegetal.</w:t>
+      </w:r>
+    </w:p>
+    <w:p>
+      <w:pPr>
+        <w:pStyle w:val="Prrafodelista"/>
+        <w:numPr>
+          <w:ilvl w:val="0"/>
+          <w:numId w:val="28"/>
+        </w:numPr>
+        <w:ind w:left="567" w:hanging="425"/>
+        <w:rPr>
+          <w:rStyle w:val="Ttulo5Car"/>
+          <w:rFonts w:asciiTheme="minorHAnsi" w:eastAsiaTheme="minorHAnsi" w:hAnsiTheme="minorHAnsi" w:cstheme="minorBidi"/>
+          <w:b w:val="0"/>
+          <w:color w:val="auto"/>
+          <w:kern w:val="2"/>
+          <w:szCs w:val="22"/>
+          <w14:ligatures w14:val="standardContextual"/>
+        </w:rPr>
+      </w:pPr>
+      <w:r>
+        <w:rPr>
+          <w:rStyle w:val="Ttulo5Car"/>
+        </w:rPr>
+        <w:lastRenderedPageBreak/>
+        <w:t>Zinc.</w:t>
+      </w:r>
+      <w:r>
+        <w:rPr>
+          <w:rStyle w:val="Ttulo5Car"/>
+          <w:rFonts w:asciiTheme="minorHAnsi" w:eastAsiaTheme="minorHAnsi" w:hAnsiTheme="minorHAnsi" w:cstheme="minorBidi"/>
+          <w:b w:val="0"/>
+          <w:color w:val="auto"/>
+          <w:kern w:val="2"/>
+          <w:szCs w:val="22"/>
+          <w14:ligatures w14:val="standardContextual"/>
+        </w:rPr>
+        <w:t xml:space="preserve"> </w:t>
+      </w:r>
+      <w:r>
+        <w:rPr>
+          <w:rStyle w:val="Ttulo5Car"/>
+          <w:rFonts w:asciiTheme="minorHAnsi" w:eastAsiaTheme="minorHAnsi" w:hAnsiTheme="minorHAnsi" w:cstheme="minorBidi"/>
+          <w:b w:val="0"/>
+          <w:color w:val="auto"/>
+          <w:kern w:val="2"/>
+          <w:szCs w:val="22"/>
+          <w14:ligatures w14:val="standardContextual"/>
+        </w:rPr>
+        <w:t>El zinc regula el crecimiento y formación de hojas en palma.</w:t>
+      </w:r>
+    </w:p>
+    <w:p>
+      <w:pPr>
+        <w:pStyle w:val="Prrafodelista"/>
+        <w:numPr>
+          <w:ilvl w:val="0"/>
+          <w:numId w:val="28"/>
+        </w:numPr>
+        <w:ind w:left="567" w:hanging="425"/>
+        <w:rPr>
+          <w:rStyle w:val="Ttulo5Car"/>
+          <w:rFonts w:asciiTheme="minorHAnsi" w:eastAsiaTheme="minorHAnsi" w:hAnsiTheme="minorHAnsi" w:cstheme="minorBidi"/>
+          <w:b w:val="0"/>
+          <w:color w:val="auto"/>
+          <w:kern w:val="2"/>
+          <w:szCs w:val="22"/>
+          <w14:ligatures w14:val="standardContextual"/>
+        </w:rPr>
+      </w:pPr>
+      <w:r>
+        <w:rPr>
+          <w:rStyle w:val="Ttulo5Car"/>
+        </w:rPr>
+        <w:t>Sodio.</w:t>
+      </w:r>
+      <w:r>
+        <w:rPr>
+          <w:rStyle w:val="Ttulo5Car"/>
+          <w:rFonts w:asciiTheme="minorHAnsi" w:eastAsiaTheme="minorHAnsi" w:hAnsiTheme="minorHAnsi" w:cstheme="minorBidi"/>
+          <w:b w:val="0"/>
+          <w:color w:val="auto"/>
+          <w:kern w:val="2"/>
+          <w:szCs w:val="22"/>
+          <w14:ligatures w14:val="standardContextual"/>
+        </w:rPr>
+        <w:t xml:space="preserve"> </w:t>
+      </w:r>
+      <w:r>
+        <w:rPr>
+          <w:rStyle w:val="Ttulo5Car"/>
+          <w:rFonts w:asciiTheme="minorHAnsi" w:eastAsiaTheme="minorHAnsi" w:hAnsiTheme="minorHAnsi" w:cstheme="minorBidi"/>
+          <w:b w:val="0"/>
+          <w:color w:val="auto"/>
+          <w:kern w:val="2"/>
+          <w:szCs w:val="22"/>
+          <w14:ligatures w14:val="standardContextual"/>
+        </w:rPr>
+        <w:t>El sodio contribuye al equilibrio osmótico y a la eficiencia nutricional.</w:t>
+      </w:r>
+    </w:p>
+    <w:p>
+      <w:pPr>
+        <w:pStyle w:val="Prrafodelista"/>
+        <w:numPr>
+          <w:ilvl w:val="0"/>
+          <w:numId w:val="28"/>
+        </w:numPr>
+        <w:ind w:left="567" w:hanging="425"/>
+        <w:rPr>
+          <w:rStyle w:val="Ttulo5Car"/>
+          <w:rFonts w:asciiTheme="minorHAnsi" w:eastAsiaTheme="minorHAnsi" w:hAnsiTheme="minorHAnsi" w:cstheme="minorBidi"/>
+          <w:b w:val="0"/>
+          <w:color w:val="auto"/>
+          <w:kern w:val="2"/>
+          <w:szCs w:val="22"/>
+          <w14:ligatures w14:val="standardContextual"/>
+        </w:rPr>
+      </w:pPr>
+      <w:r>
+        <w:rPr>
+          <w:rStyle w:val="Ttulo5Car"/>
+        </w:rPr>
+        <w:t>Molibdeno.</w:t>
+      </w:r>
+      <w:r>
+        <w:rPr>
+          <w:rStyle w:val="Ttulo5Car"/>
+          <w:rFonts w:asciiTheme="minorHAnsi" w:eastAsiaTheme="minorHAnsi" w:hAnsiTheme="minorHAnsi" w:cstheme="minorBidi"/>
+          <w:b w:val="0"/>
+          <w:color w:val="auto"/>
+          <w:kern w:val="2"/>
+          <w:szCs w:val="22"/>
+          <w14:ligatures w14:val="standardContextual"/>
+        </w:rPr>
+        <w:t xml:space="preserve"> </w:t>
+      </w:r>
+      <w:r>
+        <w:rPr>
+          <w:rStyle w:val="Ttulo5Car"/>
+          <w:rFonts w:asciiTheme="minorHAnsi" w:eastAsiaTheme="minorHAnsi" w:hAnsiTheme="minorHAnsi" w:cstheme="minorBidi"/>
+          <w:b w:val="0"/>
+          <w:color w:val="auto"/>
+          <w:kern w:val="2"/>
+          <w:szCs w:val="22"/>
+          <w14:ligatures w14:val="standardContextual"/>
+        </w:rPr>
+        <w:t>El molibdeno favorece la asimilación del nitrógeno en la palma.</w:t>
+      </w:r>
+    </w:p>
+    <w:p>
+      <w:pPr>
+        <w:pStyle w:val="Prrafodelista"/>
+        <w:ind w:left="1429" w:firstLine="0"/>
+        <w:rPr>
+          <w:rStyle w:val="Ttulo5Car"/>
+          <w:rFonts w:asciiTheme="minorHAnsi" w:eastAsiaTheme="minorHAnsi" w:hAnsiTheme="minorHAnsi" w:cstheme="minorBidi"/>
+          <w:b w:val="0"/>
+          <w:color w:val="auto"/>
+          <w:kern w:val="2"/>
+          <w:szCs w:val="22"/>
+          <w14:ligatures w14:val="standardContextual"/>
         </w:rPr>
       </w:pPr>
     </w:p>
@@ -5414,10 +6462,23 @@
     </w:p>
     <w:p>
       <w:pPr>
+        <w:rPr>
+          <w:lang w:val="es-419" w:eastAsia="es-CO"/>
+        </w:rPr>
+      </w:pPr>
+    </w:p>
+    <w:p>
+      <w:pPr>
         <w:pStyle w:val="Ttulo5"/>
       </w:pPr>
       <w:r>
-        <w:t>Deficiencia de Fósforo</w:t>
+        <w:t xml:space="preserve">Deficiencia de </w:t>
+      </w:r>
+      <w:r>
+        <w:t>f</w:t>
+      </w:r>
+      <w:r>
+        <w:t>ósforo</w:t>
       </w:r>
     </w:p>
     <w:p>
@@ -5438,7 +6499,19 @@
         <w:rPr>
           <w:lang w:val="es-419" w:eastAsia="es-CO"/>
         </w:rPr>
-        <w:t xml:space="preserve"> Estimula el desarrollo radicular, participa en procesos energéticos y celulares, favorece la producción y mejora la calidad del fruto y la formación de semillas.</w:t>
+        <w:t xml:space="preserve"> </w:t>
+      </w:r>
+      <w:r>
+        <w:rPr>
+          <w:lang w:val="es-419" w:eastAsia="es-CO"/>
+        </w:rPr>
+        <w:t>e</w:t>
+      </w:r>
+      <w:r>
+        <w:rPr>
+          <w:lang w:val="es-419" w:eastAsia="es-CO"/>
+        </w:rPr>
+        <w:t>stimula el desarrollo radicular, participa en procesos energéticos y celulares, favorece la producción y mejora la calidad del fruto y la formación de semillas.</w:t>
       </w:r>
     </w:p>
     <w:p>
@@ -5459,7 +6532,19 @@
         <w:rPr>
           <w:lang w:val="es-419" w:eastAsia="es-CO"/>
         </w:rPr>
-        <w:t xml:space="preserve"> Provoca crecimiento piramidal del tronco, coloración violeta en coberturas, escaso desarrollo radicular y abortos florales.</w:t>
+        <w:t xml:space="preserve"> </w:t>
+      </w:r>
+      <w:r>
+        <w:rPr>
+          <w:lang w:val="es-419" w:eastAsia="es-CO"/>
+        </w:rPr>
+        <w:t>p</w:t>
+      </w:r>
+      <w:r>
+        <w:rPr>
+          <w:lang w:val="es-419" w:eastAsia="es-CO"/>
+        </w:rPr>
+        <w:t>rovoca crecimiento piramidal del tronco, coloración violeta en coberturas, escaso desarrollo radicular y abortos florales.</w:t>
       </w:r>
     </w:p>
     <w:p>
@@ -5474,7 +6559,6 @@
         <w:pStyle w:val="Ttulo5"/>
       </w:pPr>
       <w:r>
-        <w:lastRenderedPageBreak/>
         <w:t>Deficiencia de potasio</w:t>
       </w:r>
     </w:p>
@@ -5485,7 +6569,7 @@
           <w:ilvl w:val="0"/>
           <w:numId w:val="29"/>
         </w:numPr>
-        <w:ind w:left="567" w:hanging="283"/>
+        <w:ind w:left="567" w:hanging="425"/>
         <w:rPr>
           <w:lang w:val="es-419" w:eastAsia="es-CO"/>
         </w:rPr>
@@ -5502,7 +6586,19 @@
         <w:rPr>
           <w:lang w:val="es-419" w:eastAsia="es-CO"/>
         </w:rPr>
-        <w:t xml:space="preserve"> Estimula la floración, reduce abortos, mejora la resistencia a enfermedades y sequías, e influye en el peso del racimo.</w:t>
+        <w:t xml:space="preserve"> </w:t>
+      </w:r>
+      <w:r>
+        <w:rPr>
+          <w:lang w:val="es-419" w:eastAsia="es-CO"/>
+        </w:rPr>
+        <w:t>e</w:t>
+      </w:r>
+      <w:r>
+        <w:rPr>
+          <w:lang w:val="es-419" w:eastAsia="es-CO"/>
+        </w:rPr>
+        <w:t>stimula la floración, reduce abortos, mejora la resistencia a enfermedades y sequías, e influye en el peso del racimo.</w:t>
       </w:r>
     </w:p>
     <w:p>
@@ -5512,7 +6608,7 @@
           <w:ilvl w:val="0"/>
           <w:numId w:val="29"/>
         </w:numPr>
-        <w:ind w:left="567" w:hanging="283"/>
+        <w:ind w:left="567" w:hanging="425"/>
         <w:rPr>
           <w:lang w:val="es-419" w:eastAsia="es-CO"/>
         </w:rPr>
@@ -5523,13 +6619,26 @@
           <w:bCs/>
           <w:lang w:val="es-419" w:eastAsia="es-CO"/>
         </w:rPr>
+        <w:lastRenderedPageBreak/>
         <w:t>Deficiencia:</w:t>
       </w:r>
       <w:r>
         <w:rPr>
           <w:lang w:val="es-419" w:eastAsia="es-CO"/>
         </w:rPr>
-        <w:t xml:space="preserve"> Provoca manchas anaranjadas en hojas, reducción del peso de racimos, frutos deformes y debilitamiento progresivo que puede causar la muerte de la palma.</w:t>
+        <w:t xml:space="preserve"> </w:t>
+      </w:r>
+      <w:r>
+        <w:rPr>
+          <w:lang w:val="es-419" w:eastAsia="es-CO"/>
+        </w:rPr>
+        <w:t>p</w:t>
+      </w:r>
+      <w:r>
+        <w:rPr>
+          <w:lang w:val="es-419" w:eastAsia="es-CO"/>
+        </w:rPr>
+        <w:t>rovoca manchas anaranjadas en hojas, reducción del peso de racimos, frutos deformes y debilitamiento progresivo que puede causar la muerte de la palma.</w:t>
       </w:r>
     </w:p>
     <w:p>
@@ -5555,7 +6664,7 @@
           <w:ilvl w:val="0"/>
           <w:numId w:val="30"/>
         </w:numPr>
-        <w:ind w:left="567" w:hanging="141"/>
+        <w:ind w:left="567" w:hanging="425"/>
         <w:rPr>
           <w:lang w:val="es-419" w:eastAsia="es-CO"/>
         </w:rPr>
@@ -5572,7 +6681,19 @@
         <w:rPr>
           <w:lang w:val="es-419" w:eastAsia="es-CO"/>
         </w:rPr>
-        <w:t xml:space="preserve"> Es componente de la clorofila, participa en la fotosíntesis, respiración y procesos metabólicos relacionados con fósforo y potasio.</w:t>
+        <w:t xml:space="preserve"> </w:t>
+      </w:r>
+      <w:r>
+        <w:rPr>
+          <w:lang w:val="es-419" w:eastAsia="es-CO"/>
+        </w:rPr>
+        <w:t>e</w:t>
+      </w:r>
+      <w:r>
+        <w:rPr>
+          <w:lang w:val="es-419" w:eastAsia="es-CO"/>
+        </w:rPr>
+        <w:t>s componente de la clorofila, participa en la fotosíntesis, respiración y procesos metabólicos relacionados con fósforo y potasio.</w:t>
       </w:r>
     </w:p>
     <w:p>
@@ -5582,7 +6703,7 @@
           <w:ilvl w:val="0"/>
           <w:numId w:val="30"/>
         </w:numPr>
-        <w:ind w:left="567" w:hanging="141"/>
+        <w:ind w:left="567" w:hanging="425"/>
         <w:rPr>
           <w:lang w:val="es-419" w:eastAsia="es-CO"/>
         </w:rPr>
@@ -5599,7 +6720,19 @@
         <w:rPr>
           <w:lang w:val="es-419" w:eastAsia="es-CO"/>
         </w:rPr>
-        <w:t xml:space="preserve"> Provoca amarillamiento de hojas inferiores, disminución del contenido de aceite y decoloración en folíolos expuestos a la luz, mientras los inferiores permanecen verdes.</w:t>
+        <w:t xml:space="preserve"> </w:t>
+      </w:r>
+      <w:r>
+        <w:rPr>
+          <w:lang w:val="es-419" w:eastAsia="es-CO"/>
+        </w:rPr>
+        <w:t>p</w:t>
+      </w:r>
+      <w:r>
+        <w:rPr>
+          <w:lang w:val="es-419" w:eastAsia="es-CO"/>
+        </w:rPr>
+        <w:t>rovoca amarillamiento de hojas inferiores, disminución del contenido de aceite y decoloración en folíolos expuestos a la luz, mientras los inferiores permanecen verdes.</w:t>
       </w:r>
     </w:p>
     <w:p>
@@ -5625,7 +6758,7 @@
           <w:ilvl w:val="0"/>
           <w:numId w:val="31"/>
         </w:numPr>
-        <w:ind w:left="567" w:hanging="283"/>
+        <w:ind w:left="567" w:hanging="425"/>
         <w:rPr>
           <w:lang w:val="es-419" w:eastAsia="es-CO"/>
         </w:rPr>
@@ -5642,7 +6775,19 @@
         <w:rPr>
           <w:lang w:val="es-419" w:eastAsia="es-CO"/>
         </w:rPr>
-        <w:t xml:space="preserve"> Actúa en los puntos de crecimiento, favorece la polinización y formación de frutos, y participa en la elongación radicular y formación de paredes celulares.</w:t>
+        <w:t xml:space="preserve"> </w:t>
+      </w:r>
+      <w:r>
+        <w:rPr>
+          <w:lang w:val="es-419" w:eastAsia="es-CO"/>
+        </w:rPr>
+        <w:t>a</w:t>
+      </w:r>
+      <w:r>
+        <w:rPr>
+          <w:lang w:val="es-419" w:eastAsia="es-CO"/>
+        </w:rPr>
+        <w:t>ctúa en los puntos de crecimiento, favorece la polinización y formación de frutos, y participa en la elongación radicular y formación de paredes celulares.</w:t>
       </w:r>
     </w:p>
     <w:p>
@@ -5652,7 +6797,7 @@
           <w:ilvl w:val="0"/>
           <w:numId w:val="31"/>
         </w:numPr>
-        <w:ind w:left="567" w:hanging="283"/>
+        <w:ind w:left="567" w:hanging="425"/>
         <w:rPr>
           <w:lang w:val="es-419" w:eastAsia="es-CO"/>
         </w:rPr>
@@ -5669,7 +6814,19 @@
         <w:rPr>
           <w:lang w:val="es-419" w:eastAsia="es-CO"/>
         </w:rPr>
-        <w:t xml:space="preserve"> Provoca deformación y quiebre de folíolos, reducción del tamaño de hojas, hojas ciegas y corrugaciones severas en casos avanzados de deficiencia de boro.</w:t>
+        <w:t xml:space="preserve"> </w:t>
+      </w:r>
+      <w:r>
+        <w:rPr>
+          <w:lang w:val="es-419" w:eastAsia="es-CO"/>
+        </w:rPr>
+        <w:t>p</w:t>
+      </w:r>
+      <w:r>
+        <w:rPr>
+          <w:lang w:val="es-419" w:eastAsia="es-CO"/>
+        </w:rPr>
+        <w:t>rovoca deformación y quiebre de folíolos, reducción del tamaño de hojas, hojas ciegas y corrugaciones severas en casos avanzados de deficiencia de boro.</w:t>
       </w:r>
     </w:p>
     <w:p>
@@ -5684,31 +6841,37 @@
       <w:pPr>
         <w:pStyle w:val="Ttulo2"/>
       </w:pPr>
-      <w:bookmarkStart w:id="5" w:name="_Toc225260925"/>
-      <w:r>
+      <w:bookmarkStart w:id="5" w:name="_Toc226983734"/>
+      <w:r>
+        <w:t>Manejo del agua en el lote</w:t>
+      </w:r>
+      <w:bookmarkEnd w:id="5"/>
+    </w:p>
+    <w:p>
+      <w:pPr>
+        <w:rPr>
+          <w:lang w:val="es-419" w:eastAsia="es-CO"/>
+        </w:rPr>
+      </w:pPr>
+    </w:p>
+    <w:p>
+      <w:pPr>
+        <w:rPr>
+          <w:lang w:val="es-419" w:eastAsia="es-CO"/>
+        </w:rPr>
+      </w:pPr>
+      <w:r>
+        <w:rPr>
+          <w:lang w:val="es-419" w:eastAsia="es-CO"/>
+        </w:rPr>
+        <w:t xml:space="preserve">La palma de aceite requiere un adecuado manejo del agua, ya que el exceso o déficit hídrico reduce la fotosíntesis, aumenta abortos florales y disminuye la </w:t>
+      </w:r>
+      <w:r>
+        <w:rPr>
+          <w:lang w:val="es-419" w:eastAsia="es-CO"/>
+        </w:rPr>
         <w:lastRenderedPageBreak/>
-        <w:t>Manejo del agua en el lote</w:t>
-      </w:r>
-      <w:bookmarkEnd w:id="5"/>
-    </w:p>
-    <w:p>
-      <w:pPr>
-        <w:rPr>
-          <w:lang w:val="es-419" w:eastAsia="es-CO"/>
-        </w:rPr>
-      </w:pPr>
-    </w:p>
-    <w:p>
-      <w:pPr>
-        <w:rPr>
-          <w:lang w:val="es-419" w:eastAsia="es-CO"/>
-        </w:rPr>
-      </w:pPr>
-      <w:r>
-        <w:rPr>
-          <w:lang w:val="es-419" w:eastAsia="es-CO"/>
-        </w:rPr>
-        <w:t>La palma de aceite requiere un adecuado manejo del agua, ya que el exceso o déficit hídrico reduce la fotosíntesis, aumenta abortos florales y disminuye la producción y contenido de aceite, por lo que es esencial implementar sistemas de riego y drenaje adecuados.</w:t>
+        <w:t>producción y contenido de aceite, por lo que es esencial implementar sistemas de riego y drenaje adecuados.</w:t>
       </w:r>
     </w:p>
     <w:p>
@@ -5722,7 +6885,7 @@
       <w:pPr>
         <w:pStyle w:val="Ttulo2"/>
       </w:pPr>
-      <w:bookmarkStart w:id="6" w:name="_Toc225260926"/>
+      <w:bookmarkStart w:id="6" w:name="_Toc226983735"/>
       <w:r>
         <w:t>Podas</w:t>
       </w:r>
@@ -5742,26 +6905,28 @@
           <w:ilvl w:val="0"/>
           <w:numId w:val="32"/>
         </w:numPr>
-        <w:ind w:left="567" w:hanging="283"/>
-        <w:rPr>
-          <w:lang w:val="es-419" w:eastAsia="es-CO"/>
+        <w:ind w:left="567" w:hanging="425"/>
+        <w:rPr>
+          <w:lang w:eastAsia="es-CO"/>
         </w:rPr>
       </w:pPr>
       <w:r>
         <w:rPr>
           <w:rStyle w:val="Ttulo5Car"/>
+          <w:lang w:val="es-CO"/>
         </w:rPr>
         <w:t xml:space="preserve">¿Qué </w:t>
       </w:r>
       <w:r>
         <w:rPr>
           <w:rStyle w:val="Ttulo5Car"/>
-        </w:rPr>
-        <w:t>es?</w:t>
-      </w:r>
-      <w:r>
-        <w:rPr>
-          <w:lang w:val="es-419" w:eastAsia="es-CO"/>
+          <w:lang w:val="es-CO"/>
+        </w:rPr>
+        <w:t>es?.</w:t>
+      </w:r>
+      <w:r>
+        <w:rPr>
+          <w:lang w:eastAsia="es-CO"/>
         </w:rPr>
         <w:t xml:space="preserve"> La poda en palma de aceite consiste en eliminar hojas y estructuras no funcionales para mantener la capacidad fotosintética, facilitar la cosecha, mejorar la sanidad del cultivo, favorecer la producción y aportar materia orgánica al suelo.</w:t>
       </w:r>
@@ -5773,7 +6938,7 @@
           <w:ilvl w:val="0"/>
           <w:numId w:val="32"/>
         </w:numPr>
-        <w:ind w:left="567" w:hanging="283"/>
+        <w:ind w:left="567" w:hanging="425"/>
         <w:rPr>
           <w:lang w:val="es-419" w:eastAsia="es-CO"/>
         </w:rPr>
@@ -5798,7 +6963,7 @@
           <w:ilvl w:val="0"/>
           <w:numId w:val="32"/>
         </w:numPr>
-        <w:ind w:left="567" w:hanging="283"/>
+        <w:ind w:left="567" w:hanging="425"/>
         <w:rPr>
           <w:lang w:val="es-419" w:eastAsia="es-CO"/>
         </w:rPr>
@@ -5846,12 +7011,52 @@
     </w:p>
     <w:p>
       <w:pPr>
+        <w:rPr>
+          <w:lang w:val="es-419" w:eastAsia="es-CO"/>
+        </w:rPr>
+      </w:pPr>
+    </w:p>
+    <w:p>
+      <w:pPr>
+        <w:ind w:firstLine="0"/>
+        <w:rPr>
+          <w:lang w:val="es-419" w:eastAsia="es-CO"/>
+        </w:rPr>
+      </w:pPr>
+    </w:p>
+    <w:p>
+      <w:pPr>
+        <w:rPr>
+          <w:lang w:val="es-419" w:eastAsia="es-CO"/>
+        </w:rPr>
+      </w:pPr>
+    </w:p>
+    <w:p>
+      <w:pPr>
         <w:pStyle w:val="Ttulo1"/>
       </w:pPr>
-      <w:bookmarkStart w:id="7" w:name="_Toc225260927"/>
+      <w:bookmarkStart w:id="7" w:name="_Toc226983736"/>
       <w:r>
         <w:lastRenderedPageBreak/>
-        <w:t>Cosecha del Fruto de Palma de Aceite</w:t>
+        <w:t xml:space="preserve">Cosecha del </w:t>
+      </w:r>
+      <w:r>
+        <w:t>f</w:t>
+      </w:r>
+      <w:r>
+        <w:t xml:space="preserve">ruto de </w:t>
+      </w:r>
+      <w:r>
+        <w:t>p</w:t>
+      </w:r>
+      <w:r>
+        <w:t xml:space="preserve">alma de </w:t>
+      </w:r>
+      <w:r>
+        <w:t>a</w:t>
+      </w:r>
+      <w:r>
+        <w:t>ceite</w:t>
       </w:r>
       <w:bookmarkEnd w:id="7"/>
     </w:p>
@@ -5880,7 +7085,19 @@
         <w:rPr>
           <w:lang w:val="es-419" w:eastAsia="es-CO"/>
         </w:rPr>
-        <w:t>La cosecha es la etapa final del cultivo y una de las labores más importantes, ya que de su adecuada planificación depende la cantidad y calidad del aceite producido. Representa entre el 25 % y 30 % de los costos operativos y requiere mano de obra especializada, capacitación, supervisión constante y criterios técnicos para cortar, recolectar y transportar los racimos en su punto óptimo de maduración, evitando errores que afecten la productividad.</w:t>
+        <w:t xml:space="preserve">La cosecha es la etapa final del cultivo y una de las labores más importantes, ya que de su adecuada planificación depende la cantidad y calidad del aceite producido. Representa entre el 25 % y </w:t>
+      </w:r>
+      <w:r>
+        <w:rPr>
+          <w:lang w:val="es-419" w:eastAsia="es-CO"/>
+        </w:rPr>
+        <w:t xml:space="preserve">el </w:t>
+      </w:r>
+      <w:r>
+        <w:rPr>
+          <w:lang w:val="es-419" w:eastAsia="es-CO"/>
+        </w:rPr>
+        <w:t>30 % de los costos operativos y requiere mano de obra especializada, capacitación, supervisión constante y criterios técnicos para cortar, recolectar y transportar los racimos en su punto óptimo de maduración, evitando errores que afecten la productividad.</w:t>
       </w:r>
     </w:p>
     <w:p>
@@ -5894,7 +7111,7 @@
       <w:pPr>
         <w:pStyle w:val="Ttulo2"/>
       </w:pPr>
-      <w:bookmarkStart w:id="8" w:name="_Toc225260928"/>
+      <w:bookmarkStart w:id="8" w:name="_Toc226983737"/>
       <w:r>
         <w:t>Proceso de cosecha</w:t>
       </w:r>
@@ -5935,7 +7152,7 @@
           <w:ilvl w:val="0"/>
           <w:numId w:val="33"/>
         </w:numPr>
-        <w:ind w:left="567" w:hanging="283"/>
+        <w:ind w:left="567" w:hanging="425"/>
         <w:rPr>
           <w:lang w:val="es-419" w:eastAsia="es-CO"/>
         </w:rPr>
@@ -5954,7 +7171,7 @@
           <w:ilvl w:val="0"/>
           <w:numId w:val="33"/>
         </w:numPr>
-        <w:ind w:left="567" w:hanging="283"/>
+        <w:ind w:left="567" w:hanging="425"/>
         <w:rPr>
           <w:lang w:val="es-419" w:eastAsia="es-CO"/>
         </w:rPr>
@@ -5973,7 +7190,7 @@
           <w:ilvl w:val="0"/>
           <w:numId w:val="33"/>
         </w:numPr>
-        <w:ind w:left="567" w:hanging="283"/>
+        <w:ind w:left="567" w:hanging="425"/>
         <w:rPr>
           <w:lang w:val="es-419" w:eastAsia="es-CO"/>
         </w:rPr>
@@ -5992,7 +7209,7 @@
           <w:ilvl w:val="0"/>
           <w:numId w:val="33"/>
         </w:numPr>
-        <w:ind w:left="567" w:hanging="283"/>
+        <w:ind w:left="567" w:hanging="425"/>
         <w:rPr>
           <w:lang w:val="es-419" w:eastAsia="es-CO"/>
         </w:rPr>
@@ -6016,7 +7233,7 @@
       <w:pPr>
         <w:pStyle w:val="Ttulo2"/>
       </w:pPr>
-      <w:bookmarkStart w:id="9" w:name="_Toc225260929"/>
+      <w:bookmarkStart w:id="9" w:name="_Toc226983738"/>
       <w:r>
         <w:lastRenderedPageBreak/>
         <w:t>Estado de madurez del racimo</w:t>
@@ -6088,107 +7305,393 @@
             <w:tcW w:w="9962" w:type="dxa"/>
           </w:tcPr>
           <w:p>
-            <w:r>
-              <w:t>Buenas buenas, apreciados oyentes y seguidores de la estrategia CAMPESENA RADIAL, bienvenidos al capítulo 1 del cuarto componente donde seguimos descubriendo más secretos de este emocionante caos agrícola. </w:t>
+            <w:pPr>
+              <w:rPr>
+                <w:b/>
+                <w:bCs/>
+              </w:rPr>
+            </w:pPr>
+            <w:r>
+              <w:rPr>
+                <w:b/>
+                <w:bCs/>
+              </w:rPr>
+              <w:t xml:space="preserve">Mujer </w:t>
             </w:r>
           </w:p>
           <w:p>
             <w:r>
-              <w:t>Para hoy venimos con un tema del que de seguro han escuchado hablar, pero todavía no lo conocen bien, y que les prometo es más emocionante que el final de los súper campeones: el estado de madurez del fruto. Comencemos. </w:t>
-            </w:r>
-          </w:p>
-          <w:p>
-            <w:r>
-              <w:t>Tranquilos que para conocer el momento exacto de madurez no vamos a tener que preguntarle a un chamán, sino más bien tener esa especie de magia campesina para cosechar en el punto exacto sin echarlo todo a perder. </w:t>
-            </w:r>
-          </w:p>
-          <w:p>
-            <w:r>
-              <w:t>Esto que es más fácil decirlo que practicarlo, es fundamental, porque hacerlo en el momento ideal puede aumentar la producción de aceite hasta en un 15%. O sea, más platica, más sonrisas, menos lloradera en la finca. </w:t>
-            </w:r>
-          </w:p>
-          <w:p>
-            <w:r>
-              <w:t>Pero ojo, no todo lo que brilla es oro o está en su punto de madurez. Para llegar a esto hay que distinguir entre dos palabritas elegantes: madurez fisiológica y madurez comercial. </w:t>
-            </w:r>
-          </w:p>
-          <w:p>
-            <w:r>
-              <w:lastRenderedPageBreak/>
-              <w:t>La primera es cuando el fruto ya se siente realizado en la vida. La segunda, la que importa de verdad, es cuando la planta extractora dice: “¡Venga pa’cá que ya sirve!” </w:t>
-            </w:r>
-          </w:p>
-          <w:p>
-            <w:r>
-              <w:t>¿Y en qué se traduce esto en la vida real? Fácil: más aceite, menos acidez, menos regaños del jefe. Porque si se cosecha temprano, se pierde plata. Y si se espera demasiado… adivinen qué: más acidez, menos precio y un triste racimo que ni pa una foto sirve. </w:t>
-            </w:r>
-          </w:p>
-          <w:p>
-            <w:r>
-              <w:t>Ahora un truco maestro para saber cuándo los frutos se caen solos... el momento ideal es cuando hay entre 5 y 10 frutos en el plato, no me refiero al plato del almuerzo, sino en la base de la palma... y que tengan ese color pardo-rojizo que grita: </w:t>
-            </w:r>
-          </w:p>
-          <w:p>
-            <w:r>
-              <w:t xml:space="preserve"> “CÓRTEMENME YAAA POR DIOOOOSS” jajajajaja </w:t>
-            </w:r>
-          </w:p>
-          <w:p>
-            <w:r>
-              <w:t>¡Oiga Asusena! Estaba en mi momento épico. </w:t>
-            </w:r>
-          </w:p>
-          <w:p>
-            <w:r>
-              <w:t>Jajajaja, pues quedamos a mano mijito, además u</w:t>
-            </w:r>
-            <w:r>
-              <w:t>ste</w:t>
-            </w:r>
-            <w:r>
-              <w:t>d se agarró todo el diálogo, ahora me toca a mí. </w:t>
-            </w:r>
-          </w:p>
-          <w:p>
-            <w:r>
-              <w:t>Pero-ah ah ah, es mi turno. Y si hablamos de híbridos OxG —esas palmas modernas, más resistentes que un radio viejo—, los frutos deben mostrar al menos cuatro caídos, cascarita cuarteada y ese color naranja cobrizo que parece anuncio de bronceador. </w:t>
-            </w:r>
-          </w:p>
-          <w:p>
-            <w:r>
-              <w:t>Pero, cuidado: cada híbrido es un mundo. Consultar la escala fenológica BBCH, que no es un canal de cocina, sino una guía científica. No improvisen, esto no es un </w:t>
-            </w:r>
-            <w:r>
-              <w:rPr>
-                <w:i/>
-                <w:iCs/>
-              </w:rPr>
-              <w:t>reality</w:t>
-            </w:r>
-            <w:r>
-              <w:t>. </w:t>
-            </w:r>
-          </w:p>
-          <w:p>
-            <w:r>
-              <w:lastRenderedPageBreak/>
-              <w:t>Ah, y esos cambios de color de los frutos… ¡no son por vanidad! No se están maquillando. Eso refleja que están llenándose de aceite. Un racimo inmaduro es más negro que el café de la abuela. Ya maduro, parece un atardecer en Cartagena: rojo o naranja, irresistible. </w:t>
-            </w:r>
-          </w:p>
-          <w:p>
-            <w:r>
-              <w:t>Bien amigos, el mensaje de este capítulo es observar, identificar y cosechar a tiempo. No dejarle el trabajo al viento ni al vecino flojo. La madurez del racimo no es un misterio, es pura observación con gafas de productor inteligente. </w:t>
-            </w:r>
-          </w:p>
-          <w:p>
-            <w:r>
-              <w:t>Nos escuchamos en el próximo episodio, adiós. </w:t>
+              <w:t xml:space="preserve">Buenas, apreciados oyentes y seguidores de la estrategia </w:t>
+            </w:r>
+            <w:r>
+              <w:t>CAMPESENA RADIAL</w:t>
+            </w:r>
+            <w:r>
+              <w:t xml:space="preserve">. Bienvenidos al capítulo uno del cuarto componente, donde seguimos descubriendo más secretos de este emocionante caos agrícola. </w:t>
             </w:r>
           </w:p>
           <w:p>
             <w:pPr>
-              <w:ind w:firstLine="0"/>
+              <w:rPr>
+                <w:b/>
+                <w:bCs/>
+              </w:rPr>
             </w:pPr>
+            <w:r>
+              <w:rPr>
+                <w:b/>
+                <w:bCs/>
+              </w:rPr>
+              <w:t>Hombre</w:t>
+            </w:r>
+          </w:p>
+          <w:p>
+            <w:r>
+              <w:t xml:space="preserve">Para hoy tenemos un tema del que seguro han escuchado hablar, pero todavía no lo conocen bien, y que les prometo es más emocionante que el final de los </w:t>
+            </w:r>
+            <w:proofErr w:type="spellStart"/>
+            <w:r>
+              <w:t>supercampeones</w:t>
+            </w:r>
+            <w:proofErr w:type="spellEnd"/>
+            <w:r>
+              <w:t>: el estado de madurez del fruto. Comencemos.</w:t>
+            </w:r>
+          </w:p>
+          <w:p>
+            <w:pPr>
+              <w:rPr>
+                <w:b/>
+                <w:bCs/>
+              </w:rPr>
+            </w:pPr>
+            <w:r>
+              <w:rPr>
+                <w:b/>
+                <w:bCs/>
+              </w:rPr>
+              <w:t xml:space="preserve">Mujer </w:t>
+            </w:r>
+          </w:p>
+          <w:p>
+            <w:r>
+              <w:t>Tranquilos, que para conocer el momento exacto de madurez no vamos a tener que preguntarle a un chamán, sino más bien tener esa especie de magia campesina para cosechar en el punto exacto sin echarlo todo a perder.</w:t>
+            </w:r>
+          </w:p>
+          <w:p>
+            <w:pPr>
+              <w:rPr>
+                <w:b/>
+                <w:bCs/>
+              </w:rPr>
+            </w:pPr>
+            <w:r>
+              <w:rPr>
+                <w:b/>
+                <w:bCs/>
+              </w:rPr>
+              <w:t>Hombre</w:t>
+            </w:r>
+          </w:p>
+          <w:p>
+            <w:r>
+              <w:lastRenderedPageBreak/>
+              <w:t>Esto, que es más fácil decirlo que practicarlo, es fundamental, porque hacerlo en el momento ideal puede aumentar la producción de aceite hasta en un 15</w:t>
+            </w:r>
+            <w:r>
+              <w:t xml:space="preserve"> </w:t>
+            </w:r>
+            <w:r>
+              <w:t>%. O sea, más platica, más sonrisas, menos lloradera en la finca.</w:t>
+            </w:r>
+          </w:p>
+          <w:p/>
+          <w:p>
+            <w:pPr>
+              <w:rPr>
+                <w:b/>
+                <w:bCs/>
+              </w:rPr>
+            </w:pPr>
+            <w:r>
+              <w:rPr>
+                <w:b/>
+                <w:bCs/>
+              </w:rPr>
+              <w:t xml:space="preserve">Mujer </w:t>
+            </w:r>
+          </w:p>
+          <w:p>
+            <w:r>
+              <w:t>Pero ojo, no todo lo que brilla es oro o está en su punto de madurez. Para llegar a eso hay que distinguir entre dos palabritas elegantes: madurez fisiológica y madurez comercial.</w:t>
+            </w:r>
+          </w:p>
+          <w:p/>
+          <w:p>
+            <w:pPr>
+              <w:rPr>
+                <w:b/>
+                <w:bCs/>
+              </w:rPr>
+            </w:pPr>
+            <w:r>
+              <w:rPr>
+                <w:b/>
+                <w:bCs/>
+              </w:rPr>
+              <w:t>Hombre</w:t>
+            </w:r>
+          </w:p>
+          <w:p>
+            <w:r>
+              <w:t>La primera es cuando el fruto ya se siente realizado en la vida. La segunda, la que importa de verdad, es cuando la planta extractora dice: venga para acá, que ya sirve.</w:t>
+            </w:r>
+          </w:p>
+          <w:p>
+            <w:pPr>
+              <w:rPr>
+                <w:b/>
+                <w:bCs/>
+              </w:rPr>
+            </w:pPr>
+            <w:r>
+              <w:rPr>
+                <w:b/>
+                <w:bCs/>
+              </w:rPr>
+              <w:t xml:space="preserve">Mujer </w:t>
+            </w:r>
+          </w:p>
+          <w:p>
+            <w:r>
+              <w:t>¿Y en qué se traduce esto en la vida real? Fácil: más aceite, menos acidez, menos regaños del jefe.</w:t>
+            </w:r>
+          </w:p>
+          <w:p/>
+          <w:p>
+            <w:r>
+              <w:t>Porque si se cosecha temprano, se pierde la plata. Y si se espera demasiado, adivinen qué: más acidez, menos precio y un triste racimo que ni para una foto sirve.</w:t>
+            </w:r>
+          </w:p>
+          <w:p>
+            <w:pPr>
+              <w:rPr>
+                <w:b/>
+                <w:bCs/>
+              </w:rPr>
+            </w:pPr>
+            <w:r>
+              <w:rPr>
+                <w:b/>
+                <w:bCs/>
+              </w:rPr>
+              <w:t>Hombre</w:t>
+            </w:r>
+          </w:p>
+          <w:p>
+            <w:r>
+              <w:lastRenderedPageBreak/>
+              <w:t>Ahora, otro consejo para saber cuándo los frutos se caen solos. El momento ideal es cuando hay entre 5 y 10 frutos en el plato. No me refiero al plato del almuerzo, sino en la base de la palma, y que tengan ese color bardo rojizo que grita: ¡cór</w:t>
+            </w:r>
+            <w:r>
+              <w:t>te</w:t>
+            </w:r>
+            <w:r>
+              <w:t>me</w:t>
+            </w:r>
+            <w:r>
+              <w:t>n</w:t>
+            </w:r>
+            <w:r>
+              <w:t xml:space="preserve"> ya</w:t>
+            </w:r>
+            <w:r>
+              <w:t>aa</w:t>
+            </w:r>
+            <w:r>
+              <w:t>, por favo</w:t>
+            </w:r>
+            <w:r>
+              <w:t>oo</w:t>
+            </w:r>
+            <w:r>
+              <w:t>r!</w:t>
+            </w:r>
+          </w:p>
+          <w:p>
+            <w:pPr>
+              <w:rPr>
+                <w:b/>
+                <w:bCs/>
+              </w:rPr>
+            </w:pPr>
+            <w:r>
+              <w:rPr>
+                <w:b/>
+                <w:bCs/>
+              </w:rPr>
+              <w:t>hombre</w:t>
+            </w:r>
+          </w:p>
+          <w:p>
+            <w:r>
+              <w:t>¡Oh, ya, Azucena! Estaba en mi momento épico.</w:t>
+            </w:r>
+          </w:p>
+          <w:p>
+            <w:pPr>
+              <w:rPr>
+                <w:b/>
+                <w:bCs/>
+              </w:rPr>
+            </w:pPr>
+            <w:r>
+              <w:rPr>
+                <w:b/>
+                <w:bCs/>
+              </w:rPr>
+              <w:t xml:space="preserve">Mujer </w:t>
+            </w:r>
+          </w:p>
+          <w:p>
+            <w:r>
+              <w:t>Pues quedamos a mano, mijito. Además, usted se agarró todo el diálogo. Ahora me toca a mí.</w:t>
+            </w:r>
+          </w:p>
+          <w:p>
+            <w:pPr>
+              <w:rPr>
+                <w:b/>
+                <w:bCs/>
+              </w:rPr>
+            </w:pPr>
+            <w:r>
+              <w:rPr>
+                <w:b/>
+                <w:bCs/>
+              </w:rPr>
+              <w:t>Mujer</w:t>
+            </w:r>
+          </w:p>
+          <w:p>
+            <w:r>
+              <w:t>Pero… ¡ajá, ajá, ajá! ¡Es mi turno!</w:t>
+            </w:r>
+          </w:p>
+          <w:p>
+            <w:r>
+              <w:t xml:space="preserve">Y si hablamos de híbridos o </w:t>
+            </w:r>
+            <w:proofErr w:type="spellStart"/>
+            <w:r>
+              <w:t>forjés</w:t>
+            </w:r>
+            <w:proofErr w:type="spellEnd"/>
+            <w:r>
+              <w:t>, estas palmas modernas, más resistentes que un radio viejo, los frutos deben mostrar al menos 4 caídos, cascarita cuarteada y ese color naranja cobrizo que parece anuncio de bronceador.</w:t>
+            </w:r>
+          </w:p>
+          <w:p/>
+          <w:p/>
+          <w:p>
+            <w:pPr>
+              <w:rPr>
+                <w:b/>
+                <w:bCs/>
+              </w:rPr>
+            </w:pPr>
+            <w:r>
+              <w:rPr>
+                <w:b/>
+                <w:bCs/>
+              </w:rPr>
+              <w:t>Hombre</w:t>
+            </w:r>
+          </w:p>
+          <w:p>
+            <w:r>
+              <w:t>Pero cuidado, cada híbrido es un mundo. Consultar la escala fenológica BBCH, que no es un canal de cocina, sino una guía científica. ¡No improvise en esto</w:t>
+            </w:r>
+            <w:r>
+              <w:t xml:space="preserve"> no es un </w:t>
+            </w:r>
+            <w:r>
+              <w:t>reality.</w:t>
+            </w:r>
+            <w:r>
+              <w:t xml:space="preserve"> </w:t>
+            </w:r>
+          </w:p>
+          <w:p>
+            <w:pPr>
+              <w:rPr>
+                <w:b/>
+                <w:bCs/>
+              </w:rPr>
+            </w:pPr>
+            <w:r>
+              <w:rPr>
+                <w:b/>
+                <w:bCs/>
+              </w:rPr>
+              <w:lastRenderedPageBreak/>
+              <w:t xml:space="preserve">Mujer </w:t>
+            </w:r>
+          </w:p>
+          <w:p>
+            <w:r>
+              <w:t>¡Ah! Y esos cambios de color de los frutos no son por vanidad, no se están maquillando. Eso refleja que están llenándose de aceite.</w:t>
+            </w:r>
+          </w:p>
+          <w:p>
+            <w:r>
+              <w:t>Un racimo inmaduro es más negro que el café de la abuela. Ya maduro, parece un atardecer en Cartagena: rojo o naranja irresistible.</w:t>
+            </w:r>
+          </w:p>
+          <w:p>
+            <w:pPr>
+              <w:rPr>
+                <w:b/>
+                <w:bCs/>
+              </w:rPr>
+            </w:pPr>
+            <w:r>
+              <w:rPr>
+                <w:b/>
+                <w:bCs/>
+              </w:rPr>
+              <w:t>Hombre</w:t>
+            </w:r>
+          </w:p>
+          <w:p>
+            <w:r>
+              <w:t>Bien, amigos, el mensaje de este capítulo es observar, identificar y cosechar a tiempo. No dejar el trabajo al viento ni al vecino flojo.</w:t>
+            </w:r>
+          </w:p>
+          <w:p>
+            <w:r>
+              <w:t xml:space="preserve">La madurez del racimo no es un misterio, es pura observación con gafas de productor inteligente. </w:t>
+            </w:r>
+          </w:p>
+          <w:p>
+            <w:pPr>
+              <w:rPr>
+                <w:b/>
+                <w:bCs/>
+              </w:rPr>
+            </w:pPr>
+            <w:r>
+              <w:rPr>
+                <w:b/>
+                <w:bCs/>
+              </w:rPr>
+              <w:t xml:space="preserve">Mujer </w:t>
+            </w:r>
+          </w:p>
+          <w:p>
+            <w:r>
+              <w:t>Nos escuchamos en el próximo episodio. ¡Adiós!</w:t>
+            </w:r>
           </w:p>
         </w:tc>
       </w:tr>
@@ -6242,7 +7745,7 @@
           <w:ilvl w:val="0"/>
           <w:numId w:val="34"/>
         </w:numPr>
-        <w:ind w:left="567" w:hanging="283"/>
+        <w:ind w:left="567" w:hanging="425"/>
         <w:rPr>
           <w:lang w:val="es-419" w:eastAsia="es-CO"/>
         </w:rPr>
@@ -6251,6 +7754,7 @@
         <w:rPr>
           <w:rStyle w:val="Ttulo5Car"/>
         </w:rPr>
+        <w:lastRenderedPageBreak/>
         <w:t>Racimo verde.</w:t>
       </w:r>
       <w:r>
@@ -6267,7 +7771,7 @@
           <w:ilvl w:val="0"/>
           <w:numId w:val="34"/>
         </w:numPr>
-        <w:ind w:left="567" w:hanging="283"/>
+        <w:ind w:left="567" w:hanging="425"/>
         <w:rPr>
           <w:lang w:val="es-419" w:eastAsia="es-CO"/>
         </w:rPr>
@@ -6282,14 +7786,19 @@
         <w:rPr>
           <w:lang w:val="es-419" w:eastAsia="es-CO"/>
         </w:rPr>
-        <w:t xml:space="preserve"> Estado óptimo de madurez, presenta del 1 a 50% del fruto suelto, se evidencia desprendimiento natural de frutos, color rojo anaranjado brillante, </w:t>
-      </w:r>
-      <w:r>
-        <w:rPr>
-          <w:lang w:val="es-419" w:eastAsia="es-CO"/>
-        </w:rPr>
-        <w:lastRenderedPageBreak/>
-        <w:t>cabe resaltar que el color del fruto depende en gran medida de la variedad sembrada.</w:t>
+        <w:t xml:space="preserve"> Estado óptimo de madurez, presenta del 1 a 50</w:t>
+      </w:r>
+      <w:r>
+        <w:rPr>
+          <w:lang w:val="es-419" w:eastAsia="es-CO"/>
+        </w:rPr>
+        <w:t xml:space="preserve"> </w:t>
+      </w:r>
+      <w:r>
+        <w:rPr>
+          <w:lang w:val="es-419" w:eastAsia="es-CO"/>
+        </w:rPr>
+        <w:t>% del fruto suelto, se evidencia desprendimiento natural de frutos, color rojo anaranjado brillante, cabe resaltar que el color del fruto depende en gran medida de la variedad sembrada.</w:t>
       </w:r>
     </w:p>
     <w:p>
@@ -6299,7 +7808,7 @@
           <w:ilvl w:val="0"/>
           <w:numId w:val="34"/>
         </w:numPr>
-        <w:ind w:left="567" w:hanging="283"/>
+        <w:ind w:left="567" w:hanging="425"/>
         <w:rPr>
           <w:lang w:val="es-419" w:eastAsia="es-CO"/>
         </w:rPr>
@@ -6314,7 +7823,19 @@
         <w:rPr>
           <w:lang w:val="es-419" w:eastAsia="es-CO"/>
         </w:rPr>
-        <w:t xml:space="preserve"> Presenta más del 50% de frutos desprendidos, su color es rojo oscuro o naranja intenso.</w:t>
+        <w:t xml:space="preserve"> Presenta más del 50</w:t>
+      </w:r>
+      <w:r>
+        <w:rPr>
+          <w:lang w:val="es-419" w:eastAsia="es-CO"/>
+        </w:rPr>
+        <w:t xml:space="preserve"> </w:t>
+      </w:r>
+      <w:r>
+        <w:rPr>
+          <w:lang w:val="es-419" w:eastAsia="es-CO"/>
+        </w:rPr>
+        <w:t>% de frutos desprendidos, su color es rojo oscuro o naranja intenso.</w:t>
       </w:r>
     </w:p>
     <w:p>
@@ -6324,7 +7845,7 @@
           <w:ilvl w:val="0"/>
           <w:numId w:val="34"/>
         </w:numPr>
-        <w:ind w:left="567" w:hanging="283"/>
+        <w:ind w:left="567" w:hanging="425"/>
         <w:rPr>
           <w:lang w:val="es-419" w:eastAsia="es-CO"/>
         </w:rPr>
@@ -6339,7 +7860,19 @@
         <w:rPr>
           <w:lang w:val="es-419" w:eastAsia="es-CO"/>
         </w:rPr>
-        <w:t xml:space="preserve"> Se caracteriza porque presenta el pedúnculo largo con síntomas de descomposición, el color del fruto es café negruzco opaco, se evidencia desprendimiento de más del 90% de sus frutos.</w:t>
+        <w:t xml:space="preserve"> Se caracteriza porque presenta el pedúnculo largo con síntomas de descomposición, el color del fruto es café negruzco opaco, se evidencia desprendimiento de más del 90</w:t>
+      </w:r>
+      <w:r>
+        <w:rPr>
+          <w:lang w:val="es-419" w:eastAsia="es-CO"/>
+        </w:rPr>
+        <w:t xml:space="preserve"> </w:t>
+      </w:r>
+      <w:r>
+        <w:rPr>
+          <w:lang w:val="es-419" w:eastAsia="es-CO"/>
+        </w:rPr>
+        <w:t>% de sus frutos.</w:t>
       </w:r>
     </w:p>
     <w:p>
@@ -6354,7 +7887,7 @@
       <w:pPr>
         <w:pStyle w:val="Ttulo2"/>
       </w:pPr>
-      <w:bookmarkStart w:id="10" w:name="_Toc225260930"/>
+      <w:bookmarkStart w:id="10" w:name="_Toc226983739"/>
       <w:r>
         <w:t>Pronósticos de producción</w:t>
       </w:r>
@@ -6377,20 +7910,95 @@
         <w:rPr>
           <w:lang w:val="es-419" w:eastAsia="es-CO"/>
         </w:rPr>
-        <w:t>Los pronósticos de producción son estimativos en kilos o toneladas de la producción futura y por su importancia, lo invitamos a conocer todos los detalles en siguiente video.</w:t>
-      </w:r>
+        <w:t>Los pronósticos de producción son estimativos en kilos o toneladas de la producción futura y</w:t>
+      </w:r>
+      <w:r>
+        <w:rPr>
+          <w:lang w:val="es-419" w:eastAsia="es-CO"/>
+        </w:rPr>
+        <w:t>,</w:t>
+      </w:r>
+      <w:r>
+        <w:rPr>
+          <w:lang w:val="es-419" w:eastAsia="es-CO"/>
+        </w:rPr>
+        <w:t xml:space="preserve"> por su importancia, lo invitamos a conocer todos los detalles en </w:t>
+      </w:r>
+      <w:r>
+        <w:rPr>
+          <w:lang w:val="es-419" w:eastAsia="es-CO"/>
+        </w:rPr>
+        <w:t xml:space="preserve">el </w:t>
+      </w:r>
+      <w:r>
+        <w:rPr>
+          <w:lang w:val="es-419" w:eastAsia="es-CO"/>
+        </w:rPr>
+        <w:t>siguiente video.</w:t>
+      </w:r>
+    </w:p>
+    <w:p>
+      <w:pPr>
+        <w:rPr>
+          <w:lang w:val="es-419" w:eastAsia="es-CO"/>
+        </w:rPr>
+      </w:pPr>
+    </w:p>
+    <w:p>
+      <w:pPr>
+        <w:rPr>
+          <w:lang w:val="es-419" w:eastAsia="es-CO"/>
+        </w:rPr>
+      </w:pPr>
+    </w:p>
+    <w:p>
+      <w:pPr>
+        <w:rPr>
+          <w:lang w:val="es-419" w:eastAsia="es-CO"/>
+        </w:rPr>
+      </w:pPr>
+    </w:p>
+    <w:p>
+      <w:pPr>
+        <w:rPr>
+          <w:lang w:val="es-419" w:eastAsia="es-CO"/>
+        </w:rPr>
+      </w:pPr>
+    </w:p>
+    <w:p>
+      <w:pPr>
+        <w:rPr>
+          <w:kern w:val="0"/>
+          <w:lang w:val="es-419" w:eastAsia="es-CO"/>
+          <w14:ligatures w14:val="none"/>
+        </w:rPr>
+      </w:pPr>
     </w:p>
     <w:p>
       <w:pPr>
         <w:pStyle w:val="Video"/>
-        <w:jc w:val="left"/>
-      </w:pPr>
-      <w:r>
+        <w:ind w:left="567"/>
+        <w:rPr>
+          <w:noProof/>
+        </w:rPr>
+      </w:pPr>
+      <w:r>
+        <w:rPr>
+          <w:rStyle w:val="VideoCar"/>
+        </w:rPr>
+        <w:lastRenderedPageBreak/>
         <w:t>Pronósticos de producción</w:t>
       </w:r>
-    </w:p>
-    <w:p>
-      <w:pPr>
+      <w:r>
+        <w:rPr>
+          <w:noProof/>
+        </w:rPr>
+        <w:t xml:space="preserve"> </w:t>
+      </w:r>
+    </w:p>
+    <w:p>
+      <w:pPr>
+        <w:ind w:firstLine="0"/>
         <w:jc w:val="center"/>
       </w:pPr>
       <w:r>
@@ -6398,10 +8006,16 @@
           <w:noProof/>
         </w:rPr>
         <w:drawing>
-          <wp:inline distT="0" distB="0" distL="0" distR="0" wp14:anchorId="6E73F898" wp14:editId="750C794C">
-            <wp:extent cx="5819775" cy="2815926"/>
-            <wp:effectExtent l="0" t="0" r="0" b="3810"/>
-            <wp:docPr id="234195057" name="Imagen 3"/>
+          <wp:inline distT="0" distB="0" distL="0" distR="0" wp14:anchorId="1A931567" wp14:editId="2F040A51">
+            <wp:extent cx="5581650" cy="3701015"/>
+            <wp:effectExtent l="0" t="0" r="0" b="0"/>
+            <wp:docPr id="1" name="Imagen 1">
+              <a:extLst xmlns:a="http://schemas.openxmlformats.org/drawingml/2006/main">
+                <a:ext uri="{C183D7F6-B498-43B3-948B-1728B52AA6E4}">
+                  <adec:decorative xmlns:adec="http://schemas.microsoft.com/office/drawing/2017/decorative" val="1"/>
+                </a:ext>
+              </a:extLst>
+            </wp:docPr>
             <wp:cNvGraphicFramePr>
               <a:graphicFrameLocks xmlns:a="http://schemas.openxmlformats.org/drawingml/2006/main" noChangeAspect="1"/>
             </wp:cNvGraphicFramePr>
@@ -6409,8 +8023,16 @@
               <a:graphicData uri="http://schemas.openxmlformats.org/drawingml/2006/picture">
                 <pic:pic xmlns:pic="http://schemas.openxmlformats.org/drawingml/2006/picture">
                   <pic:nvPicPr>
-                    <pic:cNvPr id="234195057" name="Imagen 234195057"/>
-                    <pic:cNvPicPr/>
+                    <pic:cNvPr id="1" name="Imagen 1">
+                      <a:extLst>
+                        <a:ext uri="{C183D7F6-B498-43B3-948B-1728B52AA6E4}">
+                          <adec:decorative xmlns:adec="http://schemas.microsoft.com/office/drawing/2017/decorative" val="1"/>
+                        </a:ext>
+                      </a:extLst>
+                    </pic:cNvPr>
+                    <pic:cNvPicPr>
+                      <a:picLocks noChangeAspect="1" noChangeArrowheads="1"/>
+                    </pic:cNvPicPr>
                   </pic:nvPicPr>
                   <pic:blipFill>
                     <a:blip r:embed="rId12">
@@ -6420,18 +8042,20 @@
                         </a:ext>
                       </a:extLst>
                     </a:blip>
+                    <a:srcRect/>
                     <a:stretch>
                       <a:fillRect/>
                     </a:stretch>
                   </pic:blipFill>
-                  <pic:spPr>
+                  <pic:spPr bwMode="auto">
                     <a:xfrm>
                       <a:off x="0" y="0"/>
-                      <a:ext cx="5823400" cy="2817680"/>
+                      <a:ext cx="5581650" cy="3701015"/>
                     </a:xfrm>
                     <a:prstGeom prst="rect">
                       <a:avLst/>
                     </a:prstGeom>
+                    <a:noFill/>
                   </pic:spPr>
                 </pic:pic>
               </a:graphicData>
@@ -6445,37 +8069,21 @@
         <w:ind w:firstLine="0"/>
         <w:jc w:val="center"/>
         <w:rPr>
+          <w:rStyle w:val="Hipervnculo"/>
           <w:b/>
-          <w:color w:val="1F3864" w:themeColor="accent1" w:themeShade="80"/>
-          <w:u w:val="single"/>
-        </w:rPr>
-      </w:pPr>
-      <w:r>
-        <w:rPr>
-          <w:b/>
-          <w:color w:val="1F3864" w:themeColor="accent1" w:themeShade="80"/>
-          <w:u w:val="single"/>
-        </w:rPr>
-        <w:lastRenderedPageBreak/>
-        <w:t xml:space="preserve">Enlace de </w:t>
-      </w:r>
-      <w:hyperlink r:id="rId13" w:history="1">
+          <w:bCs/>
+        </w:rPr>
+      </w:pPr>
+      <w:hyperlink r:id="rId13">
         <w:r>
           <w:rPr>
             <w:rStyle w:val="Hipervnculo"/>
             <w:b/>
+            <w:bCs/>
           </w:rPr>
-          <w:t>reproducción</w:t>
+          <w:t>Enlace de reproducción del video</w:t>
         </w:r>
       </w:hyperlink>
-      <w:r>
-        <w:rPr>
-          <w:b/>
-          <w:color w:val="1F3864" w:themeColor="accent1" w:themeShade="80"/>
-          <w:u w:val="single"/>
-        </w:rPr>
-        <w:t xml:space="preserve"> del video</w:t>
-      </w:r>
     </w:p>
     <w:tbl>
       <w:tblPr>
@@ -6503,13 +8111,7 @@
               <w:rPr>
                 <w:b/>
               </w:rPr>
-              <w:t xml:space="preserve">Síntesis del video. </w:t>
-            </w:r>
-            <w:r>
-              <w:rPr>
-                <w:b/>
-              </w:rPr>
-              <w:t>Pronósticos de producción</w:t>
+              <w:t>Síntesis del video. Alternativas de Inversión</w:t>
             </w:r>
           </w:p>
         </w:tc>
@@ -6521,15 +8123,44 @@
           </w:tcPr>
           <w:p>
             <w:r>
-              <w:t>En el cultivo de palma de aceite, anticipar la producción es fundamental para planificar adecuadamente las actividades agrícolas, industriales y administrativas. Los pronósticos de producción permiten estimar la cantidad de racimos y toneladas que se obtendrán en los próximos meses, facilitando la organización del personal, los turnos en planta, el control presupuestal y el cumplimiento de compromisos comerciales.</w:t>
+              <w:t>Cultivo de palma de aceite, pronósticos de producción.</w:t>
             </w:r>
           </w:p>
           <w:p>
             <w:r>
-              <w:t>Para elaborar este pronóstico, se agrupan lotes con características similares, se selecciona una muestra del 5% de las palmas y se cuentan los racimos mediante un recorrido en zigzag. Luego, con apoyo de datos históricos, se calcula el peso promedio de los racimos y se proyecta la producción total, que después se distribuye mensualmente según porcentajes históricos. Un buen pronóstico mejora la planificación, reduce costos y aporta mayor seguridad en la toma de decisiones.</w:t>
+              <w:t>En el cultivo de palma de aceite, anticiparse a la producción es clave para una buena planificación. Los pronósticos de producción permiten estimar cuántos kilogramos o toneladas se obtendrán en los siguientes meses de cosecha.</w:t>
+            </w:r>
+          </w:p>
+          <w:p>
+            <w:r>
+              <w:t xml:space="preserve">Estos pronósticos son clave para organizar las labores del cultivo y tomar decisiones oportunas en tres grandes áreas: el área agrícola, que organiza el personal, las herramientas y el transporte; el área industrial, que programa los turnos en la </w:t>
+            </w:r>
+            <w:r>
+              <w:lastRenderedPageBreak/>
+              <w:t>planta; y el área administrativa, que controla presupuestos y cumple compromisos comerciales.</w:t>
+            </w:r>
+          </w:p>
+          <w:p>
+            <w:r>
+              <w:t>La producción del cultivo depende del número y del peso de los racimos. Para realizar el pronóstico de producción, primero se identifican lotes con características similares, como edad de las palmas, variedad o condiciones del terreno.</w:t>
+            </w:r>
+          </w:p>
+          <w:p>
+            <w:r>
+              <w:t>Luego se selecciona una muestra del 5 % de las palmas del lote y, mediante un recorrido en zigzag, se cuentan los racimos en las plantas elegidas. Con la ayuda de datos históricos del cultivo, se calcula el peso promedio del racimo. Al multiplicar este peso por el número total de racimos, se obtiene la producción proyectada.</w:t>
+            </w:r>
+          </w:p>
+          <w:p>
+            <w:r>
+              <w:t>Finalmente, esa producción total se distribuye mes a mes, usando los porcentajes históricos del cultivo.</w:t>
             </w:r>
           </w:p>
           <w:p/>
+          <w:p>
+            <w:r>
+              <w:t>Un buen pronóstico de producción mejora la planificación, reduce costos operativos y permite cumplir compromisos comerciales con mayor seguridad.</w:t>
+            </w:r>
+          </w:p>
         </w:tc>
       </w:tr>
     </w:tbl>
@@ -6544,7 +8175,7 @@
       <w:pPr>
         <w:pStyle w:val="Ttulo2"/>
       </w:pPr>
-      <w:bookmarkStart w:id="11" w:name="_Toc225260931"/>
+      <w:bookmarkStart w:id="11" w:name="_Toc226983740"/>
       <w:r>
         <w:t>Frecuencia de cosecha</w:t>
       </w:r>
@@ -6577,7 +8208,7 @@
           <w:ilvl w:val="0"/>
           <w:numId w:val="35"/>
         </w:numPr>
-        <w:ind w:left="567" w:hanging="283"/>
+        <w:ind w:left="567" w:hanging="425"/>
         <w:rPr>
           <w:lang w:val="es-419" w:eastAsia="es-CO"/>
         </w:rPr>
@@ -6596,7 +8227,31 @@
         <w:rPr>
           <w:lang w:val="es-419" w:eastAsia="es-CO"/>
         </w:rPr>
-        <w:t>En palmas menores de seis años la velocidad de formación de ácidos grasos (lipogénesis), es mayor, por lo que se recomienda ciclos de 8 a 10 días. En palmas mayores de seis años, la lipogénesis decrece con el tiempo, y por esta razón los ciclos de cosecha deben ser entre 10 a 15 días de intervalo.</w:t>
+        <w:t>En palmas menores de seis años la velocidad de formación de ácidos grasos (lipogénesis)</w:t>
+      </w:r>
+      <w:r>
+        <w:rPr>
+          <w:lang w:val="es-419" w:eastAsia="es-CO"/>
+        </w:rPr>
+        <w:t xml:space="preserve"> </w:t>
+      </w:r>
+      <w:r>
+        <w:rPr>
+          <w:lang w:val="es-419" w:eastAsia="es-CO"/>
+        </w:rPr>
+        <w:t>es mayor, por lo que se recomienda ciclos de 8 a 10 días. En palmas mayores de seis años, la lipogénesis decrece con el tiempo, y por esta razón los ciclos de cosecha deben ser</w:t>
+      </w:r>
+      <w:r>
+        <w:rPr>
+          <w:lang w:val="es-419" w:eastAsia="es-CO"/>
+        </w:rPr>
+        <w:t xml:space="preserve"> de</w:t>
+      </w:r>
+      <w:r>
+        <w:rPr>
+          <w:lang w:val="es-419" w:eastAsia="es-CO"/>
+        </w:rPr>
+        <w:t xml:space="preserve"> entre 10 a 15 días de intervalo.</w:t>
       </w:r>
     </w:p>
     <w:p>
@@ -6606,7 +8261,7 @@
           <w:ilvl w:val="0"/>
           <w:numId w:val="35"/>
         </w:numPr>
-        <w:ind w:left="567" w:hanging="283"/>
+        <w:ind w:left="567" w:hanging="425"/>
         <w:rPr>
           <w:lang w:val="es-419" w:eastAsia="es-CO"/>
         </w:rPr>
@@ -6621,7 +8276,33 @@
         <w:rPr>
           <w:lang w:val="es-419" w:eastAsia="es-CO"/>
         </w:rPr>
-        <w:t>El material “dura” cruzado con “tenera” es más rápida la maduración y en cambio el material “dura” cruzado con “dura” es un poco más lenta.</w:t>
+        <w:t>El material “dura” cruzado con “</w:t>
+      </w:r>
+      <w:proofErr w:type="spellStart"/>
+      <w:r>
+        <w:rPr>
+          <w:lang w:val="es-419" w:eastAsia="es-CO"/>
+        </w:rPr>
+        <w:t>tenera</w:t>
+      </w:r>
+      <w:proofErr w:type="spellEnd"/>
+      <w:r>
+        <w:rPr>
+          <w:lang w:val="es-419" w:eastAsia="es-CO"/>
+        </w:rPr>
+        <w:t>” es más rápida la maduración y en cambio</w:t>
+      </w:r>
+      <w:r>
+        <w:rPr>
+          <w:lang w:val="es-419" w:eastAsia="es-CO"/>
+        </w:rPr>
+        <w:t>,</w:t>
+      </w:r>
+      <w:r>
+        <w:rPr>
+          <w:lang w:val="es-419" w:eastAsia="es-CO"/>
+        </w:rPr>
+        <w:t xml:space="preserve"> el material “dura” cruzado con “dura” es un poco más lenta.</w:t>
       </w:r>
     </w:p>
     <w:p>
@@ -6631,7 +8312,7 @@
           <w:ilvl w:val="0"/>
           <w:numId w:val="35"/>
         </w:numPr>
-        <w:ind w:left="567" w:hanging="283"/>
+        <w:ind w:left="567" w:hanging="425"/>
         <w:rPr>
           <w:lang w:val="es-419" w:eastAsia="es-CO"/>
         </w:rPr>
@@ -6660,7 +8341,7 @@
       <w:pPr>
         <w:pStyle w:val="Ttulo2"/>
       </w:pPr>
-      <w:bookmarkStart w:id="12" w:name="_Toc225260932"/>
+      <w:bookmarkStart w:id="12" w:name="_Toc226983741"/>
       <w:r>
         <w:t>Herramientas de cosecha</w:t>
       </w:r>
@@ -6700,7 +8381,7 @@
           <w:ilvl w:val="0"/>
           <w:numId w:val="36"/>
         </w:numPr>
-        <w:ind w:left="567" w:hanging="141"/>
+        <w:ind w:left="567" w:hanging="425"/>
         <w:rPr>
           <w:lang w:val="es-419" w:eastAsia="es-CO"/>
         </w:rPr>
@@ -6725,7 +8406,7 @@
           <w:ilvl w:val="0"/>
           <w:numId w:val="36"/>
         </w:numPr>
-        <w:ind w:left="567" w:hanging="141"/>
+        <w:ind w:left="567" w:hanging="425"/>
         <w:rPr>
           <w:lang w:val="es-419" w:eastAsia="es-CO"/>
         </w:rPr>
@@ -6740,7 +8421,19 @@
         <w:rPr>
           <w:lang w:val="es-419" w:eastAsia="es-CO"/>
         </w:rPr>
-        <w:t xml:space="preserve"> Cuando los racimos alcanzan una altura de 1 metro sobre el nivel del suelo, se utiliza la chuza de 14 centímetros de ancho anexada a tubos largos lo que </w:t>
+        <w:t xml:space="preserve"> Cuando los racimos alcanzan una altura de 1 metro sobre el nivel del suelo, se utiliza la chuza de 14 centímetros de ancho anexada a tubos largos</w:t>
+      </w:r>
+      <w:r>
+        <w:rPr>
+          <w:lang w:val="es-419" w:eastAsia="es-CO"/>
+        </w:rPr>
+        <w:t xml:space="preserve">, </w:t>
+      </w:r>
+      <w:r>
+        <w:rPr>
+          <w:lang w:val="es-419" w:eastAsia="es-CO"/>
+        </w:rPr>
+        <w:t xml:space="preserve">lo que </w:t>
       </w:r>
       <w:r>
         <w:rPr>
@@ -6757,7 +8450,7 @@
           <w:ilvl w:val="0"/>
           <w:numId w:val="36"/>
         </w:numPr>
-        <w:ind w:left="567" w:hanging="141"/>
+        <w:ind w:left="567" w:hanging="425"/>
         <w:rPr>
           <w:lang w:val="es-419" w:eastAsia="es-CO"/>
         </w:rPr>
@@ -6777,8 +8470,6 @@
     </w:p>
     <w:p>
       <w:pPr>
-        <w:pStyle w:val="Prrafodelista"/>
-        <w:ind w:left="567" w:firstLine="0"/>
         <w:rPr>
           <w:lang w:val="es-419" w:eastAsia="es-CO"/>
         </w:rPr>
@@ -6788,7 +8479,7 @@
       <w:pPr>
         <w:pStyle w:val="Ttulo2"/>
       </w:pPr>
-      <w:bookmarkStart w:id="13" w:name="_Toc225260933"/>
+      <w:bookmarkStart w:id="13" w:name="_Toc226983742"/>
       <w:r>
         <w:t>Procedimiento de la cosecha</w:t>
       </w:r>
@@ -6825,7 +8516,7 @@
       <w:pPr>
         <w:pStyle w:val="Ttulo2"/>
       </w:pPr>
-      <w:bookmarkStart w:id="14" w:name="_Toc225260934"/>
+      <w:bookmarkStart w:id="14" w:name="_Toc226983743"/>
       <w:r>
         <w:t>Control de calidad del proceso</w:t>
       </w:r>
@@ -6865,7 +8556,7 @@
           <w:ilvl w:val="0"/>
           <w:numId w:val="37"/>
         </w:numPr>
-        <w:ind w:left="567" w:hanging="283"/>
+        <w:ind w:left="567" w:hanging="425"/>
         <w:rPr>
           <w:lang w:val="es-419" w:eastAsia="es-CO"/>
         </w:rPr>
@@ -6884,7 +8575,7 @@
           <w:ilvl w:val="0"/>
           <w:numId w:val="37"/>
         </w:numPr>
-        <w:ind w:left="567" w:hanging="283"/>
+        <w:ind w:left="567" w:hanging="425"/>
         <w:rPr>
           <w:lang w:val="es-419" w:eastAsia="es-CO"/>
         </w:rPr>
@@ -6903,7 +8594,7 @@
           <w:ilvl w:val="0"/>
           <w:numId w:val="37"/>
         </w:numPr>
-        <w:ind w:left="567" w:hanging="283"/>
+        <w:ind w:left="567" w:hanging="425"/>
         <w:rPr>
           <w:lang w:val="es-419" w:eastAsia="es-CO"/>
         </w:rPr>
@@ -6923,7 +8614,7 @@
           <w:ilvl w:val="0"/>
           <w:numId w:val="37"/>
         </w:numPr>
-        <w:ind w:left="567" w:hanging="283"/>
+        <w:ind w:left="567" w:hanging="425"/>
         <w:rPr>
           <w:lang w:val="es-419" w:eastAsia="es-CO"/>
         </w:rPr>
@@ -6946,7 +8637,7 @@
       <w:pPr>
         <w:pStyle w:val="Ttulo2"/>
       </w:pPr>
-      <w:bookmarkStart w:id="15" w:name="_Toc225260935"/>
+      <w:bookmarkStart w:id="15" w:name="_Toc226983744"/>
       <w:r>
         <w:t>Recolección y transporte</w:t>
       </w:r>
@@ -6984,9 +8675,9 @@
         <w:pStyle w:val="Prrafodelista"/>
         <w:numPr>
           <w:ilvl w:val="0"/>
-          <w:numId w:val="38"/>
+          <w:numId w:val="40"/>
         </w:numPr>
-        <w:ind w:left="567" w:hanging="141"/>
+        <w:ind w:left="567" w:hanging="425"/>
         <w:rPr>
           <w:lang w:val="es-419" w:eastAsia="es-CO"/>
         </w:rPr>
@@ -7009,9 +8700,9 @@
         <w:pStyle w:val="Prrafodelista"/>
         <w:numPr>
           <w:ilvl w:val="0"/>
-          <w:numId w:val="38"/>
+          <w:numId w:val="40"/>
         </w:numPr>
-        <w:ind w:left="567" w:hanging="141"/>
+        <w:ind w:left="567" w:hanging="425"/>
         <w:rPr>
           <w:lang w:val="es-419" w:eastAsia="es-CO"/>
         </w:rPr>
@@ -7034,9 +8725,9 @@
         <w:pStyle w:val="Prrafodelista"/>
         <w:numPr>
           <w:ilvl w:val="0"/>
-          <w:numId w:val="38"/>
+          <w:numId w:val="40"/>
         </w:numPr>
-        <w:ind w:left="567" w:hanging="141"/>
+        <w:ind w:left="567" w:hanging="425"/>
         <w:rPr>
           <w:lang w:val="es-419" w:eastAsia="es-CO"/>
         </w:rPr>
@@ -7052,6 +8743,26 @@
           <w:lang w:val="es-419" w:eastAsia="es-CO"/>
         </w:rPr>
         <w:t xml:space="preserve"> En plantaciones grandes se emplean tractores para transportar fruta desde centros de acopio hasta la planta extractora, movilizando grandes cargas. También se usan góndolas y camiones con sistemas hidráulicos que facilitan la descarga y reducen el daño a los racimos.</w:t>
+      </w:r>
+    </w:p>
+    <w:p>
+      <w:pPr>
+        <w:pStyle w:val="Ttulo1"/>
+        <w:spacing w:before="0" w:after="0" w:line="264" w:lineRule="atLeast"/>
+        <w:textAlignment w:val="baseline"/>
+        <w:rPr>
+          <w:rFonts w:ascii="Roboto" w:hAnsi="Roboto"/>
+          <w:color w:val="FFFFFF"/>
+          <w:sz w:val="48"/>
+        </w:rPr>
+      </w:pPr>
+      <w:bookmarkStart w:id="16" w:name="_Toc226983745"/>
+      <w:r>
+        <w:rPr>
+          <w:rFonts w:ascii="Roboto" w:hAnsi="Roboto"/>
+          <w:color w:val="FFFFFF"/>
+        </w:rPr>
+        <w:t>del fruto.</w:t>
       </w:r>
     </w:p>
     <w:p>
@@ -7062,7 +8773,6 @@
           <w:lang w:val="es-CO"/>
         </w:rPr>
       </w:pPr>
-      <w:bookmarkStart w:id="16" w:name="_Toc225260936"/>
       <w:r>
         <w:rPr>
           <w:lang w:val="es-CO"/>
@@ -7174,7 +8884,7 @@
           <w:lang w:val="es-CO"/>
         </w:rPr>
       </w:pPr>
-      <w:bookmarkStart w:id="17" w:name="_Toc225260937"/>
+      <w:bookmarkStart w:id="17" w:name="_Toc226983746"/>
       <w:r>
         <w:rPr>
           <w:lang w:val="es-CO"/>
@@ -7205,7 +8915,23 @@
         <w:t xml:space="preserve">Anillo rojo: </w:t>
       </w:r>
       <w:r>
-        <w:t>enfermedad causada por el nemátodo Bursaphelenchus cocophilus, transmitida por el picudo negro.</w:t>
+        <w:t xml:space="preserve">enfermedad causada por el nemátodo </w:t>
+      </w:r>
+      <w:proofErr w:type="spellStart"/>
+      <w:r>
+        <w:t>Bursaphelenchus</w:t>
+      </w:r>
+      <w:proofErr w:type="spellEnd"/>
+      <w:r>
+        <w:t xml:space="preserve"> </w:t>
+      </w:r>
+      <w:proofErr w:type="spellStart"/>
+      <w:r>
+        <w:t>cocophilus</w:t>
+      </w:r>
+      <w:proofErr w:type="spellEnd"/>
+      <w:r>
+        <w:t>, transmitida por el picudo negro.</w:t>
       </w:r>
     </w:p>
     <w:p>
@@ -7221,27 +8947,24 @@
       </w:r>
     </w:p>
     <w:p>
+      <w:proofErr w:type="spellStart"/>
       <w:r>
         <w:rPr>
           <w:b/>
           <w:bCs/>
         </w:rPr>
-        <w:t xml:space="preserve">Baculovirus: </w:t>
-      </w:r>
-      <w:r>
-        <w:t>agente de control biológico utilizado para reducir poblaciones de insectos plaga.</w:t>
-      </w:r>
-    </w:p>
-    <w:p>
+        <w:t>Baculovirus</w:t>
+      </w:r>
+      <w:proofErr w:type="spellEnd"/>
       <w:r>
         <w:rPr>
           <w:b/>
           <w:bCs/>
         </w:rPr>
-        <w:t>Chuza:</w:t>
-      </w:r>
-      <w:r>
-        <w:t xml:space="preserve"> herramienta de cosecha empleada en palmas de mediana altura, adaptada a tubos largos.</w:t>
+        <w:t xml:space="preserve">: </w:t>
+      </w:r>
+      <w:r>
+        <w:t>agente de control biológico utilizado para reducir poblaciones de insectos plaga.</w:t>
       </w:r>
     </w:p>
     <w:p>
@@ -7250,10 +8973,10 @@
           <w:b/>
           <w:bCs/>
         </w:rPr>
-        <w:t>Cincel:</w:t>
-      </w:r>
-      <w:r>
-        <w:t xml:space="preserve"> herramienta utilizada en la cosecha de palmas jóvenes para cortar el pedúnculo del racimo.</w:t>
+        <w:t>Chuza:</w:t>
+      </w:r>
+      <w:r>
+        <w:t xml:space="preserve"> herramienta de cosecha empleada en palmas de mediana altura, adaptada a tubos largos.</w:t>
       </w:r>
     </w:p>
     <w:p>
@@ -7262,10 +8985,10 @@
           <w:b/>
           <w:bCs/>
         </w:rPr>
-        <w:t>Clorosis:</w:t>
-      </w:r>
-      <w:r>
-        <w:t xml:space="preserve"> amarillamiento de las hojas asociado a deficiencias nutricionales o daños por plagas.</w:t>
+        <w:t>Cincel:</w:t>
+      </w:r>
+      <w:r>
+        <w:t xml:space="preserve"> herramienta utilizada en la cosecha de palmas jóvenes para cortar el pedúnculo del racimo.</w:t>
       </w:r>
     </w:p>
     <w:p>
@@ -7274,10 +8997,10 @@
           <w:b/>
           <w:bCs/>
         </w:rPr>
-        <w:t>Cogollo:</w:t>
-      </w:r>
-      <w:r>
-        <w:t xml:space="preserve"> parte central de crecimiento de la palma cuya afectación compromete su desarrollo.</w:t>
+        <w:t>Clorosis:</w:t>
+      </w:r>
+      <w:r>
+        <w:t xml:space="preserve"> amarillamiento de las hojas asociado a deficiencias nutricionales o daños por plagas.</w:t>
       </w:r>
     </w:p>
     <w:p>
@@ -7286,10 +9009,10 @@
           <w:b/>
           <w:bCs/>
         </w:rPr>
-        <w:t>Control de calidad de la cosecha:</w:t>
-      </w:r>
-      <w:r>
-        <w:t xml:space="preserve"> acciones destinadas a garantizar que los racimos sean cosechados en estado óptimo.</w:t>
+        <w:t>Cogollo:</w:t>
+      </w:r>
+      <w:r>
+        <w:t xml:space="preserve"> parte central de crecimiento de la palma cuya afectación compromete su desarrollo.</w:t>
       </w:r>
     </w:p>
     <w:p>
@@ -7298,10 +9021,10 @@
           <w:b/>
           <w:bCs/>
         </w:rPr>
-        <w:t>Control de malezas:</w:t>
-      </w:r>
-      <w:r>
-        <w:t xml:space="preserve"> prácticas manuales, mecánicas, culturales o químicas para reducir la competencia vegetal.</w:t>
+        <w:t>Control de calidad de la cosecha:</w:t>
+      </w:r>
+      <w:r>
+        <w:t xml:space="preserve"> acciones destinadas a garantizar que los racimos sean cosechados en estado óptimo.</w:t>
       </w:r>
     </w:p>
     <w:p>
@@ -7310,6 +9033,18 @@
           <w:b/>
           <w:bCs/>
         </w:rPr>
+        <w:t>Control de malezas:</w:t>
+      </w:r>
+      <w:r>
+        <w:t xml:space="preserve"> prácticas manuales, mecánicas, culturales o químicas para reducir la competencia vegetal.</w:t>
+      </w:r>
+    </w:p>
+    <w:p>
+      <w:r>
+        <w:rPr>
+          <w:b/>
+          <w:bCs/>
+        </w:rPr>
         <w:lastRenderedPageBreak/>
         <w:t>Cosecha:</w:t>
       </w:r>
@@ -7559,7 +9294,7 @@
           <w:lang w:val="es-CO"/>
         </w:rPr>
       </w:pPr>
-      <w:bookmarkStart w:id="18" w:name="_Toc225260938"/>
+      <w:bookmarkStart w:id="18" w:name="_Toc226983747"/>
       <w:r>
         <w:rPr>
           <w:lang w:val="es-CO"/>
@@ -7576,59 +9311,40 @@
       </w:r>
     </w:p>
     <w:p>
-      <w:pPr>
-        <w:pStyle w:val="Prrafodelista"/>
-        <w:numPr>
-          <w:ilvl w:val="0"/>
-          <w:numId w:val="6"/>
-        </w:numPr>
-        <w:ind w:left="993"/>
-      </w:pPr>
       <w:r>
         <w:t>Bustillo, A. (2014). Manejo de insectos plagas de la palma de aceite, con énfasis en control biológico y sus relaciones con el cambio climático. Bogotá.</w:t>
       </w:r>
     </w:p>
     <w:p>
-      <w:pPr>
-        <w:pStyle w:val="Prrafodelista"/>
-        <w:ind w:left="993" w:firstLine="0"/>
-      </w:pPr>
-      <w:hyperlink r:id="rId16" w:history="1">
+      <w:hyperlink r:id="rId16">
+        <w:hyperlink r:id="rId17">
+          <w:r>
+            <w:rPr>
+              <w:rStyle w:val="Hipervnculo"/>
+            </w:rPr>
+            <w:t>https://repositorio.fedepalma.org/bitstream/handle/123456789/107659/</w:t>
+          </w:r>
+        </w:hyperlink>
         <w:r>
           <w:rPr>
             <w:rStyle w:val="Hipervnculo"/>
           </w:rPr>
-          <w:t>https://repositorio.fedepalma.org/bitstream/handle/123456789/107659/</w:t>
+          <w:t>Guia%20enfermedades%20y%20plagas%2022.pdf?sequence=11</w:t>
         </w:r>
       </w:hyperlink>
     </w:p>
     <w:p>
-      <w:pPr>
-        <w:pStyle w:val="Prrafodelista"/>
-        <w:ind w:left="993" w:firstLine="0"/>
-      </w:pPr>
-      <w:r>
-        <w:t>Guia%20enfermedades%20y%20plagas%2022.pdf?sequence=11</w:t>
-      </w:r>
-    </w:p>
-    <w:p>
-      <w:pPr>
-        <w:pStyle w:val="Prrafodelista"/>
-        <w:numPr>
-          <w:ilvl w:val="0"/>
-          <w:numId w:val="39"/>
-        </w:numPr>
-      </w:pPr>
       <w:r>
         <w:t>CENIPALMA, SENA, SAC y FONADE. (2002). Selección y descarte de plantas anormales de palma de aceite en viveros. Bogotá: Editorial Ápice.</w:t>
       </w:r>
     </w:p>
     <w:p>
       <w:pPr>
-        <w:pStyle w:val="Prrafodelista"/>
-        <w:ind w:left="1035" w:firstLine="0"/>
-      </w:pPr>
-      <w:hyperlink r:id="rId17" w:history="1">
+        <w:rPr>
+          <w:szCs w:val="28"/>
+        </w:rPr>
+      </w:pPr>
+      <w:hyperlink r:id="rId18">
         <w:r>
           <w:rPr>
             <w:rStyle w:val="Hipervnculo"/>
@@ -7638,13 +9354,6 @@
       </w:hyperlink>
     </w:p>
     <w:p>
-      <w:pPr>
-        <w:pStyle w:val="Prrafodelista"/>
-        <w:numPr>
-          <w:ilvl w:val="0"/>
-          <w:numId w:val="39"/>
-        </w:numPr>
-      </w:pPr>
       <w:r>
         <w:rPr>
           <w:lang w:val="en-US"/>
@@ -7657,10 +9366,11 @@
     </w:p>
     <w:p>
       <w:pPr>
-        <w:pStyle w:val="Prrafodelista"/>
-        <w:ind w:left="1035" w:firstLine="0"/>
-      </w:pPr>
-      <w:hyperlink r:id="rId18" w:history="1">
+        <w:rPr>
+          <w:szCs w:val="28"/>
+        </w:rPr>
+      </w:pPr>
+      <w:hyperlink r:id="rId19">
         <w:r>
           <w:rPr>
             <w:rStyle w:val="Hipervnculo"/>
@@ -7670,23 +9380,17 @@
       </w:hyperlink>
     </w:p>
     <w:p>
-      <w:pPr>
-        <w:pStyle w:val="Prrafodelista"/>
-        <w:numPr>
-          <w:ilvl w:val="0"/>
-          <w:numId w:val="39"/>
-        </w:numPr>
-      </w:pPr>
       <w:r>
         <w:t>Grupo Jaremar. (2016). Manual de Buenas Prácticas Agrícolas para la Producción Sostenible de la Palma Aceitera por Pequeños Productores. Honduras.</w:t>
       </w:r>
     </w:p>
     <w:p>
       <w:pPr>
-        <w:pStyle w:val="Prrafodelista"/>
-        <w:ind w:left="1035" w:firstLine="0"/>
-      </w:pPr>
-      <w:hyperlink r:id="rId19" w:history="1">
+        <w:rPr>
+          <w:szCs w:val="28"/>
+        </w:rPr>
+      </w:pPr>
+      <w:hyperlink r:id="rId20">
         <w:r>
           <w:rPr>
             <w:rStyle w:val="Hipervnculo"/>
@@ -7696,35 +9400,24 @@
       </w:hyperlink>
     </w:p>
     <w:p>
-      <w:pPr>
-        <w:pStyle w:val="Prrafodelista"/>
-        <w:numPr>
-          <w:ilvl w:val="0"/>
-          <w:numId w:val="39"/>
-        </w:numPr>
-      </w:pPr>
       <w:r>
         <w:t>Instituto Colombiano Agropecuario (ICA). (2014). Resolución 4170 de 2014: Medidas fitosanitarias para el manejo y control sanitario en el cultivo de palma de aceite en Colombia.</w:t>
       </w:r>
     </w:p>
-    <w:p>
-      <w:pPr>
-        <w:pStyle w:val="Prrafodelista"/>
-        <w:numPr>
-          <w:ilvl w:val="0"/>
-          <w:numId w:val="39"/>
-        </w:numPr>
-      </w:pPr>
-      <w:r>
+    <w:p/>
+    <w:p>
+      <w:r>
+        <w:lastRenderedPageBreak/>
         <w:t>Instituto Colombiano Agropecuario (ICA). (s. f.). Normatividad fitosanitaria vigente para el sector agrícola colombiano.</w:t>
       </w:r>
     </w:p>
     <w:p>
       <w:pPr>
-        <w:pStyle w:val="Prrafodelista"/>
-        <w:ind w:left="1035" w:firstLine="0"/>
-      </w:pPr>
-      <w:hyperlink r:id="rId20" w:history="1">
+        <w:rPr>
+          <w:szCs w:val="28"/>
+        </w:rPr>
+      </w:pPr>
+      <w:hyperlink r:id="rId21">
         <w:r>
           <w:rPr>
             <w:rStyle w:val="Hipervnculo"/>
@@ -7734,24 +9427,17 @@
       </w:hyperlink>
     </w:p>
     <w:p>
-      <w:pPr>
-        <w:pStyle w:val="Prrafodelista"/>
-        <w:numPr>
-          <w:ilvl w:val="0"/>
-          <w:numId w:val="39"/>
-        </w:numPr>
-      </w:pPr>
-      <w:r>
-        <w:lastRenderedPageBreak/>
+      <w:r>
         <w:t>Instituto Colombiano Agropecuario (ICA). (s. f.). Registro y uso responsable de plaguicidas de uso agrícola en Colombia.</w:t>
       </w:r>
     </w:p>
     <w:p>
       <w:pPr>
-        <w:pStyle w:val="Prrafodelista"/>
-        <w:ind w:left="1035" w:firstLine="0"/>
-      </w:pPr>
-      <w:hyperlink r:id="rId21" w:history="1">
+        <w:rPr>
+          <w:szCs w:val="28"/>
+        </w:rPr>
+      </w:pPr>
+      <w:hyperlink r:id="rId22">
         <w:r>
           <w:rPr>
             <w:rStyle w:val="Hipervnculo"/>
@@ -7761,23 +9447,17 @@
       </w:hyperlink>
     </w:p>
     <w:p>
-      <w:pPr>
-        <w:pStyle w:val="Prrafodelista"/>
-        <w:numPr>
-          <w:ilvl w:val="0"/>
-          <w:numId w:val="39"/>
-        </w:numPr>
-      </w:pPr>
       <w:r>
         <w:t>Instituto Agropecuario Colombiano ICA. (2011). Manejo del picudo - Rhynchophorus palmarum L. (Coleoptera: Curculionidae). Bogotá.</w:t>
       </w:r>
     </w:p>
     <w:p>
       <w:pPr>
-        <w:pStyle w:val="Prrafodelista"/>
-        <w:ind w:left="1035" w:firstLine="0"/>
-      </w:pPr>
-      <w:hyperlink r:id="rId22" w:history="1">
+        <w:rPr>
+          <w:szCs w:val="28"/>
+        </w:rPr>
+      </w:pPr>
+      <w:hyperlink r:id="rId23">
         <w:r>
           <w:rPr>
             <w:rStyle w:val="Hipervnculo"/>
@@ -7787,23 +9467,17 @@
       </w:hyperlink>
     </w:p>
     <w:p>
-      <w:pPr>
-        <w:pStyle w:val="Prrafodelista"/>
-        <w:numPr>
-          <w:ilvl w:val="0"/>
-          <w:numId w:val="39"/>
-        </w:numPr>
-      </w:pPr>
       <w:r>
         <w:t>Instituto Nacional de Investigaciones Agropecuarias – INIAP. (2017). Guía para facilitar el aprendizaje en el manejo integrado del cultivo de Palma aceitera. Santo Domingo, Ecuador.</w:t>
       </w:r>
     </w:p>
     <w:p>
       <w:pPr>
-        <w:pStyle w:val="Prrafodelista"/>
-        <w:ind w:left="1035" w:firstLine="0"/>
-      </w:pPr>
-      <w:hyperlink r:id="rId23" w:history="1">
+        <w:rPr>
+          <w:szCs w:val="28"/>
+        </w:rPr>
+      </w:pPr>
+      <w:hyperlink r:id="rId24">
         <w:r>
           <w:rPr>
             <w:rStyle w:val="Hipervnculo"/>
@@ -7813,23 +9487,17 @@
       </w:hyperlink>
     </w:p>
     <w:p>
-      <w:pPr>
-        <w:pStyle w:val="Prrafodelista"/>
-        <w:numPr>
-          <w:ilvl w:val="0"/>
-          <w:numId w:val="39"/>
-        </w:numPr>
-      </w:pPr>
       <w:r>
         <w:t>Narváez, J., Chilito, L., &amp; Bastidas, S. (1996). Determinación de la madurez óptima de cosecha para la palma de aceite en la región de Tumaco, Nariño.</w:t>
       </w:r>
     </w:p>
     <w:p>
       <w:pPr>
-        <w:pStyle w:val="Prrafodelista"/>
-        <w:ind w:left="1035" w:firstLine="0"/>
-      </w:pPr>
-      <w:hyperlink r:id="rId24" w:history="1">
+        <w:rPr>
+          <w:szCs w:val="28"/>
+        </w:rPr>
+      </w:pPr>
+      <w:hyperlink r:id="rId25">
         <w:r>
           <w:rPr>
             <w:rStyle w:val="Hipervnculo"/>
@@ -7839,23 +9507,17 @@
       </w:hyperlink>
     </w:p>
     <w:p>
-      <w:pPr>
-        <w:pStyle w:val="Prrafodelista"/>
-        <w:numPr>
-          <w:ilvl w:val="0"/>
-          <w:numId w:val="39"/>
-        </w:numPr>
-      </w:pPr>
       <w:r>
         <w:t>Ortíz, R. &amp; Fernández, O. (2000). Cultivo de la palma aceitera. San José: Editorial Universidad Estatal a Distancia.</w:t>
       </w:r>
     </w:p>
     <w:p>
       <w:pPr>
-        <w:pStyle w:val="Prrafodelista"/>
-        <w:ind w:left="1035" w:firstLine="0"/>
-      </w:pPr>
-      <w:hyperlink r:id="rId25" w:anchor="v=onepage&amp;q&amp;f=false" w:history="1">
+        <w:rPr>
+          <w:szCs w:val="28"/>
+        </w:rPr>
+      </w:pPr>
+      <w:hyperlink r:id="rId26" w:anchor="v=onepage&amp;q&amp;f=false">
         <w:r>
           <w:rPr>
             <w:rStyle w:val="Hipervnculo"/>
@@ -7865,23 +9527,18 @@
       </w:hyperlink>
     </w:p>
     <w:p>
-      <w:pPr>
-        <w:pStyle w:val="Prrafodelista"/>
-        <w:numPr>
-          <w:ilvl w:val="0"/>
-          <w:numId w:val="39"/>
-        </w:numPr>
-      </w:pPr>
-      <w:r>
+      <w:r>
+        <w:lastRenderedPageBreak/>
         <w:t>Prada, F., &amp; Romero, M. (2012). Muestreo y análisis de racimos en el cultivo de palma de aceite. Tecnologías para la agricultura de la palma de aceite: guía para facilitadores. Bogotá, Colombia.</w:t>
       </w:r>
     </w:p>
     <w:p>
       <w:pPr>
-        <w:pStyle w:val="Prrafodelista"/>
-        <w:ind w:left="1035" w:firstLine="0"/>
-      </w:pPr>
-      <w:hyperlink r:id="rId26" w:history="1">
+        <w:rPr>
+          <w:szCs w:val="28"/>
+        </w:rPr>
+      </w:pPr>
+      <w:hyperlink r:id="rId27">
         <w:r>
           <w:rPr>
             <w:rStyle w:val="Hipervnculo"/>
@@ -7891,24 +9548,17 @@
       </w:hyperlink>
     </w:p>
     <w:p>
-      <w:pPr>
-        <w:pStyle w:val="Prrafodelista"/>
-        <w:numPr>
-          <w:ilvl w:val="0"/>
-          <w:numId w:val="39"/>
-        </w:numPr>
-      </w:pPr>
-      <w:r>
-        <w:lastRenderedPageBreak/>
+      <w:r>
         <w:t>Rodríguez T., D. K. (2025, junio 17). Producción de aceite de palma en Colombia crece 10% entre enero y mayo de 2025. Portafolio.</w:t>
       </w:r>
     </w:p>
     <w:p>
       <w:pPr>
-        <w:pStyle w:val="Prrafodelista"/>
-        <w:ind w:left="1035" w:firstLine="0"/>
-      </w:pPr>
-      <w:hyperlink r:id="rId27" w:history="1">
+        <w:rPr>
+          <w:szCs w:val="28"/>
+        </w:rPr>
+      </w:pPr>
+      <w:hyperlink r:id="rId28">
         <w:r>
           <w:rPr>
             <w:rStyle w:val="Hipervnculo"/>
@@ -7930,7 +9580,7 @@
           <w:lang w:val="es-CO"/>
         </w:rPr>
       </w:pPr>
-      <w:bookmarkStart w:id="19" w:name="_Toc225260939"/>
+      <w:bookmarkStart w:id="19" w:name="_Toc226983748"/>
       <w:r>
         <w:rPr>
           <w:lang w:val="es-CO"/>
@@ -8047,13 +9697,13 @@
               <w:rPr>
                 <w:lang w:val="es-CO"/>
               </w:rPr>
-              <w:t xml:space="preserve">Claudia </w:t>
+              <w:t>Claudia Johanna Gómez</w:t>
             </w:r>
             <w:r>
               <w:rPr>
                 <w:lang w:val="es-CO"/>
               </w:rPr>
-              <w:t>Johanna Gómez</w:t>
+              <w:t xml:space="preserve"> Peréz</w:t>
             </w:r>
           </w:p>
         </w:tc>
@@ -8072,7 +9722,19 @@
               <w:rPr>
                 <w:lang w:val="es-CO"/>
               </w:rPr>
-              <w:t>Líder del Ecosistema</w:t>
+              <w:t xml:space="preserve">Líder del </w:t>
+            </w:r>
+            <w:r>
+              <w:rPr>
+                <w:lang w:val="es-CO"/>
+              </w:rPr>
+              <w:t>e</w:t>
+            </w:r>
+            <w:r>
+              <w:rPr>
+                <w:lang w:val="es-CO"/>
+              </w:rPr>
+              <w:t>cosistema</w:t>
             </w:r>
           </w:p>
         </w:tc>
@@ -8091,7 +9753,7 @@
               <w:rPr>
                 <w:lang w:val="es-CO"/>
               </w:rPr>
-              <w:t>Centro Agroturístico- Regional Santander</w:t>
+              <w:t>Centro Agroturístico - Regional Santander</w:t>
             </w:r>
           </w:p>
         </w:tc>
@@ -8112,8 +9774,16 @@
               <w:rPr>
                 <w:lang w:val="es-CO"/>
               </w:rPr>
-              <w:t>Olga Constanza Bermúdez Jaimes</w:t>
-            </w:r>
+              <w:t xml:space="preserve">Olga Constanza Bermúdez </w:t>
+            </w:r>
+            <w:proofErr w:type="spellStart"/>
+            <w:r>
+              <w:rPr>
+                <w:lang w:val="es-CO"/>
+              </w:rPr>
+              <w:t>Jaimes</w:t>
+            </w:r>
+            <w:proofErr w:type="spellEnd"/>
           </w:p>
         </w:tc>
         <w:tc>
@@ -8131,7 +9801,19 @@
               <w:rPr>
                 <w:lang w:val="es-CO"/>
               </w:rPr>
-              <w:t>Responsable de línea de producción Huila</w:t>
+              <w:t xml:space="preserve">Responsable de </w:t>
+            </w:r>
+            <w:r>
+              <w:rPr>
+                <w:lang w:val="es-CO"/>
+              </w:rPr>
+              <w:t>l</w:t>
+            </w:r>
+            <w:r>
+              <w:rPr>
+                <w:lang w:val="es-CO"/>
+              </w:rPr>
+              <w:t>ínea de producción Huila</w:t>
             </w:r>
           </w:p>
         </w:tc>
@@ -8236,7 +9918,21 @@
               <w:rPr>
                 <w:lang w:val="es-CO"/>
               </w:rPr>
-              <w:t>Centro de Gestión y Desarrollo Sostenible Surcolombiano – Regional Huila</w:t>
+              <w:t xml:space="preserve">Centro de Gestión y Desarrollo Sostenible </w:t>
+            </w:r>
+            <w:proofErr w:type="spellStart"/>
+            <w:r>
+              <w:rPr>
+                <w:lang w:val="es-CO"/>
+              </w:rPr>
+              <w:t>Surcolombiano</w:t>
+            </w:r>
+            <w:proofErr w:type="spellEnd"/>
+            <w:r>
+              <w:rPr>
+                <w:lang w:val="es-CO"/>
+              </w:rPr>
+              <w:t xml:space="preserve"> – Regional Huila</w:t>
             </w:r>
           </w:p>
         </w:tc>
@@ -8325,8 +10021,16 @@
               <w:rPr>
                 <w:lang w:val="es-CO"/>
               </w:rPr>
-              <w:t>Juan José Calderón Gutierrez</w:t>
-            </w:r>
+              <w:t xml:space="preserve">Juan José Calderón </w:t>
+            </w:r>
+            <w:proofErr w:type="spellStart"/>
+            <w:r>
+              <w:rPr>
+                <w:lang w:val="es-CO"/>
+              </w:rPr>
+              <w:t>Gutierrez</w:t>
+            </w:r>
+            <w:proofErr w:type="spellEnd"/>
           </w:p>
         </w:tc>
         <w:tc>
@@ -8396,7 +10100,15 @@
               <w:pStyle w:val="TextoTablas"/>
             </w:pPr>
             <w:r>
-              <w:t>Henry Alvarez Astudillo</w:t>
+              <w:t xml:space="preserve">Henry </w:t>
+            </w:r>
+            <w:proofErr w:type="spellStart"/>
+            <w:r>
+              <w:t>Alvarez</w:t>
+            </w:r>
+            <w:proofErr w:type="spellEnd"/>
+            <w:r>
+              <w:t xml:space="preserve"> Astudillo</w:t>
             </w:r>
           </w:p>
         </w:tc>
@@ -8436,6 +10148,7 @@
               </w:rPr>
               <w:t xml:space="preserve"> </w:t>
             </w:r>
+            <w:proofErr w:type="spellStart"/>
             <w:r>
               <w:rPr>
                 <w:rStyle w:val="Extranjerismo"/>
@@ -8443,6 +10156,7 @@
               </w:rPr>
               <w:t>stack</w:t>
             </w:r>
+            <w:proofErr w:type="spellEnd"/>
           </w:p>
         </w:tc>
         <w:tc>
@@ -8562,7 +10276,19 @@
               <w:rPr>
                 <w:lang w:val="es-CO"/>
               </w:rPr>
-              <w:t>Intérprete Lenguaje de señas</w:t>
+              <w:t xml:space="preserve">Intérprete </w:t>
+            </w:r>
+            <w:r>
+              <w:rPr>
+                <w:lang w:val="es-CO"/>
+              </w:rPr>
+              <w:t>l</w:t>
+            </w:r>
+            <w:r>
+              <w:rPr>
+                <w:lang w:val="es-CO"/>
+              </w:rPr>
+              <w:t>enguaje de señas</w:t>
             </w:r>
           </w:p>
         </w:tc>
@@ -8722,12 +10448,28 @@
                 <w:lang w:val="es-CO"/>
               </w:rPr>
             </w:pPr>
+            <w:proofErr w:type="spellStart"/>
             <w:r>
               <w:rPr>
                 <w:lang w:val="es-CO"/>
               </w:rPr>
-              <w:t>Maria Carolina Tamayo Lopez</w:t>
-            </w:r>
+              <w:t>Maria</w:t>
+            </w:r>
+            <w:proofErr w:type="spellEnd"/>
+            <w:r>
+              <w:rPr>
+                <w:lang w:val="es-CO"/>
+              </w:rPr>
+              <w:t xml:space="preserve"> Carolina Tamayo </w:t>
+            </w:r>
+            <w:proofErr w:type="spellStart"/>
+            <w:r>
+              <w:rPr>
+                <w:lang w:val="es-CO"/>
+              </w:rPr>
+              <w:t>Lopez</w:t>
+            </w:r>
+            <w:proofErr w:type="spellEnd"/>
           </w:p>
         </w:tc>
         <w:tc>
@@ -9122,11 +10864,19 @@
                 <w:lang w:val="es-CO"/>
               </w:rPr>
             </w:pPr>
+            <w:proofErr w:type="spellStart"/>
             <w:r>
               <w:rPr>
                 <w:lang w:val="es-CO"/>
               </w:rPr>
-              <w:t>Anyerson Wilfredo Pizo Ossa</w:t>
+              <w:t>Anyerson</w:t>
+            </w:r>
+            <w:proofErr w:type="spellEnd"/>
+            <w:r>
+              <w:rPr>
+                <w:lang w:val="es-CO"/>
+              </w:rPr>
+              <w:t xml:space="preserve"> Wilfredo Pizo Ossa</w:t>
             </w:r>
           </w:p>
         </w:tc>
@@ -9196,8 +10946,8 @@
       </w:pPr>
     </w:p>
     <w:sectPr>
-      <w:headerReference w:type="default" r:id="rId28"/>
-      <w:footerReference w:type="default" r:id="rId29"/>
+      <w:headerReference w:type="default" r:id="rId29"/>
+      <w:footerReference w:type="default" r:id="rId30"/>
       <w:pgSz w:w="12240" w:h="15840"/>
       <w:pgMar w:top="1701" w:right="1134" w:bottom="1134" w:left="1134" w:header="709" w:footer="737" w:gutter="0"/>
       <w:pgNumType w:start="1"/>
@@ -12741,6 +14491,119 @@
     </w:lvl>
   </w:abstractNum>
   <w:abstractNum w:abstractNumId="31" w15:restartNumberingAfterBreak="0">
+    <w:nsid w:val="5DCE691E"/>
+    <w:multiLevelType w:val="hybridMultilevel"/>
+    <w:tmpl w:val="BDBC73C6"/>
+    <w:lvl w:ilvl="0" w:tplc="240A0001">
+      <w:start w:val="1"/>
+      <w:numFmt w:val="bullet"/>
+      <w:lvlText w:val=""/>
+      <w:lvlJc w:val="left"/>
+      <w:pPr>
+        <w:ind w:left="1429" w:hanging="360"/>
+      </w:pPr>
+      <w:rPr>
+        <w:rFonts w:ascii="Symbol" w:hAnsi="Symbol" w:hint="default"/>
+      </w:rPr>
+    </w:lvl>
+    <w:lvl w:ilvl="1" w:tplc="240A0003" w:tentative="1">
+      <w:start w:val="1"/>
+      <w:numFmt w:val="bullet"/>
+      <w:lvlText w:val="o"/>
+      <w:lvlJc w:val="left"/>
+      <w:pPr>
+        <w:ind w:left="2149" w:hanging="360"/>
+      </w:pPr>
+      <w:rPr>
+        <w:rFonts w:ascii="Courier New" w:hAnsi="Courier New" w:cs="Courier New" w:hint="default"/>
+      </w:rPr>
+    </w:lvl>
+    <w:lvl w:ilvl="2" w:tplc="240A0005" w:tentative="1">
+      <w:start w:val="1"/>
+      <w:numFmt w:val="bullet"/>
+      <w:lvlText w:val=""/>
+      <w:lvlJc w:val="left"/>
+      <w:pPr>
+        <w:ind w:left="2869" w:hanging="360"/>
+      </w:pPr>
+      <w:rPr>
+        <w:rFonts w:ascii="Wingdings" w:hAnsi="Wingdings" w:hint="default"/>
+      </w:rPr>
+    </w:lvl>
+    <w:lvl w:ilvl="3" w:tplc="240A0001" w:tentative="1">
+      <w:start w:val="1"/>
+      <w:numFmt w:val="bullet"/>
+      <w:lvlText w:val=""/>
+      <w:lvlJc w:val="left"/>
+      <w:pPr>
+        <w:ind w:left="3589" w:hanging="360"/>
+      </w:pPr>
+      <w:rPr>
+        <w:rFonts w:ascii="Symbol" w:hAnsi="Symbol" w:hint="default"/>
+      </w:rPr>
+    </w:lvl>
+    <w:lvl w:ilvl="4" w:tplc="240A0003" w:tentative="1">
+      <w:start w:val="1"/>
+      <w:numFmt w:val="bullet"/>
+      <w:lvlText w:val="o"/>
+      <w:lvlJc w:val="left"/>
+      <w:pPr>
+        <w:ind w:left="4309" w:hanging="360"/>
+      </w:pPr>
+      <w:rPr>
+        <w:rFonts w:ascii="Courier New" w:hAnsi="Courier New" w:cs="Courier New" w:hint="default"/>
+      </w:rPr>
+    </w:lvl>
+    <w:lvl w:ilvl="5" w:tplc="240A0005" w:tentative="1">
+      <w:start w:val="1"/>
+      <w:numFmt w:val="bullet"/>
+      <w:lvlText w:val=""/>
+      <w:lvlJc w:val="left"/>
+      <w:pPr>
+        <w:ind w:left="5029" w:hanging="360"/>
+      </w:pPr>
+      <w:rPr>
+        <w:rFonts w:ascii="Wingdings" w:hAnsi="Wingdings" w:hint="default"/>
+      </w:rPr>
+    </w:lvl>
+    <w:lvl w:ilvl="6" w:tplc="240A0001" w:tentative="1">
+      <w:start w:val="1"/>
+      <w:numFmt w:val="bullet"/>
+      <w:lvlText w:val=""/>
+      <w:lvlJc w:val="left"/>
+      <w:pPr>
+        <w:ind w:left="5749" w:hanging="360"/>
+      </w:pPr>
+      <w:rPr>
+        <w:rFonts w:ascii="Symbol" w:hAnsi="Symbol" w:hint="default"/>
+      </w:rPr>
+    </w:lvl>
+    <w:lvl w:ilvl="7" w:tplc="240A0003" w:tentative="1">
+      <w:start w:val="1"/>
+      <w:numFmt w:val="bullet"/>
+      <w:lvlText w:val="o"/>
+      <w:lvlJc w:val="left"/>
+      <w:pPr>
+        <w:ind w:left="6469" w:hanging="360"/>
+      </w:pPr>
+      <w:rPr>
+        <w:rFonts w:ascii="Courier New" w:hAnsi="Courier New" w:cs="Courier New" w:hint="default"/>
+      </w:rPr>
+    </w:lvl>
+    <w:lvl w:ilvl="8" w:tplc="240A0005" w:tentative="1">
+      <w:start w:val="1"/>
+      <w:numFmt w:val="bullet"/>
+      <w:lvlText w:val=""/>
+      <w:lvlJc w:val="left"/>
+      <w:pPr>
+        <w:ind w:left="7189" w:hanging="360"/>
+      </w:pPr>
+      <w:rPr>
+        <w:rFonts w:ascii="Wingdings" w:hAnsi="Wingdings" w:hint="default"/>
+      </w:rPr>
+    </w:lvl>
+  </w:abstractNum>
+  <w:abstractNum w:abstractNumId="32" w15:restartNumberingAfterBreak="0">
     <w:nsid w:val="5FCE3093"/>
     <w:multiLevelType w:val="hybridMultilevel"/>
     <w:tmpl w:val="FDB6D81C"/>
@@ -12831,7 +14694,7 @@
       </w:pPr>
     </w:lvl>
   </w:abstractNum>
-  <w:abstractNum w:abstractNumId="32" w15:restartNumberingAfterBreak="0">
+  <w:abstractNum w:abstractNumId="33" w15:restartNumberingAfterBreak="0">
     <w:nsid w:val="61D278B2"/>
     <w:multiLevelType w:val="hybridMultilevel"/>
     <w:tmpl w:val="400692EE"/>
@@ -12944,7 +14807,7 @@
       </w:rPr>
     </w:lvl>
   </w:abstractNum>
-  <w:abstractNum w:abstractNumId="33" w15:restartNumberingAfterBreak="0">
+  <w:abstractNum w:abstractNumId="34" w15:restartNumberingAfterBreak="0">
     <w:nsid w:val="6BD35D49"/>
     <w:multiLevelType w:val="hybridMultilevel"/>
     <w:tmpl w:val="D0A84678"/>
@@ -13034,7 +14897,7 @@
       </w:pPr>
     </w:lvl>
   </w:abstractNum>
-  <w:abstractNum w:abstractNumId="34" w15:restartNumberingAfterBreak="0">
+  <w:abstractNum w:abstractNumId="35" w15:restartNumberingAfterBreak="0">
     <w:nsid w:val="712A2399"/>
     <w:multiLevelType w:val="hybridMultilevel"/>
     <w:tmpl w:val="DAC0880C"/>
@@ -13147,7 +15010,7 @@
       </w:rPr>
     </w:lvl>
   </w:abstractNum>
-  <w:abstractNum w:abstractNumId="35" w15:restartNumberingAfterBreak="0">
+  <w:abstractNum w:abstractNumId="36" w15:restartNumberingAfterBreak="0">
     <w:nsid w:val="742872A3"/>
     <w:multiLevelType w:val="hybridMultilevel"/>
     <w:tmpl w:val="566CD9A4"/>
@@ -13260,7 +15123,7 @@
       </w:rPr>
     </w:lvl>
   </w:abstractNum>
-  <w:abstractNum w:abstractNumId="36" w15:restartNumberingAfterBreak="0">
+  <w:abstractNum w:abstractNumId="37" w15:restartNumberingAfterBreak="0">
     <w:nsid w:val="782911D9"/>
     <w:multiLevelType w:val="hybridMultilevel"/>
     <w:tmpl w:val="A556779A"/>
@@ -13373,7 +15236,7 @@
       </w:rPr>
     </w:lvl>
   </w:abstractNum>
-  <w:abstractNum w:abstractNumId="37" w15:restartNumberingAfterBreak="0">
+  <w:abstractNum w:abstractNumId="38" w15:restartNumberingAfterBreak="0">
     <w:nsid w:val="7C161D1C"/>
     <w:multiLevelType w:val="multilevel"/>
     <w:tmpl w:val="EE7A69C8"/>
@@ -13509,7 +15372,7 @@
       </w:pPr>
     </w:lvl>
   </w:abstractNum>
-  <w:abstractNum w:abstractNumId="38" w15:restartNumberingAfterBreak="0">
+  <w:abstractNum w:abstractNumId="39" w15:restartNumberingAfterBreak="0">
     <w:nsid w:val="7CFA68BF"/>
     <w:multiLevelType w:val="hybridMultilevel"/>
     <w:tmpl w:val="86445CAC"/>
@@ -13624,122 +15487,125 @@
       </w:rPr>
     </w:lvl>
   </w:abstractNum>
-  <w:num w:numId="1" w16cid:durableId="815992819">
+  <w:num w:numId="1" w16cid:durableId="929891379">
+    <w:abstractNumId w:val="38"/>
+  </w:num>
+  <w:num w:numId="2" w16cid:durableId="605388427">
+    <w:abstractNumId w:val="0"/>
+  </w:num>
+  <w:num w:numId="3" w16cid:durableId="1910187030">
+    <w:abstractNumId w:val="9"/>
+  </w:num>
+  <w:num w:numId="4" w16cid:durableId="1075515992">
+    <w:abstractNumId w:val="25"/>
+  </w:num>
+  <w:num w:numId="5" w16cid:durableId="992831776">
+    <w:abstractNumId w:val="18"/>
+  </w:num>
+  <w:num w:numId="6" w16cid:durableId="824977465">
+    <w:abstractNumId w:val="24"/>
+  </w:num>
+  <w:num w:numId="7" w16cid:durableId="317266316">
+    <w:abstractNumId w:val="2"/>
+  </w:num>
+  <w:num w:numId="8" w16cid:durableId="1295602169">
+    <w:abstractNumId w:val="11"/>
+  </w:num>
+  <w:num w:numId="9" w16cid:durableId="1707363492">
+    <w:abstractNumId w:val="22"/>
+  </w:num>
+  <w:num w:numId="10" w16cid:durableId="1301035791">
+    <w:abstractNumId w:val="28"/>
+  </w:num>
+  <w:num w:numId="11" w16cid:durableId="1443259177">
+    <w:abstractNumId w:val="34"/>
+  </w:num>
+  <w:num w:numId="12" w16cid:durableId="1339036610">
+    <w:abstractNumId w:val="1"/>
+  </w:num>
+  <w:num w:numId="13" w16cid:durableId="1962419078">
+    <w:abstractNumId w:val="26"/>
+  </w:num>
+  <w:num w:numId="14" w16cid:durableId="1142045499">
+    <w:abstractNumId w:val="29"/>
+  </w:num>
+  <w:num w:numId="15" w16cid:durableId="1661031959">
+    <w:abstractNumId w:val="12"/>
+  </w:num>
+  <w:num w:numId="16" w16cid:durableId="222789406">
+    <w:abstractNumId w:val="10"/>
+  </w:num>
+  <w:num w:numId="17" w16cid:durableId="198861248">
+    <w:abstractNumId w:val="15"/>
+  </w:num>
+  <w:num w:numId="18" w16cid:durableId="727530357">
+    <w:abstractNumId w:val="27"/>
+  </w:num>
+  <w:num w:numId="19" w16cid:durableId="1028945071">
     <w:abstractNumId w:val="37"/>
   </w:num>
-  <w:num w:numId="2" w16cid:durableId="651565579">
-    <w:abstractNumId w:val="0"/>
+  <w:num w:numId="20" w16cid:durableId="340163130">
+    <w:abstractNumId w:val="8"/>
   </w:num>
-  <w:num w:numId="3" w16cid:durableId="1966690518">
-    <w:abstractNumId w:val="9"/>
+  <w:num w:numId="21" w16cid:durableId="637611019">
+    <w:abstractNumId w:val="6"/>
   </w:num>
-  <w:num w:numId="4" w16cid:durableId="1420102833">
-    <w:abstractNumId w:val="25"/>
+  <w:num w:numId="22" w16cid:durableId="1741562752">
+    <w:abstractNumId w:val="14"/>
   </w:num>
-  <w:num w:numId="5" w16cid:durableId="1894348806">
-    <w:abstractNumId w:val="18"/>
+  <w:num w:numId="23" w16cid:durableId="1865631688">
+    <w:abstractNumId w:val="7"/>
   </w:num>
-  <w:num w:numId="6" w16cid:durableId="1803384602">
-    <w:abstractNumId w:val="24"/>
+  <w:num w:numId="24" w16cid:durableId="397049787">
+    <w:abstractNumId w:val="23"/>
   </w:num>
-  <w:num w:numId="7" w16cid:durableId="193006374">
-    <w:abstractNumId w:val="2"/>
+  <w:num w:numId="25" w16cid:durableId="732890214">
+    <w:abstractNumId w:val="21"/>
   </w:num>
-  <w:num w:numId="8" w16cid:durableId="1839954361">
-    <w:abstractNumId w:val="11"/>
+  <w:num w:numId="26" w16cid:durableId="1400595931">
+    <w:abstractNumId w:val="30"/>
   </w:num>
-  <w:num w:numId="9" w16cid:durableId="1035733359">
-    <w:abstractNumId w:val="22"/>
+  <w:num w:numId="27" w16cid:durableId="1042680483">
+    <w:abstractNumId w:val="17"/>
   </w:num>
-  <w:num w:numId="10" w16cid:durableId="1500652206">
-    <w:abstractNumId w:val="28"/>
+  <w:num w:numId="28" w16cid:durableId="2012446465">
+    <w:abstractNumId w:val="3"/>
   </w:num>
-  <w:num w:numId="11" w16cid:durableId="2147235438">
+  <w:num w:numId="29" w16cid:durableId="727538263">
+    <w:abstractNumId w:val="5"/>
+  </w:num>
+  <w:num w:numId="30" w16cid:durableId="1738088469">
+    <w:abstractNumId w:val="19"/>
+  </w:num>
+  <w:num w:numId="31" w16cid:durableId="719944420">
+    <w:abstractNumId w:val="36"/>
+  </w:num>
+  <w:num w:numId="32" w16cid:durableId="411779622">
+    <w:abstractNumId w:val="35"/>
+  </w:num>
+  <w:num w:numId="33" w16cid:durableId="31269266">
+    <w:abstractNumId w:val="32"/>
+  </w:num>
+  <w:num w:numId="34" w16cid:durableId="2073233995">
+    <w:abstractNumId w:val="16"/>
+  </w:num>
+  <w:num w:numId="35" w16cid:durableId="554850200">
+    <w:abstractNumId w:val="13"/>
+  </w:num>
+  <w:num w:numId="36" w16cid:durableId="1147673408">
     <w:abstractNumId w:val="33"/>
   </w:num>
-  <w:num w:numId="12" w16cid:durableId="1952466883">
-    <w:abstractNumId w:val="1"/>
+  <w:num w:numId="37" w16cid:durableId="1694114242">
+    <w:abstractNumId w:val="39"/>
   </w:num>
-  <w:num w:numId="13" w16cid:durableId="893857733">
-    <w:abstractNumId w:val="26"/>
-  </w:num>
-  <w:num w:numId="14" w16cid:durableId="336003079">
-    <w:abstractNumId w:val="29"/>
-  </w:num>
-  <w:num w:numId="15" w16cid:durableId="1318681749">
-    <w:abstractNumId w:val="12"/>
-  </w:num>
-  <w:num w:numId="16" w16cid:durableId="1859587906">
-    <w:abstractNumId w:val="10"/>
-  </w:num>
-  <w:num w:numId="17" w16cid:durableId="461536923">
-    <w:abstractNumId w:val="15"/>
-  </w:num>
-  <w:num w:numId="18" w16cid:durableId="1469931828">
-    <w:abstractNumId w:val="27"/>
-  </w:num>
-  <w:num w:numId="19" w16cid:durableId="1513571119">
-    <w:abstractNumId w:val="36"/>
-  </w:num>
-  <w:num w:numId="20" w16cid:durableId="987368753">
-    <w:abstractNumId w:val="8"/>
-  </w:num>
-  <w:num w:numId="21" w16cid:durableId="827676110">
-    <w:abstractNumId w:val="6"/>
-  </w:num>
-  <w:num w:numId="22" w16cid:durableId="1618683015">
-    <w:abstractNumId w:val="14"/>
-  </w:num>
-  <w:num w:numId="23" w16cid:durableId="1425490206">
-    <w:abstractNumId w:val="7"/>
-  </w:num>
-  <w:num w:numId="24" w16cid:durableId="2062820395">
-    <w:abstractNumId w:val="23"/>
-  </w:num>
-  <w:num w:numId="25" w16cid:durableId="126701076">
-    <w:abstractNumId w:val="21"/>
-  </w:num>
-  <w:num w:numId="26" w16cid:durableId="212233802">
-    <w:abstractNumId w:val="30"/>
-  </w:num>
-  <w:num w:numId="27" w16cid:durableId="1868593173">
-    <w:abstractNumId w:val="17"/>
-  </w:num>
-  <w:num w:numId="28" w16cid:durableId="1438328848">
-    <w:abstractNumId w:val="3"/>
-  </w:num>
-  <w:num w:numId="29" w16cid:durableId="1666399319">
-    <w:abstractNumId w:val="5"/>
-  </w:num>
-  <w:num w:numId="30" w16cid:durableId="1813869420">
-    <w:abstractNumId w:val="19"/>
-  </w:num>
-  <w:num w:numId="31" w16cid:durableId="1293898233">
-    <w:abstractNumId w:val="35"/>
-  </w:num>
-  <w:num w:numId="32" w16cid:durableId="1779907038">
-    <w:abstractNumId w:val="34"/>
-  </w:num>
-  <w:num w:numId="33" w16cid:durableId="936981823">
-    <w:abstractNumId w:val="31"/>
-  </w:num>
-  <w:num w:numId="34" w16cid:durableId="1823159388">
-    <w:abstractNumId w:val="16"/>
-  </w:num>
-  <w:num w:numId="35" w16cid:durableId="2005086352">
-    <w:abstractNumId w:val="13"/>
-  </w:num>
-  <w:num w:numId="36" w16cid:durableId="736053760">
-    <w:abstractNumId w:val="32"/>
-  </w:num>
-  <w:num w:numId="37" w16cid:durableId="305203752">
-    <w:abstractNumId w:val="38"/>
-  </w:num>
-  <w:num w:numId="38" w16cid:durableId="1001397589">
+  <w:num w:numId="38" w16cid:durableId="844710710">
     <w:abstractNumId w:val="20"/>
   </w:num>
-  <w:num w:numId="39" w16cid:durableId="1078864496">
+  <w:num w:numId="39" w16cid:durableId="1364355850">
     <w:abstractNumId w:val="4"/>
+  </w:num>
+  <w:num w:numId="40" w16cid:durableId="743261298">
+    <w:abstractNumId w:val="31"/>
   </w:num>
   <w:numIdMacAtCleanup w:val="39"/>
 </w:numbering>
@@ -14308,6 +16174,7 @@
   <w:style w:type="character" w:default="1" w:styleId="Fuentedeprrafopredeter">
     <w:name w:val="Default Paragraph Font"/>
     <w:uiPriority w:val="1"/>
+    <w:semiHidden/>
     <w:unhideWhenUsed/>
   </w:style>
   <w:style w:type="table" w:default="1" w:styleId="Tablanormal">
@@ -15731,14 +17598,7 @@
 </file>
 
 <file path=customXml/item2.xml><?xml version="1.0" encoding="utf-8"?>
-<p:properties xmlns:p="http://schemas.microsoft.com/office/2006/metadata/properties" xmlns:xsi="http://www.w3.org/2001/XMLSchema-instance" xmlns:pc="http://schemas.microsoft.com/office/infopath/2007/PartnerControls">
-  <documentManagement>
-    <TaxCatchAll xmlns="13c90a0b-73bc-4dc0-be5f-28d77b615beb" xsi:nil="true"/>
-    <lcf76f155ced4ddcb4097134ff3c332f xmlns="13c93bba-48ce-428c-bfe5-88b42c19b028">
-      <Terms xmlns="http://schemas.microsoft.com/office/infopath/2007/PartnerControls"/>
-    </lcf76f155ced4ddcb4097134ff3c332f>
-  </documentManagement>
-</p:properties>
+<b:Sources xmlns:b="http://schemas.openxmlformats.org/officeDocument/2006/bibliography" xmlns="http://schemas.openxmlformats.org/officeDocument/2006/bibliography" SelectedStyle="\APASixthEditionOfficeOnline.xsl" StyleName="APA" Version="6"/>
 </file>
 
 <file path=customXml/item3.xml><?xml version="1.0" encoding="utf-8"?>
@@ -15751,11 +17611,18 @@
 </file>
 
 <file path=customXml/item4.xml><?xml version="1.0" encoding="utf-8"?>
-<b:Sources xmlns:b="http://schemas.openxmlformats.org/officeDocument/2006/bibliography" xmlns="http://schemas.openxmlformats.org/officeDocument/2006/bibliography" SelectedStyle="\APASixthEditionOfficeOnline.xsl" StyleName="APA" Version="6"/>
+<p:properties xmlns:p="http://schemas.microsoft.com/office/2006/metadata/properties" xmlns:xsi="http://www.w3.org/2001/XMLSchema-instance" xmlns:pc="http://schemas.microsoft.com/office/infopath/2007/PartnerControls">
+  <documentManagement>
+    <TaxCatchAll xmlns="13c90a0b-73bc-4dc0-be5f-28d77b615beb" xsi:nil="true"/>
+    <lcf76f155ced4ddcb4097134ff3c332f xmlns="13c93bba-48ce-428c-bfe5-88b42c19b028">
+      <Terms xmlns="http://schemas.microsoft.com/office/infopath/2007/PartnerControls"/>
+    </lcf76f155ced4ddcb4097134ff3c332f>
+  </documentManagement>
+</p:properties>
 </file>
 
 <file path=customXml/itemProps1.xml><?xml version="1.0" encoding="utf-8"?>
-<ds:datastoreItem xmlns:ds="http://schemas.openxmlformats.org/officeDocument/2006/customXml" ds:itemID="{A9709059-339A-4357-865E-65C2EFC90594}">
+<ds:datastoreItem xmlns:ds="http://schemas.openxmlformats.org/officeDocument/2006/customXml" ds:itemID="{EADAB60A-EA14-4654-8E1C-CA5E0739A44D}">
   <ds:schemaRefs>
     <ds:schemaRef ds:uri="http://schemas.microsoft.com/office/2006/metadata/contentType"/>
     <ds:schemaRef ds:uri="http://schemas.microsoft.com/office/2006/metadata/properties/metaAttributes"/>
@@ -15774,12 +17641,9 @@
 </file>
 
 <file path=customXml/itemProps2.xml><?xml version="1.0" encoding="utf-8"?>
-<ds:datastoreItem xmlns:ds="http://schemas.openxmlformats.org/officeDocument/2006/customXml" ds:itemID="{1279454D-02BE-4A9C-A117-DCD1573E2608}">
+<ds:datastoreItem xmlns:ds="http://schemas.openxmlformats.org/officeDocument/2006/customXml" ds:itemID="{EAE431FD-7059-4C09-804B-C9D69EB7B213}">
   <ds:schemaRefs>
-    <ds:schemaRef ds:uri="http://schemas.microsoft.com/office/2006/metadata/properties"/>
-    <ds:schemaRef ds:uri="http://schemas.microsoft.com/office/infopath/2007/PartnerControls"/>
-    <ds:schemaRef ds:uri="13c90a0b-73bc-4dc0-be5f-28d77b615beb"/>
-    <ds:schemaRef ds:uri="13c93bba-48ce-428c-bfe5-88b42c19b028"/>
+    <ds:schemaRef ds:uri="http://schemas.openxmlformats.org/officeDocument/2006/bibliography"/>
   </ds:schemaRefs>
 </ds:datastoreItem>
 </file>
@@ -15793,9 +17657,12 @@
 </file>
 
 <file path=customXml/itemProps4.xml><?xml version="1.0" encoding="utf-8"?>
-<ds:datastoreItem xmlns:ds="http://schemas.openxmlformats.org/officeDocument/2006/customXml" ds:itemID="{EAE431FD-7059-4C09-804B-C9D69EB7B213}">
+<ds:datastoreItem xmlns:ds="http://schemas.openxmlformats.org/officeDocument/2006/customXml" ds:itemID="{1279454D-02BE-4A9C-A117-DCD1573E2608}">
   <ds:schemaRefs>
-    <ds:schemaRef ds:uri="http://schemas.openxmlformats.org/officeDocument/2006/bibliography"/>
+    <ds:schemaRef ds:uri="http://schemas.microsoft.com/office/2006/metadata/properties"/>
+    <ds:schemaRef ds:uri="http://schemas.microsoft.com/office/infopath/2007/PartnerControls"/>
+    <ds:schemaRef ds:uri="13c90a0b-73bc-4dc0-be5f-28d77b615beb"/>
+    <ds:schemaRef ds:uri="13c93bba-48ce-428c-bfe5-88b42c19b028"/>
   </ds:schemaRefs>
 </ds:datastoreItem>
 </file>
--- a/fuentes/72310013_CF2_DU.docx
+++ b/fuentes/72310013_CF2_DU.docx
@@ -4,7 +4,7 @@
   <w:body>
     <w:p>
       <w:pPr>
-        <w:ind w:left="708" w:firstLine="1"/>
+        <w:ind w:left="1416" w:hanging="707"/>
       </w:pPr>
       <w:r>
         <w:rPr>
@@ -207,15 +207,6 @@
                               </w:rPr>
                               <w:t>del fruto</w:t>
                             </w:r>
-                            <w:r>
-                              <w:rPr>
-                                <w:bCs/>
-                                <w:sz w:val="68"/>
-                                <w:szCs w:val="68"/>
-                                <w:lang w:val="es-ES"/>
-                              </w:rPr>
-                              <w:t>.</w:t>
-                            </w:r>
                           </w:p>
                         </w:txbxContent>
                       </wps:txbx>
@@ -234,13 +225,13 @@
               </wp:anchor>
             </w:drawing>
           </mc:Choice>
-          <mc:Fallback xmlns:asvg="http://schemas.microsoft.com/office/drawing/2016/SVG/main" xmlns:a14="http://schemas.microsoft.com/office/drawing/2010/main" xmlns:pic="http://schemas.openxmlformats.org/drawingml/2006/picture" xmlns:adec="http://schemas.microsoft.com/office/drawing/2017/decorative" xmlns:a="http://schemas.openxmlformats.org/drawingml/2006/main">
+          <mc:Fallback>
             <w:pict>
-              <v:shapetype id="_x0000_t202" coordsize="21600,21600" o:spt="202" path="m,l,21600r21600,l21600,xe" w14:anchorId="2E2DABF6">
+              <v:shapetype w14:anchorId="2E2DABF6" id="_x0000_t202" coordsize="21600,21600" o:spt="202" path="m,l,21600r21600,l21600,xe">
                 <v:stroke joinstyle="miter"/>
                 <v:path gradientshapeok="t" o:connecttype="rect"/>
               </v:shapetype>
-              <v:shape id="Cuadro de texto 2" style="position:absolute;left:0;text-align:left;margin-left:-18.45pt;margin-top:15.05pt;width:549pt;height:190.5pt;z-index:251663360;visibility:visible;mso-wrap-style:square;mso-width-percent:0;mso-height-percent:0;mso-wrap-distance-left:9pt;mso-wrap-distance-top:3.6pt;mso-wrap-distance-right:9pt;mso-wrap-distance-bottom:3.6pt;mso-position-horizontal:absolute;mso-position-horizontal-relative:text;mso-position-vertical:absolute;mso-position-vertical-relative:text;mso-width-percent:0;mso-height-percent:0;mso-width-relative:margin;mso-height-relative:margin;v-text-anchor:top" alt="&quot;&quot;" o:spid="_x0000_s1026" filled="f" stroked="f" type="#_x0000_t202" o:gfxdata="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">
+              <v:shape id="Cuadro de texto 2" o:spid="_x0000_s1026" type="#_x0000_t202" alt="&quot;&quot;" style="position:absolute;left:0;text-align:left;margin-left:-18.45pt;margin-top:15.05pt;width:549pt;height:190.5pt;z-index:251663360;visibility:visible;mso-wrap-style:square;mso-width-percent:0;mso-height-percent:0;mso-wrap-distance-left:9pt;mso-wrap-distance-top:3.6pt;mso-wrap-distance-right:9pt;mso-wrap-distance-bottom:3.6pt;mso-position-horizontal:absolute;mso-position-horizontal-relative:text;mso-position-vertical:absolute;mso-position-vertical-relative:text;mso-width-percent:0;mso-height-percent:0;mso-width-relative:margin;mso-height-relative:margin;v-text-anchor:top" o:gfxdata="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" filled="f" stroked="f">
                 <v:textbox>
                   <w:txbxContent>
                     <w:p>
@@ -282,15 +273,6 @@
                           <w:lang w:val="es-ES"/>
                         </w:rPr>
                         <w:t>del fruto</w:t>
-                      </w:r>
-                      <w:r>
-                        <w:rPr>
-                          <w:bCs/>
-                          <w:sz w:val="68"/>
-                          <w:szCs w:val="68"/>
-                          <w:lang w:val="es-ES"/>
-                        </w:rPr>
-                        <w:t>.</w:t>
                       </w:r>
                     </w:p>
                   </w:txbxContent>
@@ -389,7 +371,7 @@
               </wp:anchor>
             </w:drawing>
           </mc:Choice>
-          <mc:Fallback xmlns:asvg="http://schemas.microsoft.com/office/drawing/2016/SVG/main" xmlns:a14="http://schemas.microsoft.com/office/drawing/2010/main" xmlns:pic="http://schemas.openxmlformats.org/drawingml/2006/picture" xmlns:adec="http://schemas.microsoft.com/office/drawing/2017/decorative" xmlns:a="http://schemas.openxmlformats.org/drawingml/2006/main">
+          <mc:Fallback xmlns:a="http://schemas.openxmlformats.org/drawingml/2006/main" xmlns:adec="http://schemas.microsoft.com/office/drawing/2017/decorative" xmlns:pic="http://schemas.openxmlformats.org/drawingml/2006/picture" xmlns:a14="http://schemas.microsoft.com/office/drawing/2010/main" xmlns:asvg="http://schemas.microsoft.com/office/drawing/2016/SVG/main">
             <w:pict>
               <v:rect id="Rectángulo 3" style="position:absolute;margin-left:-55.95pt;margin-top:26.4pt;width:613.85pt;height:164.25pt;z-index:-251655168;visibility:visible;mso-wrap-style:square;mso-height-percent:0;mso-wrap-distance-left:9pt;mso-wrap-distance-top:0;mso-wrap-distance-right:9pt;mso-wrap-distance-bottom:0;mso-position-horizontal:absolute;mso-position-horizontal-relative:text;mso-position-vertical:absolute;mso-position-vertical-relative:text;mso-height-percent:0;mso-height-relative:margin;v-text-anchor:middle" alt="&quot;&quot;" o:spid="_x0000_s1026" fillcolor="#00314d" stroked="f" strokeweight="1pt" w14:anchorId="44ECBD1E" o:gfxdata="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"/>
             </w:pict>
@@ -612,7 +594,7 @@
           <w:r>
             <w:fldChar w:fldCharType="separate"/>
           </w:r>
-          <w:hyperlink w:anchor="_Toc226983729" w:history="1">
+          <w:hyperlink w:anchor="_Toc227342149" w:history="1">
             <w:r>
               <w:rPr>
                 <w:rStyle w:val="Hipervnculo"/>
@@ -639,7 +621,7 @@
                 <w:noProof/>
                 <w:webHidden/>
               </w:rPr>
-              <w:instrText xml:space="preserve"> PAGEREF _Toc226983729 \h </w:instrText>
+              <w:instrText xml:space="preserve"> PAGEREF _Toc227342149 \h </w:instrText>
             </w:r>
             <w:r>
               <w:rPr>
@@ -686,7 +668,7 @@
               <w14:ligatures w14:val="none"/>
             </w:rPr>
           </w:pPr>
-          <w:hyperlink w:anchor="_Toc226983730" w:history="1">
+          <w:hyperlink w:anchor="_Toc227342150" w:history="1">
             <w:r>
               <w:rPr>
                 <w:rStyle w:val="Hipervnculo"/>
@@ -710,49 +692,7 @@
                 <w:rStyle w:val="Hipervnculo"/>
                 <w:noProof/>
               </w:rPr>
-              <w:t xml:space="preserve">Mantenimiento del </w:t>
-            </w:r>
-            <w:r>
-              <w:rPr>
-                <w:rStyle w:val="Hipervnculo"/>
-                <w:noProof/>
-              </w:rPr>
-              <w:t>c</w:t>
-            </w:r>
-            <w:r>
-              <w:rPr>
-                <w:rStyle w:val="Hipervnculo"/>
-                <w:noProof/>
-              </w:rPr>
-              <w:t xml:space="preserve">ultivo de </w:t>
-            </w:r>
-            <w:r>
-              <w:rPr>
-                <w:rStyle w:val="Hipervnculo"/>
-                <w:noProof/>
-              </w:rPr>
-              <w:t>p</w:t>
-            </w:r>
-            <w:r>
-              <w:rPr>
-                <w:rStyle w:val="Hipervnculo"/>
-                <w:noProof/>
-              </w:rPr>
-              <w:t xml:space="preserve">alma de </w:t>
-            </w:r>
-            <w:r>
-              <w:rPr>
-                <w:rStyle w:val="Hipervnculo"/>
-                <w:noProof/>
-              </w:rPr>
-              <w:t>a</w:t>
-            </w:r>
-            <w:r>
-              <w:rPr>
-                <w:rStyle w:val="Hipervnculo"/>
-                <w:noProof/>
-              </w:rPr>
-              <w:t>ceite</w:t>
+              <w:t>Mantenimiento del cultivo de palma de aceite</w:t>
             </w:r>
             <w:r>
               <w:rPr>
@@ -773,7 +713,7 @@
                 <w:noProof/>
                 <w:webHidden/>
               </w:rPr>
-              <w:instrText xml:space="preserve"> PAGEREF _Toc226983730 \h </w:instrText>
+              <w:instrText xml:space="preserve"> PAGEREF _Toc227342150 \h </w:instrText>
             </w:r>
             <w:r>
               <w:rPr>
@@ -820,7 +760,7 @@
               <w14:ligatures w14:val="none"/>
             </w:rPr>
           </w:pPr>
-          <w:hyperlink w:anchor="_Toc226983731" w:history="1">
+          <w:hyperlink w:anchor="_Toc227342151" w:history="1">
             <w:r>
               <w:rPr>
                 <w:rStyle w:val="Hipervnculo"/>
@@ -871,7 +811,7 @@
                 <w:noProof/>
                 <w:webHidden/>
               </w:rPr>
-              <w:instrText xml:space="preserve"> PAGEREF _Toc226983731 \h </w:instrText>
+              <w:instrText xml:space="preserve"> PAGEREF _Toc227342151 \h </w:instrText>
             </w:r>
             <w:r>
               <w:rPr>
@@ -918,7 +858,7 @@
               <w14:ligatures w14:val="none"/>
             </w:rPr>
           </w:pPr>
-          <w:hyperlink w:anchor="_Toc226983732" w:history="1">
+          <w:hyperlink w:anchor="_Toc227342152" w:history="1">
             <w:r>
               <w:rPr>
                 <w:rStyle w:val="Hipervnculo"/>
@@ -969,7 +909,7 @@
                 <w:noProof/>
                 <w:webHidden/>
               </w:rPr>
-              <w:instrText xml:space="preserve"> PAGEREF _Toc226983732 \h </w:instrText>
+              <w:instrText xml:space="preserve"> PAGEREF _Toc227342152 \h </w:instrText>
             </w:r>
             <w:r>
               <w:rPr>
@@ -1016,7 +956,7 @@
               <w14:ligatures w14:val="none"/>
             </w:rPr>
           </w:pPr>
-          <w:hyperlink w:anchor="_Toc226983733" w:history="1">
+          <w:hyperlink w:anchor="_Toc227342153" w:history="1">
             <w:r>
               <w:rPr>
                 <w:rStyle w:val="Hipervnculo"/>
@@ -1067,7 +1007,7 @@
                 <w:noProof/>
                 <w:webHidden/>
               </w:rPr>
-              <w:instrText xml:space="preserve"> PAGEREF _Toc226983733 \h </w:instrText>
+              <w:instrText xml:space="preserve"> PAGEREF _Toc227342153 \h </w:instrText>
             </w:r>
             <w:r>
               <w:rPr>
@@ -1087,7 +1027,7 @@
                 <w:noProof/>
                 <w:webHidden/>
               </w:rPr>
-              <w:t>19</w:t>
+              <w:t>18</w:t>
             </w:r>
             <w:r>
               <w:rPr>
@@ -1114,7 +1054,7 @@
               <w14:ligatures w14:val="none"/>
             </w:rPr>
           </w:pPr>
-          <w:hyperlink w:anchor="_Toc226983734" w:history="1">
+          <w:hyperlink w:anchor="_Toc227342154" w:history="1">
             <w:r>
               <w:rPr>
                 <w:rStyle w:val="Hipervnculo"/>
@@ -1165,7 +1105,7 @@
                 <w:noProof/>
                 <w:webHidden/>
               </w:rPr>
-              <w:instrText xml:space="preserve"> PAGEREF _Toc226983734 \h </w:instrText>
+              <w:instrText xml:space="preserve"> PAGEREF _Toc227342154 \h </w:instrText>
             </w:r>
             <w:r>
               <w:rPr>
@@ -1185,7 +1125,7 @@
                 <w:noProof/>
                 <w:webHidden/>
               </w:rPr>
-              <w:t>22</w:t>
+              <w:t>21</w:t>
             </w:r>
             <w:r>
               <w:rPr>
@@ -1212,7 +1152,7 @@
               <w14:ligatures w14:val="none"/>
             </w:rPr>
           </w:pPr>
-          <w:hyperlink w:anchor="_Toc226983735" w:history="1">
+          <w:hyperlink w:anchor="_Toc227342155" w:history="1">
             <w:r>
               <w:rPr>
                 <w:rStyle w:val="Hipervnculo"/>
@@ -1263,7 +1203,7 @@
                 <w:noProof/>
                 <w:webHidden/>
               </w:rPr>
-              <w:instrText xml:space="preserve"> PAGEREF _Toc226983735 \h </w:instrText>
+              <w:instrText xml:space="preserve"> PAGEREF _Toc227342155 \h </w:instrText>
             </w:r>
             <w:r>
               <w:rPr>
@@ -1283,7 +1223,7 @@
                 <w:noProof/>
                 <w:webHidden/>
               </w:rPr>
-              <w:t>22</w:t>
+              <w:t>21</w:t>
             </w:r>
             <w:r>
               <w:rPr>
@@ -1310,7 +1250,7 @@
               <w14:ligatures w14:val="none"/>
             </w:rPr>
           </w:pPr>
-          <w:hyperlink w:anchor="_Toc226983736" w:history="1">
+          <w:hyperlink w:anchor="_Toc227342156" w:history="1">
             <w:r>
               <w:rPr>
                 <w:rStyle w:val="Hipervnculo"/>
@@ -1334,49 +1274,7 @@
                 <w:rStyle w:val="Hipervnculo"/>
                 <w:noProof/>
               </w:rPr>
-              <w:t xml:space="preserve">Cosecha del </w:t>
-            </w:r>
-            <w:r>
-              <w:rPr>
-                <w:rStyle w:val="Hipervnculo"/>
-                <w:noProof/>
-              </w:rPr>
-              <w:t>f</w:t>
-            </w:r>
-            <w:r>
-              <w:rPr>
-                <w:rStyle w:val="Hipervnculo"/>
-                <w:noProof/>
-              </w:rPr>
-              <w:t xml:space="preserve">ruto de </w:t>
-            </w:r>
-            <w:r>
-              <w:rPr>
-                <w:rStyle w:val="Hipervnculo"/>
-                <w:noProof/>
-              </w:rPr>
-              <w:t>p</w:t>
-            </w:r>
-            <w:r>
-              <w:rPr>
-                <w:rStyle w:val="Hipervnculo"/>
-                <w:noProof/>
-              </w:rPr>
-              <w:t xml:space="preserve">alma de </w:t>
-            </w:r>
-            <w:r>
-              <w:rPr>
-                <w:rStyle w:val="Hipervnculo"/>
-                <w:noProof/>
-              </w:rPr>
-              <w:t>a</w:t>
-            </w:r>
-            <w:r>
-              <w:rPr>
-                <w:rStyle w:val="Hipervnculo"/>
-                <w:noProof/>
-              </w:rPr>
-              <w:t>ceite</w:t>
+              <w:t>Cosecha del fruto de palma de aceite</w:t>
             </w:r>
             <w:r>
               <w:rPr>
@@ -1397,7 +1295,7 @@
                 <w:noProof/>
                 <w:webHidden/>
               </w:rPr>
-              <w:instrText xml:space="preserve"> PAGEREF _Toc226983736 \h </w:instrText>
+              <w:instrText xml:space="preserve"> PAGEREF _Toc227342156 \h </w:instrText>
             </w:r>
             <w:r>
               <w:rPr>
@@ -1417,7 +1315,7 @@
                 <w:noProof/>
                 <w:webHidden/>
               </w:rPr>
-              <w:t>24</w:t>
+              <w:t>22</w:t>
             </w:r>
             <w:r>
               <w:rPr>
@@ -1444,7 +1342,7 @@
               <w14:ligatures w14:val="none"/>
             </w:rPr>
           </w:pPr>
-          <w:hyperlink w:anchor="_Toc226983737" w:history="1">
+          <w:hyperlink w:anchor="_Toc227342157" w:history="1">
             <w:r>
               <w:rPr>
                 <w:rStyle w:val="Hipervnculo"/>
@@ -1495,7 +1393,7 @@
                 <w:noProof/>
                 <w:webHidden/>
               </w:rPr>
-              <w:instrText xml:space="preserve"> PAGEREF _Toc226983737 \h </w:instrText>
+              <w:instrText xml:space="preserve"> PAGEREF _Toc227342157 \h </w:instrText>
             </w:r>
             <w:r>
               <w:rPr>
@@ -1515,7 +1413,7 @@
                 <w:noProof/>
                 <w:webHidden/>
               </w:rPr>
-              <w:t>24</w:t>
+              <w:t>22</w:t>
             </w:r>
             <w:r>
               <w:rPr>
@@ -1542,7 +1440,7 @@
               <w14:ligatures w14:val="none"/>
             </w:rPr>
           </w:pPr>
-          <w:hyperlink w:anchor="_Toc226983738" w:history="1">
+          <w:hyperlink w:anchor="_Toc227342158" w:history="1">
             <w:r>
               <w:rPr>
                 <w:rStyle w:val="Hipervnculo"/>
@@ -1593,7 +1491,7 @@
                 <w:noProof/>
                 <w:webHidden/>
               </w:rPr>
-              <w:instrText xml:space="preserve"> PAGEREF _Toc226983738 \h </w:instrText>
+              <w:instrText xml:space="preserve"> PAGEREF _Toc227342158 \h </w:instrText>
             </w:r>
             <w:r>
               <w:rPr>
@@ -1613,7 +1511,7 @@
                 <w:noProof/>
                 <w:webHidden/>
               </w:rPr>
-              <w:t>25</w:t>
+              <w:t>23</w:t>
             </w:r>
             <w:r>
               <w:rPr>
@@ -1640,7 +1538,7 @@
               <w14:ligatures w14:val="none"/>
             </w:rPr>
           </w:pPr>
-          <w:hyperlink w:anchor="_Toc226983739" w:history="1">
+          <w:hyperlink w:anchor="_Toc227342159" w:history="1">
             <w:r>
               <w:rPr>
                 <w:rStyle w:val="Hipervnculo"/>
@@ -1691,7 +1589,7 @@
                 <w:noProof/>
                 <w:webHidden/>
               </w:rPr>
-              <w:instrText xml:space="preserve"> PAGEREF _Toc226983739 \h </w:instrText>
+              <w:instrText xml:space="preserve"> PAGEREF _Toc227342159 \h </w:instrText>
             </w:r>
             <w:r>
               <w:rPr>
@@ -1711,7 +1609,7 @@
                 <w:noProof/>
                 <w:webHidden/>
               </w:rPr>
-              <w:t>30</w:t>
+              <w:t>27</w:t>
             </w:r>
             <w:r>
               <w:rPr>
@@ -1738,7 +1636,7 @@
               <w14:ligatures w14:val="none"/>
             </w:rPr>
           </w:pPr>
-          <w:hyperlink w:anchor="_Toc226983740" w:history="1">
+          <w:hyperlink w:anchor="_Toc227342160" w:history="1">
             <w:r>
               <w:rPr>
                 <w:rStyle w:val="Hipervnculo"/>
@@ -1789,7 +1687,7 @@
                 <w:noProof/>
                 <w:webHidden/>
               </w:rPr>
-              <w:instrText xml:space="preserve"> PAGEREF _Toc226983740 \h </w:instrText>
+              <w:instrText xml:space="preserve"> PAGEREF _Toc227342160 \h </w:instrText>
             </w:r>
             <w:r>
               <w:rPr>
@@ -1809,7 +1707,7 @@
                 <w:noProof/>
                 <w:webHidden/>
               </w:rPr>
-              <w:t>32</w:t>
+              <w:t>29</w:t>
             </w:r>
             <w:r>
               <w:rPr>
@@ -1836,7 +1734,7 @@
               <w14:ligatures w14:val="none"/>
             </w:rPr>
           </w:pPr>
-          <w:hyperlink w:anchor="_Toc226983741" w:history="1">
+          <w:hyperlink w:anchor="_Toc227342161" w:history="1">
             <w:r>
               <w:rPr>
                 <w:rStyle w:val="Hipervnculo"/>
@@ -1887,7 +1785,7 @@
                 <w:noProof/>
                 <w:webHidden/>
               </w:rPr>
-              <w:instrText xml:space="preserve"> PAGEREF _Toc226983741 \h </w:instrText>
+              <w:instrText xml:space="preserve"> PAGEREF _Toc227342161 \h </w:instrText>
             </w:r>
             <w:r>
               <w:rPr>
@@ -1907,7 +1805,7 @@
                 <w:noProof/>
                 <w:webHidden/>
               </w:rPr>
-              <w:t>33</w:t>
+              <w:t>29</w:t>
             </w:r>
             <w:r>
               <w:rPr>
@@ -1934,7 +1832,7 @@
               <w14:ligatures w14:val="none"/>
             </w:rPr>
           </w:pPr>
-          <w:hyperlink w:anchor="_Toc226983742" w:history="1">
+          <w:hyperlink w:anchor="_Toc227342162" w:history="1">
             <w:r>
               <w:rPr>
                 <w:rStyle w:val="Hipervnculo"/>
@@ -1985,7 +1883,7 @@
                 <w:noProof/>
                 <w:webHidden/>
               </w:rPr>
-              <w:instrText xml:space="preserve"> PAGEREF _Toc226983742 \h </w:instrText>
+              <w:instrText xml:space="preserve"> PAGEREF _Toc227342162 \h </w:instrText>
             </w:r>
             <w:r>
               <w:rPr>
@@ -2005,7 +1903,7 @@
                 <w:noProof/>
                 <w:webHidden/>
               </w:rPr>
-              <w:t>34</w:t>
+              <w:t>30</w:t>
             </w:r>
             <w:r>
               <w:rPr>
@@ -2032,7 +1930,7 @@
               <w14:ligatures w14:val="none"/>
             </w:rPr>
           </w:pPr>
-          <w:hyperlink w:anchor="_Toc226983743" w:history="1">
+          <w:hyperlink w:anchor="_Toc227342163" w:history="1">
             <w:r>
               <w:rPr>
                 <w:rStyle w:val="Hipervnculo"/>
@@ -2083,7 +1981,7 @@
                 <w:noProof/>
                 <w:webHidden/>
               </w:rPr>
-              <w:instrText xml:space="preserve"> PAGEREF _Toc226983743 \h </w:instrText>
+              <w:instrText xml:space="preserve"> PAGEREF _Toc227342163 \h </w:instrText>
             </w:r>
             <w:r>
               <w:rPr>
@@ -2103,7 +2001,7 @@
                 <w:noProof/>
                 <w:webHidden/>
               </w:rPr>
-              <w:t>34</w:t>
+              <w:t>31</w:t>
             </w:r>
             <w:r>
               <w:rPr>
@@ -2130,7 +2028,7 @@
               <w14:ligatures w14:val="none"/>
             </w:rPr>
           </w:pPr>
-          <w:hyperlink w:anchor="_Toc226983744" w:history="1">
+          <w:hyperlink w:anchor="_Toc227342164" w:history="1">
             <w:r>
               <w:rPr>
                 <w:rStyle w:val="Hipervnculo"/>
@@ -2181,7 +2079,7 @@
                 <w:noProof/>
                 <w:webHidden/>
               </w:rPr>
-              <w:instrText xml:space="preserve"> PAGEREF _Toc226983744 \h </w:instrText>
+              <w:instrText xml:space="preserve"> PAGEREF _Toc227342164 \h </w:instrText>
             </w:r>
             <w:r>
               <w:rPr>
@@ -2201,7 +2099,101 @@
                 <w:noProof/>
                 <w:webHidden/>
               </w:rPr>
-              <w:t>35</w:t>
+              <w:t>31</w:t>
+            </w:r>
+            <w:r>
+              <w:rPr>
+                <w:noProof/>
+                <w:webHidden/>
+              </w:rPr>
+              <w:fldChar w:fldCharType="end"/>
+            </w:r>
+          </w:hyperlink>
+        </w:p>
+        <w:p>
+          <w:pPr>
+            <w:pStyle w:val="TDC1"/>
+            <w:tabs>
+              <w:tab w:val="left" w:pos="1320"/>
+              <w:tab w:val="right" w:leader="dot" w:pos="9962"/>
+            </w:tabs>
+            <w:rPr>
+              <w:rFonts w:eastAsiaTheme="minorEastAsia"/>
+              <w:noProof/>
+              <w:kern w:val="0"/>
+              <w:sz w:val="22"/>
+              <w:lang w:eastAsia="es-CO"/>
+              <w14:ligatures w14:val="none"/>
+            </w:rPr>
+          </w:pPr>
+          <w:hyperlink w:anchor="_Toc227342165" w:history="1">
+            <w:r>
+              <w:rPr>
+                <w:rStyle w:val="Hipervnculo"/>
+                <w:rFonts w:ascii="Roboto" w:hAnsi="Roboto"/>
+                <w:noProof/>
+              </w:rPr>
+              <w:t>3.</w:t>
+            </w:r>
+            <w:r>
+              <w:rPr>
+                <w:rFonts w:eastAsiaTheme="minorEastAsia"/>
+                <w:noProof/>
+                <w:kern w:val="0"/>
+                <w:sz w:val="22"/>
+                <w:lang w:eastAsia="es-CO"/>
+                <w14:ligatures w14:val="none"/>
+              </w:rPr>
+              <w:tab/>
+            </w:r>
+            <w:r>
+              <w:rPr>
+                <w:rStyle w:val="Hipervnculo"/>
+                <w:rFonts w:ascii="Roboto" w:hAnsi="Roboto"/>
+                <w:noProof/>
+              </w:rPr>
+              <w:t>del fruto.</w:t>
+            </w:r>
+            <w:r>
+              <w:rPr>
+                <w:noProof/>
+                <w:webHidden/>
+              </w:rPr>
+              <w:tab/>
+            </w:r>
+            <w:r>
+              <w:rPr>
+                <w:noProof/>
+                <w:webHidden/>
+              </w:rPr>
+              <w:fldChar w:fldCharType="begin"/>
+            </w:r>
+            <w:r>
+              <w:rPr>
+                <w:noProof/>
+                <w:webHidden/>
+              </w:rPr>
+              <w:instrText xml:space="preserve"> PAGEREF _Toc227342165 \h </w:instrText>
+            </w:r>
+            <w:r>
+              <w:rPr>
+                <w:noProof/>
+                <w:webHidden/>
+              </w:rPr>
+            </w:r>
+            <w:r>
+              <w:rPr>
+                <w:noProof/>
+                <w:webHidden/>
+              </w:rPr>
+              <w:fldChar w:fldCharType="separate"/>
+            </w:r>
+            <w:r>
+              <w:rPr>
+                <w:noProof/>
+                <w:webHidden/>
+              </w:rPr>
+              <w:t>32</w:t>
             </w:r>
             <w:r>
               <w:rPr>
@@ -2227,7 +2219,7 @@
               <w14:ligatures w14:val="none"/>
             </w:rPr>
           </w:pPr>
-          <w:hyperlink w:anchor="_Toc226983745" w:history="1">
+          <w:hyperlink w:anchor="_Toc227342166" w:history="1">
             <w:r>
               <w:rPr>
                 <w:rStyle w:val="Hipervnculo"/>
@@ -2254,7 +2246,7 @@
                 <w:noProof/>
                 <w:webHidden/>
               </w:rPr>
-              <w:instrText xml:space="preserve"> PAGEREF _Toc226983745 \h </w:instrText>
+              <w:instrText xml:space="preserve"> PAGEREF _Toc227342166 \h </w:instrText>
             </w:r>
             <w:r>
               <w:rPr>
@@ -2274,7 +2266,7 @@
                 <w:noProof/>
                 <w:webHidden/>
               </w:rPr>
-              <w:t>35</w:t>
+              <w:t>33</w:t>
             </w:r>
             <w:r>
               <w:rPr>
@@ -2300,7 +2292,7 @@
               <w14:ligatures w14:val="none"/>
             </w:rPr>
           </w:pPr>
-          <w:hyperlink w:anchor="_Toc226983746" w:history="1">
+          <w:hyperlink w:anchor="_Toc227342167" w:history="1">
             <w:r>
               <w:rPr>
                 <w:rStyle w:val="Hipervnculo"/>
@@ -2327,7 +2319,7 @@
                 <w:noProof/>
                 <w:webHidden/>
               </w:rPr>
-              <w:instrText xml:space="preserve"> PAGEREF _Toc226983746 \h </w:instrText>
+              <w:instrText xml:space="preserve"> PAGEREF _Toc227342167 \h </w:instrText>
             </w:r>
             <w:r>
               <w:rPr>
@@ -2347,7 +2339,7 @@
                 <w:noProof/>
                 <w:webHidden/>
               </w:rPr>
-              <w:t>37</w:t>
+              <w:t>34</w:t>
             </w:r>
             <w:r>
               <w:rPr>
@@ -2373,7 +2365,7 @@
               <w14:ligatures w14:val="none"/>
             </w:rPr>
           </w:pPr>
-          <w:hyperlink w:anchor="_Toc226983747" w:history="1">
+          <w:hyperlink w:anchor="_Toc227342168" w:history="1">
             <w:r>
               <w:rPr>
                 <w:rStyle w:val="Hipervnculo"/>
@@ -2400,7 +2392,7 @@
                 <w:noProof/>
                 <w:webHidden/>
               </w:rPr>
-              <w:instrText xml:space="preserve"> PAGEREF _Toc226983747 \h </w:instrText>
+              <w:instrText xml:space="preserve"> PAGEREF _Toc227342168 \h </w:instrText>
             </w:r>
             <w:r>
               <w:rPr>
@@ -2420,7 +2412,7 @@
                 <w:noProof/>
                 <w:webHidden/>
               </w:rPr>
-              <w:t>40</w:t>
+              <w:t>37</w:t>
             </w:r>
             <w:r>
               <w:rPr>
@@ -2446,7 +2438,7 @@
               <w14:ligatures w14:val="none"/>
             </w:rPr>
           </w:pPr>
-          <w:hyperlink w:anchor="_Toc226983748" w:history="1">
+          <w:hyperlink w:anchor="_Toc227342169" w:history="1">
             <w:r>
               <w:rPr>
                 <w:rStyle w:val="Hipervnculo"/>
@@ -2473,7 +2465,7 @@
                 <w:noProof/>
                 <w:webHidden/>
               </w:rPr>
-              <w:instrText xml:space="preserve"> PAGEREF _Toc226983748 \h </w:instrText>
+              <w:instrText xml:space="preserve"> PAGEREF _Toc227342169 \h </w:instrText>
             </w:r>
             <w:r>
               <w:rPr>
@@ -2493,7 +2485,7 @@
                 <w:noProof/>
                 <w:webHidden/>
               </w:rPr>
-              <w:t>43</w:t>
+              <w:t>40</w:t>
             </w:r>
             <w:r>
               <w:rPr>
@@ -2515,7 +2507,7 @@
       <w:pPr>
         <w:pStyle w:val="Titulosgenerales"/>
       </w:pPr>
-      <w:bookmarkStart w:id="0" w:name="_Toc226983729"/>
+      <w:bookmarkStart w:id="0" w:name="_Toc227342149"/>
       <w:r>
         <w:lastRenderedPageBreak/>
         <w:t>Introducción</w:t>
@@ -2586,7 +2578,7 @@
       <w:pPr>
         <w:pStyle w:val="Ttulo1"/>
       </w:pPr>
-      <w:bookmarkStart w:id="1" w:name="_Toc226983730"/>
+      <w:bookmarkStart w:id="1" w:name="_Toc227342150"/>
       <w:r>
         <w:lastRenderedPageBreak/>
         <w:t xml:space="preserve">Mantenimiento del </w:t>
@@ -2617,13 +2609,6 @@
           <w:lang w:val="es-419" w:eastAsia="es-CO"/>
         </w:rPr>
       </w:pPr>
-    </w:p>
-    <w:p>
-      <w:pPr>
-        <w:rPr>
-          <w:lang w:val="es-419" w:eastAsia="es-CO"/>
-        </w:rPr>
-      </w:pPr>
       <w:r>
         <w:rPr>
           <w:lang w:val="es-419" w:eastAsia="es-CO"/>
@@ -2642,18 +2627,11 @@
       <w:pPr>
         <w:pStyle w:val="Ttulo2"/>
       </w:pPr>
-      <w:bookmarkStart w:id="2" w:name="_Toc226983731"/>
+      <w:bookmarkStart w:id="2" w:name="_Toc227342151"/>
       <w:r>
         <w:t>Control de malezas</w:t>
       </w:r>
       <w:bookmarkEnd w:id="2"/>
-    </w:p>
-    <w:p>
-      <w:pPr>
-        <w:rPr>
-          <w:lang w:val="es-419" w:eastAsia="es-CO"/>
-        </w:rPr>
-      </w:pPr>
     </w:p>
     <w:p>
       <w:pPr>
@@ -2698,14 +2676,7 @@
         <w:rPr>
           <w:lang w:val="es-419" w:eastAsia="es-CO"/>
         </w:rPr>
-        <w:t xml:space="preserve">La palma aceitera es una planta perenne de crecimiento lento, por lo que, a lo largo de la vida productiva de la plantación, las condiciones ambientales del suelo cambian constantemente y generan modificaciones en la flora presente. Estas variaciones </w:t>
-      </w:r>
-      <w:r>
-        <w:rPr>
-          <w:lang w:val="es-419" w:eastAsia="es-CO"/>
-        </w:rPr>
-        <w:lastRenderedPageBreak/>
-        <w:t>influyen directamente en la aparición y desarrollo de diferentes especies vegetales dentro del cultivo.</w:t>
+        <w:t>La palma aceitera es una planta perenne de crecimiento lento, por lo que, a lo largo de la vida productiva de la plantación, las condiciones ambientales del suelo cambian constantemente y generan modificaciones en la flora presente. Estas variaciones influyen directamente en la aparición y desarrollo de diferentes especies vegetales dentro del cultivo.</w:t>
       </w:r>
     </w:p>
     <w:p>
@@ -2730,7 +2701,14 @@
         <w:rPr>
           <w:lang w:val="es-419" w:eastAsia="es-CO"/>
         </w:rPr>
-        <w:t>Las características ecológicas propias de las zonas óptimas para el cultivo, como altas temperaturas y abundantes lluvias, favorecen el crecimiento rápido de arvenses o malezas. Estas condiciones permiten la formación de poblaciones vegetales diversificadas que pueden volverse agresivas y competir con la palma por recursos esenciales, haciendo necesario implementar prácticas de control con mayor frecuencia.</w:t>
+        <w:t xml:space="preserve">Las características ecológicas propias de las zonas óptimas para el cultivo, como altas temperaturas y </w:t>
+      </w:r>
+      <w:r>
+        <w:rPr>
+          <w:lang w:val="es-419" w:eastAsia="es-CO"/>
+        </w:rPr>
+        <w:lastRenderedPageBreak/>
+        <w:t>abundantes lluvias, favorecen el crecimiento rápido de arvenses o malezas. Estas condiciones permiten la formación de poblaciones vegetales diversificadas que pueden volverse agresivas y competir con la palma por recursos esenciales, haciendo necesario implementar prácticas de control con mayor frecuencia.</w:t>
       </w:r>
     </w:p>
     <w:p>
@@ -2755,7 +2733,21 @@
         <w:rPr>
           <w:lang w:val="es-419" w:eastAsia="es-CO"/>
         </w:rPr>
-        <w:t xml:space="preserve"> No todas las arvenses representan un efecto negativo, ya que algunas especies cumplen funciones ecológicas importantes cuando se ubican estratégicamente en el lote. Estas plantas presentan características como porte bajo, producción de néctar y polen, y emisión de sustancias que atraen insectos benéficos, incluidos depredadores y parasitoides que ayudan al equilibrio biológico del cultivo. Entre ellas se encuentran especies como uña de gato, hierba de mora, maní forrajero, pega-pega y bajagua, entre otras.</w:t>
+        <w:t xml:space="preserve"> No todas las arvenses representan un efecto negativo, ya que algunas especies cumplen funciones ecológicas importantes cuando se ubican estratégicamente en el lote. Estas plantas presentan características como porte bajo, producción de néctar y polen, y emisión de sustancias que atraen insectos benéficos, incluidos depredadores y parasitoides que ayudan al equilibrio biológico del cultivo. Entre ellas se encuentran especies como uña de gato, hierba de mora, maní forrajero, </w:t>
+      </w:r>
+      <w:proofErr w:type="gramStart"/>
+      <w:r>
+        <w:rPr>
+          <w:lang w:val="es-419" w:eastAsia="es-CO"/>
+        </w:rPr>
+        <w:t>pega-pega</w:t>
+      </w:r>
+      <w:proofErr w:type="gramEnd"/>
+      <w:r>
+        <w:rPr>
+          <w:lang w:val="es-419" w:eastAsia="es-CO"/>
+        </w:rPr>
+        <w:t xml:space="preserve"> y bajagua, entre otras.</w:t>
       </w:r>
     </w:p>
     <w:p>
@@ -2805,14 +2797,7 @@
         <w:rPr>
           <w:lang w:val="es-419" w:eastAsia="es-CO"/>
         </w:rPr>
-        <w:t xml:space="preserve">Las malezas trepadoras representan otro riesgo importante, ya que ascienden por las palmas y generan competencia por la luz, además de dificultar las labores normales de </w:t>
-      </w:r>
-      <w:r>
-        <w:rPr>
-          <w:lang w:val="es-419" w:eastAsia="es-CO"/>
-        </w:rPr>
-        <w:lastRenderedPageBreak/>
-        <w:t>mantenimiento del cultivo. Especies como meloncillo, pepinillo e Ipomea pueden ocasionar problemas significativos si no se controlan oportunamente.</w:t>
+        <w:t>Las malezas trepadoras representan otro riesgo importante, ya que ascienden por las palmas y generan competencia por la luz, además de dificultar las labores normales de mantenimiento del cultivo. Especies como meloncillo, pepinillo e Ipomea pueden ocasionar problemas significativos si no se controlan oportunamente.</w:t>
       </w:r>
     </w:p>
     <w:p>
@@ -2837,15 +2822,15 @@
         <w:rPr>
           <w:lang w:val="es-419" w:eastAsia="es-CO"/>
         </w:rPr>
-        <w:t xml:space="preserve"> Durante las etapas iniciales del cultivo es indispensable implementar un programa adecuado de control de malezas tanto en los platos como en las interlíneas. Un manejo deficiente puede afectar seriamente el desarrollo de las palmas y reducir su potencial productivo durante todo el ciclo vegetativo, impactando negativamente la producción futura.</w:t>
-      </w:r>
-    </w:p>
-    <w:p>
-      <w:pPr>
-        <w:rPr>
-          <w:lang w:val="es-419" w:eastAsia="es-CO"/>
-        </w:rPr>
-      </w:pPr>
+        <w:t xml:space="preserve"> Durante las etapas iniciales del cultivo es indispensable implementar un programa adecuado de control de </w:t>
+      </w:r>
+      <w:r>
+        <w:rPr>
+          <w:lang w:val="es-419" w:eastAsia="es-CO"/>
+        </w:rPr>
+        <w:lastRenderedPageBreak/>
+        <w:t>malezas tanto en los platos como en las interlíneas. Un manejo deficiente puede afectar seriamente el desarrollo de las palmas y reducir su potencial productivo durante todo el ciclo vegetativo, impactando negativamente la producción futura.</w:t>
+      </w:r>
     </w:p>
     <w:p>
       <w:pPr>
@@ -2933,30 +2918,22 @@
         <w:rPr>
           <w:rStyle w:val="Ttulo5Car"/>
         </w:rPr>
+        <w:t>Control en canales de drenaje.</w:t>
+      </w:r>
+      <w:r>
+        <w:rPr>
+          <w:lang w:val="es-419" w:eastAsia="es-CO"/>
+        </w:rPr>
+        <w:t xml:space="preserve"> Los taludes y canales de drenaje pueden ser invadidos por malezas que dificultan el flujo del agua, favorecen la erosión y aumentan el riesgo de plagas y costos de mantenimiento. Por ello, deben mantenerse limpios mediante controles periódicos cada 4 a 6 meses, conservando coberturas vegetales y, en canales primarios, estableciendo arbustos que reduzcan malezas y protejan contra la erosión.</w:t>
+      </w:r>
+    </w:p>
+    <w:p>
+      <w:pPr>
+        <w:pStyle w:val="Ttulo2"/>
+      </w:pPr>
+      <w:bookmarkStart w:id="3" w:name="_Toc227342152"/>
+      <w:r>
         <w:lastRenderedPageBreak/>
-        <w:t>Control en canales de drenaje.</w:t>
-      </w:r>
-      <w:r>
-        <w:rPr>
-          <w:lang w:val="es-419" w:eastAsia="es-CO"/>
-        </w:rPr>
-        <w:t xml:space="preserve"> Los taludes y canales de drenaje pueden ser invadidos por malezas que dificultan el flujo del agua, favorecen la erosión y aumentan el riesgo de plagas y costos de mantenimiento. Por ello, deben mantenerse limpios mediante controles periódicos cada 4 a 6 meses, conservando coberturas vegetales y, en canales primarios, estableciendo arbustos que reduzcan malezas y protejan contra la erosión.</w:t>
-      </w:r>
-    </w:p>
-    <w:p>
-      <w:pPr>
-        <w:ind w:firstLine="0"/>
-        <w:rPr>
-          <w:lang w:val="es-419" w:eastAsia="es-CO"/>
-        </w:rPr>
-      </w:pPr>
-    </w:p>
-    <w:p>
-      <w:pPr>
-        <w:pStyle w:val="Ttulo2"/>
-      </w:pPr>
-      <w:bookmarkStart w:id="3" w:name="_Toc226983732"/>
-      <w:r>
         <w:t>Manejo integrado de plagas y enfermedades</w:t>
       </w:r>
       <w:bookmarkEnd w:id="3"/>
@@ -3092,7 +3069,6 @@
         <w:pStyle w:val="Ttulo5"/>
       </w:pPr>
       <w:r>
-        <w:lastRenderedPageBreak/>
         <w:t>¿Qué es MIPE (Manejo Integrado de Plagas y Enfermedades)?</w:t>
       </w:r>
     </w:p>
@@ -3214,6 +3190,7 @@
         </w:rPr>
       </w:pPr>
       <w:r>
+        <w:lastRenderedPageBreak/>
         <w:t>Etapas del MIPE (Manejo Integrado de Plagas y Enfermedades)</w:t>
       </w:r>
     </w:p>
@@ -3412,7 +3389,6 @@
         <w:pStyle w:val="Ttulo5"/>
       </w:pPr>
       <w:r>
-        <w:lastRenderedPageBreak/>
         <w:t>Monitoreo del cultivo</w:t>
       </w:r>
     </w:p>
@@ -3519,6 +3495,7 @@
         <w:pStyle w:val="Ttulo5"/>
       </w:pPr>
       <w:r>
+        <w:lastRenderedPageBreak/>
         <w:t>Aplicación (Control)</w:t>
       </w:r>
     </w:p>
@@ -3729,7 +3706,6 @@
         <w:pStyle w:val="Ttulo5"/>
       </w:pPr>
       <w:r>
-        <w:lastRenderedPageBreak/>
         <w:t>Normatividad (Marco fitosanitario)</w:t>
       </w:r>
     </w:p>
@@ -3808,23 +3784,9 @@
         <w:pStyle w:val="Ttulo3"/>
       </w:pPr>
       <w:r>
+        <w:lastRenderedPageBreak/>
         <w:t>Etapas del manejo (Prevención, Observación, Aplicación)</w:t>
       </w:r>
-    </w:p>
-    <w:p>
-      <w:pPr>
-        <w:rPr>
-          <w:rFonts w:ascii="Calibri" w:eastAsiaTheme="majorEastAsia" w:hAnsi="Calibri" w:cstheme="majorBidi"/>
-          <w:b/>
-          <w:iCs/>
-          <w:color w:val="000000" w:themeColor="text1"/>
-          <w:kern w:val="0"/>
-          <w:sz w:val="32"/>
-          <w:szCs w:val="24"/>
-          <w:lang w:val="es-419" w:eastAsia="es-CO"/>
-          <w14:ligatures w14:val="none"/>
-        </w:rPr>
-      </w:pPr>
     </w:p>
     <w:p>
       <w:pPr>
@@ -3933,16 +3895,8 @@
         <w:pStyle w:val="Ttulo3"/>
       </w:pPr>
       <w:r>
-        <w:lastRenderedPageBreak/>
         <w:t>Principales plagas</w:t>
       </w:r>
-    </w:p>
-    <w:p>
-      <w:pPr>
-        <w:rPr>
-          <w:lang w:val="es-419" w:eastAsia="es-CO"/>
-        </w:rPr>
-      </w:pPr>
     </w:p>
     <w:p>
       <w:pPr>
@@ -4064,6 +4018,7 @@
           <w:bCs/>
           <w:lang w:val="es-419" w:eastAsia="es-CO"/>
         </w:rPr>
+        <w:lastRenderedPageBreak/>
         <w:t>Ciclo biológico:</w:t>
       </w:r>
       <w:r>
@@ -4171,9 +4126,31 @@
       <w:r>
         <w:t>Cucarrón torito (</w:t>
       </w:r>
-      <w:r>
-        <w:t>Strategus aloeus</w:t>
-      </w:r>
+      <w:proofErr w:type="spellStart"/>
+      <w:r>
+        <w:rPr>
+          <w:i/>
+          <w:iCs/>
+        </w:rPr>
+        <w:t>Strategus</w:t>
+      </w:r>
+      <w:proofErr w:type="spellEnd"/>
+      <w:r>
+        <w:rPr>
+          <w:i/>
+          <w:iCs/>
+        </w:rPr>
+        <w:t xml:space="preserve"> </w:t>
+      </w:r>
+      <w:proofErr w:type="spellStart"/>
+      <w:r>
+        <w:rPr>
+          <w:i/>
+          <w:iCs/>
+        </w:rPr>
+        <w:t>aloeus</w:t>
+      </w:r>
+      <w:proofErr w:type="spellEnd"/>
       <w:r>
         <w:t>)</w:t>
       </w:r>
@@ -4346,7 +4323,6 @@
           <w:bCs/>
           <w:lang w:val="es-419" w:eastAsia="es-CO"/>
         </w:rPr>
-        <w:lastRenderedPageBreak/>
         <w:t>Pupas:</w:t>
       </w:r>
       <w:r>
@@ -4440,6 +4416,7 @@
           <w:bCs/>
           <w:lang w:val="es-419" w:eastAsia="es-CO"/>
         </w:rPr>
+        <w:lastRenderedPageBreak/>
         <w:t>Control:</w:t>
       </w:r>
       <w:r>
@@ -4470,21 +4447,36 @@
     </w:p>
     <w:p>
       <w:pPr>
-        <w:rPr>
-          <w:lang w:val="es-419" w:eastAsia="es-CO"/>
-        </w:rPr>
-      </w:pPr>
-    </w:p>
-    <w:p>
-      <w:pPr>
         <w:pStyle w:val="Ttulo5"/>
       </w:pPr>
       <w:r>
         <w:t>Cucarrón o picudo negro (</w:t>
       </w:r>
-      <w:r>
-        <w:t>Rhynchophorus palmarum</w:t>
-      </w:r>
+      <w:proofErr w:type="spellStart"/>
+      <w:r>
+        <w:rPr>
+          <w:i/>
+          <w:iCs/>
+        </w:rPr>
+        <w:t>Rhynchophorus</w:t>
+      </w:r>
+      <w:proofErr w:type="spellEnd"/>
+      <w:r>
+        <w:rPr>
+          <w:i/>
+          <w:iCs/>
+        </w:rPr>
+        <w:t xml:space="preserve"> </w:t>
+      </w:r>
+      <w:proofErr w:type="spellStart"/>
+      <w:r>
+        <w:rPr>
+          <w:i/>
+          <w:iCs/>
+        </w:rPr>
+        <w:t>palmarum</w:t>
+      </w:r>
+      <w:proofErr w:type="spellEnd"/>
       <w:r>
         <w:t>)</w:t>
       </w:r>
@@ -4757,7 +4749,6 @@
           <w:bCs/>
           <w:lang w:val="es-419" w:eastAsia="es-CO"/>
         </w:rPr>
-        <w:lastRenderedPageBreak/>
         <w:t>Daños:</w:t>
       </w:r>
       <w:r>
@@ -4833,9 +4824,31 @@
       <w:r>
         <w:t>Gusano de la palma (</w:t>
       </w:r>
-      <w:r>
-        <w:t>Brassolis sophorae</w:t>
-      </w:r>
+      <w:proofErr w:type="spellStart"/>
+      <w:r>
+        <w:rPr>
+          <w:i/>
+          <w:iCs/>
+        </w:rPr>
+        <w:t>Brassolis</w:t>
+      </w:r>
+      <w:proofErr w:type="spellEnd"/>
+      <w:r>
+        <w:rPr>
+          <w:i/>
+          <w:iCs/>
+        </w:rPr>
+        <w:t xml:space="preserve"> </w:t>
+      </w:r>
+      <w:proofErr w:type="spellStart"/>
+      <w:r>
+        <w:rPr>
+          <w:i/>
+          <w:iCs/>
+        </w:rPr>
+        <w:t>sophorae</w:t>
+      </w:r>
+      <w:proofErr w:type="spellEnd"/>
       <w:r>
         <w:t>)</w:t>
       </w:r>
@@ -4891,6 +4904,7 @@
           <w:bCs/>
           <w:lang w:val="es-419" w:eastAsia="es-CO"/>
         </w:rPr>
+        <w:lastRenderedPageBreak/>
         <w:t>Larvas:</w:t>
       </w:r>
       <w:r>
@@ -5011,7 +5025,6 @@
           <w:bCs/>
           <w:lang w:val="es-419" w:eastAsia="es-CO"/>
         </w:rPr>
-        <w:lastRenderedPageBreak/>
         <w:t>Control:</w:t>
       </w:r>
       <w:r>
@@ -5030,7 +5043,35 @@
         <w:rPr>
           <w:lang w:val="es-419" w:eastAsia="es-CO"/>
         </w:rPr>
-        <w:t>ontrol mediante recolección de nidos y pupas, uso del hongo Beauveria bassiana y aprovechamiento de enemigos naturales que parasitan huevos, larvas y pupas para reducir la población.</w:t>
+        <w:t xml:space="preserve">ontrol mediante recolección de nidos y pupas, uso del hongo </w:t>
+      </w:r>
+      <w:proofErr w:type="spellStart"/>
+      <w:r>
+        <w:rPr>
+          <w:lang w:val="es-419" w:eastAsia="es-CO"/>
+        </w:rPr>
+        <w:t>Beauveria</w:t>
+      </w:r>
+      <w:proofErr w:type="spellEnd"/>
+      <w:r>
+        <w:rPr>
+          <w:lang w:val="es-419" w:eastAsia="es-CO"/>
+        </w:rPr>
+        <w:t xml:space="preserve"> </w:t>
+      </w:r>
+      <w:proofErr w:type="spellStart"/>
+      <w:r>
+        <w:rPr>
+          <w:lang w:val="es-419" w:eastAsia="es-CO"/>
+        </w:rPr>
+        <w:t>bassiana</w:t>
+      </w:r>
+      <w:proofErr w:type="spellEnd"/>
+      <w:r>
+        <w:rPr>
+          <w:lang w:val="es-419" w:eastAsia="es-CO"/>
+        </w:rPr>
+        <w:t xml:space="preserve"> y aprovechamiento de enemigos naturales que parasitan huevos, larvas y pupas para reducir la población.</w:t>
       </w:r>
     </w:p>
     <w:p>
@@ -5048,10 +5089,36 @@
       <w:r>
         <w:t>Gusano cabrito (</w:t>
       </w:r>
-      <w:r>
-        <w:t>Opsiphanes cassina</w:t>
-      </w:r>
-      <w:r>
+      <w:proofErr w:type="spellStart"/>
+      <w:r>
+        <w:rPr>
+          <w:i/>
+          <w:iCs/>
+        </w:rPr>
+        <w:t>Opsiphanes</w:t>
+      </w:r>
+      <w:proofErr w:type="spellEnd"/>
+      <w:r>
+        <w:rPr>
+          <w:i/>
+          <w:iCs/>
+        </w:rPr>
+        <w:t xml:space="preserve"> </w:t>
+      </w:r>
+      <w:proofErr w:type="spellStart"/>
+      <w:r>
+        <w:rPr>
+          <w:i/>
+          <w:iCs/>
+        </w:rPr>
+        <w:t>cassina</w:t>
+      </w:r>
+      <w:proofErr w:type="spellEnd"/>
+      <w:r>
+        <w:rPr>
+          <w:i/>
+          <w:iCs/>
+        </w:rPr>
         <w:t>)</w:t>
       </w:r>
     </w:p>
@@ -5133,6 +5200,7 @@
           <w:bCs/>
           <w:lang w:val="es-419" w:eastAsia="es-CO"/>
         </w:rPr>
+        <w:lastRenderedPageBreak/>
         <w:t>Pupas:</w:t>
       </w:r>
       <w:r>
@@ -5166,7 +5234,21 @@
         <w:rPr>
           <w:lang w:val="es-419" w:eastAsia="es-CO"/>
         </w:rPr>
-        <w:t xml:space="preserve"> lepidóptero, de hábito diurno. La hembra oviposita individualmente o en pequeños grupos en el envés de los folíolos y cerca al raquis de las hojas; tiene una envergadura alar de 7,2 cm y el macho de 6 cm; las alas anteriores son de color café con una banda anaranjada en forma de “y”.</w:t>
+        <w:t xml:space="preserve"> lepidóptero, de hábito diurno. La hembra </w:t>
+      </w:r>
+      <w:proofErr w:type="spellStart"/>
+      <w:r>
+        <w:rPr>
+          <w:lang w:val="es-419" w:eastAsia="es-CO"/>
+        </w:rPr>
+        <w:t>oviposita</w:t>
+      </w:r>
+      <w:proofErr w:type="spellEnd"/>
+      <w:r>
+        <w:rPr>
+          <w:lang w:val="es-419" w:eastAsia="es-CO"/>
+        </w:rPr>
+        <w:t xml:space="preserve"> individualmente o en pequeños grupos en el envés de los folíolos y cerca al raquis de las hojas; tiene una envergadura alar de 7,2 cm y el macho de 6 cm; las alas anteriores son de color café con una banda anaranjada en forma de “y”.</w:t>
       </w:r>
     </w:p>
     <w:p>
@@ -5244,7 +5326,21 @@
         <w:rPr>
           <w:lang w:val="es-419" w:eastAsia="es-CO"/>
         </w:rPr>
-        <w:t>omentar enemigos naturales mediante plantas nectaríferas, usar trampas con material fermentado, realizar recolección manual de larvas y pupas, y aplicar baculovirus como control biológico.</w:t>
+        <w:t xml:space="preserve">omentar enemigos naturales mediante plantas nectaríferas, usar trampas con material fermentado, realizar recolección manual de larvas y pupas, y aplicar </w:t>
+      </w:r>
+      <w:proofErr w:type="spellStart"/>
+      <w:r>
+        <w:rPr>
+          <w:lang w:val="es-419" w:eastAsia="es-CO"/>
+        </w:rPr>
+        <w:t>baculovirus</w:t>
+      </w:r>
+      <w:proofErr w:type="spellEnd"/>
+      <w:r>
+        <w:rPr>
+          <w:lang w:val="es-419" w:eastAsia="es-CO"/>
+        </w:rPr>
+        <w:t xml:space="preserve"> como control biológico.</w:t>
       </w:r>
     </w:p>
     <w:p>
@@ -5261,11 +5357,26 @@
         <w:pStyle w:val="Ttulo5"/>
       </w:pPr>
       <w:r>
-        <w:lastRenderedPageBreak/>
         <w:t>Chinche de encaje (</w:t>
       </w:r>
       <w:r>
-        <w:t>Leptopharsa gibbicarina)</w:t>
+        <w:rPr>
+          <w:i/>
+          <w:iCs/>
+        </w:rPr>
+        <w:t xml:space="preserve">Leptopharsa </w:t>
+      </w:r>
+      <w:proofErr w:type="spellStart"/>
+      <w:r>
+        <w:rPr>
+          <w:i/>
+          <w:iCs/>
+        </w:rPr>
+        <w:t>gibbicarina</w:t>
+      </w:r>
+      <w:proofErr w:type="spellEnd"/>
+      <w:r>
+        <w:t>)</w:t>
       </w:r>
     </w:p>
     <w:p>
@@ -5298,7 +5409,19 @@
         <w:rPr>
           <w:lang w:val="es-419" w:eastAsia="es-CO"/>
         </w:rPr>
-        <w:t>huevo: (15 días), ninfa (22 días), adulto (14-24 días), total (51-61 días).</w:t>
+        <w:t>huevo</w:t>
+      </w:r>
+      <w:r>
+        <w:rPr>
+          <w:lang w:val="es-419" w:eastAsia="es-CO"/>
+        </w:rPr>
+        <w:t xml:space="preserve"> </w:t>
+      </w:r>
+      <w:r>
+        <w:rPr>
+          <w:lang w:val="es-419" w:eastAsia="es-CO"/>
+        </w:rPr>
+        <w:t>(15 días), ninfa (22 días), adulto (14-24 días), total (51-61 días).</w:t>
       </w:r>
     </w:p>
     <w:p>
@@ -5380,7 +5503,14 @@
         <w:rPr>
           <w:lang w:val="es-419" w:eastAsia="es-CO"/>
         </w:rPr>
-        <w:t>; mide de 2,5 a 2,9 mm de largo y 1,2 mm de ancho, antenas largas claviformes, son reticulados y transparentes; aparentan un encaje muy característico de la familia. Se ubican en el envés de los folíolos, donde pueden cumplir todo un ciclo; prefieren las áreas y niveles con menor incidencia de luz.</w:t>
+        <w:t xml:space="preserve">; mide de 2,5 a 2,9 mm de largo y 1,2 mm de ancho, antenas largas claviformes, son reticulados y transparentes; aparentan un encaje muy característico de la familia. Se ubican en el envés de los folíolos, donde </w:t>
+      </w:r>
+      <w:r>
+        <w:rPr>
+          <w:lang w:val="es-419" w:eastAsia="es-CO"/>
+        </w:rPr>
+        <w:lastRenderedPageBreak/>
+        <w:t>pueden cumplir todo un ciclo; prefieren las áreas y niveles con menor incidencia de luz.</w:t>
       </w:r>
     </w:p>
     <w:p>
@@ -5495,13 +5625,6 @@
           <w:lang w:val="es-419" w:eastAsia="es-CO"/>
         </w:rPr>
       </w:pPr>
-    </w:p>
-    <w:p>
-      <w:pPr>
-        <w:rPr>
-          <w:lang w:val="es-419" w:eastAsia="es-CO"/>
-        </w:rPr>
-      </w:pPr>
       <w:r>
         <w:rPr>
           <w:lang w:val="es-419" w:eastAsia="es-CO"/>
@@ -5549,7 +5672,63 @@
         <w:rPr>
           <w:lang w:val="es-419" w:eastAsia="es-CO"/>
         </w:rPr>
-        <w:t xml:space="preserve"> nemátodo Bursaphelenchus cocophilus, teniendo como agente vector al Rhynchophorus palmarum (coleóptero)</w:t>
+        <w:t xml:space="preserve"> nemátodo </w:t>
+      </w:r>
+      <w:proofErr w:type="spellStart"/>
+      <w:r>
+        <w:rPr>
+          <w:lang w:val="es-419" w:eastAsia="es-CO"/>
+        </w:rPr>
+        <w:t>Bursaphelenchus</w:t>
+      </w:r>
+      <w:proofErr w:type="spellEnd"/>
+      <w:r>
+        <w:rPr>
+          <w:lang w:val="es-419" w:eastAsia="es-CO"/>
+        </w:rPr>
+        <w:t xml:space="preserve"> </w:t>
+      </w:r>
+      <w:proofErr w:type="spellStart"/>
+      <w:r>
+        <w:rPr>
+          <w:lang w:val="es-419" w:eastAsia="es-CO"/>
+        </w:rPr>
+        <w:t>cocophilus</w:t>
+      </w:r>
+      <w:proofErr w:type="spellEnd"/>
+      <w:r>
+        <w:rPr>
+          <w:lang w:val="es-419" w:eastAsia="es-CO"/>
+        </w:rPr>
+        <w:t xml:space="preserve">, teniendo como agente vector al </w:t>
+      </w:r>
+      <w:proofErr w:type="spellStart"/>
+      <w:r>
+        <w:rPr>
+          <w:lang w:val="es-419" w:eastAsia="es-CO"/>
+        </w:rPr>
+        <w:t>Rhynchophorus</w:t>
+      </w:r>
+      <w:proofErr w:type="spellEnd"/>
+      <w:r>
+        <w:rPr>
+          <w:lang w:val="es-419" w:eastAsia="es-CO"/>
+        </w:rPr>
+        <w:t xml:space="preserve"> </w:t>
+      </w:r>
+      <w:proofErr w:type="spellStart"/>
+      <w:r>
+        <w:rPr>
+          <w:lang w:val="es-419" w:eastAsia="es-CO"/>
+        </w:rPr>
+        <w:t>palmarum</w:t>
+      </w:r>
+      <w:proofErr w:type="spellEnd"/>
+      <w:r>
+        <w:rPr>
+          <w:lang w:val="es-419" w:eastAsia="es-CO"/>
+        </w:rPr>
+        <w:t xml:space="preserve"> (coleóptero)</w:t>
       </w:r>
       <w:r>
         <w:rPr>
@@ -5621,6 +5800,7 @@
           <w:bCs/>
           <w:lang w:val="es-419" w:eastAsia="es-CO"/>
         </w:rPr>
+        <w:lastRenderedPageBreak/>
         <w:t>Control:</w:t>
       </w:r>
       <w:r>
@@ -5669,7 +5849,77 @@
         <w:rPr>
           <w:lang w:val="es-419" w:eastAsia="es-CO"/>
         </w:rPr>
-        <w:t xml:space="preserve"> protozoarios flagelados de la familia Tripanosomatidae: Phytomonas staheli, el vector es del género Lincus de la familia Pentatomidae (chinches).</w:t>
+        <w:t xml:space="preserve"> protozoarios flagelados de la familia </w:t>
+      </w:r>
+      <w:proofErr w:type="spellStart"/>
+      <w:r>
+        <w:rPr>
+          <w:lang w:val="es-419" w:eastAsia="es-CO"/>
+        </w:rPr>
+        <w:t>Tripanosomatidae</w:t>
+      </w:r>
+      <w:proofErr w:type="spellEnd"/>
+      <w:r>
+        <w:rPr>
+          <w:lang w:val="es-419" w:eastAsia="es-CO"/>
+        </w:rPr>
+        <w:t xml:space="preserve">: </w:t>
+      </w:r>
+      <w:proofErr w:type="spellStart"/>
+      <w:r>
+        <w:rPr>
+          <w:lang w:val="es-419" w:eastAsia="es-CO"/>
+        </w:rPr>
+        <w:t>Phytomonas</w:t>
+      </w:r>
+      <w:proofErr w:type="spellEnd"/>
+      <w:r>
+        <w:rPr>
+          <w:lang w:val="es-419" w:eastAsia="es-CO"/>
+        </w:rPr>
+        <w:t xml:space="preserve"> </w:t>
+      </w:r>
+      <w:proofErr w:type="spellStart"/>
+      <w:r>
+        <w:rPr>
+          <w:lang w:val="es-419" w:eastAsia="es-CO"/>
+        </w:rPr>
+        <w:t>staheli</w:t>
+      </w:r>
+      <w:proofErr w:type="spellEnd"/>
+      <w:r>
+        <w:rPr>
+          <w:lang w:val="es-419" w:eastAsia="es-CO"/>
+        </w:rPr>
+        <w:t xml:space="preserve">, el vector es del género </w:t>
+      </w:r>
+      <w:proofErr w:type="spellStart"/>
+      <w:r>
+        <w:rPr>
+          <w:lang w:val="es-419" w:eastAsia="es-CO"/>
+        </w:rPr>
+        <w:t>Lincus</w:t>
+      </w:r>
+      <w:proofErr w:type="spellEnd"/>
+      <w:r>
+        <w:rPr>
+          <w:lang w:val="es-419" w:eastAsia="es-CO"/>
+        </w:rPr>
+        <w:t xml:space="preserve"> de la familia </w:t>
+      </w:r>
+      <w:proofErr w:type="spellStart"/>
+      <w:r>
+        <w:rPr>
+          <w:lang w:val="es-419" w:eastAsia="es-CO"/>
+        </w:rPr>
+        <w:t>Pentatomidae</w:t>
+      </w:r>
+      <w:proofErr w:type="spellEnd"/>
+      <w:r>
+        <w:rPr>
+          <w:lang w:val="es-419" w:eastAsia="es-CO"/>
+        </w:rPr>
+        <w:t xml:space="preserve"> (chinches).</w:t>
       </w:r>
     </w:p>
     <w:p>
@@ -5729,7 +5979,6 @@
           <w:bCs/>
           <w:lang w:val="es-419" w:eastAsia="es-CO"/>
         </w:rPr>
-        <w:lastRenderedPageBreak/>
         <w:t>Control:</w:t>
       </w:r>
       <w:r>
@@ -5750,13 +5999,6 @@
         </w:rPr>
         <w:t>plicar control químico en palmas vecinas, erradicar y desinfectar plantas afectadas, controlar gramíneas, realizar fertilización adecuada y establecer coberturas vegetales para reducir la propagación de la enfermedad.</w:t>
       </w:r>
-    </w:p>
-    <w:p>
-      <w:pPr>
-        <w:rPr>
-          <w:lang w:val="es-419" w:eastAsia="es-CO"/>
-        </w:rPr>
-      </w:pPr>
     </w:p>
     <w:p>
       <w:pPr>
@@ -5797,8 +6039,58 @@
         <w:rPr>
           <w:lang w:val="es-419" w:eastAsia="es-CO"/>
         </w:rPr>
-        <w:t xml:space="preserve"> el agente causante de la ML es aún desconocido, sin embargo, se estima que el vector es el insecto chupador Myndus crudus o Haplaxius crudus</w:t>
-      </w:r>
+        <w:t xml:space="preserve"> el agente causante de la ML es aún desconocido, sin embargo, se estima que el vector es el insecto chupador </w:t>
+      </w:r>
+      <w:proofErr w:type="spellStart"/>
+      <w:r>
+        <w:rPr>
+          <w:lang w:val="es-419" w:eastAsia="es-CO"/>
+        </w:rPr>
+        <w:t>Myndus</w:t>
+      </w:r>
+      <w:proofErr w:type="spellEnd"/>
+      <w:r>
+        <w:rPr>
+          <w:lang w:val="es-419" w:eastAsia="es-CO"/>
+        </w:rPr>
+        <w:t xml:space="preserve"> </w:t>
+      </w:r>
+      <w:proofErr w:type="spellStart"/>
+      <w:r>
+        <w:rPr>
+          <w:lang w:val="es-419" w:eastAsia="es-CO"/>
+        </w:rPr>
+        <w:t>crudus</w:t>
+      </w:r>
+      <w:proofErr w:type="spellEnd"/>
+      <w:r>
+        <w:rPr>
+          <w:lang w:val="es-419" w:eastAsia="es-CO"/>
+        </w:rPr>
+        <w:t xml:space="preserve"> o </w:t>
+      </w:r>
+      <w:proofErr w:type="spellStart"/>
+      <w:r>
+        <w:rPr>
+          <w:lang w:val="es-419" w:eastAsia="es-CO"/>
+        </w:rPr>
+        <w:t>Haplaxius</w:t>
+      </w:r>
+      <w:proofErr w:type="spellEnd"/>
+      <w:r>
+        <w:rPr>
+          <w:lang w:val="es-419" w:eastAsia="es-CO"/>
+        </w:rPr>
+        <w:t xml:space="preserve"> </w:t>
+      </w:r>
+      <w:proofErr w:type="spellStart"/>
+      <w:r>
+        <w:rPr>
+          <w:lang w:val="es-419" w:eastAsia="es-CO"/>
+        </w:rPr>
+        <w:t>crudus</w:t>
+      </w:r>
+      <w:proofErr w:type="spellEnd"/>
       <w:r>
         <w:rPr>
           <w:i/>
@@ -5865,13 +6157,42 @@
           <w:bCs/>
           <w:lang w:val="es-419" w:eastAsia="es-CO"/>
         </w:rPr>
+        <w:lastRenderedPageBreak/>
         <w:t>Control:</w:t>
       </w:r>
       <w:r>
         <w:rPr>
           <w:lang w:val="es-419" w:eastAsia="es-CO"/>
         </w:rPr>
-        <w:t xml:space="preserve"> realizar inspecciones sanitarias mensualmente, para la detección oportuna de los síntomas. Aplicar oportunamente fertilizantes, no retrasar podas, evitar estrés hídrico y uso de herbicidas tóxicos. Monitorear la presencia de Haplaxius crudus con el uso de trampas amarillas y en caso de detectar la enfermedad se debe aplicar insecticida con registro ICA.</w:t>
+        <w:t xml:space="preserve"> realizar inspecciones sanitarias mensualmente, para la detección oportuna de los síntomas. Aplicar oportunamente fertilizantes, no retrasar podas, evitar estrés hídrico y uso de herbicidas tóxicos. Monitorear la presencia de </w:t>
+      </w:r>
+      <w:proofErr w:type="spellStart"/>
+      <w:r>
+        <w:rPr>
+          <w:lang w:val="es-419" w:eastAsia="es-CO"/>
+        </w:rPr>
+        <w:t>Haplaxius</w:t>
+      </w:r>
+      <w:proofErr w:type="spellEnd"/>
+      <w:r>
+        <w:rPr>
+          <w:lang w:val="es-419" w:eastAsia="es-CO"/>
+        </w:rPr>
+        <w:t xml:space="preserve"> </w:t>
+      </w:r>
+      <w:proofErr w:type="spellStart"/>
+      <w:r>
+        <w:rPr>
+          <w:lang w:val="es-419" w:eastAsia="es-CO"/>
+        </w:rPr>
+        <w:t>crudus</w:t>
+      </w:r>
+      <w:proofErr w:type="spellEnd"/>
+      <w:r>
+        <w:rPr>
+          <w:lang w:val="es-419" w:eastAsia="es-CO"/>
+        </w:rPr>
+        <w:t xml:space="preserve"> con el uso de trampas amarillas y en caso de detectar la enfermedad se debe aplicar insecticida con registro ICA.</w:t>
       </w:r>
     </w:p>
     <w:p>
@@ -5906,7 +6227,35 @@
         <w:rPr>
           <w:lang w:val="es-419" w:eastAsia="es-CO"/>
         </w:rPr>
-        <w:t xml:space="preserve"> hongo patógeno Phytophthora palmivora y las condiciones que favorecen su desarrollo son temperaturas de 27 y 30</w:t>
+        <w:t xml:space="preserve"> hongo patógeno </w:t>
+      </w:r>
+      <w:proofErr w:type="spellStart"/>
+      <w:r>
+        <w:rPr>
+          <w:lang w:val="es-419" w:eastAsia="es-CO"/>
+        </w:rPr>
+        <w:t>Phytophthora</w:t>
+      </w:r>
+      <w:proofErr w:type="spellEnd"/>
+      <w:r>
+        <w:rPr>
+          <w:lang w:val="es-419" w:eastAsia="es-CO"/>
+        </w:rPr>
+        <w:t xml:space="preserve"> </w:t>
+      </w:r>
+      <w:proofErr w:type="spellStart"/>
+      <w:r>
+        <w:rPr>
+          <w:lang w:val="es-419" w:eastAsia="es-CO"/>
+        </w:rPr>
+        <w:t>palmivora</w:t>
+      </w:r>
+      <w:proofErr w:type="spellEnd"/>
+      <w:r>
+        <w:rPr>
+          <w:lang w:val="es-419" w:eastAsia="es-CO"/>
+        </w:rPr>
+        <w:t xml:space="preserve"> y las condiciones que favorecen su desarrollo son temperaturas de 27 y 30</w:t>
       </w:r>
       <w:r>
         <w:rPr>
@@ -5951,7 +6300,6 @@
           <w:bCs/>
           <w:lang w:val="es-419" w:eastAsia="es-CO"/>
         </w:rPr>
-        <w:lastRenderedPageBreak/>
         <w:t>Síntomas:</w:t>
       </w:r>
       <w:r>
@@ -6023,7 +6371,7 @@
       <w:pPr>
         <w:pStyle w:val="Ttulo2"/>
       </w:pPr>
-      <w:bookmarkStart w:id="4" w:name="_Toc226983733"/>
+      <w:bookmarkStart w:id="4" w:name="_Toc227342153"/>
       <w:r>
         <w:t>Manejo nutricional del cultivo</w:t>
       </w:r>
@@ -6035,13 +6383,6 @@
           <w:lang w:val="es-419" w:eastAsia="es-CO"/>
         </w:rPr>
       </w:pPr>
-    </w:p>
-    <w:p>
-      <w:pPr>
-        <w:rPr>
-          <w:lang w:val="es-419" w:eastAsia="es-CO"/>
-        </w:rPr>
-      </w:pPr>
       <w:r>
         <w:rPr>
           <w:lang w:val="es-419" w:eastAsia="es-CO"/>
@@ -6054,6 +6395,7 @@
         <w:pStyle w:val="Ttulo3"/>
       </w:pPr>
       <w:r>
+        <w:lastRenderedPageBreak/>
         <w:t>Nutrientes principales</w:t>
       </w:r>
     </w:p>
@@ -6284,7 +6626,6 @@
         <w:rPr>
           <w:rStyle w:val="Ttulo5Car"/>
         </w:rPr>
-        <w:lastRenderedPageBreak/>
         <w:t>Zinc.</w:t>
       </w:r>
       <w:r>
@@ -6439,26 +6780,12 @@
           <w:lang w:val="es-419" w:eastAsia="es-CO"/>
         </w:rPr>
       </w:pPr>
-    </w:p>
-    <w:p>
-      <w:pPr>
-        <w:rPr>
-          <w:lang w:val="es-419" w:eastAsia="es-CO"/>
-        </w:rPr>
-      </w:pPr>
       <w:r>
         <w:rPr>
           <w:lang w:val="es-419" w:eastAsia="es-CO"/>
         </w:rPr>
         <w:t>En esta sección se describen las principales deficiencias de nutrientes en el cultivo, sus síntomas característicos, causas y efectos sobre el crecimiento, desarrollo y productividad de las plantas.</w:t>
       </w:r>
-    </w:p>
-    <w:p>
-      <w:pPr>
-        <w:rPr>
-          <w:lang w:val="es-419" w:eastAsia="es-CO"/>
-        </w:rPr>
-      </w:pPr>
     </w:p>
     <w:p>
       <w:pPr>
@@ -6526,6 +6853,7 @@
           <w:bCs/>
           <w:lang w:val="es-419" w:eastAsia="es-CO"/>
         </w:rPr>
+        <w:lastRenderedPageBreak/>
         <w:t>Deficiencia:</w:t>
       </w:r>
       <w:r>
@@ -6619,7 +6947,6 @@
           <w:bCs/>
           <w:lang w:val="es-419" w:eastAsia="es-CO"/>
         </w:rPr>
-        <w:lastRenderedPageBreak/>
         <w:t>Deficiencia:</w:t>
       </w:r>
       <w:r>
@@ -6808,6 +7135,7 @@
           <w:bCs/>
           <w:lang w:val="es-419" w:eastAsia="es-CO"/>
         </w:rPr>
+        <w:lastRenderedPageBreak/>
         <w:t>Deficiencia:</w:t>
       </w:r>
       <w:r>
@@ -6841,7 +7169,7 @@
       <w:pPr>
         <w:pStyle w:val="Ttulo2"/>
       </w:pPr>
-      <w:bookmarkStart w:id="5" w:name="_Toc226983734"/>
+      <w:bookmarkStart w:id="5" w:name="_Toc227342154"/>
       <w:r>
         <w:t>Manejo del agua en el lote</w:t>
       </w:r>
@@ -6853,25 +7181,11 @@
           <w:lang w:val="es-419" w:eastAsia="es-CO"/>
         </w:rPr>
       </w:pPr>
-    </w:p>
-    <w:p>
-      <w:pPr>
-        <w:rPr>
-          <w:lang w:val="es-419" w:eastAsia="es-CO"/>
-        </w:rPr>
-      </w:pPr>
-      <w:r>
-        <w:rPr>
-          <w:lang w:val="es-419" w:eastAsia="es-CO"/>
-        </w:rPr>
-        <w:t xml:space="preserve">La palma de aceite requiere un adecuado manejo del agua, ya que el exceso o déficit hídrico reduce la fotosíntesis, aumenta abortos florales y disminuye la </w:t>
-      </w:r>
-      <w:r>
-        <w:rPr>
-          <w:lang w:val="es-419" w:eastAsia="es-CO"/>
-        </w:rPr>
-        <w:lastRenderedPageBreak/>
-        <w:t>producción y contenido de aceite, por lo que es esencial implementar sistemas de riego y drenaje adecuados.</w:t>
+      <w:r>
+        <w:rPr>
+          <w:lang w:val="es-419" w:eastAsia="es-CO"/>
+        </w:rPr>
+        <w:t>La palma de aceite requiere un adecuado manejo del agua, ya que el exceso o déficit hídrico reduce la fotosíntesis, aumenta abortos florales y disminuye la producción y contenido de aceite, por lo que es esencial implementar sistemas de riego y drenaje adecuados.</w:t>
       </w:r>
     </w:p>
     <w:p>
@@ -6885,7 +7199,7 @@
       <w:pPr>
         <w:pStyle w:val="Ttulo2"/>
       </w:pPr>
-      <w:bookmarkStart w:id="6" w:name="_Toc226983735"/>
+      <w:bookmarkStart w:id="6" w:name="_Toc227342155"/>
       <w:r>
         <w:t>Podas</w:t>
       </w:r>
@@ -6917,6 +7231,7 @@
         </w:rPr>
         <w:t xml:space="preserve">¿Qué </w:t>
       </w:r>
+      <w:proofErr w:type="gramStart"/>
       <w:r>
         <w:rPr>
           <w:rStyle w:val="Ttulo5Car"/>
@@ -6924,6 +7239,7 @@
         </w:rPr>
         <w:t>es?.</w:t>
       </w:r>
+      <w:proofErr w:type="gramEnd"/>
       <w:r>
         <w:rPr>
           <w:lang w:eastAsia="es-CO"/>
@@ -6990,52 +7306,9 @@
     </w:p>
     <w:p>
       <w:pPr>
-        <w:rPr>
-          <w:lang w:val="es-419" w:eastAsia="es-CO"/>
-        </w:rPr>
-      </w:pPr>
-    </w:p>
-    <w:p>
-      <w:pPr>
-        <w:rPr>
-          <w:lang w:val="es-419" w:eastAsia="es-CO"/>
-        </w:rPr>
-      </w:pPr>
-    </w:p>
-    <w:p>
-      <w:pPr>
-        <w:rPr>
-          <w:lang w:val="es-419" w:eastAsia="es-CO"/>
-        </w:rPr>
-      </w:pPr>
-    </w:p>
-    <w:p>
-      <w:pPr>
-        <w:rPr>
-          <w:lang w:val="es-419" w:eastAsia="es-CO"/>
-        </w:rPr>
-      </w:pPr>
-    </w:p>
-    <w:p>
-      <w:pPr>
-        <w:ind w:firstLine="0"/>
-        <w:rPr>
-          <w:lang w:val="es-419" w:eastAsia="es-CO"/>
-        </w:rPr>
-      </w:pPr>
-    </w:p>
-    <w:p>
-      <w:pPr>
-        <w:rPr>
-          <w:lang w:val="es-419" w:eastAsia="es-CO"/>
-        </w:rPr>
-      </w:pPr>
-    </w:p>
-    <w:p>
-      <w:pPr>
         <w:pStyle w:val="Ttulo1"/>
       </w:pPr>
-      <w:bookmarkStart w:id="7" w:name="_Toc226983736"/>
+      <w:bookmarkStart w:id="7" w:name="_Toc227342156"/>
       <w:r>
         <w:lastRenderedPageBreak/>
         <w:t xml:space="preserve">Cosecha del </w:t>
@@ -7063,21 +7336,6 @@
     <w:p>
       <w:pPr>
         <w:rPr>
-          <w:rFonts w:ascii="Calibri" w:eastAsia="Times New Roman" w:hAnsi="Calibri" w:cs="Times New Roman (Títulos en alf"/>
-          <w:b/>
-          <w:color w:val="000000" w:themeColor="text1"/>
-          <w:spacing w:val="-10"/>
-          <w:kern w:val="0"/>
-          <w:sz w:val="36"/>
-          <w:szCs w:val="32"/>
-          <w:lang w:val="es-419" w:eastAsia="es-CO"/>
-          <w14:ligatures w14:val="none"/>
-        </w:rPr>
-      </w:pPr>
-    </w:p>
-    <w:p>
-      <w:pPr>
-        <w:rPr>
           <w:lang w:val="es-419" w:eastAsia="es-CO"/>
         </w:rPr>
       </w:pPr>
@@ -7111,18 +7369,11 @@
       <w:pPr>
         <w:pStyle w:val="Ttulo2"/>
       </w:pPr>
-      <w:bookmarkStart w:id="8" w:name="_Toc226983737"/>
+      <w:bookmarkStart w:id="8" w:name="_Toc227342157"/>
       <w:r>
         <w:t>Proceso de cosecha</w:t>
       </w:r>
       <w:bookmarkEnd w:id="8"/>
-    </w:p>
-    <w:p>
-      <w:pPr>
-        <w:rPr>
-          <w:lang w:val="es-419" w:eastAsia="es-CO"/>
-        </w:rPr>
-      </w:pPr>
     </w:p>
     <w:p>
       <w:pPr>
@@ -7231,9 +7482,25 @@
     </w:p>
     <w:p>
       <w:pPr>
+        <w:ind w:left="284" w:firstLine="0"/>
+        <w:rPr>
+          <w:lang w:val="es-419" w:eastAsia="es-CO"/>
+        </w:rPr>
+      </w:pPr>
+    </w:p>
+    <w:p>
+      <w:pPr>
+        <w:ind w:left="284" w:firstLine="0"/>
+        <w:rPr>
+          <w:lang w:val="es-419" w:eastAsia="es-CO"/>
+        </w:rPr>
+      </w:pPr>
+    </w:p>
+    <w:p>
+      <w:pPr>
         <w:pStyle w:val="Ttulo2"/>
       </w:pPr>
-      <w:bookmarkStart w:id="9" w:name="_Toc226983738"/>
+      <w:bookmarkStart w:id="9" w:name="_Toc227342158"/>
       <w:r>
         <w:lastRenderedPageBreak/>
         <w:t>Estado de madurez del racimo</w:t>
@@ -7246,19 +7513,19 @@
           <w:lang w:val="es-419" w:eastAsia="es-CO"/>
         </w:rPr>
       </w:pPr>
-    </w:p>
-    <w:p>
-      <w:pPr>
-        <w:rPr>
-          <w:lang w:val="es-419" w:eastAsia="es-CO"/>
-        </w:rPr>
-      </w:pPr>
       <w:r>
         <w:rPr>
           <w:lang w:val="es-419" w:eastAsia="es-CO"/>
         </w:rPr>
         <w:t>Lo invitamos a profundizar sobre el estado de madurez del fruto de la palma de aceite en el siguiente pódcast.</w:t>
       </w:r>
+    </w:p>
+    <w:p>
+      <w:pPr>
+        <w:rPr>
+          <w:lang w:val="es-419" w:eastAsia="es-CO"/>
+        </w:rPr>
+      </w:pPr>
     </w:p>
     <w:tbl>
       <w:tblPr>
@@ -7378,219 +7645,7 @@
               <w:t>Tranquilos, que para conocer el momento exacto de madurez no vamos a tener que preguntarle a un chamán, sino más bien tener esa especie de magia campesina para cosechar en el punto exacto sin echarlo todo a perder.</w:t>
             </w:r>
           </w:p>
-          <w:p>
-            <w:pPr>
-              <w:rPr>
-                <w:b/>
-                <w:bCs/>
-              </w:rPr>
-            </w:pPr>
-            <w:r>
-              <w:rPr>
-                <w:b/>
-                <w:bCs/>
-              </w:rPr>
-              <w:t>Hombre</w:t>
-            </w:r>
-          </w:p>
-          <w:p>
-            <w:r>
-              <w:lastRenderedPageBreak/>
-              <w:t>Esto, que es más fácil decirlo que practicarlo, es fundamental, porque hacerlo en el momento ideal puede aumentar la producción de aceite hasta en un 15</w:t>
-            </w:r>
-            <w:r>
-              <w:t xml:space="preserve"> </w:t>
-            </w:r>
-            <w:r>
-              <w:t>%. O sea, más platica, más sonrisas, menos lloradera en la finca.</w:t>
-            </w:r>
-          </w:p>
           <w:p/>
-          <w:p>
-            <w:pPr>
-              <w:rPr>
-                <w:b/>
-                <w:bCs/>
-              </w:rPr>
-            </w:pPr>
-            <w:r>
-              <w:rPr>
-                <w:b/>
-                <w:bCs/>
-              </w:rPr>
-              <w:t xml:space="preserve">Mujer </w:t>
-            </w:r>
-          </w:p>
-          <w:p>
-            <w:r>
-              <w:t>Pero ojo, no todo lo que brilla es oro o está en su punto de madurez. Para llegar a eso hay que distinguir entre dos palabritas elegantes: madurez fisiológica y madurez comercial.</w:t>
-            </w:r>
-          </w:p>
-          <w:p/>
-          <w:p>
-            <w:pPr>
-              <w:rPr>
-                <w:b/>
-                <w:bCs/>
-              </w:rPr>
-            </w:pPr>
-            <w:r>
-              <w:rPr>
-                <w:b/>
-                <w:bCs/>
-              </w:rPr>
-              <w:t>Hombre</w:t>
-            </w:r>
-          </w:p>
-          <w:p>
-            <w:r>
-              <w:t>La primera es cuando el fruto ya se siente realizado en la vida. La segunda, la que importa de verdad, es cuando la planta extractora dice: venga para acá, que ya sirve.</w:t>
-            </w:r>
-          </w:p>
-          <w:p>
-            <w:pPr>
-              <w:rPr>
-                <w:b/>
-                <w:bCs/>
-              </w:rPr>
-            </w:pPr>
-            <w:r>
-              <w:rPr>
-                <w:b/>
-                <w:bCs/>
-              </w:rPr>
-              <w:t xml:space="preserve">Mujer </w:t>
-            </w:r>
-          </w:p>
-          <w:p>
-            <w:r>
-              <w:t>¿Y en qué se traduce esto en la vida real? Fácil: más aceite, menos acidez, menos regaños del jefe.</w:t>
-            </w:r>
-          </w:p>
-          <w:p/>
-          <w:p>
-            <w:r>
-              <w:t>Porque si se cosecha temprano, se pierde la plata. Y si se espera demasiado, adivinen qué: más acidez, menos precio y un triste racimo que ni para una foto sirve.</w:t>
-            </w:r>
-          </w:p>
-          <w:p>
-            <w:pPr>
-              <w:rPr>
-                <w:b/>
-                <w:bCs/>
-              </w:rPr>
-            </w:pPr>
-            <w:r>
-              <w:rPr>
-                <w:b/>
-                <w:bCs/>
-              </w:rPr>
-              <w:t>Hombre</w:t>
-            </w:r>
-          </w:p>
-          <w:p>
-            <w:r>
-              <w:lastRenderedPageBreak/>
-              <w:t>Ahora, otro consejo para saber cuándo los frutos se caen solos. El momento ideal es cuando hay entre 5 y 10 frutos en el plato. No me refiero al plato del almuerzo, sino en la base de la palma, y que tengan ese color bardo rojizo que grita: ¡cór</w:t>
-            </w:r>
-            <w:r>
-              <w:t>te</w:t>
-            </w:r>
-            <w:r>
-              <w:t>me</w:t>
-            </w:r>
-            <w:r>
-              <w:t>n</w:t>
-            </w:r>
-            <w:r>
-              <w:t xml:space="preserve"> ya</w:t>
-            </w:r>
-            <w:r>
-              <w:t>aa</w:t>
-            </w:r>
-            <w:r>
-              <w:t>, por favo</w:t>
-            </w:r>
-            <w:r>
-              <w:t>oo</w:t>
-            </w:r>
-            <w:r>
-              <w:t>r!</w:t>
-            </w:r>
-          </w:p>
-          <w:p>
-            <w:pPr>
-              <w:rPr>
-                <w:b/>
-                <w:bCs/>
-              </w:rPr>
-            </w:pPr>
-            <w:r>
-              <w:rPr>
-                <w:b/>
-                <w:bCs/>
-              </w:rPr>
-              <w:t>hombre</w:t>
-            </w:r>
-          </w:p>
-          <w:p>
-            <w:r>
-              <w:t>¡Oh, ya, Azucena! Estaba en mi momento épico.</w:t>
-            </w:r>
-          </w:p>
-          <w:p>
-            <w:pPr>
-              <w:rPr>
-                <w:b/>
-                <w:bCs/>
-              </w:rPr>
-            </w:pPr>
-            <w:r>
-              <w:rPr>
-                <w:b/>
-                <w:bCs/>
-              </w:rPr>
-              <w:t xml:space="preserve">Mujer </w:t>
-            </w:r>
-          </w:p>
-          <w:p>
-            <w:r>
-              <w:t>Pues quedamos a mano, mijito. Además, usted se agarró todo el diálogo. Ahora me toca a mí.</w:t>
-            </w:r>
-          </w:p>
-          <w:p>
-            <w:pPr>
-              <w:rPr>
-                <w:b/>
-                <w:bCs/>
-              </w:rPr>
-            </w:pPr>
-            <w:r>
-              <w:rPr>
-                <w:b/>
-                <w:bCs/>
-              </w:rPr>
-              <w:t>Mujer</w:t>
-            </w:r>
-          </w:p>
-          <w:p>
-            <w:r>
-              <w:t>Pero… ¡ajá, ajá, ajá! ¡Es mi turno!</w:t>
-            </w:r>
-          </w:p>
-          <w:p>
-            <w:r>
-              <w:t xml:space="preserve">Y si hablamos de híbridos o </w:t>
-            </w:r>
-            <w:proofErr w:type="spellStart"/>
-            <w:r>
-              <w:t>forjés</w:t>
-            </w:r>
-            <w:proofErr w:type="spellEnd"/>
-            <w:r>
-              <w:t>, estas palmas modernas, más resistentes que un radio viejo, los frutos deben mostrar al menos 4 caídos, cascarita cuarteada y ese color naranja cobrizo que parece anuncio de bronceador.</w:t>
-            </w:r>
-          </w:p>
           <w:p/>
           <w:p/>
           <w:p>
@@ -7605,21 +7660,19 @@
                 <w:b/>
                 <w:bCs/>
               </w:rPr>
+              <w:lastRenderedPageBreak/>
               <w:t>Hombre</w:t>
             </w:r>
           </w:p>
           <w:p>
             <w:r>
-              <w:t>Pero cuidado, cada híbrido es un mundo. Consultar la escala fenológica BBCH, que no es un canal de cocina, sino una guía científica. ¡No improvise en esto</w:t>
-            </w:r>
-            <w:r>
-              <w:t xml:space="preserve"> no es un </w:t>
-            </w:r>
-            <w:r>
-              <w:t>reality.</w:t>
+              <w:t>Esto, que es más fácil decirlo que practicarlo, es fundamental, porque hacerlo en el momento ideal puede aumentar la producción de aceite hasta en un 15</w:t>
             </w:r>
             <w:r>
               <w:t xml:space="preserve"> </w:t>
+            </w:r>
+            <w:r>
+              <w:t>%. O sea, más platica, más sonrisas, menos lloradera en la finca.</w:t>
             </w:r>
           </w:p>
           <w:p>
@@ -7634,17 +7687,262 @@
                 <w:b/>
                 <w:bCs/>
               </w:rPr>
-              <w:lastRenderedPageBreak/>
               <w:t xml:space="preserve">Mujer </w:t>
             </w:r>
           </w:p>
           <w:p>
             <w:r>
-              <w:t>¡Ah! Y esos cambios de color de los frutos no son por vanidad, no se están maquillando. Eso refleja que están llenándose de aceite.</w:t>
+              <w:t>Pero ojo, no todo lo que brilla es oro o está en su punto de madurez. Para llegar a eso hay que distinguir entre dos palabritas elegantes: madurez fisiológica y madurez comercial.</w:t>
             </w:r>
           </w:p>
           <w:p>
-            <w:r>
+            <w:pPr>
+              <w:rPr>
+                <w:b/>
+                <w:bCs/>
+              </w:rPr>
+            </w:pPr>
+            <w:r>
+              <w:rPr>
+                <w:b/>
+                <w:bCs/>
+              </w:rPr>
+              <w:t>Hombre</w:t>
+            </w:r>
+          </w:p>
+          <w:p>
+            <w:r>
+              <w:t>La primera es cuando el fruto ya se siente realizado en la vida. La segunda, la que importa de verdad, es cuando la planta extractora dice: venga para acá, que ya sirve.</w:t>
+            </w:r>
+          </w:p>
+          <w:p>
+            <w:pPr>
+              <w:rPr>
+                <w:b/>
+                <w:bCs/>
+              </w:rPr>
+            </w:pPr>
+            <w:r>
+              <w:rPr>
+                <w:b/>
+                <w:bCs/>
+              </w:rPr>
+              <w:t xml:space="preserve">Mujer </w:t>
+            </w:r>
+          </w:p>
+          <w:p>
+            <w:r>
+              <w:t>¿Y en qué se traduce esto en la vida real? Fácil: más aceite, menos acidez, menos regaños del jefe.</w:t>
+            </w:r>
+          </w:p>
+          <w:p>
+            <w:r>
+              <w:t>Porque si se cosecha temprano, se pierde la plata. Y si se espera demasiado, adivinen qué: más acidez, menos precio y un triste racimo que ni para una foto sirve.</w:t>
+            </w:r>
+          </w:p>
+          <w:p>
+            <w:pPr>
+              <w:rPr>
+                <w:b/>
+                <w:bCs/>
+              </w:rPr>
+            </w:pPr>
+            <w:r>
+              <w:rPr>
+                <w:b/>
+                <w:bCs/>
+              </w:rPr>
+              <w:t>Hombre</w:t>
+            </w:r>
+          </w:p>
+          <w:p>
+            <w:r>
+              <w:t xml:space="preserve">Ahora, otro consejo para saber cuándo los frutos se caen solos. El momento ideal es cuando hay entre 5 y 10 frutos en el plato. No me refiero al plato del </w:t>
+            </w:r>
+            <w:r>
+              <w:lastRenderedPageBreak/>
+              <w:t>almuerzo, sino en la base de la palma, y que tengan ese color bardo rojizo que grita: ¡</w:t>
+            </w:r>
+            <w:proofErr w:type="spellStart"/>
+            <w:r>
+              <w:t>cór</w:t>
+            </w:r>
+            <w:r>
+              <w:t>te</w:t>
+            </w:r>
+            <w:r>
+              <w:t>me</w:t>
+            </w:r>
+            <w:r>
+              <w:t>n</w:t>
+            </w:r>
+            <w:proofErr w:type="spellEnd"/>
+            <w:r>
+              <w:t xml:space="preserve"> ya</w:t>
+            </w:r>
+            <w:r>
+              <w:t>aa</w:t>
+            </w:r>
+            <w:r>
+              <w:t xml:space="preserve">, por </w:t>
+            </w:r>
+            <w:proofErr w:type="spellStart"/>
+            <w:r>
+              <w:t>favo</w:t>
+            </w:r>
+            <w:r>
+              <w:t>oo</w:t>
+            </w:r>
+            <w:r>
+              <w:t>r</w:t>
+            </w:r>
+            <w:proofErr w:type="spellEnd"/>
+            <w:r>
+              <w:t>!</w:t>
+            </w:r>
+          </w:p>
+          <w:p>
+            <w:pPr>
+              <w:rPr>
+                <w:b/>
+                <w:bCs/>
+              </w:rPr>
+            </w:pPr>
+            <w:r>
+              <w:rPr>
+                <w:b/>
+                <w:bCs/>
+              </w:rPr>
+              <w:t>H</w:t>
+            </w:r>
+            <w:r>
+              <w:rPr>
+                <w:b/>
+                <w:bCs/>
+              </w:rPr>
+              <w:t>ombre</w:t>
+            </w:r>
+          </w:p>
+          <w:p>
+            <w:r>
+              <w:t>¡Oh, ya, Azucena! Estaba en mi momento épico.</w:t>
+            </w:r>
+          </w:p>
+          <w:p>
+            <w:pPr>
+              <w:rPr>
+                <w:b/>
+                <w:bCs/>
+              </w:rPr>
+            </w:pPr>
+            <w:r>
+              <w:rPr>
+                <w:b/>
+                <w:bCs/>
+              </w:rPr>
+              <w:t xml:space="preserve">Mujer </w:t>
+            </w:r>
+          </w:p>
+          <w:p>
+            <w:r>
+              <w:t>Pues quedamos a mano, mijito. Además, usted se agarró todo el diálogo. Ahora me toca a mí.</w:t>
+            </w:r>
+          </w:p>
+          <w:p>
+            <w:pPr>
+              <w:rPr>
+                <w:b/>
+                <w:bCs/>
+              </w:rPr>
+            </w:pPr>
+            <w:r>
+              <w:rPr>
+                <w:b/>
+                <w:bCs/>
+              </w:rPr>
+              <w:t>Mujer</w:t>
+            </w:r>
+          </w:p>
+          <w:p>
+            <w:r>
+              <w:t>Pero… ¡ajá, ajá, ajá! ¡Es mi turno!</w:t>
+            </w:r>
+          </w:p>
+          <w:p>
+            <w:r>
+              <w:t xml:space="preserve">Y si hablamos de híbridos o </w:t>
+            </w:r>
+            <w:proofErr w:type="spellStart"/>
+            <w:r>
+              <w:t>forjés</w:t>
+            </w:r>
+            <w:proofErr w:type="spellEnd"/>
+            <w:r>
+              <w:t>, estas palmas modernas, más resistentes que un radio viejo, los frutos deben mostrar al menos 4 caídos, cascarita cuarteada y ese color naranja cobrizo que parece anuncio de bronceador.</w:t>
+            </w:r>
+          </w:p>
+          <w:p>
+            <w:pPr>
+              <w:rPr>
+                <w:b/>
+                <w:bCs/>
+              </w:rPr>
+            </w:pPr>
+            <w:r>
+              <w:rPr>
+                <w:b/>
+                <w:bCs/>
+              </w:rPr>
+              <w:t>Hombre</w:t>
+            </w:r>
+          </w:p>
+          <w:p>
+            <w:r>
+              <w:t xml:space="preserve">Pero cuidado, cada híbrido es un mundo. Consultar la escala fenológica BBCH, que no es un canal de cocina, sino una guía científica. </w:t>
+            </w:r>
+            <w:proofErr w:type="gramStart"/>
+            <w:r>
+              <w:t>¡No improvise en esto</w:t>
+            </w:r>
+            <w:r>
+              <w:t xml:space="preserve"> no es un </w:t>
+            </w:r>
+            <w:proofErr w:type="spellStart"/>
+            <w:r>
+              <w:t>reality</w:t>
+            </w:r>
+            <w:proofErr w:type="spellEnd"/>
+            <w:r>
+              <w:t>.</w:t>
+            </w:r>
+            <w:proofErr w:type="gramEnd"/>
+            <w:r>
+              <w:t xml:space="preserve"> </w:t>
+            </w:r>
+          </w:p>
+          <w:p>
+            <w:pPr>
+              <w:rPr>
+                <w:b/>
+                <w:bCs/>
+              </w:rPr>
+            </w:pPr>
+            <w:r>
+              <w:rPr>
+                <w:b/>
+                <w:bCs/>
+              </w:rPr>
+              <w:t xml:space="preserve">Mujer </w:t>
+            </w:r>
+          </w:p>
+          <w:p>
+            <w:r>
+              <w:t>¡Ah! Y esos cambios de color de los frutos no son por vanidad, no se están maquillando. Eso refleja que están llenándose de aceite.</w:t>
+            </w:r>
+          </w:p>
+          <w:p>
+            <w:r>
+              <w:lastRenderedPageBreak/>
               <w:t>Un racimo inmaduro es más negro que el café de la abuela. Ya maduro, parece un atardecer en Cartagena: rojo o naranja irresistible.</w:t>
             </w:r>
           </w:p>
@@ -7710,13 +8008,6 @@
       <w:r>
         <w:t>Escala de maduración</w:t>
       </w:r>
-    </w:p>
-    <w:p>
-      <w:pPr>
-        <w:rPr>
-          <w:lang w:val="es-419" w:eastAsia="es-CO"/>
-        </w:rPr>
-      </w:pPr>
     </w:p>
     <w:p>
       <w:pPr>
@@ -7754,7 +8045,6 @@
         <w:rPr>
           <w:rStyle w:val="Ttulo5Car"/>
         </w:rPr>
-        <w:lastRenderedPageBreak/>
         <w:t>Racimo verde.</w:t>
       </w:r>
       <w:r>
@@ -7817,6 +8107,7 @@
         <w:rPr>
           <w:rStyle w:val="Ttulo5Car"/>
         </w:rPr>
+        <w:lastRenderedPageBreak/>
         <w:t>Racimo sobre maduro.</w:t>
       </w:r>
       <w:r>
@@ -7887,7 +8178,7 @@
       <w:pPr>
         <w:pStyle w:val="Ttulo2"/>
       </w:pPr>
-      <w:bookmarkStart w:id="10" w:name="_Toc226983739"/>
+      <w:bookmarkStart w:id="10" w:name="_Toc227342159"/>
       <w:r>
         <w:t>Pronósticos de producción</w:t>
       </w:r>
@@ -7899,13 +8190,6 @@
           <w:lang w:val="es-419" w:eastAsia="es-CO"/>
         </w:rPr>
       </w:pPr>
-    </w:p>
-    <w:p>
-      <w:pPr>
-        <w:rPr>
-          <w:lang w:val="es-419" w:eastAsia="es-CO"/>
-        </w:rPr>
-      </w:pPr>
       <w:r>
         <w:rPr>
           <w:lang w:val="es-419" w:eastAsia="es-CO"/>
@@ -7936,43 +8220,6 @@
         </w:rPr>
         <w:t>siguiente video.</w:t>
       </w:r>
-    </w:p>
-    <w:p>
-      <w:pPr>
-        <w:rPr>
-          <w:lang w:val="es-419" w:eastAsia="es-CO"/>
-        </w:rPr>
-      </w:pPr>
-    </w:p>
-    <w:p>
-      <w:pPr>
-        <w:rPr>
-          <w:lang w:val="es-419" w:eastAsia="es-CO"/>
-        </w:rPr>
-      </w:pPr>
-    </w:p>
-    <w:p>
-      <w:pPr>
-        <w:rPr>
-          <w:lang w:val="es-419" w:eastAsia="es-CO"/>
-        </w:rPr>
-      </w:pPr>
-    </w:p>
-    <w:p>
-      <w:pPr>
-        <w:rPr>
-          <w:lang w:val="es-419" w:eastAsia="es-CO"/>
-        </w:rPr>
-      </w:pPr>
-    </w:p>
-    <w:p>
-      <w:pPr>
-        <w:rPr>
-          <w:kern w:val="0"/>
-          <w:lang w:val="es-419" w:eastAsia="es-CO"/>
-          <w14:ligatures w14:val="none"/>
-        </w:rPr>
-      </w:pPr>
     </w:p>
     <w:p>
       <w:pPr>
@@ -7986,7 +8233,6 @@
         <w:rPr>
           <w:rStyle w:val="VideoCar"/>
         </w:rPr>
-        <w:lastRenderedPageBreak/>
         <w:t>Pronósticos de producción</w:t>
       </w:r>
       <w:r>
@@ -8006,16 +8252,10 @@
           <w:noProof/>
         </w:rPr>
         <w:drawing>
-          <wp:inline distT="0" distB="0" distL="0" distR="0" wp14:anchorId="1A931567" wp14:editId="2F040A51">
-            <wp:extent cx="5581650" cy="3701015"/>
-            <wp:effectExtent l="0" t="0" r="0" b="0"/>
-            <wp:docPr id="1" name="Imagen 1">
-              <a:extLst xmlns:a="http://schemas.openxmlformats.org/drawingml/2006/main">
-                <a:ext uri="{C183D7F6-B498-43B3-948B-1728B52AA6E4}">
-                  <adec:decorative xmlns:adec="http://schemas.microsoft.com/office/drawing/2017/decorative" val="1"/>
-                </a:ext>
-              </a:extLst>
-            </wp:docPr>
+          <wp:inline distT="0" distB="0" distL="0" distR="0" wp14:anchorId="19ABE2A1" wp14:editId="68D7AAC0">
+            <wp:extent cx="4644000" cy="2247011"/>
+            <wp:effectExtent l="0" t="0" r="4445" b="1270"/>
+            <wp:docPr id="599689668" name="Imagen 6"/>
             <wp:cNvGraphicFramePr>
               <a:graphicFrameLocks xmlns:a="http://schemas.openxmlformats.org/drawingml/2006/main" noChangeAspect="1"/>
             </wp:cNvGraphicFramePr>
@@ -8023,39 +8263,29 @@
               <a:graphicData uri="http://schemas.openxmlformats.org/drawingml/2006/picture">
                 <pic:pic xmlns:pic="http://schemas.openxmlformats.org/drawingml/2006/picture">
                   <pic:nvPicPr>
-                    <pic:cNvPr id="1" name="Imagen 1">
-                      <a:extLst>
-                        <a:ext uri="{C183D7F6-B498-43B3-948B-1728B52AA6E4}">
-                          <adec:decorative xmlns:adec="http://schemas.microsoft.com/office/drawing/2017/decorative" val="1"/>
-                        </a:ext>
-                      </a:extLst>
-                    </pic:cNvPr>
-                    <pic:cNvPicPr>
-                      <a:picLocks noChangeAspect="1" noChangeArrowheads="1"/>
-                    </pic:cNvPicPr>
+                    <pic:cNvPr id="599689668" name="Imagen 599689668"/>
+                    <pic:cNvPicPr/>
                   </pic:nvPicPr>
                   <pic:blipFill>
-                    <a:blip r:embed="rId12">
+                    <a:blip r:embed="rId12" cstate="print">
                       <a:extLst>
                         <a:ext uri="{28A0092B-C50C-407E-A947-70E740481C1C}">
                           <a14:useLocalDpi xmlns:a14="http://schemas.microsoft.com/office/drawing/2010/main" val="0"/>
                         </a:ext>
                       </a:extLst>
                     </a:blip>
-                    <a:srcRect/>
                     <a:stretch>
                       <a:fillRect/>
                     </a:stretch>
                   </pic:blipFill>
-                  <pic:spPr bwMode="auto">
+                  <pic:spPr>
                     <a:xfrm>
                       <a:off x="0" y="0"/>
-                      <a:ext cx="5581650" cy="3701015"/>
+                      <a:ext cx="4644000" cy="2247011"/>
                     </a:xfrm>
                     <a:prstGeom prst="rect">
                       <a:avLst/>
                     </a:prstGeom>
-                    <a:noFill/>
                   </pic:spPr>
                 </pic:pic>
               </a:graphicData>
@@ -8084,6 +8314,27 @@
           <w:t>Enlace de reproducción del video</w:t>
         </w:r>
       </w:hyperlink>
+    </w:p>
+    <w:p>
+      <w:pPr>
+        <w:ind w:firstLine="0"/>
+        <w:jc w:val="center"/>
+        <w:rPr>
+          <w:rStyle w:val="Hipervnculo"/>
+          <w:bCs/>
+        </w:rPr>
+      </w:pPr>
+    </w:p>
+    <w:p>
+      <w:pPr>
+        <w:ind w:firstLine="0"/>
+        <w:jc w:val="center"/>
+        <w:rPr>
+          <w:rStyle w:val="Hipervnculo"/>
+          <w:b/>
+          <w:bCs/>
+        </w:rPr>
+      </w:pPr>
     </w:p>
     <w:tbl>
       <w:tblPr>
@@ -8111,7 +8362,14 @@
               <w:rPr>
                 <w:b/>
               </w:rPr>
-              <w:t>Síntesis del video. Alternativas de Inversión</w:t>
+              <w:lastRenderedPageBreak/>
+              <w:t xml:space="preserve">Síntesis del video. </w:t>
+            </w:r>
+            <w:r>
+              <w:rPr>
+                <w:b/>
+              </w:rPr>
+              <w:t>Pronósticos de producción</w:t>
             </w:r>
           </w:p>
         </w:tc>
@@ -8133,11 +8391,7 @@
           </w:p>
           <w:p>
             <w:r>
-              <w:t xml:space="preserve">Estos pronósticos son clave para organizar las labores del cultivo y tomar decisiones oportunas en tres grandes áreas: el área agrícola, que organiza el personal, las herramientas y el transporte; el área industrial, que programa los turnos en la </w:t>
-            </w:r>
-            <w:r>
-              <w:lastRenderedPageBreak/>
-              <w:t>planta; y el área administrativa, que controla presupuestos y cumple compromisos comerciales.</w:t>
+              <w:t>Estos pronósticos son clave para organizar las labores del cultivo y tomar decisiones oportunas en tres grandes áreas: el área agrícola, que organiza el personal, las herramientas y el transporte; el área industrial, que programa los turnos en la planta; y el área administrativa, que controla presupuestos y cumple compromisos comerciales.</w:t>
             </w:r>
           </w:p>
           <w:p>
@@ -8158,6 +8412,7 @@
           <w:p/>
           <w:p>
             <w:r>
+              <w:lastRenderedPageBreak/>
               <w:t>Un buen pronóstico de producción mejora la planificación, reduce costos operativos y permite cumplir compromisos comerciales con mayor seguridad.</w:t>
             </w:r>
           </w:p>
@@ -8175,7 +8430,7 @@
       <w:pPr>
         <w:pStyle w:val="Ttulo2"/>
       </w:pPr>
-      <w:bookmarkStart w:id="11" w:name="_Toc226983740"/>
+      <w:bookmarkStart w:id="11" w:name="_Toc227342160"/>
       <w:r>
         <w:t>Frecuencia de cosecha</w:t>
       </w:r>
@@ -8217,7 +8472,6 @@
         <w:rPr>
           <w:rStyle w:val="Ttulo5Car"/>
         </w:rPr>
-        <w:lastRenderedPageBreak/>
         <w:t>La edad del cultivo.</w:t>
       </w:r>
       <w:r>
@@ -8341,18 +8595,11 @@
       <w:pPr>
         <w:pStyle w:val="Ttulo2"/>
       </w:pPr>
-      <w:bookmarkStart w:id="12" w:name="_Toc226983741"/>
+      <w:bookmarkStart w:id="12" w:name="_Toc227342161"/>
       <w:r>
         <w:t>Herramientas de cosecha</w:t>
       </w:r>
       <w:bookmarkEnd w:id="12"/>
-    </w:p>
-    <w:p>
-      <w:pPr>
-        <w:rPr>
-          <w:lang w:val="es-419" w:eastAsia="es-CO"/>
-        </w:rPr>
-      </w:pPr>
     </w:p>
     <w:p>
       <w:pPr>
@@ -8390,6 +8637,7 @@
         <w:rPr>
           <w:rStyle w:val="Ttulo5Car"/>
         </w:rPr>
+        <w:lastRenderedPageBreak/>
         <w:t>Cincel.</w:t>
       </w:r>
       <w:r>
@@ -8433,14 +8681,7 @@
         <w:rPr>
           <w:lang w:val="es-419" w:eastAsia="es-CO"/>
         </w:rPr>
-        <w:t xml:space="preserve">lo que </w:t>
-      </w:r>
-      <w:r>
-        <w:rPr>
-          <w:lang w:val="es-419" w:eastAsia="es-CO"/>
-        </w:rPr>
-        <w:lastRenderedPageBreak/>
-        <w:t>permite cosechar racimos ubicados hasta una altura aproximada de 3 a 4 metros. En esta altura también es común el uso del palín.</w:t>
+        <w:t>lo que permite cosechar racimos ubicados hasta una altura aproximada de 3 a 4 metros. En esta altura también es común el uso del palín.</w:t>
       </w:r>
     </w:p>
     <w:p>
@@ -8479,7 +8720,7 @@
       <w:pPr>
         <w:pStyle w:val="Ttulo2"/>
       </w:pPr>
-      <w:bookmarkStart w:id="13" w:name="_Toc226983742"/>
+      <w:bookmarkStart w:id="13" w:name="_Toc227342162"/>
       <w:r>
         <w:t>Procedimiento de la cosecha</w:t>
       </w:r>
@@ -8491,13 +8732,6 @@
           <w:lang w:val="es-419" w:eastAsia="es-CO"/>
         </w:rPr>
       </w:pPr>
-    </w:p>
-    <w:p>
-      <w:pPr>
-        <w:rPr>
-          <w:lang w:val="es-419" w:eastAsia="es-CO"/>
-        </w:rPr>
-      </w:pPr>
       <w:r>
         <w:rPr>
           <w:lang w:val="es-419" w:eastAsia="es-CO"/>
@@ -8514,20 +8748,28 @@
     </w:p>
     <w:p>
       <w:pPr>
+        <w:rPr>
+          <w:lang w:val="es-419" w:eastAsia="es-CO"/>
+        </w:rPr>
+      </w:pPr>
+    </w:p>
+    <w:p>
+      <w:pPr>
+        <w:rPr>
+          <w:lang w:val="es-419" w:eastAsia="es-CO"/>
+        </w:rPr>
+      </w:pPr>
+    </w:p>
+    <w:p>
+      <w:pPr>
         <w:pStyle w:val="Ttulo2"/>
       </w:pPr>
-      <w:bookmarkStart w:id="14" w:name="_Toc226983743"/>
-      <w:r>
+      <w:bookmarkStart w:id="14" w:name="_Toc227342163"/>
+      <w:r>
+        <w:lastRenderedPageBreak/>
         <w:t>Control de calidad del proceso</w:t>
       </w:r>
       <w:bookmarkEnd w:id="14"/>
-    </w:p>
-    <w:p>
-      <w:pPr>
-        <w:rPr>
-          <w:lang w:val="es-419" w:eastAsia="es-CO"/>
-        </w:rPr>
-      </w:pPr>
     </w:p>
     <w:p>
       <w:pPr>
@@ -8603,7 +8845,6 @@
         <w:rPr>
           <w:lang w:val="es-419" w:eastAsia="es-CO"/>
         </w:rPr>
-        <w:lastRenderedPageBreak/>
         <w:t>Evitar el corte de racimos verdes.</w:t>
       </w:r>
     </w:p>
@@ -8637,18 +8878,11 @@
       <w:pPr>
         <w:pStyle w:val="Ttulo2"/>
       </w:pPr>
-      <w:bookmarkStart w:id="15" w:name="_Toc226983744"/>
+      <w:bookmarkStart w:id="15" w:name="_Toc227342164"/>
       <w:r>
         <w:t>Recolección y transporte</w:t>
       </w:r>
       <w:bookmarkEnd w:id="15"/>
-    </w:p>
-    <w:p>
-      <w:pPr>
-        <w:rPr>
-          <w:lang w:val="es-419" w:eastAsia="es-CO"/>
-        </w:rPr>
-      </w:pPr>
     </w:p>
     <w:p>
       <w:pPr>
@@ -8717,7 +8951,14 @@
         <w:rPr>
           <w:lang w:val="es-419" w:eastAsia="es-CO"/>
         </w:rPr>
-        <w:t xml:space="preserve"> Sistema de transporte que utiliza mulas, búfalos o bueyes para llevar los frutos a centros de acopio mediante canastas o carretas pequeñas. Es común en plantaciones pequeñas por su bajo costo y menor compactación del suelo.</w:t>
+        <w:t xml:space="preserve"> Sistema de transporte que utiliza mulas, búfalos o bueyes para llevar los frutos a centros de acopio mediante canastas o carretas pequeñas. Es </w:t>
+      </w:r>
+      <w:r>
+        <w:rPr>
+          <w:lang w:val="es-419" w:eastAsia="es-CO"/>
+        </w:rPr>
+        <w:lastRenderedPageBreak/>
+        <w:t>común en plantaciones pequeñas por su bajo costo y menor compactación del suelo.</w:t>
       </w:r>
     </w:p>
     <w:p>
@@ -8756,7 +8997,7 @@
           <w:sz w:val="48"/>
         </w:rPr>
       </w:pPr>
-      <w:bookmarkStart w:id="16" w:name="_Toc226983745"/>
+      <w:bookmarkStart w:id="16" w:name="_Toc227342165"/>
       <w:r>
         <w:rPr>
           <w:rFonts w:ascii="Roboto" w:hAnsi="Roboto"/>
@@ -8764,6 +9005,7 @@
         </w:rPr>
         <w:t>del fruto.</w:t>
       </w:r>
+      <w:bookmarkEnd w:id="16"/>
     </w:p>
     <w:p>
       <w:pPr>
@@ -8773,6 +9015,7 @@
           <w:lang w:val="es-CO"/>
         </w:rPr>
       </w:pPr>
+      <w:bookmarkStart w:id="17" w:name="_Toc227342166"/>
       <w:r>
         <w:rPr>
           <w:lang w:val="es-CO"/>
@@ -8780,7 +9023,7 @@
         <w:lastRenderedPageBreak/>
         <w:t>Síntesis</w:t>
       </w:r>
-      <w:bookmarkEnd w:id="16"/>
+      <w:bookmarkEnd w:id="17"/>
       <w:r>
         <w:rPr>
           <w:lang w:val="es-CO"/>
@@ -8806,6 +9049,7 @@
     <w:p>
       <w:pPr>
         <w:ind w:firstLine="0"/>
+        <w:jc w:val="center"/>
         <w:rPr>
           <w:noProof/>
           <w:lang w:eastAsia="es-CO"/>
@@ -8814,21 +9058,84 @@
       <w:r>
         <w:rPr>
           <w:noProof/>
+        </w:rPr>
+        <mc:AlternateContent>
+          <mc:Choice Requires="wps">
+            <w:drawing>
+              <wp:inline distT="0" distB="0" distL="0" distR="0" wp14:anchorId="60081B06" wp14:editId="68ACD0D3">
+                <wp:extent cx="304800" cy="304800"/>
+                <wp:effectExtent l="0" t="0" r="0" b="0"/>
+                <wp:docPr id="912556612" name="Rectángulo 3" descr="El esquema conceptual presenta el manejo integral del cultivo de palma de aceite, relacionando mantenimiento, cosecha y planificación productiva. Integra prácticas agronómicas, control sanitario, nutrición, agua, poda, madurez del racimo, pronósticos y transporte para optimizar productividad y calidad del aceite."/>
+                <wp:cNvGraphicFramePr>
+                  <a:graphicFrameLocks xmlns:a="http://schemas.openxmlformats.org/drawingml/2006/main" noChangeAspect="1"/>
+                </wp:cNvGraphicFramePr>
+                <a:graphic xmlns:a="http://schemas.openxmlformats.org/drawingml/2006/main">
+                  <a:graphicData uri="http://schemas.microsoft.com/office/word/2010/wordprocessingShape">
+                    <wps:wsp>
+                      <wps:cNvSpPr>
+                        <a:spLocks noChangeAspect="1" noChangeArrowheads="1"/>
+                      </wps:cNvSpPr>
+                      <wps:spPr bwMode="auto">
+                        <a:xfrm>
+                          <a:off x="0" y="0"/>
+                          <a:ext cx="304800" cy="304800"/>
+                        </a:xfrm>
+                        <a:prstGeom prst="rect">
+                          <a:avLst/>
+                        </a:prstGeom>
+                        <a:noFill/>
+                        <a:ln>
+                          <a:noFill/>
+                        </a:ln>
+                        <a:extLst>
+                          <a:ext uri="{909E8E84-426E-40DD-AFC4-6F175D3DCCD1}">
+                            <a14:hiddenFill xmlns:a14="http://schemas.microsoft.com/office/drawing/2010/main">
+                              <a:solidFill>
+                                <a:srgbClr val="FFFFFF"/>
+                              </a:solidFill>
+                            </a14:hiddenFill>
+                          </a:ext>
+                          <a:ext uri="{91240B29-F687-4F45-9708-019B960494DF}">
+                            <a14:hiddenLine xmlns:a14="http://schemas.microsoft.com/office/drawing/2010/main" w="9525">
+                              <a:solidFill>
+                                <a:srgbClr val="000000"/>
+                              </a:solidFill>
+                              <a:miter lim="800000"/>
+                              <a:headEnd/>
+                              <a:tailEnd/>
+                            </a14:hiddenLine>
+                          </a:ext>
+                        </a:extLst>
+                      </wps:spPr>
+                      <wps:bodyPr rot="0" vert="horz" wrap="square" lIns="91440" tIns="45720" rIns="91440" bIns="45720" anchor="t" anchorCtr="0" upright="1">
+                        <a:noAutofit/>
+                      </wps:bodyPr>
+                    </wps:wsp>
+                  </a:graphicData>
+                </a:graphic>
+              </wp:inline>
+            </w:drawing>
+          </mc:Choice>
+          <mc:Fallback>
+            <w:pict>
+              <v:rect w14:anchorId="4528F351" id="Rectángulo 3" o:spid="_x0000_s1026" alt="El esquema conceptual presenta el manejo integral del cultivo de palma de aceite, relacionando mantenimiento, cosecha y planificación productiva. Integra prácticas agronómicas, control sanitario, nutrición, agua, poda, madurez del racimo, pronósticos y transporte para optimizar productividad y calidad del aceite." style="width:24pt;height:24pt;visibility:visible;mso-wrap-style:square;mso-left-percent:-10001;mso-top-percent:-10001;mso-position-horizontal:absolute;mso-position-horizontal-relative:char;mso-position-vertical:absolute;mso-position-vertical-relative:line;mso-left-percent:-10001;mso-top-percent:-10001;v-text-anchor:top" o:gfxdata="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" filled="f" stroked="f">
+                <o:lock v:ext="edit" aspectratio="t"/>
+                <w10:anchorlock/>
+              </v:rect>
+            </w:pict>
+          </mc:Fallback>
+        </mc:AlternateContent>
+      </w:r>
+      <w:r>
+        <w:rPr>
+          <w:noProof/>
           <w:lang w:eastAsia="es-CO"/>
         </w:rPr>
         <w:drawing>
-          <wp:anchor distT="0" distB="0" distL="114300" distR="114300" simplePos="0" relativeHeight="251664384" behindDoc="0" locked="0" layoutInCell="1" allowOverlap="1" wp14:anchorId="1F42FC05" wp14:editId="0564649C">
-            <wp:simplePos x="1314450" y="2352675"/>
-            <wp:positionH relativeFrom="column">
-              <wp:posOffset>1310640</wp:posOffset>
-            </wp:positionH>
-            <wp:positionV relativeFrom="paragraph">
-              <wp:align>top</wp:align>
-            </wp:positionV>
-            <wp:extent cx="5150144" cy="6349365"/>
-            <wp:effectExtent l="0" t="0" r="0" b="0"/>
-            <wp:wrapSquare wrapText="bothSides"/>
-            <wp:docPr id="3" name="Gráfico 3" descr="a, abbr, acronym, address, applet, article, aside, audio, b, big, blockquote, body, canvas, caption, center, cite, code, dd, del, details, dfn, div, dl, dt, em, embed, fieldset, figcaption, figure, footer, form, h1, h2, h3, h4, h5, h6, header, hgroup, html, i, iframe, img, ins, kbd, label, legend, li, mark, menu, nav, object, ol, output, p, pre, q, ruby, s, samp, section, small, span, strike, strong, sub, summary, sup, table, tbody, td, tfoot, th, thead, time, tr, tt, u, ul, var, video"/>
+          <wp:inline distT="0" distB="0" distL="0" distR="0" wp14:anchorId="38803A9B" wp14:editId="0D9491CA">
+            <wp:extent cx="4717085" cy="5815468"/>
+            <wp:effectExtent l="0" t="0" r="7620" b="0"/>
+            <wp:docPr id="1140679711" name="Gráfico 5"/>
             <wp:cNvGraphicFramePr>
               <a:graphicFrameLocks xmlns:a="http://schemas.openxmlformats.org/drawingml/2006/main" noChangeAspect="1"/>
             </wp:cNvGraphicFramePr>
@@ -8836,15 +9143,12 @@
               <a:graphicData uri="http://schemas.openxmlformats.org/drawingml/2006/picture">
                 <pic:pic xmlns:pic="http://schemas.openxmlformats.org/drawingml/2006/picture">
                   <pic:nvPicPr>
-                    <pic:cNvPr id="3" name="Gráfico 3" descr="a, abbr, acronym, address, applet, article, aside, audio, b, big, blockquote, body, canvas, caption, center, cite, code, dd, del, details, dfn, div, dl, dt, em, embed, fieldset, figcaption, figure, footer, form, h1, h2, h3, h4, h5, h6, header, hgroup, html, i, iframe, img, ins, kbd, label, legend, li, mark, menu, nav, object, ol, output, p, pre, q, ruby, s, samp, section, small, span, strike, strong, sub, summary, sup, table, tbody, td, tfoot, th, thead, time, tr, tt, u, ul, var, video"/>
+                    <pic:cNvPr id="1140679711" name="Gráfico 1140679711"/>
                     <pic:cNvPicPr/>
                   </pic:nvPicPr>
                   <pic:blipFill>
                     <a:blip r:embed="rId14">
                       <a:extLst>
-                        <a:ext uri="{28A0092B-C50C-407E-A947-70E740481C1C}">
-                          <a14:useLocalDpi xmlns:a14="http://schemas.microsoft.com/office/drawing/2010/main" val="0"/>
-                        </a:ext>
                         <a:ext uri="{96DAC541-7B7A-43D3-8B79-37D633B846F1}">
                           <asvg:svgBlip xmlns:asvg="http://schemas.microsoft.com/office/drawing/2016/SVG/main" r:embed="rId15"/>
                         </a:ext>
@@ -8857,7 +9161,7 @@
                   <pic:spPr>
                     <a:xfrm>
                       <a:off x="0" y="0"/>
-                      <a:ext cx="5150144" cy="6349365"/>
+                      <a:ext cx="4723028" cy="5822795"/>
                     </a:xfrm>
                     <a:prstGeom prst="rect">
                       <a:avLst/>
@@ -8866,7 +9170,7 @@
                 </pic:pic>
               </a:graphicData>
             </a:graphic>
-          </wp:anchor>
+          </wp:inline>
         </w:drawing>
       </w:r>
       <w:r>
@@ -8884,7 +9188,7 @@
           <w:lang w:val="es-CO"/>
         </w:rPr>
       </w:pPr>
-      <w:bookmarkStart w:id="17" w:name="_Toc226983746"/>
+      <w:bookmarkStart w:id="18" w:name="_Toc227342167"/>
       <w:r>
         <w:rPr>
           <w:lang w:val="es-CO"/>
@@ -8892,7 +9196,7 @@
         <w:lastRenderedPageBreak/>
         <w:t>Glosario</w:t>
       </w:r>
-      <w:bookmarkEnd w:id="17"/>
+      <w:bookmarkEnd w:id="18"/>
     </w:p>
     <w:p>
       <w:r>
@@ -9294,7 +9598,7 @@
           <w:lang w:val="es-CO"/>
         </w:rPr>
       </w:pPr>
-      <w:bookmarkStart w:id="18" w:name="_Toc226983747"/>
+      <w:bookmarkStart w:id="19" w:name="_Toc227342168"/>
       <w:r>
         <w:rPr>
           <w:lang w:val="es-CO"/>
@@ -9302,7 +9606,7 @@
         <w:lastRenderedPageBreak/>
         <w:t>Referencias bibliográficas</w:t>
       </w:r>
-      <w:bookmarkEnd w:id="18"/>
+      <w:bookmarkEnd w:id="19"/>
       <w:r>
         <w:rPr>
           <w:lang w:val="es-CO"/>
@@ -9334,20 +9638,47 @@
       </w:hyperlink>
     </w:p>
     <w:p>
-      <w:r>
-        <w:t>CENIPALMA, SENA, SAC y FONADE. (2002). Selección y descarte de plantas anormales de palma de aceite en viveros. Bogotá: Editorial Ápice.</w:t>
+      <w:pPr>
+        <w:rPr>
+          <w:lang w:val="en-US"/>
+        </w:rPr>
+      </w:pPr>
+      <w:r>
+        <w:t xml:space="preserve">CENIPALMA, SENA, SAC y FONADE. (2002). Selección y descarte de plantas anormales de palma de aceite en viveros. </w:t>
+      </w:r>
+      <w:r>
+        <w:rPr>
+          <w:lang w:val="en-US"/>
+        </w:rPr>
+        <w:t xml:space="preserve">Bogotá: Editorial </w:t>
+      </w:r>
+      <w:proofErr w:type="spellStart"/>
+      <w:r>
+        <w:rPr>
+          <w:lang w:val="en-US"/>
+        </w:rPr>
+        <w:t>Ápice</w:t>
+      </w:r>
+      <w:proofErr w:type="spellEnd"/>
+      <w:r>
+        <w:rPr>
+          <w:lang w:val="en-US"/>
+        </w:rPr>
+        <w:t>.</w:t>
       </w:r>
     </w:p>
     <w:p>
       <w:pPr>
         <w:rPr>
           <w:szCs w:val="28"/>
+          <w:lang w:val="en-US"/>
         </w:rPr>
       </w:pPr>
       <w:hyperlink r:id="rId18">
         <w:r>
           <w:rPr>
             <w:rStyle w:val="Hipervnculo"/>
+            <w:lang w:val="en-US"/>
           </w:rPr>
           <w:t>https://repositorio.fedepalma.org/handle/123456789/84193</w:t>
         </w:r>
@@ -9358,10 +9689,29 @@
         <w:rPr>
           <w:lang w:val="en-US"/>
         </w:rPr>
-        <w:t xml:space="preserve">CIRAD. (2008). Germinated oil palm seed: Recommendations for prenursery and nursery management. </w:t>
-      </w:r>
-      <w:r>
-        <w:t>Montferrier-sur-Lez, Francia.</w:t>
+        <w:t xml:space="preserve">CIRAD. (2008). Germinated oil palm seed: Recommendations for </w:t>
+      </w:r>
+      <w:proofErr w:type="gramStart"/>
+      <w:r>
+        <w:rPr>
+          <w:lang w:val="en-US"/>
+        </w:rPr>
+        <w:t>prenursery</w:t>
+      </w:r>
+      <w:proofErr w:type="gramEnd"/>
+      <w:r>
+        <w:rPr>
+          <w:lang w:val="en-US"/>
+        </w:rPr>
+        <w:t xml:space="preserve"> and nursery management. </w:t>
+      </w:r>
+      <w:proofErr w:type="spellStart"/>
+      <w:r>
+        <w:t>Montferrier</w:t>
+      </w:r>
+      <w:proofErr w:type="spellEnd"/>
+      <w:r>
+        <w:t>-sur-Lez, Francia.</w:t>
       </w:r>
     </w:p>
     <w:p>
@@ -9381,7 +9731,15 @@
     </w:p>
     <w:p>
       <w:r>
-        <w:t>Grupo Jaremar. (2016). Manual de Buenas Prácticas Agrícolas para la Producción Sostenible de la Palma Aceitera por Pequeños Productores. Honduras.</w:t>
+        <w:t xml:space="preserve">Grupo </w:t>
+      </w:r>
+      <w:proofErr w:type="spellStart"/>
+      <w:r>
+        <w:t>Jaremar</w:t>
+      </w:r>
+      <w:proofErr w:type="spellEnd"/>
+      <w:r>
+        <w:t>. (2016). Manual de Buenas Prácticas Agrícolas para la Producción Sostenible de la Palma Aceitera por Pequeños Productores. Honduras.</w:t>
       </w:r>
     </w:p>
     <w:p>
@@ -9448,7 +9806,39 @@
     </w:p>
     <w:p>
       <w:r>
-        <w:t>Instituto Agropecuario Colombiano ICA. (2011). Manejo del picudo - Rhynchophorus palmarum L. (Coleoptera: Curculionidae). Bogotá.</w:t>
+        <w:t xml:space="preserve">Instituto Agropecuario Colombiano ICA. (2011). Manejo del picudo - </w:t>
+      </w:r>
+      <w:proofErr w:type="spellStart"/>
+      <w:r>
+        <w:t>Rhynchophorus</w:t>
+      </w:r>
+      <w:proofErr w:type="spellEnd"/>
+      <w:r>
+        <w:t xml:space="preserve"> </w:t>
+      </w:r>
+      <w:proofErr w:type="spellStart"/>
+      <w:r>
+        <w:t>palmarum</w:t>
+      </w:r>
+      <w:proofErr w:type="spellEnd"/>
+      <w:r>
+        <w:t xml:space="preserve"> L. (</w:t>
+      </w:r>
+      <w:proofErr w:type="spellStart"/>
+      <w:r>
+        <w:t>Coleoptera</w:t>
+      </w:r>
+      <w:proofErr w:type="spellEnd"/>
+      <w:r>
+        <w:t xml:space="preserve">: </w:t>
+      </w:r>
+      <w:proofErr w:type="spellStart"/>
+      <w:r>
+        <w:t>Curculionidae</w:t>
+      </w:r>
+      <w:proofErr w:type="spellEnd"/>
+      <w:r>
+        <w:t>). Bogotá.</w:t>
       </w:r>
     </w:p>
     <w:p>
@@ -9580,7 +9970,7 @@
           <w:lang w:val="es-CO"/>
         </w:rPr>
       </w:pPr>
-      <w:bookmarkStart w:id="19" w:name="_Toc226983748"/>
+      <w:bookmarkStart w:id="20" w:name="_Toc227342169"/>
       <w:r>
         <w:rPr>
           <w:lang w:val="es-CO"/>
@@ -9588,7 +9978,7 @@
         <w:lastRenderedPageBreak/>
         <w:t>Créditos</w:t>
       </w:r>
-      <w:bookmarkEnd w:id="19"/>
+      <w:bookmarkEnd w:id="20"/>
     </w:p>
     <w:tbl>
       <w:tblPr>
@@ -9774,16 +10164,8 @@
               <w:rPr>
                 <w:lang w:val="es-CO"/>
               </w:rPr>
-              <w:t xml:space="preserve">Olga Constanza Bermúdez </w:t>
-            </w:r>
-            <w:proofErr w:type="spellStart"/>
-            <w:r>
-              <w:rPr>
-                <w:lang w:val="es-CO"/>
-              </w:rPr>
-              <w:t>Jaimes</w:t>
-            </w:r>
-            <w:proofErr w:type="spellEnd"/>
+              <w:t>Olga Constanza Bermúdez Jaimes</w:t>
+            </w:r>
           </w:p>
         </w:tc>
         <w:tc>
@@ -10021,16 +10403,8 @@
               <w:rPr>
                 <w:lang w:val="es-CO"/>
               </w:rPr>
-              <w:t xml:space="preserve">Juan José Calderón </w:t>
-            </w:r>
-            <w:proofErr w:type="spellStart"/>
-            <w:r>
-              <w:rPr>
-                <w:lang w:val="es-CO"/>
-              </w:rPr>
-              <w:t>Gutierrez</w:t>
-            </w:r>
-            <w:proofErr w:type="spellEnd"/>
+              <w:t>Juan José Calderón Gutierrez</w:t>
+            </w:r>
           </w:p>
         </w:tc>
         <w:tc>
@@ -10100,15 +10474,7 @@
               <w:pStyle w:val="TextoTablas"/>
             </w:pPr>
             <w:r>
-              <w:t xml:space="preserve">Henry </w:t>
-            </w:r>
-            <w:proofErr w:type="spellStart"/>
-            <w:r>
-              <w:t>Alvarez</w:t>
-            </w:r>
-            <w:proofErr w:type="spellEnd"/>
-            <w:r>
-              <w:t xml:space="preserve"> Astudillo</w:t>
+              <w:t>Henry Alvarez Astudillo</w:t>
             </w:r>
           </w:p>
         </w:tc>
@@ -10448,28 +10814,12 @@
                 <w:lang w:val="es-CO"/>
               </w:rPr>
             </w:pPr>
-            <w:proofErr w:type="spellStart"/>
             <w:r>
               <w:rPr>
                 <w:lang w:val="es-CO"/>
               </w:rPr>
-              <w:t>Maria</w:t>
-            </w:r>
-            <w:proofErr w:type="spellEnd"/>
-            <w:r>
-              <w:rPr>
-                <w:lang w:val="es-CO"/>
-              </w:rPr>
-              <w:t xml:space="preserve"> Carolina Tamayo </w:t>
-            </w:r>
-            <w:proofErr w:type="spellStart"/>
-            <w:r>
-              <w:rPr>
-                <w:lang w:val="es-CO"/>
-              </w:rPr>
-              <w:t>Lopez</w:t>
-            </w:r>
-            <w:proofErr w:type="spellEnd"/>
+              <w:t>Maria Carolina Tamayo Lopez</w:t>
+            </w:r>
           </w:p>
         </w:tc>
         <w:tc>
@@ -15487,124 +15837,124 @@
       </w:rPr>
     </w:lvl>
   </w:abstractNum>
-  <w:num w:numId="1" w16cid:durableId="929891379">
+  <w:num w:numId="1" w16cid:durableId="1575896072">
     <w:abstractNumId w:val="38"/>
   </w:num>
-  <w:num w:numId="2" w16cid:durableId="605388427">
+  <w:num w:numId="2" w16cid:durableId="21371089">
     <w:abstractNumId w:val="0"/>
   </w:num>
-  <w:num w:numId="3" w16cid:durableId="1910187030">
+  <w:num w:numId="3" w16cid:durableId="1275751822">
     <w:abstractNumId w:val="9"/>
   </w:num>
-  <w:num w:numId="4" w16cid:durableId="1075515992">
+  <w:num w:numId="4" w16cid:durableId="2014871075">
     <w:abstractNumId w:val="25"/>
   </w:num>
-  <w:num w:numId="5" w16cid:durableId="992831776">
+  <w:num w:numId="5" w16cid:durableId="934558299">
     <w:abstractNumId w:val="18"/>
   </w:num>
-  <w:num w:numId="6" w16cid:durableId="824977465">
+  <w:num w:numId="6" w16cid:durableId="1387146642">
     <w:abstractNumId w:val="24"/>
   </w:num>
-  <w:num w:numId="7" w16cid:durableId="317266316">
+  <w:num w:numId="7" w16cid:durableId="619654307">
     <w:abstractNumId w:val="2"/>
   </w:num>
-  <w:num w:numId="8" w16cid:durableId="1295602169">
+  <w:num w:numId="8" w16cid:durableId="735083885">
     <w:abstractNumId w:val="11"/>
   </w:num>
-  <w:num w:numId="9" w16cid:durableId="1707363492">
+  <w:num w:numId="9" w16cid:durableId="131169699">
     <w:abstractNumId w:val="22"/>
   </w:num>
-  <w:num w:numId="10" w16cid:durableId="1301035791">
+  <w:num w:numId="10" w16cid:durableId="2130852155">
     <w:abstractNumId w:val="28"/>
   </w:num>
-  <w:num w:numId="11" w16cid:durableId="1443259177">
+  <w:num w:numId="11" w16cid:durableId="1005785723">
     <w:abstractNumId w:val="34"/>
   </w:num>
-  <w:num w:numId="12" w16cid:durableId="1339036610">
+  <w:num w:numId="12" w16cid:durableId="1463377151">
     <w:abstractNumId w:val="1"/>
   </w:num>
-  <w:num w:numId="13" w16cid:durableId="1962419078">
+  <w:num w:numId="13" w16cid:durableId="402025011">
     <w:abstractNumId w:val="26"/>
   </w:num>
-  <w:num w:numId="14" w16cid:durableId="1142045499">
+  <w:num w:numId="14" w16cid:durableId="247739441">
     <w:abstractNumId w:val="29"/>
   </w:num>
-  <w:num w:numId="15" w16cid:durableId="1661031959">
+  <w:num w:numId="15" w16cid:durableId="62997679">
     <w:abstractNumId w:val="12"/>
   </w:num>
-  <w:num w:numId="16" w16cid:durableId="222789406">
+  <w:num w:numId="16" w16cid:durableId="644555189">
     <w:abstractNumId w:val="10"/>
   </w:num>
-  <w:num w:numId="17" w16cid:durableId="198861248">
+  <w:num w:numId="17" w16cid:durableId="874851276">
     <w:abstractNumId w:val="15"/>
   </w:num>
-  <w:num w:numId="18" w16cid:durableId="727530357">
+  <w:num w:numId="18" w16cid:durableId="2053069588">
     <w:abstractNumId w:val="27"/>
   </w:num>
-  <w:num w:numId="19" w16cid:durableId="1028945071">
+  <w:num w:numId="19" w16cid:durableId="799762750">
     <w:abstractNumId w:val="37"/>
   </w:num>
-  <w:num w:numId="20" w16cid:durableId="340163130">
+  <w:num w:numId="20" w16cid:durableId="1579093602">
     <w:abstractNumId w:val="8"/>
   </w:num>
-  <w:num w:numId="21" w16cid:durableId="637611019">
+  <w:num w:numId="21" w16cid:durableId="1298300019">
     <w:abstractNumId w:val="6"/>
   </w:num>
-  <w:num w:numId="22" w16cid:durableId="1741562752">
+  <w:num w:numId="22" w16cid:durableId="1678920521">
     <w:abstractNumId w:val="14"/>
   </w:num>
-  <w:num w:numId="23" w16cid:durableId="1865631688">
+  <w:num w:numId="23" w16cid:durableId="1168591916">
     <w:abstractNumId w:val="7"/>
   </w:num>
-  <w:num w:numId="24" w16cid:durableId="397049787">
+  <w:num w:numId="24" w16cid:durableId="1196581504">
     <w:abstractNumId w:val="23"/>
   </w:num>
-  <w:num w:numId="25" w16cid:durableId="732890214">
+  <w:num w:numId="25" w16cid:durableId="140654918">
     <w:abstractNumId w:val="21"/>
   </w:num>
-  <w:num w:numId="26" w16cid:durableId="1400595931">
+  <w:num w:numId="26" w16cid:durableId="956526391">
     <w:abstractNumId w:val="30"/>
   </w:num>
-  <w:num w:numId="27" w16cid:durableId="1042680483">
+  <w:num w:numId="27" w16cid:durableId="1616600187">
     <w:abstractNumId w:val="17"/>
   </w:num>
-  <w:num w:numId="28" w16cid:durableId="2012446465">
+  <w:num w:numId="28" w16cid:durableId="1429303081">
     <w:abstractNumId w:val="3"/>
   </w:num>
-  <w:num w:numId="29" w16cid:durableId="727538263">
+  <w:num w:numId="29" w16cid:durableId="650448744">
     <w:abstractNumId w:val="5"/>
   </w:num>
-  <w:num w:numId="30" w16cid:durableId="1738088469">
+  <w:num w:numId="30" w16cid:durableId="333842717">
     <w:abstractNumId w:val="19"/>
   </w:num>
-  <w:num w:numId="31" w16cid:durableId="719944420">
+  <w:num w:numId="31" w16cid:durableId="834491126">
     <w:abstractNumId w:val="36"/>
   </w:num>
-  <w:num w:numId="32" w16cid:durableId="411779622">
+  <w:num w:numId="32" w16cid:durableId="1188830144">
     <w:abstractNumId w:val="35"/>
   </w:num>
-  <w:num w:numId="33" w16cid:durableId="31269266">
+  <w:num w:numId="33" w16cid:durableId="61758259">
     <w:abstractNumId w:val="32"/>
   </w:num>
-  <w:num w:numId="34" w16cid:durableId="2073233995">
+  <w:num w:numId="34" w16cid:durableId="1123889853">
     <w:abstractNumId w:val="16"/>
   </w:num>
-  <w:num w:numId="35" w16cid:durableId="554850200">
+  <w:num w:numId="35" w16cid:durableId="120880315">
     <w:abstractNumId w:val="13"/>
   </w:num>
-  <w:num w:numId="36" w16cid:durableId="1147673408">
+  <w:num w:numId="36" w16cid:durableId="455680813">
     <w:abstractNumId w:val="33"/>
   </w:num>
-  <w:num w:numId="37" w16cid:durableId="1694114242">
+  <w:num w:numId="37" w16cid:durableId="817188510">
     <w:abstractNumId w:val="39"/>
   </w:num>
-  <w:num w:numId="38" w16cid:durableId="844710710">
+  <w:num w:numId="38" w16cid:durableId="1513913280">
     <w:abstractNumId w:val="20"/>
   </w:num>
-  <w:num w:numId="39" w16cid:durableId="1364355850">
+  <w:num w:numId="39" w16cid:durableId="1935942307">
     <w:abstractNumId w:val="4"/>
   </w:num>
-  <w:num w:numId="40" w16cid:durableId="743261298">
+  <w:num w:numId="40" w16cid:durableId="195238929">
     <w:abstractNumId w:val="31"/>
   </w:num>
   <w:numIdMacAtCleanup w:val="39"/>
@@ -17363,6 +17713,30 @@
 </file>
 
 <file path=customXml/item1.xml><?xml version="1.0" encoding="utf-8"?>
+<p:properties xmlns:p="http://schemas.microsoft.com/office/2006/metadata/properties" xmlns:xsi="http://www.w3.org/2001/XMLSchema-instance" xmlns:pc="http://schemas.microsoft.com/office/infopath/2007/PartnerControls">
+  <documentManagement>
+    <TaxCatchAll xmlns="13c90a0b-73bc-4dc0-be5f-28d77b615beb" xsi:nil="true"/>
+    <lcf76f155ced4ddcb4097134ff3c332f xmlns="13c93bba-48ce-428c-bfe5-88b42c19b028">
+      <Terms xmlns="http://schemas.microsoft.com/office/infopath/2007/PartnerControls"/>
+    </lcf76f155ced4ddcb4097134ff3c332f>
+  </documentManagement>
+</p:properties>
+</file>
+
+<file path=customXml/item2.xml><?xml version="1.0" encoding="utf-8"?>
+<?mso-contentType ?>
+<FormTemplates xmlns="http://schemas.microsoft.com/sharepoint/v3/contenttype/forms">
+  <Display>DocumentLibraryForm</Display>
+  <Edit>DocumentLibraryForm</Edit>
+  <New>DocumentLibraryForm</New>
+</FormTemplates>
+</file>
+
+<file path=customXml/item3.xml><?xml version="1.0" encoding="utf-8"?>
+<b:Sources xmlns:b="http://schemas.openxmlformats.org/officeDocument/2006/bibliography" xmlns="http://schemas.openxmlformats.org/officeDocument/2006/bibliography" SelectedStyle="\APASixthEditionOfficeOnline.xsl" StyleName="APA" Version="6"/>
+</file>
+
+<file path=customXml/item4.xml><?xml version="1.0" encoding="utf-8"?>
 <ct:contentTypeSchema xmlns:ct="http://schemas.microsoft.com/office/2006/metadata/contentType" xmlns:ma="http://schemas.microsoft.com/office/2006/metadata/properties/metaAttributes" ct:_="" ma:_="" ma:contentTypeName="Documento" ma:contentTypeID="0x0101006A81D6BD42E8DF4C91013959704817E1" ma:contentTypeVersion="15" ma:contentTypeDescription="Crear nuevo documento." ma:contentTypeScope="" ma:versionID="bf4f72ffd194f0963ff564daca6869f7">
   <xsd:schema xmlns:xsd="http://www.w3.org/2001/XMLSchema" xmlns:xs="http://www.w3.org/2001/XMLSchema" xmlns:p="http://schemas.microsoft.com/office/2006/metadata/properties" xmlns:ns2="13c90a0b-73bc-4dc0-be5f-28d77b615beb" xmlns:ns3="13c93bba-48ce-428c-bfe5-88b42c19b028" targetNamespace="http://schemas.microsoft.com/office/2006/metadata/properties" ma:root="true" ma:fieldsID="8718d6f4873a5b1392a45044efa78385" ns2:_="" ns3:_="">
     <xsd:import namespace="13c90a0b-73bc-4dc0-be5f-28d77b615beb"/>
@@ -17597,31 +17971,34 @@
 </ct:contentTypeSchema>
 </file>
 
-<file path=customXml/item2.xml><?xml version="1.0" encoding="utf-8"?>
-<b:Sources xmlns:b="http://schemas.openxmlformats.org/officeDocument/2006/bibliography" xmlns="http://schemas.openxmlformats.org/officeDocument/2006/bibliography" SelectedStyle="\APASixthEditionOfficeOnline.xsl" StyleName="APA" Version="6"/>
+<file path=customXml/itemProps1.xml><?xml version="1.0" encoding="utf-8"?>
+<ds:datastoreItem xmlns:ds="http://schemas.openxmlformats.org/officeDocument/2006/customXml" ds:itemID="{1279454D-02BE-4A9C-A117-DCD1573E2608}">
+  <ds:schemaRefs>
+    <ds:schemaRef ds:uri="http://schemas.microsoft.com/office/2006/metadata/properties"/>
+    <ds:schemaRef ds:uri="http://schemas.microsoft.com/office/infopath/2007/PartnerControls"/>
+    <ds:schemaRef ds:uri="13c90a0b-73bc-4dc0-be5f-28d77b615beb"/>
+    <ds:schemaRef ds:uri="13c93bba-48ce-428c-bfe5-88b42c19b028"/>
+  </ds:schemaRefs>
+</ds:datastoreItem>
 </file>
 
-<file path=customXml/item3.xml><?xml version="1.0" encoding="utf-8"?>
-<?mso-contentType ?>
-<FormTemplates xmlns="http://schemas.microsoft.com/sharepoint/v3/contenttype/forms">
-  <Display>DocumentLibraryForm</Display>
-  <Edit>DocumentLibraryForm</Edit>
-  <New>DocumentLibraryForm</New>
-</FormTemplates>
+<file path=customXml/itemProps2.xml><?xml version="1.0" encoding="utf-8"?>
+<ds:datastoreItem xmlns:ds="http://schemas.openxmlformats.org/officeDocument/2006/customXml" ds:itemID="{10663269-2064-4804-8290-36D4A57F5557}">
+  <ds:schemaRefs>
+    <ds:schemaRef ds:uri="http://schemas.microsoft.com/sharepoint/v3/contenttype/forms"/>
+  </ds:schemaRefs>
+</ds:datastoreItem>
 </file>
 
-<file path=customXml/item4.xml><?xml version="1.0" encoding="utf-8"?>
-<p:properties xmlns:p="http://schemas.microsoft.com/office/2006/metadata/properties" xmlns:xsi="http://www.w3.org/2001/XMLSchema-instance" xmlns:pc="http://schemas.microsoft.com/office/infopath/2007/PartnerControls">
-  <documentManagement>
-    <TaxCatchAll xmlns="13c90a0b-73bc-4dc0-be5f-28d77b615beb" xsi:nil="true"/>
-    <lcf76f155ced4ddcb4097134ff3c332f xmlns="13c93bba-48ce-428c-bfe5-88b42c19b028">
-      <Terms xmlns="http://schemas.microsoft.com/office/infopath/2007/PartnerControls"/>
-    </lcf76f155ced4ddcb4097134ff3c332f>
-  </documentManagement>
-</p:properties>
+<file path=customXml/itemProps3.xml><?xml version="1.0" encoding="utf-8"?>
+<ds:datastoreItem xmlns:ds="http://schemas.openxmlformats.org/officeDocument/2006/customXml" ds:itemID="{EAE431FD-7059-4C09-804B-C9D69EB7B213}">
+  <ds:schemaRefs>
+    <ds:schemaRef ds:uri="http://schemas.openxmlformats.org/officeDocument/2006/bibliography"/>
+  </ds:schemaRefs>
+</ds:datastoreItem>
 </file>
 
-<file path=customXml/itemProps1.xml><?xml version="1.0" encoding="utf-8"?>
+<file path=customXml/itemProps4.xml><?xml version="1.0" encoding="utf-8"?>
 <ds:datastoreItem xmlns:ds="http://schemas.openxmlformats.org/officeDocument/2006/customXml" ds:itemID="{EADAB60A-EA14-4654-8E1C-CA5E0739A44D}">
   <ds:schemaRefs>
     <ds:schemaRef ds:uri="http://schemas.microsoft.com/office/2006/metadata/contentType"/>
@@ -17638,31 +18015,4 @@
     <ds:schemaRef ds:uri="http://schemas.microsoft.com/internal/obd"/>
   </ds:schemaRefs>
 </ds:datastoreItem>
-</file>
-
-<file path=customXml/itemProps2.xml><?xml version="1.0" encoding="utf-8"?>
-<ds:datastoreItem xmlns:ds="http://schemas.openxmlformats.org/officeDocument/2006/customXml" ds:itemID="{EAE431FD-7059-4C09-804B-C9D69EB7B213}">
-  <ds:schemaRefs>
-    <ds:schemaRef ds:uri="http://schemas.openxmlformats.org/officeDocument/2006/bibliography"/>
-  </ds:schemaRefs>
-</ds:datastoreItem>
-</file>
-
-<file path=customXml/itemProps3.xml><?xml version="1.0" encoding="utf-8"?>
-<ds:datastoreItem xmlns:ds="http://schemas.openxmlformats.org/officeDocument/2006/customXml" ds:itemID="{10663269-2064-4804-8290-36D4A57F5557}">
-  <ds:schemaRefs>
-    <ds:schemaRef ds:uri="http://schemas.microsoft.com/sharepoint/v3/contenttype/forms"/>
-  </ds:schemaRefs>
-</ds:datastoreItem>
-</file>
-
-<file path=customXml/itemProps4.xml><?xml version="1.0" encoding="utf-8"?>
-<ds:datastoreItem xmlns:ds="http://schemas.openxmlformats.org/officeDocument/2006/customXml" ds:itemID="{1279454D-02BE-4A9C-A117-DCD1573E2608}">
-  <ds:schemaRefs>
-    <ds:schemaRef ds:uri="http://schemas.microsoft.com/office/2006/metadata/properties"/>
-    <ds:schemaRef ds:uri="http://schemas.microsoft.com/office/infopath/2007/PartnerControls"/>
-    <ds:schemaRef ds:uri="13c90a0b-73bc-4dc0-be5f-28d77b615beb"/>
-    <ds:schemaRef ds:uri="13c93bba-48ce-428c-bfe5-88b42c19b028"/>
-  </ds:schemaRefs>
-</ds:datastoreItem>
 </file>